--- a/public/labs/os/kmp-23/ЛР4_ОС_Облікові_записи_та_права_доступу_до_файлів.docx
+++ b/public/labs/os/kmp-23/ЛР4_ОС_Облікові_записи_та_права_доступу_до_файлів.docx
@@ -315,29 +315,27 @@
     <w:p>
       <w:pPr>
         <w:pStyle w:val="SourceCode"/>
-      </w:pPr>
-      <w:r>
-        <w:rPr>
-          <w:rStyle w:val="VerbatimChar"/>
-        </w:rPr>
+        <w:spacing w:before="120" w:after="0" w:line="200" w:lineRule="auto"/>
+      </w:pPr>
+      <w:r>
         <w:t xml:space="preserve">grep student /etc/passwd</w:t>
       </w:r>
-      <w:r>
-        <w:br/>
-      </w:r>
-      <w:r>
-        <w:rPr>
-          <w:rStyle w:val="VerbatimChar"/>
-        </w:rPr>
+    </w:p>
+    <w:p>
+      <w:pPr>
+        <w:pStyle w:val="SourceCode"/>
+        <w:spacing w:before="0" w:after="0" w:line="200" w:lineRule="auto"/>
+      </w:pPr>
+      <w:r>
         <w:t xml:space="preserve"># student:x:1000:1000:Student,,,:/home/student:/bin/bash</w:t>
       </w:r>
-      <w:r>
-        <w:br/>
-      </w:r>
-      <w:r>
-        <w:rPr>
-          <w:rStyle w:val="VerbatimChar"/>
-        </w:rPr>
+    </w:p>
+    <w:p>
+      <w:pPr>
+        <w:pStyle w:val="SourceCode"/>
+        <w:spacing w:before="0" w:after="120" w:line="200" w:lineRule="auto"/>
+      </w:pPr>
+      <w:r>
         <w:t xml:space="preserve">#    ім'я :x:UID :GID :опис      :домашній      :оболонка</w:t>
       </w:r>
     </w:p>
@@ -659,65 +657,63 @@
     <w:p>
       <w:pPr>
         <w:pStyle w:val="SourceCode"/>
-      </w:pPr>
-      <w:r>
-        <w:rPr>
-          <w:rStyle w:val="VerbatimChar"/>
-        </w:rPr>
+        <w:spacing w:before="120" w:after="0" w:line="200" w:lineRule="auto"/>
+      </w:pPr>
+      <w:r>
         <w:t xml:space="preserve">sudo adduser dev1                      # інтерактивно: домашній каталог, пароль</w:t>
       </w:r>
-      <w:r>
-        <w:br/>
-      </w:r>
-      <w:r>
-        <w:rPr>
-          <w:rStyle w:val="VerbatimChar"/>
-        </w:rPr>
+    </w:p>
+    <w:p>
+      <w:pPr>
+        <w:pStyle w:val="SourceCode"/>
+        <w:spacing w:before="0" w:after="0" w:line="200" w:lineRule="auto"/>
+      </w:pPr>
+      <w:r>
         <w:t xml:space="preserve">sudo useradd -m -s /bin/bash dev2      # низькорівневий аналог</w:t>
       </w:r>
-      <w:r>
-        <w:br/>
-      </w:r>
-      <w:r>
-        <w:rPr>
-          <w:rStyle w:val="VerbatimChar"/>
-        </w:rPr>
+    </w:p>
+    <w:p>
+      <w:pPr>
+        <w:pStyle w:val="SourceCode"/>
+        <w:spacing w:before="0" w:after="0" w:line="200" w:lineRule="auto"/>
+      </w:pPr>
+      <w:r>
         <w:t xml:space="preserve">sudo passwd dev2                       # задати пароль</w:t>
       </w:r>
-      <w:r>
-        <w:br/>
-      </w:r>
-      <w:r>
-        <w:rPr>
-          <w:rStyle w:val="VerbatimChar"/>
-        </w:rPr>
+    </w:p>
+    <w:p>
+      <w:pPr>
+        <w:pStyle w:val="SourceCode"/>
+        <w:spacing w:before="0" w:after="0" w:line="200" w:lineRule="auto"/>
+      </w:pPr>
+      <w:r>
         <w:t xml:space="preserve">sudo usermod -aG developers dev1       # додати до додаткової групи</w:t>
       </w:r>
-      <w:r>
-        <w:br/>
-      </w:r>
-      <w:r>
-        <w:rPr>
-          <w:rStyle w:val="VerbatimChar"/>
-        </w:rPr>
+    </w:p>
+    <w:p>
+      <w:pPr>
+        <w:pStyle w:val="SourceCode"/>
+        <w:spacing w:before="0" w:after="0" w:line="200" w:lineRule="auto"/>
+      </w:pPr>
+      <w:r>
         <w:t xml:space="preserve">sudo usermod -L dev2                   # заблокувати обліковий запис</w:t>
       </w:r>
-      <w:r>
-        <w:br/>
-      </w:r>
-      <w:r>
-        <w:rPr>
-          <w:rStyle w:val="VerbatimChar"/>
-        </w:rPr>
+    </w:p>
+    <w:p>
+      <w:pPr>
+        <w:pStyle w:val="SourceCode"/>
+        <w:spacing w:before="0" w:after="0" w:line="200" w:lineRule="auto"/>
+      </w:pPr>
+      <w:r>
         <w:t xml:space="preserve">sudo chage -l dev1                     # терміни дії пароля</w:t>
       </w:r>
-      <w:r>
-        <w:br/>
-      </w:r>
-      <w:r>
-        <w:rPr>
-          <w:rStyle w:val="VerbatimChar"/>
-        </w:rPr>
+    </w:p>
+    <w:p>
+      <w:pPr>
+        <w:pStyle w:val="SourceCode"/>
+        <w:spacing w:before="0" w:after="120" w:line="200" w:lineRule="auto"/>
+      </w:pPr>
+      <w:r>
         <w:t xml:space="preserve">sudo deluser --remove-home dev2        # видалити разом із домашнім каталогом</w:t>
       </w:r>
     </w:p>
@@ -804,56 +800,54 @@
     <w:p>
       <w:pPr>
         <w:pStyle w:val="SourceCode"/>
-      </w:pPr>
-      <w:r>
-        <w:rPr>
-          <w:rStyle w:val="VerbatimChar"/>
-        </w:rPr>
+        <w:spacing w:before="120" w:after="0" w:line="200" w:lineRule="auto"/>
+      </w:pPr>
+      <w:r>
         <w:t xml:space="preserve">sudo groupadd developers</w:t>
       </w:r>
-      <w:r>
-        <w:br/>
-      </w:r>
-      <w:r>
-        <w:rPr>
-          <w:rStyle w:val="VerbatimChar"/>
-        </w:rPr>
+    </w:p>
+    <w:p>
+      <w:pPr>
+        <w:pStyle w:val="SourceCode"/>
+        <w:spacing w:before="0" w:after="0" w:line="200" w:lineRule="auto"/>
+      </w:pPr>
+      <w:r>
         <w:t xml:space="preserve">sudo groupadd -g 2000 testers          # з явним GID</w:t>
       </w:r>
-      <w:r>
-        <w:br/>
-      </w:r>
-      <w:r>
-        <w:rPr>
-          <w:rStyle w:val="VerbatimChar"/>
-        </w:rPr>
+    </w:p>
+    <w:p>
+      <w:pPr>
+        <w:pStyle w:val="SourceCode"/>
+        <w:spacing w:before="0" w:after="0" w:line="200" w:lineRule="auto"/>
+      </w:pPr>
+      <w:r>
         <w:t xml:space="preserve">id dev1                                # усі групи користувача</w:t>
       </w:r>
-      <w:r>
-        <w:br/>
-      </w:r>
-      <w:r>
-        <w:rPr>
-          <w:rStyle w:val="VerbatimChar"/>
-        </w:rPr>
+    </w:p>
+    <w:p>
+      <w:pPr>
+        <w:pStyle w:val="SourceCode"/>
+        <w:spacing w:before="0" w:after="0" w:line="200" w:lineRule="auto"/>
+      </w:pPr>
+      <w:r>
         <w:t xml:space="preserve">groups dev1</w:t>
       </w:r>
-      <w:r>
-        <w:br/>
-      </w:r>
-      <w:r>
-        <w:rPr>
-          <w:rStyle w:val="VerbatimChar"/>
-        </w:rPr>
+    </w:p>
+    <w:p>
+      <w:pPr>
+        <w:pStyle w:val="SourceCode"/>
+        <w:spacing w:before="0" w:after="0" w:line="200" w:lineRule="auto"/>
+      </w:pPr>
+      <w:r>
         <w:t xml:space="preserve">getent group developers                # склад групи</w:t>
       </w:r>
-      <w:r>
-        <w:br/>
-      </w:r>
-      <w:r>
-        <w:rPr>
-          <w:rStyle w:val="VerbatimChar"/>
-        </w:rPr>
+    </w:p>
+    <w:p>
+      <w:pPr>
+        <w:pStyle w:val="SourceCode"/>
+        <w:spacing w:before="0" w:after="120" w:line="200" w:lineRule="auto"/>
+      </w:pPr>
+      <w:r>
         <w:t xml:space="preserve">sudo gpasswd -d dev1 developers        # вилучити з групи</w:t>
       </w:r>
     </w:p>
@@ -952,74 +946,72 @@
     <w:p>
       <w:pPr>
         <w:pStyle w:val="SourceCode"/>
-      </w:pPr>
-      <w:r>
-        <w:rPr>
-          <w:rStyle w:val="VerbatimChar"/>
-        </w:rPr>
+        <w:spacing w:before="120" w:after="0" w:line="200" w:lineRule="auto"/>
+      </w:pPr>
+      <w:r>
         <w:t xml:space="preserve">-rwxr-x---  1 dev1 developers  4096 вер 18 11:20 script.sh</w:t>
       </w:r>
-      <w:r>
-        <w:br/>
-      </w:r>
-      <w:r>
-        <w:rPr>
-          <w:rStyle w:val="VerbatimChar"/>
-        </w:rPr>
+    </w:p>
+    <w:p>
+      <w:pPr>
+        <w:pStyle w:val="SourceCode"/>
+        <w:spacing w:before="0" w:after="0" w:line="200" w:lineRule="auto"/>
+      </w:pPr>
+      <w:r>
         <w:t xml:space="preserve">│└┬┘└┬┘└┬┘     └┬─┘ └───┬────┘</w:t>
       </w:r>
-      <w:r>
-        <w:br/>
-      </w:r>
-      <w:r>
-        <w:rPr>
-          <w:rStyle w:val="VerbatimChar"/>
-        </w:rPr>
+    </w:p>
+    <w:p>
+      <w:pPr>
+        <w:pStyle w:val="SourceCode"/>
+        <w:spacing w:before="0" w:after="0" w:line="200" w:lineRule="auto"/>
+      </w:pPr>
+      <w:r>
         <w:t xml:space="preserve">│ │  │  │       │       └── група-власник</w:t>
       </w:r>
-      <w:r>
-        <w:br/>
-      </w:r>
-      <w:r>
-        <w:rPr>
-          <w:rStyle w:val="VerbatimChar"/>
-        </w:rPr>
+    </w:p>
+    <w:p>
+      <w:pPr>
+        <w:pStyle w:val="SourceCode"/>
+        <w:spacing w:before="0" w:after="0" w:line="200" w:lineRule="auto"/>
+      </w:pPr>
+      <w:r>
         <w:t xml:space="preserve">│ │  │  │       └────────── власник</w:t>
       </w:r>
-      <w:r>
-        <w:br/>
-      </w:r>
-      <w:r>
-        <w:rPr>
-          <w:rStyle w:val="VerbatimChar"/>
-        </w:rPr>
+    </w:p>
+    <w:p>
+      <w:pPr>
+        <w:pStyle w:val="SourceCode"/>
+        <w:spacing w:before="0" w:after="0" w:line="200" w:lineRule="auto"/>
+      </w:pPr>
+      <w:r>
         <w:t xml:space="preserve">│ │  │  └────────────────── права інших: немає</w:t>
       </w:r>
-      <w:r>
-        <w:br/>
-      </w:r>
-      <w:r>
-        <w:rPr>
-          <w:rStyle w:val="VerbatimChar"/>
-        </w:rPr>
+    </w:p>
+    <w:p>
+      <w:pPr>
+        <w:pStyle w:val="SourceCode"/>
+        <w:spacing w:before="0" w:after="0" w:line="200" w:lineRule="auto"/>
+      </w:pPr>
+      <w:r>
         <w:t xml:space="preserve">│ │  └───────────────────── права групи: читання й виконання</w:t>
       </w:r>
-      <w:r>
-        <w:br/>
-      </w:r>
-      <w:r>
-        <w:rPr>
-          <w:rStyle w:val="VerbatimChar"/>
-        </w:rPr>
+    </w:p>
+    <w:p>
+      <w:pPr>
+        <w:pStyle w:val="SourceCode"/>
+        <w:spacing w:before="0" w:after="0" w:line="200" w:lineRule="auto"/>
+      </w:pPr>
+      <w:r>
         <w:t xml:space="preserve">│ └──────────────────────── права власника: читання, запис, виконання</w:t>
       </w:r>
-      <w:r>
-        <w:br/>
-      </w:r>
-      <w:r>
-        <w:rPr>
-          <w:rStyle w:val="VerbatimChar"/>
-        </w:rPr>
+    </w:p>
+    <w:p>
+      <w:pPr>
+        <w:pStyle w:val="SourceCode"/>
+        <w:spacing w:before="0" w:after="120" w:line="200" w:lineRule="auto"/>
+      </w:pPr>
+      <w:r>
         <w:t xml:space="preserve">└────────────────────────── тип: - звичайний файл, d каталог, l посилання</w:t>
       </w:r>
     </w:p>
@@ -1399,47 +1391,45 @@
     <w:p>
       <w:pPr>
         <w:pStyle w:val="SourceCode"/>
-      </w:pPr>
-      <w:r>
-        <w:rPr>
-          <w:rStyle w:val="VerbatimChar"/>
-        </w:rPr>
+        <w:spacing w:before="120" w:after="0" w:line="200" w:lineRule="auto"/>
+      </w:pPr>
+      <w:r>
         <w:t xml:space="preserve">chmod 750 script.sh                    # числовий спосіб</w:t>
       </w:r>
-      <w:r>
-        <w:br/>
-      </w:r>
-      <w:r>
-        <w:rPr>
-          <w:rStyle w:val="VerbatimChar"/>
-        </w:rPr>
+    </w:p>
+    <w:p>
+      <w:pPr>
+        <w:pStyle w:val="SourceCode"/>
+        <w:spacing w:before="0" w:after="0" w:line="200" w:lineRule="auto"/>
+      </w:pPr>
+      <w:r>
         <w:t xml:space="preserve">chmod u+x,g-w,o= script.sh             # символьний спосіб</w:t>
       </w:r>
-      <w:r>
-        <w:br/>
-      </w:r>
-      <w:r>
-        <w:rPr>
-          <w:rStyle w:val="VerbatimChar"/>
-        </w:rPr>
+    </w:p>
+    <w:p>
+      <w:pPr>
+        <w:pStyle w:val="SourceCode"/>
+        <w:spacing w:before="0" w:after="0" w:line="200" w:lineRule="auto"/>
+      </w:pPr>
+      <w:r>
         <w:t xml:space="preserve">chmod -R g+rX /srv/team                # рекурсивно, X лише для каталогів</w:t>
       </w:r>
-      <w:r>
-        <w:br/>
-      </w:r>
-      <w:r>
-        <w:rPr>
-          <w:rStyle w:val="VerbatimChar"/>
-        </w:rPr>
+    </w:p>
+    <w:p>
+      <w:pPr>
+        <w:pStyle w:val="SourceCode"/>
+        <w:spacing w:before="0" w:after="0" w:line="200" w:lineRule="auto"/>
+      </w:pPr>
+      <w:r>
         <w:t xml:space="preserve">sudo chown dev1:developers report.txt  # змінити власника й групу</w:t>
       </w:r>
-      <w:r>
-        <w:br/>
-      </w:r>
-      <w:r>
-        <w:rPr>
-          <w:rStyle w:val="VerbatimChar"/>
-        </w:rPr>
+    </w:p>
+    <w:p>
+      <w:pPr>
+        <w:pStyle w:val="SourceCode"/>
+        <w:spacing w:before="0" w:after="120" w:line="200" w:lineRule="auto"/>
+      </w:pPr>
+      <w:r>
         <w:t xml:space="preserve">sudo chgrp developers report.txt       # лише групу</w:t>
       </w:r>
     </w:p>
@@ -1550,47 +1540,45 @@
     <w:p>
       <w:pPr>
         <w:pStyle w:val="SourceCode"/>
-      </w:pPr>
-      <w:r>
-        <w:rPr>
-          <w:rStyle w:val="VerbatimChar"/>
-        </w:rPr>
+        <w:spacing w:before="120" w:after="0" w:line="200" w:lineRule="auto"/>
+      </w:pPr>
+      <w:r>
         <w:t xml:space="preserve">umask                                  # поточна маска, зазвичай 0022</w:t>
       </w:r>
-      <w:r>
-        <w:br/>
-      </w:r>
-      <w:r>
-        <w:rPr>
-          <w:rStyle w:val="VerbatimChar"/>
-        </w:rPr>
+    </w:p>
+    <w:p>
+      <w:pPr>
+        <w:pStyle w:val="SourceCode"/>
+        <w:spacing w:before="0" w:after="0" w:line="200" w:lineRule="auto"/>
+      </w:pPr>
+      <w:r>
         <w:t xml:space="preserve">umask -S                               # у символьному вигляді</w:t>
       </w:r>
-      <w:r>
-        <w:br/>
-      </w:r>
-      <w:r>
-        <w:rPr>
-          <w:rStyle w:val="VerbatimChar"/>
-        </w:rPr>
+    </w:p>
+    <w:p>
+      <w:pPr>
+        <w:pStyle w:val="SourceCode"/>
+        <w:spacing w:before="0" w:after="0" w:line="200" w:lineRule="auto"/>
+      </w:pPr>
+      <w:r>
         <w:t xml:space="preserve">touch a.txt &amp;&amp; ls -l a.txt             # 644 = 666 - 022</w:t>
       </w:r>
-      <w:r>
-        <w:br/>
-      </w:r>
-      <w:r>
-        <w:rPr>
-          <w:rStyle w:val="VerbatimChar"/>
-        </w:rPr>
+    </w:p>
+    <w:p>
+      <w:pPr>
+        <w:pStyle w:val="SourceCode"/>
+        <w:spacing w:before="0" w:after="0" w:line="200" w:lineRule="auto"/>
+      </w:pPr>
+      <w:r>
         <w:t xml:space="preserve">mkdir d &amp;&amp; ls -ld d                    # 755 = 777 - 022</w:t>
       </w:r>
-      <w:r>
-        <w:br/>
-      </w:r>
-      <w:r>
-        <w:rPr>
-          <w:rStyle w:val="VerbatimChar"/>
-        </w:rPr>
+    </w:p>
+    <w:p>
+      <w:pPr>
+        <w:pStyle w:val="SourceCode"/>
+        <w:spacing w:before="0" w:after="120" w:line="200" w:lineRule="auto"/>
+      </w:pPr>
+      <w:r>
         <w:t xml:space="preserve">umask 077                              # приватний режим: 600 і 700</w:t>
       </w:r>
     </w:p>
@@ -1798,38 +1786,36 @@
     <w:p>
       <w:pPr>
         <w:pStyle w:val="SourceCode"/>
-      </w:pPr>
-      <w:r>
-        <w:rPr>
-          <w:rStyle w:val="VerbatimChar"/>
-        </w:rPr>
+        <w:spacing w:before="120" w:after="0" w:line="200" w:lineRule="auto"/>
+      </w:pPr>
+      <w:r>
         <w:t xml:space="preserve">ls -l /usr/bin/passwd                  # -rwsr-xr-x  → SUID</w:t>
       </w:r>
-      <w:r>
-        <w:br/>
-      </w:r>
-      <w:r>
-        <w:rPr>
-          <w:rStyle w:val="VerbatimChar"/>
-        </w:rPr>
+    </w:p>
+    <w:p>
+      <w:pPr>
+        <w:pStyle w:val="SourceCode"/>
+        <w:spacing w:before="0" w:after="0" w:line="200" w:lineRule="auto"/>
+      </w:pPr>
+      <w:r>
         <w:t xml:space="preserve">ls -ld /tmp                            # drwxrwxrwt  → sticky</w:t>
       </w:r>
-      <w:r>
-        <w:br/>
-      </w:r>
-      <w:r>
-        <w:rPr>
-          <w:rStyle w:val="VerbatimChar"/>
-        </w:rPr>
+    </w:p>
+    <w:p>
+      <w:pPr>
+        <w:pStyle w:val="SourceCode"/>
+        <w:spacing w:before="0" w:after="0" w:line="200" w:lineRule="auto"/>
+      </w:pPr>
+      <w:r>
         <w:t xml:space="preserve">sudo chmod 2770 /srv/team              # SGID для спільного каталогу</w:t>
       </w:r>
-      <w:r>
-        <w:br/>
-      </w:r>
-      <w:r>
-        <w:rPr>
-          <w:rStyle w:val="VerbatimChar"/>
-        </w:rPr>
+    </w:p>
+    <w:p>
+      <w:pPr>
+        <w:pStyle w:val="SourceCode"/>
+        <w:spacing w:before="0" w:after="120" w:line="200" w:lineRule="auto"/>
+      </w:pPr>
+      <w:r>
         <w:t xml:space="preserve">sudo chmod +t /srv/team                # додати sticky</w:t>
       </w:r>
     </w:p>
@@ -1862,47 +1848,45 @@
     <w:p>
       <w:pPr>
         <w:pStyle w:val="SourceCode"/>
-      </w:pPr>
-      <w:r>
-        <w:rPr>
-          <w:rStyle w:val="VerbatimChar"/>
-        </w:rPr>
+        <w:spacing w:before="120" w:after="0" w:line="200" w:lineRule="auto"/>
+      </w:pPr>
+      <w:r>
         <w:t xml:space="preserve">getfacl report.txt                     # переглянути список</w:t>
       </w:r>
-      <w:r>
-        <w:br/>
-      </w:r>
-      <w:r>
-        <w:rPr>
-          <w:rStyle w:val="VerbatimChar"/>
-        </w:rPr>
+    </w:p>
+    <w:p>
+      <w:pPr>
+        <w:pStyle w:val="SourceCode"/>
+        <w:spacing w:before="0" w:after="0" w:line="200" w:lineRule="auto"/>
+      </w:pPr>
+      <w:r>
         <w:t xml:space="preserve">setfacl -m u:dev2:rw report.txt        # дати конкретному користувачу</w:t>
       </w:r>
-      <w:r>
-        <w:br/>
-      </w:r>
-      <w:r>
-        <w:rPr>
-          <w:rStyle w:val="VerbatimChar"/>
-        </w:rPr>
+    </w:p>
+    <w:p>
+      <w:pPr>
+        <w:pStyle w:val="SourceCode"/>
+        <w:spacing w:before="0" w:after="0" w:line="200" w:lineRule="auto"/>
+      </w:pPr>
+      <w:r>
         <w:t xml:space="preserve">setfacl -m g:testers:r report.txt      # дати конкретній групі</w:t>
       </w:r>
-      <w:r>
-        <w:br/>
-      </w:r>
-      <w:r>
-        <w:rPr>
-          <w:rStyle w:val="VerbatimChar"/>
-        </w:rPr>
+    </w:p>
+    <w:p>
+      <w:pPr>
+        <w:pStyle w:val="SourceCode"/>
+        <w:spacing w:before="0" w:after="0" w:line="200" w:lineRule="auto"/>
+      </w:pPr>
+      <w:r>
         <w:t xml:space="preserve">setfacl -x u:dev2 report.txt           # прибрати запис</w:t>
       </w:r>
-      <w:r>
-        <w:br/>
-      </w:r>
-      <w:r>
-        <w:rPr>
-          <w:rStyle w:val="VerbatimChar"/>
-        </w:rPr>
+    </w:p>
+    <w:p>
+      <w:pPr>
+        <w:pStyle w:val="SourceCode"/>
+        <w:spacing w:before="0" w:after="120" w:line="200" w:lineRule="auto"/>
+      </w:pPr>
+      <w:r>
         <w:t xml:space="preserve">setfacl -d -m g:developers:rwx /srv/team   # права за замовчуванням для нових файлів</w:t>
       </w:r>
     </w:p>
@@ -1976,119 +1960,126 @@
     <w:p>
       <w:pPr>
         <w:pStyle w:val="SourceCode"/>
-      </w:pPr>
-      <w:r>
-        <w:rPr>
-          <w:rStyle w:val="VerbatimChar"/>
-        </w:rPr>
+        <w:spacing w:before="120" w:after="0" w:line="200" w:lineRule="auto"/>
+      </w:pPr>
+      <w:r>
         <w:t xml:space="preserve">student@lab-vm:~$ sudo groupadd developers</w:t>
       </w:r>
-      <w:r>
-        <w:br/>
-      </w:r>
-      <w:r>
-        <w:rPr>
-          <w:rStyle w:val="VerbatimChar"/>
-        </w:rPr>
+    </w:p>
+    <w:p>
+      <w:pPr>
+        <w:pStyle w:val="SourceCode"/>
+        <w:spacing w:before="0" w:after="0" w:line="200" w:lineRule="auto"/>
+      </w:pPr>
+      <w:r>
         <w:t xml:space="preserve">student@lab-vm:~$ sudo adduser dev1 --gecos "Developer One" --disabled-password</w:t>
       </w:r>
-      <w:r>
-        <w:br/>
-      </w:r>
-      <w:r>
-        <w:rPr>
-          <w:rStyle w:val="VerbatimChar"/>
-        </w:rPr>
+    </w:p>
+    <w:p>
+      <w:pPr>
+        <w:pStyle w:val="SourceCode"/>
+        <w:spacing w:before="0" w:after="0" w:line="200" w:lineRule="auto"/>
+      </w:pPr>
+      <w:r>
         <w:t xml:space="preserve">Adding user `dev1' ...</w:t>
       </w:r>
-      <w:r>
-        <w:br/>
-      </w:r>
-      <w:r>
-        <w:rPr>
-          <w:rStyle w:val="VerbatimChar"/>
-        </w:rPr>
+    </w:p>
+    <w:p>
+      <w:pPr>
+        <w:pStyle w:val="SourceCode"/>
+        <w:spacing w:before="0" w:after="0" w:line="200" w:lineRule="auto"/>
+      </w:pPr>
+      <w:r>
         <w:t xml:space="preserve">Creating home directory `/home/dev1' ...</w:t>
       </w:r>
-      <w:r>
-        <w:br/>
-      </w:r>
-      <w:r>
-        <w:rPr>
-          <w:rStyle w:val="VerbatimChar"/>
-        </w:rPr>
+    </w:p>
+    <w:p>
+      <w:pPr>
+        <w:pStyle w:val="SourceCode"/>
+        <w:spacing w:before="0" w:after="0" w:line="200" w:lineRule="auto"/>
+      </w:pPr>
+      <w:r>
         <w:t xml:space="preserve">Copying files from `/etc/skel' ...</w:t>
       </w:r>
-      <w:r>
-        <w:br/>
-      </w:r>
-      <w:r>
-        <w:br/>
-      </w:r>
-      <w:r>
-        <w:rPr>
-          <w:rStyle w:val="VerbatimChar"/>
-        </w:rPr>
+    </w:p>
+    <w:p>
+      <w:pPr>
+        <w:pStyle w:val="SourceCode"/>
+        <w:spacing w:before="0" w:after="0" w:line="200" w:lineRule="auto"/>
+      </w:pPr>
+    </w:p>
+    <w:p>
+      <w:pPr>
+        <w:pStyle w:val="SourceCode"/>
+        <w:spacing w:before="0" w:after="0" w:line="200" w:lineRule="auto"/>
+      </w:pPr>
+      <w:r>
         <w:t xml:space="preserve">student@lab-vm:~$ sudo adduser dev2 --gecos "Developer Two" --disabled-password</w:t>
       </w:r>
-      <w:r>
-        <w:br/>
-      </w:r>
-      <w:r>
-        <w:rPr>
-          <w:rStyle w:val="VerbatimChar"/>
-        </w:rPr>
+    </w:p>
+    <w:p>
+      <w:pPr>
+        <w:pStyle w:val="SourceCode"/>
+        <w:spacing w:before="0" w:after="0" w:line="200" w:lineRule="auto"/>
+      </w:pPr>
+      <w:r>
         <w:t xml:space="preserve">student@lab-vm:~$ sudo usermod -aG developers dev1</w:t>
       </w:r>
-      <w:r>
-        <w:br/>
-      </w:r>
-      <w:r>
-        <w:rPr>
-          <w:rStyle w:val="VerbatimChar"/>
-        </w:rPr>
+    </w:p>
+    <w:p>
+      <w:pPr>
+        <w:pStyle w:val="SourceCode"/>
+        <w:spacing w:before="0" w:after="0" w:line="200" w:lineRule="auto"/>
+      </w:pPr>
+      <w:r>
         <w:t xml:space="preserve">student@lab-vm:~$ sudo usermod -aG developers dev2</w:t>
       </w:r>
-      <w:r>
-        <w:br/>
-      </w:r>
-      <w:r>
-        <w:br/>
-      </w:r>
-      <w:r>
-        <w:rPr>
-          <w:rStyle w:val="VerbatimChar"/>
-        </w:rPr>
+    </w:p>
+    <w:p>
+      <w:pPr>
+        <w:pStyle w:val="SourceCode"/>
+        <w:spacing w:before="0" w:after="0" w:line="200" w:lineRule="auto"/>
+      </w:pPr>
+    </w:p>
+    <w:p>
+      <w:pPr>
+        <w:pStyle w:val="SourceCode"/>
+        <w:spacing w:before="0" w:after="0" w:line="200" w:lineRule="auto"/>
+      </w:pPr>
+      <w:r>
         <w:t xml:space="preserve">student@lab-vm:~$ id dev1</w:t>
       </w:r>
-      <w:r>
-        <w:br/>
-      </w:r>
-      <w:r>
-        <w:rPr>
-          <w:rStyle w:val="VerbatimChar"/>
-        </w:rPr>
+    </w:p>
+    <w:p>
+      <w:pPr>
+        <w:pStyle w:val="SourceCode"/>
+        <w:spacing w:before="0" w:after="0" w:line="200" w:lineRule="auto"/>
+      </w:pPr>
+      <w:r>
         <w:t xml:space="preserve">uid=1001(dev1) gid=1001(dev1) groups=1001(dev1),1003(developers)</w:t>
       </w:r>
-      <w:r>
-        <w:br/>
-      </w:r>
-      <w:r>
-        <w:br/>
-      </w:r>
-      <w:r>
-        <w:rPr>
-          <w:rStyle w:val="VerbatimChar"/>
-        </w:rPr>
+    </w:p>
+    <w:p>
+      <w:pPr>
+        <w:pStyle w:val="SourceCode"/>
+        <w:spacing w:before="0" w:after="0" w:line="200" w:lineRule="auto"/>
+      </w:pPr>
+    </w:p>
+    <w:p>
+      <w:pPr>
+        <w:pStyle w:val="SourceCode"/>
+        <w:spacing w:before="0" w:after="0" w:line="200" w:lineRule="auto"/>
+      </w:pPr>
+      <w:r>
         <w:t xml:space="preserve">student@lab-vm:~$ getent group developers</w:t>
       </w:r>
-      <w:r>
-        <w:br/>
-      </w:r>
-      <w:r>
-        <w:rPr>
-          <w:rStyle w:val="VerbatimChar"/>
-        </w:rPr>
+    </w:p>
+    <w:p>
+      <w:pPr>
+        <w:pStyle w:val="SourceCode"/>
+        <w:spacing w:before="0" w:after="120" w:line="200" w:lineRule="auto"/>
+      </w:pPr>
+      <w:r>
         <w:t xml:space="preserve">developers:x:1003:dev1,dev2</w:t>
       </w:r>
     </w:p>
@@ -2128,146 +2119,153 @@
     <w:p>
       <w:pPr>
         <w:pStyle w:val="SourceCode"/>
-      </w:pPr>
-      <w:r>
-        <w:rPr>
-          <w:rStyle w:val="VerbatimChar"/>
-        </w:rPr>
+        <w:spacing w:before="120" w:after="0" w:line="200" w:lineRule="auto"/>
+      </w:pPr>
+      <w:r>
         <w:t xml:space="preserve">student@lab-vm:~$ grep -E "dev1|dev2" /etc/passwd</w:t>
       </w:r>
-      <w:r>
-        <w:br/>
-      </w:r>
-      <w:r>
-        <w:rPr>
-          <w:rStyle w:val="VerbatimChar"/>
-        </w:rPr>
+    </w:p>
+    <w:p>
+      <w:pPr>
+        <w:pStyle w:val="SourceCode"/>
+        <w:spacing w:before="0" w:after="0" w:line="200" w:lineRule="auto"/>
+      </w:pPr>
+      <w:r>
         <w:t xml:space="preserve">dev1:x:1001:1001:Developer One,,,:/home/dev1:/bin/bash</w:t>
       </w:r>
-      <w:r>
-        <w:br/>
-      </w:r>
-      <w:r>
-        <w:rPr>
-          <w:rStyle w:val="VerbatimChar"/>
-        </w:rPr>
+    </w:p>
+    <w:p>
+      <w:pPr>
+        <w:pStyle w:val="SourceCode"/>
+        <w:spacing w:before="0" w:after="0" w:line="200" w:lineRule="auto"/>
+      </w:pPr>
+      <w:r>
         <w:t xml:space="preserve">dev2:x:1002:1002:Developer Two,,,:/home/dev2:/bin/bash</w:t>
       </w:r>
-      <w:r>
-        <w:br/>
-      </w:r>
-      <w:r>
-        <w:br/>
-      </w:r>
-      <w:r>
-        <w:rPr>
-          <w:rStyle w:val="VerbatimChar"/>
-        </w:rPr>
+    </w:p>
+    <w:p>
+      <w:pPr>
+        <w:pStyle w:val="SourceCode"/>
+        <w:spacing w:before="0" w:after="0" w:line="200" w:lineRule="auto"/>
+      </w:pPr>
+    </w:p>
+    <w:p>
+      <w:pPr>
+        <w:pStyle w:val="SourceCode"/>
+        <w:spacing w:before="0" w:after="0" w:line="200" w:lineRule="auto"/>
+      </w:pPr>
+      <w:r>
         <w:t xml:space="preserve">student@lab-vm:~$ sudo grep dev1 /etc/shadow | cut -c1-40</w:t>
       </w:r>
-      <w:r>
-        <w:br/>
-      </w:r>
-      <w:r>
-        <w:rPr>
-          <w:rStyle w:val="VerbatimChar"/>
-        </w:rPr>
+    </w:p>
+    <w:p>
+      <w:pPr>
+        <w:pStyle w:val="SourceCode"/>
+        <w:spacing w:before="0" w:after="0" w:line="200" w:lineRule="auto"/>
+      </w:pPr>
+      <w:r>
         <w:t xml:space="preserve">dev1:!:20349:0:99999:7:::</w:t>
       </w:r>
-      <w:r>
-        <w:br/>
-      </w:r>
-      <w:r>
-        <w:br/>
-      </w:r>
-      <w:r>
-        <w:rPr>
-          <w:rStyle w:val="VerbatimChar"/>
-        </w:rPr>
+    </w:p>
+    <w:p>
+      <w:pPr>
+        <w:pStyle w:val="SourceCode"/>
+        <w:spacing w:before="0" w:after="0" w:line="200" w:lineRule="auto"/>
+      </w:pPr>
+    </w:p>
+    <w:p>
+      <w:pPr>
+        <w:pStyle w:val="SourceCode"/>
+        <w:spacing w:before="0" w:after="0" w:line="200" w:lineRule="auto"/>
+      </w:pPr>
+      <w:r>
         <w:t xml:space="preserve">student@lab-vm:~$ awk -F: '$3 &lt; 1000 {print $1}' /etc/passwd | head -5</w:t>
       </w:r>
-      <w:r>
-        <w:br/>
-      </w:r>
-      <w:r>
-        <w:rPr>
-          <w:rStyle w:val="VerbatimChar"/>
-        </w:rPr>
+    </w:p>
+    <w:p>
+      <w:pPr>
+        <w:pStyle w:val="SourceCode"/>
+        <w:spacing w:before="0" w:after="0" w:line="200" w:lineRule="auto"/>
+      </w:pPr>
+      <w:r>
         <w:t xml:space="preserve">root</w:t>
       </w:r>
-      <w:r>
-        <w:br/>
-      </w:r>
-      <w:r>
-        <w:rPr>
-          <w:rStyle w:val="VerbatimChar"/>
-        </w:rPr>
+    </w:p>
+    <w:p>
+      <w:pPr>
+        <w:pStyle w:val="SourceCode"/>
+        <w:spacing w:before="0" w:after="0" w:line="200" w:lineRule="auto"/>
+      </w:pPr>
+      <w:r>
         <w:t xml:space="preserve">daemon</w:t>
       </w:r>
-      <w:r>
-        <w:br/>
-      </w:r>
-      <w:r>
-        <w:rPr>
-          <w:rStyle w:val="VerbatimChar"/>
-        </w:rPr>
+    </w:p>
+    <w:p>
+      <w:pPr>
+        <w:pStyle w:val="SourceCode"/>
+        <w:spacing w:before="0" w:after="0" w:line="200" w:lineRule="auto"/>
+      </w:pPr>
+      <w:r>
         <w:t xml:space="preserve">bin</w:t>
       </w:r>
-      <w:r>
-        <w:br/>
-      </w:r>
-      <w:r>
-        <w:rPr>
-          <w:rStyle w:val="VerbatimChar"/>
-        </w:rPr>
+    </w:p>
+    <w:p>
+      <w:pPr>
+        <w:pStyle w:val="SourceCode"/>
+        <w:spacing w:before="0" w:after="0" w:line="200" w:lineRule="auto"/>
+      </w:pPr>
+      <w:r>
         <w:t xml:space="preserve">sys</w:t>
       </w:r>
-      <w:r>
-        <w:br/>
-      </w:r>
-      <w:r>
-        <w:rPr>
-          <w:rStyle w:val="VerbatimChar"/>
-        </w:rPr>
+    </w:p>
+    <w:p>
+      <w:pPr>
+        <w:pStyle w:val="SourceCode"/>
+        <w:spacing w:before="0" w:after="0" w:line="200" w:lineRule="auto"/>
+      </w:pPr>
+      <w:r>
         <w:t xml:space="preserve">sync</w:t>
       </w:r>
-      <w:r>
-        <w:br/>
-      </w:r>
-      <w:r>
-        <w:br/>
-      </w:r>
-      <w:r>
-        <w:rPr>
-          <w:rStyle w:val="VerbatimChar"/>
-        </w:rPr>
+    </w:p>
+    <w:p>
+      <w:pPr>
+        <w:pStyle w:val="SourceCode"/>
+        <w:spacing w:before="0" w:after="0" w:line="200" w:lineRule="auto"/>
+      </w:pPr>
+    </w:p>
+    <w:p>
+      <w:pPr>
+        <w:pStyle w:val="SourceCode"/>
+        <w:spacing w:before="0" w:after="0" w:line="200" w:lineRule="auto"/>
+      </w:pPr>
+      <w:r>
         <w:t xml:space="preserve">student@lab-vm:~$ awk -F: '$3 &gt;= 1000 &amp;&amp; $3 &lt; 65534 {print $1, $3}' /etc/passwd</w:t>
       </w:r>
-      <w:r>
-        <w:br/>
-      </w:r>
-      <w:r>
-        <w:rPr>
-          <w:rStyle w:val="VerbatimChar"/>
-        </w:rPr>
+    </w:p>
+    <w:p>
+      <w:pPr>
+        <w:pStyle w:val="SourceCode"/>
+        <w:spacing w:before="0" w:after="0" w:line="200" w:lineRule="auto"/>
+      </w:pPr>
+      <w:r>
         <w:t xml:space="preserve">student 1000</w:t>
       </w:r>
-      <w:r>
-        <w:br/>
-      </w:r>
-      <w:r>
-        <w:rPr>
-          <w:rStyle w:val="VerbatimChar"/>
-        </w:rPr>
+    </w:p>
+    <w:p>
+      <w:pPr>
+        <w:pStyle w:val="SourceCode"/>
+        <w:spacing w:before="0" w:after="0" w:line="200" w:lineRule="auto"/>
+      </w:pPr>
+      <w:r>
         <w:t xml:space="preserve">dev1 1001</w:t>
       </w:r>
-      <w:r>
-        <w:br/>
-      </w:r>
-      <w:r>
-        <w:rPr>
-          <w:rStyle w:val="VerbatimChar"/>
-        </w:rPr>
+    </w:p>
+    <w:p>
+      <w:pPr>
+        <w:pStyle w:val="SourceCode"/>
+        <w:spacing w:before="0" w:after="120" w:line="200" w:lineRule="auto"/>
+      </w:pPr>
+      <w:r>
         <w:t xml:space="preserve">dev2 1002</w:t>
       </w:r>
     </w:p>
@@ -2304,131 +2302,141 @@
     <w:p>
       <w:pPr>
         <w:pStyle w:val="SourceCode"/>
-      </w:pPr>
-      <w:r>
-        <w:rPr>
-          <w:rStyle w:val="VerbatimChar"/>
-        </w:rPr>
+        <w:spacing w:before="120" w:after="0" w:line="200" w:lineRule="auto"/>
+      </w:pPr>
+      <w:r>
         <w:t xml:space="preserve">student@lab-vm:~$ mkdir -p ~/lab8 &amp;&amp; cd ~/lab8</w:t>
       </w:r>
-      <w:r>
-        <w:br/>
-      </w:r>
-      <w:r>
-        <w:rPr>
-          <w:rStyle w:val="VerbatimChar"/>
-        </w:rPr>
+    </w:p>
+    <w:p>
+      <w:pPr>
+        <w:pStyle w:val="SourceCode"/>
+        <w:spacing w:before="0" w:after="0" w:line="200" w:lineRule="auto"/>
+      </w:pPr>
+      <w:r>
         <w:t xml:space="preserve">student@lab-vm:~/lab8$ echo "echo Привіт" &gt; script.sh</w:t>
       </w:r>
-      <w:r>
-        <w:br/>
-      </w:r>
-      <w:r>
-        <w:rPr>
-          <w:rStyle w:val="VerbatimChar"/>
-        </w:rPr>
+    </w:p>
+    <w:p>
+      <w:pPr>
+        <w:pStyle w:val="SourceCode"/>
+        <w:spacing w:before="0" w:after="0" w:line="200" w:lineRule="auto"/>
+      </w:pPr>
+      <w:r>
         <w:t xml:space="preserve">student@lab-vm:~/lab8$ ls -l script.sh</w:t>
       </w:r>
-      <w:r>
-        <w:br/>
-      </w:r>
-      <w:r>
-        <w:rPr>
-          <w:rStyle w:val="VerbatimChar"/>
-        </w:rPr>
+    </w:p>
+    <w:p>
+      <w:pPr>
+        <w:pStyle w:val="SourceCode"/>
+        <w:spacing w:before="0" w:after="0" w:line="200" w:lineRule="auto"/>
+      </w:pPr>
+      <w:r>
         <w:t xml:space="preserve">-rw-rw-r-- 1 student student 22 вер 18 11:15 script.sh</w:t>
       </w:r>
-      <w:r>
-        <w:br/>
-      </w:r>
-      <w:r>
-        <w:br/>
-      </w:r>
-      <w:r>
-        <w:rPr>
-          <w:rStyle w:val="VerbatimChar"/>
-        </w:rPr>
+    </w:p>
+    <w:p>
+      <w:pPr>
+        <w:pStyle w:val="SourceCode"/>
+        <w:spacing w:before="0" w:after="0" w:line="200" w:lineRule="auto"/>
+      </w:pPr>
+    </w:p>
+    <w:p>
+      <w:pPr>
+        <w:pStyle w:val="SourceCode"/>
+        <w:spacing w:before="0" w:after="0" w:line="200" w:lineRule="auto"/>
+      </w:pPr>
+      <w:r>
         <w:t xml:space="preserve">student@lab-vm:~/lab8$ ./script.sh</w:t>
       </w:r>
-      <w:r>
-        <w:br/>
-      </w:r>
-      <w:r>
-        <w:rPr>
-          <w:rStyle w:val="VerbatimChar"/>
-        </w:rPr>
+    </w:p>
+    <w:p>
+      <w:pPr>
+        <w:pStyle w:val="SourceCode"/>
+        <w:spacing w:before="0" w:after="0" w:line="200" w:lineRule="auto"/>
+      </w:pPr>
+      <w:r>
         <w:t xml:space="preserve">bash: ./script.sh: Permission denied</w:t>
       </w:r>
-      <w:r>
-        <w:br/>
-      </w:r>
-      <w:r>
-        <w:br/>
-      </w:r>
-      <w:r>
-        <w:rPr>
-          <w:rStyle w:val="VerbatimChar"/>
-        </w:rPr>
+    </w:p>
+    <w:p>
+      <w:pPr>
+        <w:pStyle w:val="SourceCode"/>
+        <w:spacing w:before="0" w:after="0" w:line="200" w:lineRule="auto"/>
+      </w:pPr>
+    </w:p>
+    <w:p>
+      <w:pPr>
+        <w:pStyle w:val="SourceCode"/>
+        <w:spacing w:before="0" w:after="0" w:line="200" w:lineRule="auto"/>
+      </w:pPr>
+      <w:r>
         <w:t xml:space="preserve">student@lab-vm:~/lab8$ chmod u+x script.sh</w:t>
       </w:r>
-      <w:r>
-        <w:br/>
-      </w:r>
-      <w:r>
-        <w:rPr>
-          <w:rStyle w:val="VerbatimChar"/>
-        </w:rPr>
+    </w:p>
+    <w:p>
+      <w:pPr>
+        <w:pStyle w:val="SourceCode"/>
+        <w:spacing w:before="0" w:after="0" w:line="200" w:lineRule="auto"/>
+      </w:pPr>
+      <w:r>
         <w:t xml:space="preserve">student@lab-vm:~/lab8$ ls -l script.sh</w:t>
       </w:r>
-      <w:r>
-        <w:br/>
-      </w:r>
-      <w:r>
-        <w:rPr>
-          <w:rStyle w:val="VerbatimChar"/>
-        </w:rPr>
+    </w:p>
+    <w:p>
+      <w:pPr>
+        <w:pStyle w:val="SourceCode"/>
+        <w:spacing w:before="0" w:after="0" w:line="200" w:lineRule="auto"/>
+      </w:pPr>
+      <w:r>
         <w:t xml:space="preserve">-rwxrw-r-- 1 student student 22 вер 18 11:15 script.sh</w:t>
       </w:r>
-      <w:r>
-        <w:br/>
-      </w:r>
-      <w:r>
-        <w:br/>
-      </w:r>
-      <w:r>
-        <w:rPr>
-          <w:rStyle w:val="VerbatimChar"/>
-        </w:rPr>
+    </w:p>
+    <w:p>
+      <w:pPr>
+        <w:pStyle w:val="SourceCode"/>
+        <w:spacing w:before="0" w:after="0" w:line="200" w:lineRule="auto"/>
+      </w:pPr>
+    </w:p>
+    <w:p>
+      <w:pPr>
+        <w:pStyle w:val="SourceCode"/>
+        <w:spacing w:before="0" w:after="0" w:line="200" w:lineRule="auto"/>
+      </w:pPr>
+      <w:r>
         <w:t xml:space="preserve">student@lab-vm:~/lab8$ ./script.sh</w:t>
       </w:r>
-      <w:r>
-        <w:br/>
-      </w:r>
-      <w:r>
-        <w:rPr>
-          <w:rStyle w:val="VerbatimChar"/>
-        </w:rPr>
+    </w:p>
+    <w:p>
+      <w:pPr>
+        <w:pStyle w:val="SourceCode"/>
+        <w:spacing w:before="0" w:after="0" w:line="200" w:lineRule="auto"/>
+      </w:pPr>
+      <w:r>
         <w:t xml:space="preserve">Привіт</w:t>
       </w:r>
-      <w:r>
-        <w:br/>
-      </w:r>
-      <w:r>
-        <w:br/>
-      </w:r>
-      <w:r>
-        <w:rPr>
-          <w:rStyle w:val="VerbatimChar"/>
-        </w:rPr>
+    </w:p>
+    <w:p>
+      <w:pPr>
+        <w:pStyle w:val="SourceCode"/>
+        <w:spacing w:before="0" w:after="0" w:line="200" w:lineRule="auto"/>
+      </w:pPr>
+    </w:p>
+    <w:p>
+      <w:pPr>
+        <w:pStyle w:val="SourceCode"/>
+        <w:spacing w:before="0" w:after="0" w:line="200" w:lineRule="auto"/>
+      </w:pPr>
+      <w:r>
         <w:t xml:space="preserve">student@lab-vm:~/lab8$ chmod 640 script.sh &amp;&amp; ls -l script.sh</w:t>
       </w:r>
-      <w:r>
-        <w:br/>
-      </w:r>
-      <w:r>
-        <w:rPr>
-          <w:rStyle w:val="VerbatimChar"/>
-        </w:rPr>
+    </w:p>
+    <w:p>
+      <w:pPr>
+        <w:pStyle w:val="SourceCode"/>
+        <w:spacing w:before="0" w:after="120" w:line="200" w:lineRule="auto"/>
+      </w:pPr>
+      <w:r>
         <w:t xml:space="preserve">-rw-r----- 1 student student 22 вер 18 11:15 script.sh</w:t>
       </w:r>
     </w:p>
@@ -2468,89 +2476,93 @@
     <w:p>
       <w:pPr>
         <w:pStyle w:val="SourceCode"/>
-      </w:pPr>
-      <w:r>
-        <w:rPr>
-          <w:rStyle w:val="VerbatimChar"/>
-        </w:rPr>
+        <w:spacing w:before="120" w:after="0" w:line="200" w:lineRule="auto"/>
+      </w:pPr>
+      <w:r>
         <w:t xml:space="preserve">student@lab-vm:~/lab8$ mkdir secret &amp;&amp; echo "дані" &gt; secret/data.txt</w:t>
       </w:r>
-      <w:r>
-        <w:br/>
-      </w:r>
-      <w:r>
-        <w:rPr>
-          <w:rStyle w:val="VerbatimChar"/>
-        </w:rPr>
+    </w:p>
+    <w:p>
+      <w:pPr>
+        <w:pStyle w:val="SourceCode"/>
+        <w:spacing w:before="0" w:after="0" w:line="200" w:lineRule="auto"/>
+      </w:pPr>
+      <w:r>
         <w:t xml:space="preserve">student@lab-vm:~/lab8$ chmod 644 secret</w:t>
       </w:r>
-      <w:r>
-        <w:br/>
-      </w:r>
-      <w:r>
-        <w:rPr>
-          <w:rStyle w:val="VerbatimChar"/>
-        </w:rPr>
+    </w:p>
+    <w:p>
+      <w:pPr>
+        <w:pStyle w:val="SourceCode"/>
+        <w:spacing w:before="0" w:after="0" w:line="200" w:lineRule="auto"/>
+      </w:pPr>
+      <w:r>
         <w:t xml:space="preserve">student@lab-vm:~/lab8$ ls secret</w:t>
       </w:r>
-      <w:r>
-        <w:br/>
-      </w:r>
-      <w:r>
-        <w:rPr>
-          <w:rStyle w:val="VerbatimChar"/>
-        </w:rPr>
+    </w:p>
+    <w:p>
+      <w:pPr>
+        <w:pStyle w:val="SourceCode"/>
+        <w:spacing w:before="0" w:after="0" w:line="200" w:lineRule="auto"/>
+      </w:pPr>
+      <w:r>
         <w:t xml:space="preserve">data.txt</w:t>
       </w:r>
-      <w:r>
-        <w:br/>
-      </w:r>
-      <w:r>
-        <w:br/>
-      </w:r>
-      <w:r>
-        <w:rPr>
-          <w:rStyle w:val="VerbatimChar"/>
-        </w:rPr>
+    </w:p>
+    <w:p>
+      <w:pPr>
+        <w:pStyle w:val="SourceCode"/>
+        <w:spacing w:before="0" w:after="0" w:line="200" w:lineRule="auto"/>
+      </w:pPr>
+    </w:p>
+    <w:p>
+      <w:pPr>
+        <w:pStyle w:val="SourceCode"/>
+        <w:spacing w:before="0" w:after="0" w:line="200" w:lineRule="auto"/>
+      </w:pPr>
+      <w:r>
         <w:t xml:space="preserve">student@lab-vm:~/lab8$ cat secret/data.txt</w:t>
       </w:r>
-      <w:r>
-        <w:br/>
-      </w:r>
-      <w:r>
-        <w:rPr>
-          <w:rStyle w:val="VerbatimChar"/>
-        </w:rPr>
+    </w:p>
+    <w:p>
+      <w:pPr>
+        <w:pStyle w:val="SourceCode"/>
+        <w:spacing w:before="0" w:after="0" w:line="200" w:lineRule="auto"/>
+      </w:pPr>
+      <w:r>
         <w:t xml:space="preserve">cat: secret/data.txt: Permission denied</w:t>
       </w:r>
-      <w:r>
-        <w:br/>
-      </w:r>
-      <w:r>
-        <w:br/>
-      </w:r>
-      <w:r>
-        <w:rPr>
-          <w:rStyle w:val="VerbatimChar"/>
-        </w:rPr>
+    </w:p>
+    <w:p>
+      <w:pPr>
+        <w:pStyle w:val="SourceCode"/>
+        <w:spacing w:before="0" w:after="0" w:line="200" w:lineRule="auto"/>
+      </w:pPr>
+    </w:p>
+    <w:p>
+      <w:pPr>
+        <w:pStyle w:val="SourceCode"/>
+        <w:spacing w:before="0" w:after="0" w:line="200" w:lineRule="auto"/>
+      </w:pPr>
+      <w:r>
         <w:t xml:space="preserve">student@lab-vm:~/lab8$ chmod 755 secret</w:t>
       </w:r>
-      <w:r>
-        <w:br/>
-      </w:r>
-      <w:r>
-        <w:rPr>
-          <w:rStyle w:val="VerbatimChar"/>
-        </w:rPr>
+    </w:p>
+    <w:p>
+      <w:pPr>
+        <w:pStyle w:val="SourceCode"/>
+        <w:spacing w:before="0" w:after="0" w:line="200" w:lineRule="auto"/>
+      </w:pPr>
+      <w:r>
         <w:t xml:space="preserve">student@lab-vm:~/lab8$ cat secret/data.txt</w:t>
       </w:r>
-      <w:r>
-        <w:br/>
-      </w:r>
-      <w:r>
-        <w:rPr>
-          <w:rStyle w:val="VerbatimChar"/>
-        </w:rPr>
+    </w:p>
+    <w:p>
+      <w:pPr>
+        <w:pStyle w:val="SourceCode"/>
+        <w:spacing w:before="0" w:after="120" w:line="200" w:lineRule="auto"/>
+      </w:pPr>
+      <w:r>
         <w:t xml:space="preserve">дані</w:t>
       </w:r>
     </w:p>
@@ -2590,116 +2602,120 @@
     <w:p>
       <w:pPr>
         <w:pStyle w:val="SourceCode"/>
-      </w:pPr>
-      <w:r>
-        <w:rPr>
-          <w:rStyle w:val="VerbatimChar"/>
-        </w:rPr>
+        <w:spacing w:before="120" w:after="0" w:line="200" w:lineRule="auto"/>
+      </w:pPr>
+      <w:r>
         <w:t xml:space="preserve">student@lab-vm:~/lab8$ umask</w:t>
       </w:r>
-      <w:r>
-        <w:br/>
-      </w:r>
-      <w:r>
-        <w:rPr>
-          <w:rStyle w:val="VerbatimChar"/>
-        </w:rPr>
+    </w:p>
+    <w:p>
+      <w:pPr>
+        <w:pStyle w:val="SourceCode"/>
+        <w:spacing w:before="0" w:after="0" w:line="200" w:lineRule="auto"/>
+      </w:pPr>
+      <w:r>
         <w:t xml:space="preserve">0022</w:t>
       </w:r>
-      <w:r>
-        <w:br/>
-      </w:r>
-      <w:r>
-        <w:rPr>
-          <w:rStyle w:val="VerbatimChar"/>
-        </w:rPr>
+    </w:p>
+    <w:p>
+      <w:pPr>
+        <w:pStyle w:val="SourceCode"/>
+        <w:spacing w:before="0" w:after="0" w:line="200" w:lineRule="auto"/>
+      </w:pPr>
+      <w:r>
         <w:t xml:space="preserve">student@lab-vm:~/lab8$ touch default.txt &amp;&amp; mkdir default.d</w:t>
       </w:r>
-      <w:r>
-        <w:br/>
-      </w:r>
-      <w:r>
-        <w:rPr>
-          <w:rStyle w:val="VerbatimChar"/>
-        </w:rPr>
+    </w:p>
+    <w:p>
+      <w:pPr>
+        <w:pStyle w:val="SourceCode"/>
+        <w:spacing w:before="0" w:after="0" w:line="200" w:lineRule="auto"/>
+      </w:pPr>
+      <w:r>
         <w:t xml:space="preserve">student@lab-vm:~/lab8$ ls -ld default.txt default.d</w:t>
       </w:r>
-      <w:r>
-        <w:br/>
-      </w:r>
-      <w:r>
-        <w:rPr>
-          <w:rStyle w:val="VerbatimChar"/>
-        </w:rPr>
+    </w:p>
+    <w:p>
+      <w:pPr>
+        <w:pStyle w:val="SourceCode"/>
+        <w:spacing w:before="0" w:after="0" w:line="200" w:lineRule="auto"/>
+      </w:pPr>
+      <w:r>
         <w:t xml:space="preserve">-rw-r--r-- 1 student student    0 вер 18 11:22 default.txt</w:t>
       </w:r>
-      <w:r>
-        <w:br/>
-      </w:r>
-      <w:r>
-        <w:rPr>
-          <w:rStyle w:val="VerbatimChar"/>
-        </w:rPr>
+    </w:p>
+    <w:p>
+      <w:pPr>
+        <w:pStyle w:val="SourceCode"/>
+        <w:spacing w:before="0" w:after="0" w:line="200" w:lineRule="auto"/>
+      </w:pPr>
+      <w:r>
         <w:t xml:space="preserve">drwxr-xr-x 2 student student 4096 вер 18 11:22 default.d</w:t>
       </w:r>
-      <w:r>
-        <w:br/>
-      </w:r>
-      <w:r>
-        <w:br/>
-      </w:r>
-      <w:r>
-        <w:rPr>
-          <w:rStyle w:val="VerbatimChar"/>
-        </w:rPr>
+    </w:p>
+    <w:p>
+      <w:pPr>
+        <w:pStyle w:val="SourceCode"/>
+        <w:spacing w:before="0" w:after="0" w:line="200" w:lineRule="auto"/>
+      </w:pPr>
+    </w:p>
+    <w:p>
+      <w:pPr>
+        <w:pStyle w:val="SourceCode"/>
+        <w:spacing w:before="0" w:after="0" w:line="200" w:lineRule="auto"/>
+      </w:pPr>
+      <w:r>
         <w:t xml:space="preserve">student@lab-vm:~/lab8$ umask 077</w:t>
       </w:r>
-      <w:r>
-        <w:br/>
-      </w:r>
-      <w:r>
-        <w:rPr>
-          <w:rStyle w:val="VerbatimChar"/>
-        </w:rPr>
+    </w:p>
+    <w:p>
+      <w:pPr>
+        <w:pStyle w:val="SourceCode"/>
+        <w:spacing w:before="0" w:after="0" w:line="200" w:lineRule="auto"/>
+      </w:pPr>
+      <w:r>
         <w:t xml:space="preserve">student@lab-vm:~/lab8$ touch private.txt &amp;&amp; mkdir private.d</w:t>
       </w:r>
-      <w:r>
-        <w:br/>
-      </w:r>
-      <w:r>
-        <w:rPr>
-          <w:rStyle w:val="VerbatimChar"/>
-        </w:rPr>
+    </w:p>
+    <w:p>
+      <w:pPr>
+        <w:pStyle w:val="SourceCode"/>
+        <w:spacing w:before="0" w:after="0" w:line="200" w:lineRule="auto"/>
+      </w:pPr>
+      <w:r>
         <w:t xml:space="preserve">student@lab-vm:~/lab8$ ls -ld private.txt private.d</w:t>
       </w:r>
-      <w:r>
-        <w:br/>
-      </w:r>
-      <w:r>
-        <w:rPr>
-          <w:rStyle w:val="VerbatimChar"/>
-        </w:rPr>
+    </w:p>
+    <w:p>
+      <w:pPr>
+        <w:pStyle w:val="SourceCode"/>
+        <w:spacing w:before="0" w:after="0" w:line="200" w:lineRule="auto"/>
+      </w:pPr>
+      <w:r>
         <w:t xml:space="preserve">-rw------- 1 student student    0 вер 18 11:23 private.txt</w:t>
       </w:r>
-      <w:r>
-        <w:br/>
-      </w:r>
-      <w:r>
-        <w:rPr>
-          <w:rStyle w:val="VerbatimChar"/>
-        </w:rPr>
+    </w:p>
+    <w:p>
+      <w:pPr>
+        <w:pStyle w:val="SourceCode"/>
+        <w:spacing w:before="0" w:after="0" w:line="200" w:lineRule="auto"/>
+      </w:pPr>
+      <w:r>
         <w:t xml:space="preserve">drwx------ 2 student student 4096 вер 18 11:23 private.d</w:t>
       </w:r>
-      <w:r>
-        <w:br/>
-      </w:r>
-      <w:r>
-        <w:br/>
-      </w:r>
-      <w:r>
-        <w:rPr>
-          <w:rStyle w:val="VerbatimChar"/>
-        </w:rPr>
+    </w:p>
+    <w:p>
+      <w:pPr>
+        <w:pStyle w:val="SourceCode"/>
+        <w:spacing w:before="0" w:after="0" w:line="200" w:lineRule="auto"/>
+      </w:pPr>
+    </w:p>
+    <w:p>
+      <w:pPr>
+        <w:pStyle w:val="SourceCode"/>
+        <w:spacing w:before="0" w:after="120" w:line="200" w:lineRule="auto"/>
+      </w:pPr>
+      <w:r>
         <w:t xml:space="preserve">student@lab-vm:~/lab8$ umask 022</w:t>
       </w:r>
     </w:p>
@@ -2724,107 +2740,111 @@
     <w:p>
       <w:pPr>
         <w:pStyle w:val="SourceCode"/>
-      </w:pPr>
-      <w:r>
-        <w:rPr>
-          <w:rStyle w:val="VerbatimChar"/>
-        </w:rPr>
+        <w:spacing w:before="120" w:after="0" w:line="200" w:lineRule="auto"/>
+      </w:pPr>
+      <w:r>
         <w:t xml:space="preserve">student@lab-vm:~/lab8$ sudo mkdir -p /srv/team</w:t>
       </w:r>
-      <w:r>
-        <w:br/>
-      </w:r>
-      <w:r>
-        <w:rPr>
-          <w:rStyle w:val="VerbatimChar"/>
-        </w:rPr>
+    </w:p>
+    <w:p>
+      <w:pPr>
+        <w:pStyle w:val="SourceCode"/>
+        <w:spacing w:before="0" w:after="0" w:line="200" w:lineRule="auto"/>
+      </w:pPr>
+      <w:r>
         <w:t xml:space="preserve">student@lab-vm:~/lab8$ sudo chown root:developers /srv/team</w:t>
       </w:r>
-      <w:r>
-        <w:br/>
-      </w:r>
-      <w:r>
-        <w:rPr>
-          <w:rStyle w:val="VerbatimChar"/>
-        </w:rPr>
+    </w:p>
+    <w:p>
+      <w:pPr>
+        <w:pStyle w:val="SourceCode"/>
+        <w:spacing w:before="0" w:after="0" w:line="200" w:lineRule="auto"/>
+      </w:pPr>
+      <w:r>
         <w:t xml:space="preserve">student@lab-vm:~/lab8$ sudo chmod 2770 /srv/team</w:t>
       </w:r>
-      <w:r>
-        <w:br/>
-      </w:r>
-      <w:r>
-        <w:rPr>
-          <w:rStyle w:val="VerbatimChar"/>
-        </w:rPr>
+    </w:p>
+    <w:p>
+      <w:pPr>
+        <w:pStyle w:val="SourceCode"/>
+        <w:spacing w:before="0" w:after="0" w:line="200" w:lineRule="auto"/>
+      </w:pPr>
+      <w:r>
         <w:t xml:space="preserve">student@lab-vm:~/lab8$ sudo chmod +t /srv/team</w:t>
       </w:r>
-      <w:r>
-        <w:br/>
-      </w:r>
-      <w:r>
-        <w:rPr>
-          <w:rStyle w:val="VerbatimChar"/>
-        </w:rPr>
+    </w:p>
+    <w:p>
+      <w:pPr>
+        <w:pStyle w:val="SourceCode"/>
+        <w:spacing w:before="0" w:after="0" w:line="200" w:lineRule="auto"/>
+      </w:pPr>
+      <w:r>
         <w:t xml:space="preserve">student@lab-vm:~/lab8$ ls -ld /srv/team</w:t>
       </w:r>
-      <w:r>
-        <w:br/>
-      </w:r>
-      <w:r>
-        <w:rPr>
-          <w:rStyle w:val="VerbatimChar"/>
-        </w:rPr>
+    </w:p>
+    <w:p>
+      <w:pPr>
+        <w:pStyle w:val="SourceCode"/>
+        <w:spacing w:before="0" w:after="0" w:line="200" w:lineRule="auto"/>
+      </w:pPr>
+      <w:r>
         <w:t xml:space="preserve">drwxrws--T 2 root developers 4096 вер 18 11:30 /srv/team</w:t>
       </w:r>
-      <w:r>
-        <w:br/>
-      </w:r>
-      <w:r>
-        <w:br/>
-      </w:r>
-      <w:r>
-        <w:rPr>
-          <w:rStyle w:val="VerbatimChar"/>
-        </w:rPr>
+    </w:p>
+    <w:p>
+      <w:pPr>
+        <w:pStyle w:val="SourceCode"/>
+        <w:spacing w:before="0" w:after="0" w:line="200" w:lineRule="auto"/>
+      </w:pPr>
+    </w:p>
+    <w:p>
+      <w:pPr>
+        <w:pStyle w:val="SourceCode"/>
+        <w:spacing w:before="0" w:after="0" w:line="200" w:lineRule="auto"/>
+      </w:pPr>
+      <w:r>
         <w:t xml:space="preserve">student@lab-vm:~/lab8$ sudo -u dev1 touch /srv/team/from-dev1.txt</w:t>
       </w:r>
-      <w:r>
-        <w:br/>
-      </w:r>
-      <w:r>
-        <w:rPr>
-          <w:rStyle w:val="VerbatimChar"/>
-        </w:rPr>
+    </w:p>
+    <w:p>
+      <w:pPr>
+        <w:pStyle w:val="SourceCode"/>
+        <w:spacing w:before="0" w:after="0" w:line="200" w:lineRule="auto"/>
+      </w:pPr>
+      <w:r>
         <w:t xml:space="preserve">student@lab-vm:~/lab8$ ls -l /srv/team</w:t>
       </w:r>
-      <w:r>
-        <w:br/>
-      </w:r>
-      <w:r>
-        <w:rPr>
-          <w:rStyle w:val="VerbatimChar"/>
-        </w:rPr>
+    </w:p>
+    <w:p>
+      <w:pPr>
+        <w:pStyle w:val="SourceCode"/>
+        <w:spacing w:before="0" w:after="0" w:line="200" w:lineRule="auto"/>
+      </w:pPr>
+      <w:r>
         <w:t xml:space="preserve">-rw-r--r-- 1 dev1 developers 0 вер 18 11:31 from-dev1.txt</w:t>
       </w:r>
-      <w:r>
-        <w:br/>
-      </w:r>
-      <w:r>
-        <w:br/>
-      </w:r>
-      <w:r>
-        <w:rPr>
-          <w:rStyle w:val="VerbatimChar"/>
-        </w:rPr>
+    </w:p>
+    <w:p>
+      <w:pPr>
+        <w:pStyle w:val="SourceCode"/>
+        <w:spacing w:before="0" w:after="0" w:line="200" w:lineRule="auto"/>
+      </w:pPr>
+    </w:p>
+    <w:p>
+      <w:pPr>
+        <w:pStyle w:val="SourceCode"/>
+        <w:spacing w:before="0" w:after="0" w:line="200" w:lineRule="auto"/>
+      </w:pPr>
+      <w:r>
         <w:t xml:space="preserve">student@lab-vm:~/lab8$ sudo -u dev2 rm /srv/team/from-dev1.txt</w:t>
       </w:r>
-      <w:r>
-        <w:br/>
-      </w:r>
-      <w:r>
-        <w:rPr>
-          <w:rStyle w:val="VerbatimChar"/>
-        </w:rPr>
+    </w:p>
+    <w:p>
+      <w:pPr>
+        <w:pStyle w:val="SourceCode"/>
+        <w:spacing w:before="0" w:after="120" w:line="200" w:lineRule="auto"/>
+      </w:pPr>
+      <w:r>
         <w:t xml:space="preserve">rm: cannot remove '/srv/team/from-dev1.txt': Operation not permitted</w:t>
       </w:r>
     </w:p>
@@ -2891,137 +2911,144 @@
     <w:p>
       <w:pPr>
         <w:pStyle w:val="SourceCode"/>
-      </w:pPr>
-      <w:r>
-        <w:rPr>
-          <w:rStyle w:val="VerbatimChar"/>
-        </w:rPr>
+        <w:spacing w:before="120" w:after="0" w:line="200" w:lineRule="auto"/>
+      </w:pPr>
+      <w:r>
         <w:t xml:space="preserve">student@lab-vm:~/lab8$ echo "звіт" &gt; report.txt &amp;&amp; chmod 640 report.txt</w:t>
       </w:r>
-      <w:r>
-        <w:br/>
-      </w:r>
-      <w:r>
-        <w:rPr>
-          <w:rStyle w:val="VerbatimChar"/>
-        </w:rPr>
+    </w:p>
+    <w:p>
+      <w:pPr>
+        <w:pStyle w:val="SourceCode"/>
+        <w:spacing w:before="0" w:after="0" w:line="200" w:lineRule="auto"/>
+      </w:pPr>
+      <w:r>
         <w:t xml:space="preserve">student@lab-vm:~/lab8$ sudo -u dev2 cat ~student/lab8/report.txt</w:t>
       </w:r>
-      <w:r>
-        <w:br/>
-      </w:r>
-      <w:r>
-        <w:rPr>
-          <w:rStyle w:val="VerbatimChar"/>
-        </w:rPr>
+    </w:p>
+    <w:p>
+      <w:pPr>
+        <w:pStyle w:val="SourceCode"/>
+        <w:spacing w:before="0" w:after="0" w:line="200" w:lineRule="auto"/>
+      </w:pPr>
+      <w:r>
         <w:t xml:space="preserve">cat: /home/student/lab8/report.txt: Permission denied</w:t>
       </w:r>
-      <w:r>
-        <w:br/>
-      </w:r>
-      <w:r>
-        <w:br/>
-      </w:r>
-      <w:r>
-        <w:rPr>
-          <w:rStyle w:val="VerbatimChar"/>
-        </w:rPr>
+    </w:p>
+    <w:p>
+      <w:pPr>
+        <w:pStyle w:val="SourceCode"/>
+        <w:spacing w:before="0" w:after="0" w:line="200" w:lineRule="auto"/>
+      </w:pPr>
+    </w:p>
+    <w:p>
+      <w:pPr>
+        <w:pStyle w:val="SourceCode"/>
+        <w:spacing w:before="0" w:after="0" w:line="200" w:lineRule="auto"/>
+      </w:pPr>
+      <w:r>
         <w:t xml:space="preserve">student@lab-vm:~/lab8$ setfacl -m u:dev2:r report.txt</w:t>
       </w:r>
-      <w:r>
-        <w:br/>
-      </w:r>
-      <w:r>
-        <w:rPr>
-          <w:rStyle w:val="VerbatimChar"/>
-        </w:rPr>
+    </w:p>
+    <w:p>
+      <w:pPr>
+        <w:pStyle w:val="SourceCode"/>
+        <w:spacing w:before="0" w:after="0" w:line="200" w:lineRule="auto"/>
+      </w:pPr>
+      <w:r>
         <w:t xml:space="preserve">student@lab-vm:~/lab8$ ls -l report.txt</w:t>
       </w:r>
-      <w:r>
-        <w:br/>
-      </w:r>
-      <w:r>
-        <w:rPr>
-          <w:rStyle w:val="VerbatimChar"/>
-        </w:rPr>
+    </w:p>
+    <w:p>
+      <w:pPr>
+        <w:pStyle w:val="SourceCode"/>
+        <w:spacing w:before="0" w:after="0" w:line="200" w:lineRule="auto"/>
+      </w:pPr>
+      <w:r>
         <w:t xml:space="preserve">-rw-r-----+ 1 student student 9 вер 18 11:40 report.txt</w:t>
       </w:r>
-      <w:r>
-        <w:br/>
-      </w:r>
-      <w:r>
-        <w:br/>
-      </w:r>
-      <w:r>
-        <w:rPr>
-          <w:rStyle w:val="VerbatimChar"/>
-        </w:rPr>
+    </w:p>
+    <w:p>
+      <w:pPr>
+        <w:pStyle w:val="SourceCode"/>
+        <w:spacing w:before="0" w:after="0" w:line="200" w:lineRule="auto"/>
+      </w:pPr>
+    </w:p>
+    <w:p>
+      <w:pPr>
+        <w:pStyle w:val="SourceCode"/>
+        <w:spacing w:before="0" w:after="0" w:line="200" w:lineRule="auto"/>
+      </w:pPr>
+      <w:r>
         <w:t xml:space="preserve">student@lab-vm:~/lab8$ getfacl report.txt | tail -4</w:t>
       </w:r>
-      <w:r>
-        <w:br/>
-      </w:r>
-      <w:r>
-        <w:rPr>
-          <w:rStyle w:val="VerbatimChar"/>
-        </w:rPr>
+    </w:p>
+    <w:p>
+      <w:pPr>
+        <w:pStyle w:val="SourceCode"/>
+        <w:spacing w:before="0" w:after="0" w:line="200" w:lineRule="auto"/>
+      </w:pPr>
+      <w:r>
         <w:t xml:space="preserve">user::rw-</w:t>
       </w:r>
-      <w:r>
-        <w:br/>
-      </w:r>
-      <w:r>
-        <w:rPr>
-          <w:rStyle w:val="VerbatimChar"/>
-        </w:rPr>
+    </w:p>
+    <w:p>
+      <w:pPr>
+        <w:pStyle w:val="SourceCode"/>
+        <w:spacing w:before="0" w:after="0" w:line="200" w:lineRule="auto"/>
+      </w:pPr>
+      <w:r>
         <w:t xml:space="preserve">user:dev2:r--</w:t>
       </w:r>
-      <w:r>
-        <w:br/>
-      </w:r>
-      <w:r>
-        <w:rPr>
-          <w:rStyle w:val="VerbatimChar"/>
-        </w:rPr>
+    </w:p>
+    <w:p>
+      <w:pPr>
+        <w:pStyle w:val="SourceCode"/>
+        <w:spacing w:before="0" w:after="0" w:line="200" w:lineRule="auto"/>
+      </w:pPr>
+      <w:r>
         <w:t xml:space="preserve">group::r--</w:t>
       </w:r>
-      <w:r>
-        <w:br/>
-      </w:r>
-      <w:r>
-        <w:rPr>
-          <w:rStyle w:val="VerbatimChar"/>
-        </w:rPr>
+    </w:p>
+    <w:p>
+      <w:pPr>
+        <w:pStyle w:val="SourceCode"/>
+        <w:spacing w:before="0" w:after="0" w:line="200" w:lineRule="auto"/>
+      </w:pPr>
+      <w:r>
         <w:t xml:space="preserve">other::---</w:t>
       </w:r>
-      <w:r>
-        <w:br/>
-      </w:r>
-      <w:r>
-        <w:br/>
-      </w:r>
-      <w:r>
-        <w:rPr>
-          <w:rStyle w:val="VerbatimChar"/>
-        </w:rPr>
+    </w:p>
+    <w:p>
+      <w:pPr>
+        <w:pStyle w:val="SourceCode"/>
+        <w:spacing w:before="0" w:after="0" w:line="200" w:lineRule="auto"/>
+      </w:pPr>
+    </w:p>
+    <w:p>
+      <w:pPr>
+        <w:pStyle w:val="SourceCode"/>
+        <w:spacing w:before="0" w:after="0" w:line="200" w:lineRule="auto"/>
+      </w:pPr>
+      <w:r>
         <w:t xml:space="preserve">student@lab-vm:~/lab8$ chmod o+x ~ ~/lab8</w:t>
       </w:r>
-      <w:r>
-        <w:br/>
-      </w:r>
-      <w:r>
-        <w:rPr>
-          <w:rStyle w:val="VerbatimChar"/>
-        </w:rPr>
+    </w:p>
+    <w:p>
+      <w:pPr>
+        <w:pStyle w:val="SourceCode"/>
+        <w:spacing w:before="0" w:after="0" w:line="200" w:lineRule="auto"/>
+      </w:pPr>
+      <w:r>
         <w:t xml:space="preserve">student@lab-vm:~/lab8$ sudo -u dev2 cat ~student/lab8/report.txt</w:t>
       </w:r>
-      <w:r>
-        <w:br/>
-      </w:r>
-      <w:r>
-        <w:rPr>
-          <w:rStyle w:val="VerbatimChar"/>
-        </w:rPr>
+    </w:p>
+    <w:p>
+      <w:pPr>
+        <w:pStyle w:val="SourceCode"/>
+        <w:spacing w:before="0" w:after="120" w:line="200" w:lineRule="auto"/>
+      </w:pPr>
+      <w:r>
         <w:t xml:space="preserve">звіт</w:t>
       </w:r>
     </w:p>
@@ -7056,15 +7083,8 @@
     <w:basedOn w:val="Normal"/>
     <w:qFormat/>
     <w:pPr>
-      <w:pBdr>
-        <w:top w:color="BFBFBF" w:space="4" w:sz="4" w:val="single"/>
-        <w:left w:color="BFBFBF" w:space="4" w:sz="4" w:val="single"/>
-        <w:bottom w:color="BFBFBF" w:space="4" w:sz="4" w:val="single"/>
-        <w:right w:color="BFBFBF" w:space="4" w:sz="4" w:val="single"/>
-      </w:pBdr>
-      <w:shd w:color="auto" w:fill="F4F4F4" w:val="clear"/>
       <w:spacing w:after="120" w:before="120" w:line="200" w:lineRule="auto"/>
-      <w:ind w:firstLine="0" w:left="284" w:right="284"/>
+      <w:ind w:hanging="340" w:left="340" w:right="0"/>
       <w:jc w:val="left"/>
     </w:pPr>
     <w:rPr>

--- a/public/labs/os/kmp-23/ЛР4_ОС_Облікові_записи_та_права_доступу_до_файлів.docx
+++ b/public/labs/os/kmp-23/ЛР4_ОС_Облікові_записи_та_права_доступу_до_файлів.docx
@@ -314,30 +314,79 @@
     </w:p>
     <w:p>
       <w:pPr>
-        <w:pStyle w:val="SourceCode"/>
-        <w:spacing w:before="120" w:after="0" w:line="200" w:lineRule="auto"/>
-      </w:pPr>
-      <w:r>
-        <w:t xml:space="preserve">grep student /etc/passwd</w:t>
-      </w:r>
-    </w:p>
-    <w:p>
-      <w:pPr>
-        <w:pStyle w:val="SourceCode"/>
-        <w:spacing w:before="0" w:after="0" w:line="200" w:lineRule="auto"/>
-      </w:pPr>
-      <w:r>
-        <w:t xml:space="preserve"># student:x:1000:1000:Student,,,:/home/student:/bin/bash</w:t>
-      </w:r>
-    </w:p>
-    <w:p>
-      <w:pPr>
-        <w:pStyle w:val="SourceCode"/>
-        <w:spacing w:before="0" w:after="120" w:line="200" w:lineRule="auto"/>
-      </w:pPr>
-      <w:r>
-        <w:t xml:space="preserve">#    ім'я :x:UID :GID :опис      :домашній      :оболонка</w:t>
-      </w:r>
+        <w:spacing w:before="0" w:after="0" w:line="120" w:lineRule="exact"/>
+        <w:rPr>
+          <w:sz w:val="4"/>
+          <w:szCs w:val="4"/>
+        </w:rPr>
+      </w:pPr>
+    </w:p>
+    <w:tbl>
+      <w:tblPr>
+        <w:tblStyle w:val="SourceCodeTable"/>
+        <w:tblW w:type="dxa" w:w="9637"/>
+        <w:tblInd w:w="0" w:type="dxa"/>
+        <w:tblBorders>
+          <w:top w:color="BFBFBF" w:space="0" w:sz="4" w:val="single"/>
+          <w:left w:color="BFBFBF" w:space="0" w:sz="4" w:val="single"/>
+          <w:bottom w:color="BFBFBF" w:space="0" w:sz="4" w:val="single"/>
+          <w:right w:color="BFBFBF" w:space="0" w:sz="4" w:val="single"/>
+        </w:tblBorders>
+        <w:tblLayout w:type="fixed"/>
+        <w:tblCellMar>
+          <w:top w:type="dxa" w:w="113"/>
+          <w:left w:type="dxa" w:w="113"/>
+          <w:bottom w:type="dxa" w:w="113"/>
+          <w:right w:type="dxa" w:w="113"/>
+        </w:tblCellMar>
+        <w:tblLook w:val="0000" w:firstRow="0" w:lastRow="0" w:firstColumn="0" w:lastColumn="0" w:noHBand="1" w:noVBand="1"/>
+      </w:tblPr>
+      <w:tblGrid>
+        <w:gridCol w:w="9637"/>
+      </w:tblGrid>
+      <w:tr>
+        <w:tc>
+          <w:tcPr>
+            <w:tcW w:type="dxa" w:w="9637"/>
+          </w:tcPr>
+          <w:p>
+            <w:pPr>
+              <w:pStyle w:val="SourceCode"/>
+              <w:spacing w:before="0" w:after="0" w:line="200" w:lineRule="auto"/>
+            </w:pPr>
+            <w:r>
+              <w:t xml:space="preserve">grep student /etc/passwd</w:t>
+            </w:r>
+          </w:p>
+          <w:p>
+            <w:pPr>
+              <w:pStyle w:val="SourceCode"/>
+              <w:spacing w:before="0" w:after="0" w:line="200" w:lineRule="auto"/>
+            </w:pPr>
+            <w:r>
+              <w:t xml:space="preserve"># student:x:1000:1000:Student,,,:/home/student:/bin/bash</w:t>
+            </w:r>
+          </w:p>
+          <w:p>
+            <w:pPr>
+              <w:pStyle w:val="SourceCode"/>
+              <w:spacing w:before="0" w:after="0" w:line="200" w:lineRule="auto"/>
+            </w:pPr>
+            <w:r>
+              <w:t xml:space="preserve">#    ім'я :x:UID :GID :опис      :домашній      :оболонка</w:t>
+            </w:r>
+          </w:p>
+        </w:tc>
+      </w:tr>
+    </w:tbl>
+    <w:p>
+      <w:pPr>
+        <w:spacing w:before="0" w:after="0" w:line="120" w:lineRule="exact"/>
+        <w:rPr>
+          <w:sz w:val="4"/>
+          <w:szCs w:val="4"/>
+        </w:rPr>
+      </w:pPr>
     </w:p>
     <w:p>
       <w:pPr>
@@ -656,66 +705,115 @@
     </w:p>
     <w:p>
       <w:pPr>
-        <w:pStyle w:val="SourceCode"/>
-        <w:spacing w:before="120" w:after="0" w:line="200" w:lineRule="auto"/>
-      </w:pPr>
-      <w:r>
-        <w:t xml:space="preserve">sudo adduser dev1                      # інтерактивно: домашній каталог, пароль</w:t>
-      </w:r>
-    </w:p>
-    <w:p>
-      <w:pPr>
-        <w:pStyle w:val="SourceCode"/>
-        <w:spacing w:before="0" w:after="0" w:line="200" w:lineRule="auto"/>
-      </w:pPr>
-      <w:r>
-        <w:t xml:space="preserve">sudo useradd -m -s /bin/bash dev2      # низькорівневий аналог</w:t>
-      </w:r>
-    </w:p>
-    <w:p>
-      <w:pPr>
-        <w:pStyle w:val="SourceCode"/>
-        <w:spacing w:before="0" w:after="0" w:line="200" w:lineRule="auto"/>
-      </w:pPr>
-      <w:r>
-        <w:t xml:space="preserve">sudo passwd dev2                       # задати пароль</w:t>
-      </w:r>
-    </w:p>
-    <w:p>
-      <w:pPr>
-        <w:pStyle w:val="SourceCode"/>
-        <w:spacing w:before="0" w:after="0" w:line="200" w:lineRule="auto"/>
-      </w:pPr>
-      <w:r>
-        <w:t xml:space="preserve">sudo usermod -aG developers dev1       # додати до додаткової групи</w:t>
-      </w:r>
-    </w:p>
-    <w:p>
-      <w:pPr>
-        <w:pStyle w:val="SourceCode"/>
-        <w:spacing w:before="0" w:after="0" w:line="200" w:lineRule="auto"/>
-      </w:pPr>
-      <w:r>
-        <w:t xml:space="preserve">sudo usermod -L dev2                   # заблокувати обліковий запис</w:t>
-      </w:r>
-    </w:p>
-    <w:p>
-      <w:pPr>
-        <w:pStyle w:val="SourceCode"/>
-        <w:spacing w:before="0" w:after="0" w:line="200" w:lineRule="auto"/>
-      </w:pPr>
-      <w:r>
-        <w:t xml:space="preserve">sudo chage -l dev1                     # терміни дії пароля</w:t>
-      </w:r>
-    </w:p>
-    <w:p>
-      <w:pPr>
-        <w:pStyle w:val="SourceCode"/>
-        <w:spacing w:before="0" w:after="120" w:line="200" w:lineRule="auto"/>
-      </w:pPr>
-      <w:r>
-        <w:t xml:space="preserve">sudo deluser --remove-home dev2        # видалити разом із домашнім каталогом</w:t>
-      </w:r>
+        <w:spacing w:before="0" w:after="0" w:line="120" w:lineRule="exact"/>
+        <w:rPr>
+          <w:sz w:val="4"/>
+          <w:szCs w:val="4"/>
+        </w:rPr>
+      </w:pPr>
+    </w:p>
+    <w:tbl>
+      <w:tblPr>
+        <w:tblStyle w:val="SourceCodeTable"/>
+        <w:tblW w:type="dxa" w:w="9637"/>
+        <w:tblInd w:w="0" w:type="dxa"/>
+        <w:tblBorders>
+          <w:top w:color="BFBFBF" w:space="0" w:sz="4" w:val="single"/>
+          <w:left w:color="BFBFBF" w:space="0" w:sz="4" w:val="single"/>
+          <w:bottom w:color="BFBFBF" w:space="0" w:sz="4" w:val="single"/>
+          <w:right w:color="BFBFBF" w:space="0" w:sz="4" w:val="single"/>
+        </w:tblBorders>
+        <w:tblLayout w:type="fixed"/>
+        <w:tblCellMar>
+          <w:top w:type="dxa" w:w="113"/>
+          <w:left w:type="dxa" w:w="113"/>
+          <w:bottom w:type="dxa" w:w="113"/>
+          <w:right w:type="dxa" w:w="113"/>
+        </w:tblCellMar>
+        <w:tblLook w:val="0000" w:firstRow="0" w:lastRow="0" w:firstColumn="0" w:lastColumn="0" w:noHBand="1" w:noVBand="1"/>
+      </w:tblPr>
+      <w:tblGrid>
+        <w:gridCol w:w="9637"/>
+      </w:tblGrid>
+      <w:tr>
+        <w:tc>
+          <w:tcPr>
+            <w:tcW w:type="dxa" w:w="9637"/>
+          </w:tcPr>
+          <w:p>
+            <w:pPr>
+              <w:pStyle w:val="SourceCode"/>
+              <w:spacing w:before="0" w:after="0" w:line="200" w:lineRule="auto"/>
+            </w:pPr>
+            <w:r>
+              <w:t xml:space="preserve">sudo adduser dev1                      # інтерактивно: домашній каталог, пароль</w:t>
+            </w:r>
+          </w:p>
+          <w:p>
+            <w:pPr>
+              <w:pStyle w:val="SourceCode"/>
+              <w:spacing w:before="0" w:after="0" w:line="200" w:lineRule="auto"/>
+            </w:pPr>
+            <w:r>
+              <w:t xml:space="preserve">sudo useradd -m -s /bin/bash dev2      # низькорівневий аналог</w:t>
+            </w:r>
+          </w:p>
+          <w:p>
+            <w:pPr>
+              <w:pStyle w:val="SourceCode"/>
+              <w:spacing w:before="0" w:after="0" w:line="200" w:lineRule="auto"/>
+            </w:pPr>
+            <w:r>
+              <w:t xml:space="preserve">sudo passwd dev2                       # задати пароль</w:t>
+            </w:r>
+          </w:p>
+          <w:p>
+            <w:pPr>
+              <w:pStyle w:val="SourceCode"/>
+              <w:spacing w:before="0" w:after="0" w:line="200" w:lineRule="auto"/>
+            </w:pPr>
+            <w:r>
+              <w:t xml:space="preserve">sudo usermod -aG developers dev1       # додати до додаткової групи</w:t>
+            </w:r>
+          </w:p>
+          <w:p>
+            <w:pPr>
+              <w:pStyle w:val="SourceCode"/>
+              <w:spacing w:before="0" w:after="0" w:line="200" w:lineRule="auto"/>
+            </w:pPr>
+            <w:r>
+              <w:t xml:space="preserve">sudo usermod -L dev2                   # заблокувати обліковий запис</w:t>
+            </w:r>
+          </w:p>
+          <w:p>
+            <w:pPr>
+              <w:pStyle w:val="SourceCode"/>
+              <w:spacing w:before="0" w:after="0" w:line="200" w:lineRule="auto"/>
+            </w:pPr>
+            <w:r>
+              <w:t xml:space="preserve">sudo chage -l dev1                     # терміни дії пароля</w:t>
+            </w:r>
+          </w:p>
+          <w:p>
+            <w:pPr>
+              <w:pStyle w:val="SourceCode"/>
+              <w:spacing w:before="0" w:after="0" w:line="200" w:lineRule="auto"/>
+            </w:pPr>
+            <w:r>
+              <w:t xml:space="preserve">sudo deluser --remove-home dev2        # видалити разом із домашнім каталогом</w:t>
+            </w:r>
+          </w:p>
+        </w:tc>
+      </w:tr>
+    </w:tbl>
+    <w:p>
+      <w:pPr>
+        <w:spacing w:before="0" w:after="0" w:line="120" w:lineRule="exact"/>
+        <w:rPr>
+          <w:sz w:val="4"/>
+          <w:szCs w:val="4"/>
+        </w:rPr>
+      </w:pPr>
     </w:p>
     <w:p>
       <w:pPr>
@@ -799,57 +897,106 @@
     </w:p>
     <w:p>
       <w:pPr>
-        <w:pStyle w:val="SourceCode"/>
-        <w:spacing w:before="120" w:after="0" w:line="200" w:lineRule="auto"/>
-      </w:pPr>
-      <w:r>
-        <w:t xml:space="preserve">sudo groupadd developers</w:t>
-      </w:r>
-    </w:p>
-    <w:p>
-      <w:pPr>
-        <w:pStyle w:val="SourceCode"/>
-        <w:spacing w:before="0" w:after="0" w:line="200" w:lineRule="auto"/>
-      </w:pPr>
-      <w:r>
-        <w:t xml:space="preserve">sudo groupadd -g 2000 testers          # з явним GID</w:t>
-      </w:r>
-    </w:p>
-    <w:p>
-      <w:pPr>
-        <w:pStyle w:val="SourceCode"/>
-        <w:spacing w:before="0" w:after="0" w:line="200" w:lineRule="auto"/>
-      </w:pPr>
-      <w:r>
-        <w:t xml:space="preserve">id dev1                                # усі групи користувача</w:t>
-      </w:r>
-    </w:p>
-    <w:p>
-      <w:pPr>
-        <w:pStyle w:val="SourceCode"/>
-        <w:spacing w:before="0" w:after="0" w:line="200" w:lineRule="auto"/>
-      </w:pPr>
-      <w:r>
-        <w:t xml:space="preserve">groups dev1</w:t>
-      </w:r>
-    </w:p>
-    <w:p>
-      <w:pPr>
-        <w:pStyle w:val="SourceCode"/>
-        <w:spacing w:before="0" w:after="0" w:line="200" w:lineRule="auto"/>
-      </w:pPr>
-      <w:r>
-        <w:t xml:space="preserve">getent group developers                # склад групи</w:t>
-      </w:r>
-    </w:p>
-    <w:p>
-      <w:pPr>
-        <w:pStyle w:val="SourceCode"/>
-        <w:spacing w:before="0" w:after="120" w:line="200" w:lineRule="auto"/>
-      </w:pPr>
-      <w:r>
-        <w:t xml:space="preserve">sudo gpasswd -d dev1 developers        # вилучити з групи</w:t>
-      </w:r>
+        <w:spacing w:before="0" w:after="0" w:line="120" w:lineRule="exact"/>
+        <w:rPr>
+          <w:sz w:val="4"/>
+          <w:szCs w:val="4"/>
+        </w:rPr>
+      </w:pPr>
+    </w:p>
+    <w:tbl>
+      <w:tblPr>
+        <w:tblStyle w:val="SourceCodeTable"/>
+        <w:tblW w:type="dxa" w:w="9637"/>
+        <w:tblInd w:w="0" w:type="dxa"/>
+        <w:tblBorders>
+          <w:top w:color="BFBFBF" w:space="0" w:sz="4" w:val="single"/>
+          <w:left w:color="BFBFBF" w:space="0" w:sz="4" w:val="single"/>
+          <w:bottom w:color="BFBFBF" w:space="0" w:sz="4" w:val="single"/>
+          <w:right w:color="BFBFBF" w:space="0" w:sz="4" w:val="single"/>
+        </w:tblBorders>
+        <w:tblLayout w:type="fixed"/>
+        <w:tblCellMar>
+          <w:top w:type="dxa" w:w="113"/>
+          <w:left w:type="dxa" w:w="113"/>
+          <w:bottom w:type="dxa" w:w="113"/>
+          <w:right w:type="dxa" w:w="113"/>
+        </w:tblCellMar>
+        <w:tblLook w:val="0000" w:firstRow="0" w:lastRow="0" w:firstColumn="0" w:lastColumn="0" w:noHBand="1" w:noVBand="1"/>
+      </w:tblPr>
+      <w:tblGrid>
+        <w:gridCol w:w="9637"/>
+      </w:tblGrid>
+      <w:tr>
+        <w:tc>
+          <w:tcPr>
+            <w:tcW w:type="dxa" w:w="9637"/>
+          </w:tcPr>
+          <w:p>
+            <w:pPr>
+              <w:pStyle w:val="SourceCode"/>
+              <w:spacing w:before="0" w:after="0" w:line="200" w:lineRule="auto"/>
+            </w:pPr>
+            <w:r>
+              <w:t xml:space="preserve">sudo groupadd developers</w:t>
+            </w:r>
+          </w:p>
+          <w:p>
+            <w:pPr>
+              <w:pStyle w:val="SourceCode"/>
+              <w:spacing w:before="0" w:after="0" w:line="200" w:lineRule="auto"/>
+            </w:pPr>
+            <w:r>
+              <w:t xml:space="preserve">sudo groupadd -g 2000 testers          # з явним GID</w:t>
+            </w:r>
+          </w:p>
+          <w:p>
+            <w:pPr>
+              <w:pStyle w:val="SourceCode"/>
+              <w:spacing w:before="0" w:after="0" w:line="200" w:lineRule="auto"/>
+            </w:pPr>
+            <w:r>
+              <w:t xml:space="preserve">id dev1                                # усі групи користувача</w:t>
+            </w:r>
+          </w:p>
+          <w:p>
+            <w:pPr>
+              <w:pStyle w:val="SourceCode"/>
+              <w:spacing w:before="0" w:after="0" w:line="200" w:lineRule="auto"/>
+            </w:pPr>
+            <w:r>
+              <w:t xml:space="preserve">groups dev1</w:t>
+            </w:r>
+          </w:p>
+          <w:p>
+            <w:pPr>
+              <w:pStyle w:val="SourceCode"/>
+              <w:spacing w:before="0" w:after="0" w:line="200" w:lineRule="auto"/>
+            </w:pPr>
+            <w:r>
+              <w:t xml:space="preserve">getent group developers                # склад групи</w:t>
+            </w:r>
+          </w:p>
+          <w:p>
+            <w:pPr>
+              <w:pStyle w:val="SourceCode"/>
+              <w:spacing w:before="0" w:after="0" w:line="200" w:lineRule="auto"/>
+            </w:pPr>
+            <w:r>
+              <w:t xml:space="preserve">sudo gpasswd -d dev1 developers        # вилучити з групи</w:t>
+            </w:r>
+          </w:p>
+        </w:tc>
+      </w:tr>
+    </w:tbl>
+    <w:p>
+      <w:pPr>
+        <w:spacing w:before="0" w:after="0" w:line="120" w:lineRule="exact"/>
+        <w:rPr>
+          <w:sz w:val="4"/>
+          <w:szCs w:val="4"/>
+        </w:rPr>
+      </w:pPr>
     </w:p>
     <w:p>
       <w:pPr>
@@ -945,75 +1092,124 @@
     </w:p>
     <w:p>
       <w:pPr>
-        <w:pStyle w:val="SourceCode"/>
-        <w:spacing w:before="120" w:after="0" w:line="200" w:lineRule="auto"/>
-      </w:pPr>
-      <w:r>
-        <w:t xml:space="preserve">-rwxr-x---  1 dev1 developers  4096 вер 18 11:20 script.sh</w:t>
-      </w:r>
-    </w:p>
-    <w:p>
-      <w:pPr>
-        <w:pStyle w:val="SourceCode"/>
-        <w:spacing w:before="0" w:after="0" w:line="200" w:lineRule="auto"/>
-      </w:pPr>
-      <w:r>
-        <w:t xml:space="preserve">│└┬┘└┬┘└┬┘     └┬─┘ └───┬────┘</w:t>
-      </w:r>
-    </w:p>
-    <w:p>
-      <w:pPr>
-        <w:pStyle w:val="SourceCode"/>
-        <w:spacing w:before="0" w:after="0" w:line="200" w:lineRule="auto"/>
-      </w:pPr>
-      <w:r>
-        <w:t xml:space="preserve">│ │  │  │       │       └── група-власник</w:t>
-      </w:r>
-    </w:p>
-    <w:p>
-      <w:pPr>
-        <w:pStyle w:val="SourceCode"/>
-        <w:spacing w:before="0" w:after="0" w:line="200" w:lineRule="auto"/>
-      </w:pPr>
-      <w:r>
-        <w:t xml:space="preserve">│ │  │  │       └────────── власник</w:t>
-      </w:r>
-    </w:p>
-    <w:p>
-      <w:pPr>
-        <w:pStyle w:val="SourceCode"/>
-        <w:spacing w:before="0" w:after="0" w:line="200" w:lineRule="auto"/>
-      </w:pPr>
-      <w:r>
-        <w:t xml:space="preserve">│ │  │  └────────────────── права інших: немає</w:t>
-      </w:r>
-    </w:p>
-    <w:p>
-      <w:pPr>
-        <w:pStyle w:val="SourceCode"/>
-        <w:spacing w:before="0" w:after="0" w:line="200" w:lineRule="auto"/>
-      </w:pPr>
-      <w:r>
-        <w:t xml:space="preserve">│ │  └───────────────────── права групи: читання й виконання</w:t>
-      </w:r>
-    </w:p>
-    <w:p>
-      <w:pPr>
-        <w:pStyle w:val="SourceCode"/>
-        <w:spacing w:before="0" w:after="0" w:line="200" w:lineRule="auto"/>
-      </w:pPr>
-      <w:r>
-        <w:t xml:space="preserve">│ └──────────────────────── права власника: читання, запис, виконання</w:t>
-      </w:r>
-    </w:p>
-    <w:p>
-      <w:pPr>
-        <w:pStyle w:val="SourceCode"/>
-        <w:spacing w:before="0" w:after="120" w:line="200" w:lineRule="auto"/>
-      </w:pPr>
-      <w:r>
-        <w:t xml:space="preserve">└────────────────────────── тип: - звичайний файл, d каталог, l посилання</w:t>
-      </w:r>
+        <w:spacing w:before="0" w:after="0" w:line="120" w:lineRule="exact"/>
+        <w:rPr>
+          <w:sz w:val="4"/>
+          <w:szCs w:val="4"/>
+        </w:rPr>
+      </w:pPr>
+    </w:p>
+    <w:tbl>
+      <w:tblPr>
+        <w:tblStyle w:val="SourceCodeTable"/>
+        <w:tblW w:type="dxa" w:w="9637"/>
+        <w:tblInd w:w="0" w:type="dxa"/>
+        <w:tblBorders>
+          <w:top w:color="BFBFBF" w:space="0" w:sz="4" w:val="single"/>
+          <w:left w:color="BFBFBF" w:space="0" w:sz="4" w:val="single"/>
+          <w:bottom w:color="BFBFBF" w:space="0" w:sz="4" w:val="single"/>
+          <w:right w:color="BFBFBF" w:space="0" w:sz="4" w:val="single"/>
+        </w:tblBorders>
+        <w:tblLayout w:type="fixed"/>
+        <w:tblCellMar>
+          <w:top w:type="dxa" w:w="113"/>
+          <w:left w:type="dxa" w:w="113"/>
+          <w:bottom w:type="dxa" w:w="113"/>
+          <w:right w:type="dxa" w:w="113"/>
+        </w:tblCellMar>
+        <w:tblLook w:val="0000" w:firstRow="0" w:lastRow="0" w:firstColumn="0" w:lastColumn="0" w:noHBand="1" w:noVBand="1"/>
+      </w:tblPr>
+      <w:tblGrid>
+        <w:gridCol w:w="9637"/>
+      </w:tblGrid>
+      <w:tr>
+        <w:tc>
+          <w:tcPr>
+            <w:tcW w:type="dxa" w:w="9637"/>
+          </w:tcPr>
+          <w:p>
+            <w:pPr>
+              <w:pStyle w:val="SourceCode"/>
+              <w:spacing w:before="0" w:after="0" w:line="200" w:lineRule="auto"/>
+            </w:pPr>
+            <w:r>
+              <w:t xml:space="preserve">-rwxr-x---  1 dev1 developers  4096 вер 18 11:20 script.sh</w:t>
+            </w:r>
+          </w:p>
+          <w:p>
+            <w:pPr>
+              <w:pStyle w:val="SourceCode"/>
+              <w:spacing w:before="0" w:after="0" w:line="200" w:lineRule="auto"/>
+            </w:pPr>
+            <w:r>
+              <w:t xml:space="preserve">│└┬┘└┬┘└┬┘     └┬─┘ └───┬────┘</w:t>
+            </w:r>
+          </w:p>
+          <w:p>
+            <w:pPr>
+              <w:pStyle w:val="SourceCode"/>
+              <w:spacing w:before="0" w:after="0" w:line="200" w:lineRule="auto"/>
+            </w:pPr>
+            <w:r>
+              <w:t xml:space="preserve">│ │  │  │       │       └── група-власник</w:t>
+            </w:r>
+          </w:p>
+          <w:p>
+            <w:pPr>
+              <w:pStyle w:val="SourceCode"/>
+              <w:spacing w:before="0" w:after="0" w:line="200" w:lineRule="auto"/>
+            </w:pPr>
+            <w:r>
+              <w:t xml:space="preserve">│ │  │  │       └────────── власник</w:t>
+            </w:r>
+          </w:p>
+          <w:p>
+            <w:pPr>
+              <w:pStyle w:val="SourceCode"/>
+              <w:spacing w:before="0" w:after="0" w:line="200" w:lineRule="auto"/>
+            </w:pPr>
+            <w:r>
+              <w:t xml:space="preserve">│ │  │  └────────────────── права інших: немає</w:t>
+            </w:r>
+          </w:p>
+          <w:p>
+            <w:pPr>
+              <w:pStyle w:val="SourceCode"/>
+              <w:spacing w:before="0" w:after="0" w:line="200" w:lineRule="auto"/>
+            </w:pPr>
+            <w:r>
+              <w:t xml:space="preserve">│ │  └───────────────────── права групи: читання й виконання</w:t>
+            </w:r>
+          </w:p>
+          <w:p>
+            <w:pPr>
+              <w:pStyle w:val="SourceCode"/>
+              <w:spacing w:before="0" w:after="0" w:line="200" w:lineRule="auto"/>
+            </w:pPr>
+            <w:r>
+              <w:t xml:space="preserve">│ └──────────────────────── права власника: читання, запис, виконання</w:t>
+            </w:r>
+          </w:p>
+          <w:p>
+            <w:pPr>
+              <w:pStyle w:val="SourceCode"/>
+              <w:spacing w:before="0" w:after="0" w:line="200" w:lineRule="auto"/>
+            </w:pPr>
+            <w:r>
+              <w:t xml:space="preserve">└────────────────────────── тип: - звичайний файл, d каталог, l посилання</w:t>
+            </w:r>
+          </w:p>
+        </w:tc>
+      </w:tr>
+    </w:tbl>
+    <w:p>
+      <w:pPr>
+        <w:spacing w:before="0" w:after="0" w:line="120" w:lineRule="exact"/>
+        <w:rPr>
+          <w:sz w:val="4"/>
+          <w:szCs w:val="4"/>
+        </w:rPr>
+      </w:pPr>
     </w:p>
     <w:p>
       <w:pPr>
@@ -1390,48 +1586,97 @@
     </w:tbl>
     <w:p>
       <w:pPr>
-        <w:pStyle w:val="SourceCode"/>
-        <w:spacing w:before="120" w:after="0" w:line="200" w:lineRule="auto"/>
-      </w:pPr>
-      <w:r>
-        <w:t xml:space="preserve">chmod 750 script.sh                    # числовий спосіб</w:t>
-      </w:r>
-    </w:p>
-    <w:p>
-      <w:pPr>
-        <w:pStyle w:val="SourceCode"/>
-        <w:spacing w:before="0" w:after="0" w:line="200" w:lineRule="auto"/>
-      </w:pPr>
-      <w:r>
-        <w:t xml:space="preserve">chmod u+x,g-w,o= script.sh             # символьний спосіб</w:t>
-      </w:r>
-    </w:p>
-    <w:p>
-      <w:pPr>
-        <w:pStyle w:val="SourceCode"/>
-        <w:spacing w:before="0" w:after="0" w:line="200" w:lineRule="auto"/>
-      </w:pPr>
-      <w:r>
-        <w:t xml:space="preserve">chmod -R g+rX /srv/team                # рекурсивно, X лише для каталогів</w:t>
-      </w:r>
-    </w:p>
-    <w:p>
-      <w:pPr>
-        <w:pStyle w:val="SourceCode"/>
-        <w:spacing w:before="0" w:after="0" w:line="200" w:lineRule="auto"/>
-      </w:pPr>
-      <w:r>
-        <w:t xml:space="preserve">sudo chown dev1:developers report.txt  # змінити власника й групу</w:t>
-      </w:r>
-    </w:p>
-    <w:p>
-      <w:pPr>
-        <w:pStyle w:val="SourceCode"/>
-        <w:spacing w:before="0" w:after="120" w:line="200" w:lineRule="auto"/>
-      </w:pPr>
-      <w:r>
-        <w:t xml:space="preserve">sudo chgrp developers report.txt       # лише групу</w:t>
-      </w:r>
+        <w:spacing w:before="0" w:after="0" w:line="120" w:lineRule="exact"/>
+        <w:rPr>
+          <w:sz w:val="4"/>
+          <w:szCs w:val="4"/>
+        </w:rPr>
+      </w:pPr>
+    </w:p>
+    <w:tbl>
+      <w:tblPr>
+        <w:tblStyle w:val="SourceCodeTable"/>
+        <w:tblW w:type="dxa" w:w="9637"/>
+        <w:tblInd w:w="0" w:type="dxa"/>
+        <w:tblBorders>
+          <w:top w:color="BFBFBF" w:space="0" w:sz="4" w:val="single"/>
+          <w:left w:color="BFBFBF" w:space="0" w:sz="4" w:val="single"/>
+          <w:bottom w:color="BFBFBF" w:space="0" w:sz="4" w:val="single"/>
+          <w:right w:color="BFBFBF" w:space="0" w:sz="4" w:val="single"/>
+        </w:tblBorders>
+        <w:tblLayout w:type="fixed"/>
+        <w:tblCellMar>
+          <w:top w:type="dxa" w:w="113"/>
+          <w:left w:type="dxa" w:w="113"/>
+          <w:bottom w:type="dxa" w:w="113"/>
+          <w:right w:type="dxa" w:w="113"/>
+        </w:tblCellMar>
+        <w:tblLook w:val="0000" w:firstRow="0" w:lastRow="0" w:firstColumn="0" w:lastColumn="0" w:noHBand="1" w:noVBand="1"/>
+      </w:tblPr>
+      <w:tblGrid>
+        <w:gridCol w:w="9637"/>
+      </w:tblGrid>
+      <w:tr>
+        <w:tc>
+          <w:tcPr>
+            <w:tcW w:type="dxa" w:w="9637"/>
+          </w:tcPr>
+          <w:p>
+            <w:pPr>
+              <w:pStyle w:val="SourceCode"/>
+              <w:spacing w:before="0" w:after="0" w:line="200" w:lineRule="auto"/>
+            </w:pPr>
+            <w:r>
+              <w:t xml:space="preserve">chmod 750 script.sh                    # числовий спосіб</w:t>
+            </w:r>
+          </w:p>
+          <w:p>
+            <w:pPr>
+              <w:pStyle w:val="SourceCode"/>
+              <w:spacing w:before="0" w:after="0" w:line="200" w:lineRule="auto"/>
+            </w:pPr>
+            <w:r>
+              <w:t xml:space="preserve">chmod u+x,g-w,o= script.sh             # символьний спосіб</w:t>
+            </w:r>
+          </w:p>
+          <w:p>
+            <w:pPr>
+              <w:pStyle w:val="SourceCode"/>
+              <w:spacing w:before="0" w:after="0" w:line="200" w:lineRule="auto"/>
+            </w:pPr>
+            <w:r>
+              <w:t xml:space="preserve">chmod -R g+rX /srv/team                # рекурсивно, X лише для каталогів</w:t>
+            </w:r>
+          </w:p>
+          <w:p>
+            <w:pPr>
+              <w:pStyle w:val="SourceCode"/>
+              <w:spacing w:before="0" w:after="0" w:line="200" w:lineRule="auto"/>
+            </w:pPr>
+            <w:r>
+              <w:t xml:space="preserve">sudo chown dev1:developers report.txt  # змінити власника й групу</w:t>
+            </w:r>
+          </w:p>
+          <w:p>
+            <w:pPr>
+              <w:pStyle w:val="SourceCode"/>
+              <w:spacing w:before="0" w:after="0" w:line="200" w:lineRule="auto"/>
+            </w:pPr>
+            <w:r>
+              <w:t xml:space="preserve">sudo chgrp developers report.txt       # лише групу</w:t>
+            </w:r>
+          </w:p>
+        </w:tc>
+      </w:tr>
+    </w:tbl>
+    <w:p>
+      <w:pPr>
+        <w:spacing w:before="0" w:after="0" w:line="120" w:lineRule="exact"/>
+        <w:rPr>
+          <w:sz w:val="4"/>
+          <w:szCs w:val="4"/>
+        </w:rPr>
+      </w:pPr>
     </w:p>
     <w:p>
       <w:pPr>
@@ -1539,48 +1784,97 @@
     </w:p>
     <w:p>
       <w:pPr>
-        <w:pStyle w:val="SourceCode"/>
-        <w:spacing w:before="120" w:after="0" w:line="200" w:lineRule="auto"/>
-      </w:pPr>
-      <w:r>
-        <w:t xml:space="preserve">umask                                  # поточна маска, зазвичай 0022</w:t>
-      </w:r>
-    </w:p>
-    <w:p>
-      <w:pPr>
-        <w:pStyle w:val="SourceCode"/>
-        <w:spacing w:before="0" w:after="0" w:line="200" w:lineRule="auto"/>
-      </w:pPr>
-      <w:r>
-        <w:t xml:space="preserve">umask -S                               # у символьному вигляді</w:t>
-      </w:r>
-    </w:p>
-    <w:p>
-      <w:pPr>
-        <w:pStyle w:val="SourceCode"/>
-        <w:spacing w:before="0" w:after="0" w:line="200" w:lineRule="auto"/>
-      </w:pPr>
-      <w:r>
-        <w:t xml:space="preserve">touch a.txt &amp;&amp; ls -l a.txt             # 644 = 666 - 022</w:t>
-      </w:r>
-    </w:p>
-    <w:p>
-      <w:pPr>
-        <w:pStyle w:val="SourceCode"/>
-        <w:spacing w:before="0" w:after="0" w:line="200" w:lineRule="auto"/>
-      </w:pPr>
-      <w:r>
-        <w:t xml:space="preserve">mkdir d &amp;&amp; ls -ld d                    # 755 = 777 - 022</w:t>
-      </w:r>
-    </w:p>
-    <w:p>
-      <w:pPr>
-        <w:pStyle w:val="SourceCode"/>
-        <w:spacing w:before="0" w:after="120" w:line="200" w:lineRule="auto"/>
-      </w:pPr>
-      <w:r>
-        <w:t xml:space="preserve">umask 077                              # приватний режим: 600 і 700</w:t>
-      </w:r>
+        <w:spacing w:before="0" w:after="0" w:line="120" w:lineRule="exact"/>
+        <w:rPr>
+          <w:sz w:val="4"/>
+          <w:szCs w:val="4"/>
+        </w:rPr>
+      </w:pPr>
+    </w:p>
+    <w:tbl>
+      <w:tblPr>
+        <w:tblStyle w:val="SourceCodeTable"/>
+        <w:tblW w:type="dxa" w:w="9637"/>
+        <w:tblInd w:w="0" w:type="dxa"/>
+        <w:tblBorders>
+          <w:top w:color="BFBFBF" w:space="0" w:sz="4" w:val="single"/>
+          <w:left w:color="BFBFBF" w:space="0" w:sz="4" w:val="single"/>
+          <w:bottom w:color="BFBFBF" w:space="0" w:sz="4" w:val="single"/>
+          <w:right w:color="BFBFBF" w:space="0" w:sz="4" w:val="single"/>
+        </w:tblBorders>
+        <w:tblLayout w:type="fixed"/>
+        <w:tblCellMar>
+          <w:top w:type="dxa" w:w="113"/>
+          <w:left w:type="dxa" w:w="113"/>
+          <w:bottom w:type="dxa" w:w="113"/>
+          <w:right w:type="dxa" w:w="113"/>
+        </w:tblCellMar>
+        <w:tblLook w:val="0000" w:firstRow="0" w:lastRow="0" w:firstColumn="0" w:lastColumn="0" w:noHBand="1" w:noVBand="1"/>
+      </w:tblPr>
+      <w:tblGrid>
+        <w:gridCol w:w="9637"/>
+      </w:tblGrid>
+      <w:tr>
+        <w:tc>
+          <w:tcPr>
+            <w:tcW w:type="dxa" w:w="9637"/>
+          </w:tcPr>
+          <w:p>
+            <w:pPr>
+              <w:pStyle w:val="SourceCode"/>
+              <w:spacing w:before="0" w:after="0" w:line="200" w:lineRule="auto"/>
+            </w:pPr>
+            <w:r>
+              <w:t xml:space="preserve">umask                                  # поточна маска, зазвичай 0022</w:t>
+            </w:r>
+          </w:p>
+          <w:p>
+            <w:pPr>
+              <w:pStyle w:val="SourceCode"/>
+              <w:spacing w:before="0" w:after="0" w:line="200" w:lineRule="auto"/>
+            </w:pPr>
+            <w:r>
+              <w:t xml:space="preserve">umask -S                               # у символьному вигляді</w:t>
+            </w:r>
+          </w:p>
+          <w:p>
+            <w:pPr>
+              <w:pStyle w:val="SourceCode"/>
+              <w:spacing w:before="0" w:after="0" w:line="200" w:lineRule="auto"/>
+            </w:pPr>
+            <w:r>
+              <w:t xml:space="preserve">touch a.txt &amp;&amp; ls -l a.txt             # 644 = 666 - 022</w:t>
+            </w:r>
+          </w:p>
+          <w:p>
+            <w:pPr>
+              <w:pStyle w:val="SourceCode"/>
+              <w:spacing w:before="0" w:after="0" w:line="200" w:lineRule="auto"/>
+            </w:pPr>
+            <w:r>
+              <w:t xml:space="preserve">mkdir d &amp;&amp; ls -ld d                    # 755 = 777 - 022</w:t>
+            </w:r>
+          </w:p>
+          <w:p>
+            <w:pPr>
+              <w:pStyle w:val="SourceCode"/>
+              <w:spacing w:before="0" w:after="0" w:line="200" w:lineRule="auto"/>
+            </w:pPr>
+            <w:r>
+              <w:t xml:space="preserve">umask 077                              # приватний режим: 600 і 700</w:t>
+            </w:r>
+          </w:p>
+        </w:tc>
+      </w:tr>
+    </w:tbl>
+    <w:p>
+      <w:pPr>
+        <w:spacing w:before="0" w:after="0" w:line="120" w:lineRule="exact"/>
+        <w:rPr>
+          <w:sz w:val="4"/>
+          <w:szCs w:val="4"/>
+        </w:rPr>
+      </w:pPr>
     </w:p>
     <w:bookmarkEnd w:id="13"/>
     <w:bookmarkStart w:id="14" w:name="спеціальні-біти"/>
@@ -1785,39 +2079,88 @@
     </w:tbl>
     <w:p>
       <w:pPr>
-        <w:pStyle w:val="SourceCode"/>
-        <w:spacing w:before="120" w:after="0" w:line="200" w:lineRule="auto"/>
-      </w:pPr>
-      <w:r>
-        <w:t xml:space="preserve">ls -l /usr/bin/passwd                  # -rwsr-xr-x  → SUID</w:t>
-      </w:r>
-    </w:p>
-    <w:p>
-      <w:pPr>
-        <w:pStyle w:val="SourceCode"/>
-        <w:spacing w:before="0" w:after="0" w:line="200" w:lineRule="auto"/>
-      </w:pPr>
-      <w:r>
-        <w:t xml:space="preserve">ls -ld /tmp                            # drwxrwxrwt  → sticky</w:t>
-      </w:r>
-    </w:p>
-    <w:p>
-      <w:pPr>
-        <w:pStyle w:val="SourceCode"/>
-        <w:spacing w:before="0" w:after="0" w:line="200" w:lineRule="auto"/>
-      </w:pPr>
-      <w:r>
-        <w:t xml:space="preserve">sudo chmod 2770 /srv/team              # SGID для спільного каталогу</w:t>
-      </w:r>
-    </w:p>
-    <w:p>
-      <w:pPr>
-        <w:pStyle w:val="SourceCode"/>
-        <w:spacing w:before="0" w:after="120" w:line="200" w:lineRule="auto"/>
-      </w:pPr>
-      <w:r>
-        <w:t xml:space="preserve">sudo chmod +t /srv/team                # додати sticky</w:t>
-      </w:r>
+        <w:spacing w:before="0" w:after="0" w:line="120" w:lineRule="exact"/>
+        <w:rPr>
+          <w:sz w:val="4"/>
+          <w:szCs w:val="4"/>
+        </w:rPr>
+      </w:pPr>
+    </w:p>
+    <w:tbl>
+      <w:tblPr>
+        <w:tblStyle w:val="SourceCodeTable"/>
+        <w:tblW w:type="dxa" w:w="9637"/>
+        <w:tblInd w:w="0" w:type="dxa"/>
+        <w:tblBorders>
+          <w:top w:color="BFBFBF" w:space="0" w:sz="4" w:val="single"/>
+          <w:left w:color="BFBFBF" w:space="0" w:sz="4" w:val="single"/>
+          <w:bottom w:color="BFBFBF" w:space="0" w:sz="4" w:val="single"/>
+          <w:right w:color="BFBFBF" w:space="0" w:sz="4" w:val="single"/>
+        </w:tblBorders>
+        <w:tblLayout w:type="fixed"/>
+        <w:tblCellMar>
+          <w:top w:type="dxa" w:w="113"/>
+          <w:left w:type="dxa" w:w="113"/>
+          <w:bottom w:type="dxa" w:w="113"/>
+          <w:right w:type="dxa" w:w="113"/>
+        </w:tblCellMar>
+        <w:tblLook w:val="0000" w:firstRow="0" w:lastRow="0" w:firstColumn="0" w:lastColumn="0" w:noHBand="1" w:noVBand="1"/>
+      </w:tblPr>
+      <w:tblGrid>
+        <w:gridCol w:w="9637"/>
+      </w:tblGrid>
+      <w:tr>
+        <w:tc>
+          <w:tcPr>
+            <w:tcW w:type="dxa" w:w="9637"/>
+          </w:tcPr>
+          <w:p>
+            <w:pPr>
+              <w:pStyle w:val="SourceCode"/>
+              <w:spacing w:before="0" w:after="0" w:line="200" w:lineRule="auto"/>
+            </w:pPr>
+            <w:r>
+              <w:t xml:space="preserve">ls -l /usr/bin/passwd                  # -rwsr-xr-x  → SUID</w:t>
+            </w:r>
+          </w:p>
+          <w:p>
+            <w:pPr>
+              <w:pStyle w:val="SourceCode"/>
+              <w:spacing w:before="0" w:after="0" w:line="200" w:lineRule="auto"/>
+            </w:pPr>
+            <w:r>
+              <w:t xml:space="preserve">ls -ld /tmp                            # drwxrwxrwt  → sticky</w:t>
+            </w:r>
+          </w:p>
+          <w:p>
+            <w:pPr>
+              <w:pStyle w:val="SourceCode"/>
+              <w:spacing w:before="0" w:after="0" w:line="200" w:lineRule="auto"/>
+            </w:pPr>
+            <w:r>
+              <w:t xml:space="preserve">sudo chmod 2770 /srv/team              # SGID для спільного каталогу</w:t>
+            </w:r>
+          </w:p>
+          <w:p>
+            <w:pPr>
+              <w:pStyle w:val="SourceCode"/>
+              <w:spacing w:before="0" w:after="0" w:line="200" w:lineRule="auto"/>
+            </w:pPr>
+            <w:r>
+              <w:t xml:space="preserve">sudo chmod +t /srv/team                # додати sticky</w:t>
+            </w:r>
+          </w:p>
+        </w:tc>
+      </w:tr>
+    </w:tbl>
+    <w:p>
+      <w:pPr>
+        <w:spacing w:before="0" w:after="0" w:line="120" w:lineRule="exact"/>
+        <w:rPr>
+          <w:sz w:val="4"/>
+          <w:szCs w:val="4"/>
+        </w:rPr>
+      </w:pPr>
     </w:p>
     <w:p>
       <w:pPr>
@@ -1847,48 +2190,97 @@
     </w:p>
     <w:p>
       <w:pPr>
-        <w:pStyle w:val="SourceCode"/>
-        <w:spacing w:before="120" w:after="0" w:line="200" w:lineRule="auto"/>
-      </w:pPr>
-      <w:r>
-        <w:t xml:space="preserve">getfacl report.txt                     # переглянути список</w:t>
-      </w:r>
-    </w:p>
-    <w:p>
-      <w:pPr>
-        <w:pStyle w:val="SourceCode"/>
-        <w:spacing w:before="0" w:after="0" w:line="200" w:lineRule="auto"/>
-      </w:pPr>
-      <w:r>
-        <w:t xml:space="preserve">setfacl -m u:dev2:rw report.txt        # дати конкретному користувачу</w:t>
-      </w:r>
-    </w:p>
-    <w:p>
-      <w:pPr>
-        <w:pStyle w:val="SourceCode"/>
-        <w:spacing w:before="0" w:after="0" w:line="200" w:lineRule="auto"/>
-      </w:pPr>
-      <w:r>
-        <w:t xml:space="preserve">setfacl -m g:testers:r report.txt      # дати конкретній групі</w:t>
-      </w:r>
-    </w:p>
-    <w:p>
-      <w:pPr>
-        <w:pStyle w:val="SourceCode"/>
-        <w:spacing w:before="0" w:after="0" w:line="200" w:lineRule="auto"/>
-      </w:pPr>
-      <w:r>
-        <w:t xml:space="preserve">setfacl -x u:dev2 report.txt           # прибрати запис</w:t>
-      </w:r>
-    </w:p>
-    <w:p>
-      <w:pPr>
-        <w:pStyle w:val="SourceCode"/>
-        <w:spacing w:before="0" w:after="120" w:line="200" w:lineRule="auto"/>
-      </w:pPr>
-      <w:r>
-        <w:t xml:space="preserve">setfacl -d -m g:developers:rwx /srv/team   # права за замовчуванням для нових файлів</w:t>
-      </w:r>
+        <w:spacing w:before="0" w:after="0" w:line="120" w:lineRule="exact"/>
+        <w:rPr>
+          <w:sz w:val="4"/>
+          <w:szCs w:val="4"/>
+        </w:rPr>
+      </w:pPr>
+    </w:p>
+    <w:tbl>
+      <w:tblPr>
+        <w:tblStyle w:val="SourceCodeTable"/>
+        <w:tblW w:type="dxa" w:w="9637"/>
+        <w:tblInd w:w="0" w:type="dxa"/>
+        <w:tblBorders>
+          <w:top w:color="BFBFBF" w:space="0" w:sz="4" w:val="single"/>
+          <w:left w:color="BFBFBF" w:space="0" w:sz="4" w:val="single"/>
+          <w:bottom w:color="BFBFBF" w:space="0" w:sz="4" w:val="single"/>
+          <w:right w:color="BFBFBF" w:space="0" w:sz="4" w:val="single"/>
+        </w:tblBorders>
+        <w:tblLayout w:type="fixed"/>
+        <w:tblCellMar>
+          <w:top w:type="dxa" w:w="113"/>
+          <w:left w:type="dxa" w:w="113"/>
+          <w:bottom w:type="dxa" w:w="113"/>
+          <w:right w:type="dxa" w:w="113"/>
+        </w:tblCellMar>
+        <w:tblLook w:val="0000" w:firstRow="0" w:lastRow="0" w:firstColumn="0" w:lastColumn="0" w:noHBand="1" w:noVBand="1"/>
+      </w:tblPr>
+      <w:tblGrid>
+        <w:gridCol w:w="9637"/>
+      </w:tblGrid>
+      <w:tr>
+        <w:tc>
+          <w:tcPr>
+            <w:tcW w:type="dxa" w:w="9637"/>
+          </w:tcPr>
+          <w:p>
+            <w:pPr>
+              <w:pStyle w:val="SourceCode"/>
+              <w:spacing w:before="0" w:after="0" w:line="200" w:lineRule="auto"/>
+            </w:pPr>
+            <w:r>
+              <w:t xml:space="preserve">getfacl report.txt                     # переглянути список</w:t>
+            </w:r>
+          </w:p>
+          <w:p>
+            <w:pPr>
+              <w:pStyle w:val="SourceCode"/>
+              <w:spacing w:before="0" w:after="0" w:line="200" w:lineRule="auto"/>
+            </w:pPr>
+            <w:r>
+              <w:t xml:space="preserve">setfacl -m u:dev2:rw report.txt        # дати конкретному користувачу</w:t>
+            </w:r>
+          </w:p>
+          <w:p>
+            <w:pPr>
+              <w:pStyle w:val="SourceCode"/>
+              <w:spacing w:before="0" w:after="0" w:line="200" w:lineRule="auto"/>
+            </w:pPr>
+            <w:r>
+              <w:t xml:space="preserve">setfacl -m g:testers:r report.txt      # дати конкретній групі</w:t>
+            </w:r>
+          </w:p>
+          <w:p>
+            <w:pPr>
+              <w:pStyle w:val="SourceCode"/>
+              <w:spacing w:before="0" w:after="0" w:line="200" w:lineRule="auto"/>
+            </w:pPr>
+            <w:r>
+              <w:t xml:space="preserve">setfacl -x u:dev2 report.txt           # прибрати запис</w:t>
+            </w:r>
+          </w:p>
+          <w:p>
+            <w:pPr>
+              <w:pStyle w:val="SourceCode"/>
+              <w:spacing w:before="0" w:after="0" w:line="200" w:lineRule="auto"/>
+            </w:pPr>
+            <w:r>
+              <w:t xml:space="preserve">setfacl -d -m g:developers:rwx /srv/team   # права за замовчуванням для нових файлів</w:t>
+            </w:r>
+          </w:p>
+        </w:tc>
+      </w:tr>
+    </w:tbl>
+    <w:p>
+      <w:pPr>
+        <w:spacing w:before="0" w:after="0" w:line="120" w:lineRule="exact"/>
+        <w:rPr>
+          <w:sz w:val="4"/>
+          <w:szCs w:val="4"/>
+        </w:rPr>
+      </w:pPr>
     </w:p>
     <w:p>
       <w:pPr>
@@ -1959,129 +2351,178 @@
     </w:p>
     <w:p>
       <w:pPr>
-        <w:pStyle w:val="SourceCode"/>
-        <w:spacing w:before="120" w:after="0" w:line="200" w:lineRule="auto"/>
-      </w:pPr>
-      <w:r>
-        <w:t xml:space="preserve">student@lab-vm:~$ sudo groupadd developers</w:t>
-      </w:r>
-    </w:p>
-    <w:p>
-      <w:pPr>
-        <w:pStyle w:val="SourceCode"/>
-        <w:spacing w:before="0" w:after="0" w:line="200" w:lineRule="auto"/>
-      </w:pPr>
-      <w:r>
-        <w:t xml:space="preserve">student@lab-vm:~$ sudo adduser dev1 --gecos "Developer One" --disabled-password</w:t>
-      </w:r>
-    </w:p>
-    <w:p>
-      <w:pPr>
-        <w:pStyle w:val="SourceCode"/>
-        <w:spacing w:before="0" w:after="0" w:line="200" w:lineRule="auto"/>
-      </w:pPr>
-      <w:r>
-        <w:t xml:space="preserve">Adding user `dev1' ...</w:t>
-      </w:r>
-    </w:p>
-    <w:p>
-      <w:pPr>
-        <w:pStyle w:val="SourceCode"/>
-        <w:spacing w:before="0" w:after="0" w:line="200" w:lineRule="auto"/>
-      </w:pPr>
-      <w:r>
-        <w:t xml:space="preserve">Creating home directory `/home/dev1' ...</w:t>
-      </w:r>
-    </w:p>
-    <w:p>
-      <w:pPr>
-        <w:pStyle w:val="SourceCode"/>
-        <w:spacing w:before="0" w:after="0" w:line="200" w:lineRule="auto"/>
-      </w:pPr>
-      <w:r>
-        <w:t xml:space="preserve">Copying files from `/etc/skel' ...</w:t>
-      </w:r>
-    </w:p>
-    <w:p>
-      <w:pPr>
-        <w:pStyle w:val="SourceCode"/>
-        <w:spacing w:before="0" w:after="0" w:line="200" w:lineRule="auto"/>
-      </w:pPr>
-    </w:p>
-    <w:p>
-      <w:pPr>
-        <w:pStyle w:val="SourceCode"/>
-        <w:spacing w:before="0" w:after="0" w:line="200" w:lineRule="auto"/>
-      </w:pPr>
-      <w:r>
-        <w:t xml:space="preserve">student@lab-vm:~$ sudo adduser dev2 --gecos "Developer Two" --disabled-password</w:t>
-      </w:r>
-    </w:p>
-    <w:p>
-      <w:pPr>
-        <w:pStyle w:val="SourceCode"/>
-        <w:spacing w:before="0" w:after="0" w:line="200" w:lineRule="auto"/>
-      </w:pPr>
-      <w:r>
-        <w:t xml:space="preserve">student@lab-vm:~$ sudo usermod -aG developers dev1</w:t>
-      </w:r>
-    </w:p>
-    <w:p>
-      <w:pPr>
-        <w:pStyle w:val="SourceCode"/>
-        <w:spacing w:before="0" w:after="0" w:line="200" w:lineRule="auto"/>
-      </w:pPr>
-      <w:r>
-        <w:t xml:space="preserve">student@lab-vm:~$ sudo usermod -aG developers dev2</w:t>
-      </w:r>
-    </w:p>
-    <w:p>
-      <w:pPr>
-        <w:pStyle w:val="SourceCode"/>
-        <w:spacing w:before="0" w:after="0" w:line="200" w:lineRule="auto"/>
-      </w:pPr>
-    </w:p>
-    <w:p>
-      <w:pPr>
-        <w:pStyle w:val="SourceCode"/>
-        <w:spacing w:before="0" w:after="0" w:line="200" w:lineRule="auto"/>
-      </w:pPr>
-      <w:r>
-        <w:t xml:space="preserve">student@lab-vm:~$ id dev1</w:t>
-      </w:r>
-    </w:p>
-    <w:p>
-      <w:pPr>
-        <w:pStyle w:val="SourceCode"/>
-        <w:spacing w:before="0" w:after="0" w:line="200" w:lineRule="auto"/>
-      </w:pPr>
-      <w:r>
-        <w:t xml:space="preserve">uid=1001(dev1) gid=1001(dev1) groups=1001(dev1),1003(developers)</w:t>
-      </w:r>
-    </w:p>
-    <w:p>
-      <w:pPr>
-        <w:pStyle w:val="SourceCode"/>
-        <w:spacing w:before="0" w:after="0" w:line="200" w:lineRule="auto"/>
-      </w:pPr>
-    </w:p>
-    <w:p>
-      <w:pPr>
-        <w:pStyle w:val="SourceCode"/>
-        <w:spacing w:before="0" w:after="0" w:line="200" w:lineRule="auto"/>
-      </w:pPr>
-      <w:r>
-        <w:t xml:space="preserve">student@lab-vm:~$ getent group developers</w:t>
-      </w:r>
-    </w:p>
-    <w:p>
-      <w:pPr>
-        <w:pStyle w:val="SourceCode"/>
-        <w:spacing w:before="0" w:after="120" w:line="200" w:lineRule="auto"/>
-      </w:pPr>
-      <w:r>
-        <w:t xml:space="preserve">developers:x:1003:dev1,dev2</w:t>
-      </w:r>
+        <w:spacing w:before="0" w:after="0" w:line="120" w:lineRule="exact"/>
+        <w:rPr>
+          <w:sz w:val="4"/>
+          <w:szCs w:val="4"/>
+        </w:rPr>
+      </w:pPr>
+    </w:p>
+    <w:tbl>
+      <w:tblPr>
+        <w:tblStyle w:val="SourceCodeTable"/>
+        <w:tblW w:type="dxa" w:w="9637"/>
+        <w:tblInd w:w="0" w:type="dxa"/>
+        <w:tblBorders>
+          <w:top w:color="BFBFBF" w:space="0" w:sz="4" w:val="single"/>
+          <w:left w:color="BFBFBF" w:space="0" w:sz="4" w:val="single"/>
+          <w:bottom w:color="BFBFBF" w:space="0" w:sz="4" w:val="single"/>
+          <w:right w:color="BFBFBF" w:space="0" w:sz="4" w:val="single"/>
+        </w:tblBorders>
+        <w:tblLayout w:type="fixed"/>
+        <w:tblCellMar>
+          <w:top w:type="dxa" w:w="113"/>
+          <w:left w:type="dxa" w:w="113"/>
+          <w:bottom w:type="dxa" w:w="113"/>
+          <w:right w:type="dxa" w:w="113"/>
+        </w:tblCellMar>
+        <w:tblLook w:val="0000" w:firstRow="0" w:lastRow="0" w:firstColumn="0" w:lastColumn="0" w:noHBand="1" w:noVBand="1"/>
+      </w:tblPr>
+      <w:tblGrid>
+        <w:gridCol w:w="9637"/>
+      </w:tblGrid>
+      <w:tr>
+        <w:tc>
+          <w:tcPr>
+            <w:tcW w:type="dxa" w:w="9637"/>
+          </w:tcPr>
+          <w:p>
+            <w:pPr>
+              <w:pStyle w:val="SourceCode"/>
+              <w:spacing w:before="0" w:after="0" w:line="200" w:lineRule="auto"/>
+            </w:pPr>
+            <w:r>
+              <w:t xml:space="preserve">student@lab-vm:~$ sudo groupadd developers</w:t>
+            </w:r>
+          </w:p>
+          <w:p>
+            <w:pPr>
+              <w:pStyle w:val="SourceCode"/>
+              <w:spacing w:before="0" w:after="0" w:line="200" w:lineRule="auto"/>
+            </w:pPr>
+            <w:r>
+              <w:t xml:space="preserve">student@lab-vm:~$ sudo adduser dev1 --gecos "Developer One" --disabled-password</w:t>
+            </w:r>
+          </w:p>
+          <w:p>
+            <w:pPr>
+              <w:pStyle w:val="SourceCode"/>
+              <w:spacing w:before="0" w:after="0" w:line="200" w:lineRule="auto"/>
+            </w:pPr>
+            <w:r>
+              <w:t xml:space="preserve">Adding user `dev1' ...</w:t>
+            </w:r>
+          </w:p>
+          <w:p>
+            <w:pPr>
+              <w:pStyle w:val="SourceCode"/>
+              <w:spacing w:before="0" w:after="0" w:line="200" w:lineRule="auto"/>
+            </w:pPr>
+            <w:r>
+              <w:t xml:space="preserve">Creating home directory `/home/dev1' ...</w:t>
+            </w:r>
+          </w:p>
+          <w:p>
+            <w:pPr>
+              <w:pStyle w:val="SourceCode"/>
+              <w:spacing w:before="0" w:after="0" w:line="200" w:lineRule="auto"/>
+            </w:pPr>
+            <w:r>
+              <w:t xml:space="preserve">Copying files from `/etc/skel' ...</w:t>
+            </w:r>
+          </w:p>
+          <w:p>
+            <w:pPr>
+              <w:pStyle w:val="SourceCode"/>
+              <w:spacing w:before="0" w:after="0" w:line="200" w:lineRule="auto"/>
+            </w:pPr>
+          </w:p>
+          <w:p>
+            <w:pPr>
+              <w:pStyle w:val="SourceCode"/>
+              <w:spacing w:before="0" w:after="0" w:line="200" w:lineRule="auto"/>
+            </w:pPr>
+            <w:r>
+              <w:t xml:space="preserve">student@lab-vm:~$ sudo adduser dev2 --gecos "Developer Two" --disabled-password</w:t>
+            </w:r>
+          </w:p>
+          <w:p>
+            <w:pPr>
+              <w:pStyle w:val="SourceCode"/>
+              <w:spacing w:before="0" w:after="0" w:line="200" w:lineRule="auto"/>
+            </w:pPr>
+            <w:r>
+              <w:t xml:space="preserve">student@lab-vm:~$ sudo usermod -aG developers dev1</w:t>
+            </w:r>
+          </w:p>
+          <w:p>
+            <w:pPr>
+              <w:pStyle w:val="SourceCode"/>
+              <w:spacing w:before="0" w:after="0" w:line="200" w:lineRule="auto"/>
+            </w:pPr>
+            <w:r>
+              <w:t xml:space="preserve">student@lab-vm:~$ sudo usermod -aG developers dev2</w:t>
+            </w:r>
+          </w:p>
+          <w:p>
+            <w:pPr>
+              <w:pStyle w:val="SourceCode"/>
+              <w:spacing w:before="0" w:after="0" w:line="200" w:lineRule="auto"/>
+            </w:pPr>
+          </w:p>
+          <w:p>
+            <w:pPr>
+              <w:pStyle w:val="SourceCode"/>
+              <w:spacing w:before="0" w:after="0" w:line="200" w:lineRule="auto"/>
+            </w:pPr>
+            <w:r>
+              <w:t xml:space="preserve">student@lab-vm:~$ id dev1</w:t>
+            </w:r>
+          </w:p>
+          <w:p>
+            <w:pPr>
+              <w:pStyle w:val="SourceCode"/>
+              <w:spacing w:before="0" w:after="0" w:line="200" w:lineRule="auto"/>
+            </w:pPr>
+            <w:r>
+              <w:t xml:space="preserve">uid=1001(dev1) gid=1001(dev1) groups=1001(dev1),1003(developers)</w:t>
+            </w:r>
+          </w:p>
+          <w:p>
+            <w:pPr>
+              <w:pStyle w:val="SourceCode"/>
+              <w:spacing w:before="0" w:after="0" w:line="200" w:lineRule="auto"/>
+            </w:pPr>
+          </w:p>
+          <w:p>
+            <w:pPr>
+              <w:pStyle w:val="SourceCode"/>
+              <w:spacing w:before="0" w:after="0" w:line="200" w:lineRule="auto"/>
+            </w:pPr>
+            <w:r>
+              <w:t xml:space="preserve">student@lab-vm:~$ getent group developers</w:t>
+            </w:r>
+          </w:p>
+          <w:p>
+            <w:pPr>
+              <w:pStyle w:val="SourceCode"/>
+              <w:spacing w:before="0" w:after="0" w:line="200" w:lineRule="auto"/>
+            </w:pPr>
+            <w:r>
+              <w:t xml:space="preserve">developers:x:1003:dev1,dev2</w:t>
+            </w:r>
+          </w:p>
+        </w:tc>
+      </w:tr>
+    </w:tbl>
+    <w:p>
+      <w:pPr>
+        <w:spacing w:before="0" w:after="0" w:line="120" w:lineRule="exact"/>
+        <w:rPr>
+          <w:sz w:val="4"/>
+          <w:szCs w:val="4"/>
+        </w:rPr>
+      </w:pPr>
     </w:p>
     <w:p>
       <w:pPr>
@@ -2118,156 +2559,205 @@
     </w:p>
     <w:p>
       <w:pPr>
-        <w:pStyle w:val="SourceCode"/>
-        <w:spacing w:before="120" w:after="0" w:line="200" w:lineRule="auto"/>
-      </w:pPr>
-      <w:r>
-        <w:t xml:space="preserve">student@lab-vm:~$ grep -E "dev1|dev2" /etc/passwd</w:t>
-      </w:r>
-    </w:p>
-    <w:p>
-      <w:pPr>
-        <w:pStyle w:val="SourceCode"/>
-        <w:spacing w:before="0" w:after="0" w:line="200" w:lineRule="auto"/>
-      </w:pPr>
-      <w:r>
-        <w:t xml:space="preserve">dev1:x:1001:1001:Developer One,,,:/home/dev1:/bin/bash</w:t>
-      </w:r>
-    </w:p>
-    <w:p>
-      <w:pPr>
-        <w:pStyle w:val="SourceCode"/>
-        <w:spacing w:before="0" w:after="0" w:line="200" w:lineRule="auto"/>
-      </w:pPr>
-      <w:r>
-        <w:t xml:space="preserve">dev2:x:1002:1002:Developer Two,,,:/home/dev2:/bin/bash</w:t>
-      </w:r>
-    </w:p>
-    <w:p>
-      <w:pPr>
-        <w:pStyle w:val="SourceCode"/>
-        <w:spacing w:before="0" w:after="0" w:line="200" w:lineRule="auto"/>
-      </w:pPr>
-    </w:p>
-    <w:p>
-      <w:pPr>
-        <w:pStyle w:val="SourceCode"/>
-        <w:spacing w:before="0" w:after="0" w:line="200" w:lineRule="auto"/>
-      </w:pPr>
-      <w:r>
-        <w:t xml:space="preserve">student@lab-vm:~$ sudo grep dev1 /etc/shadow | cut -c1-40</w:t>
-      </w:r>
-    </w:p>
-    <w:p>
-      <w:pPr>
-        <w:pStyle w:val="SourceCode"/>
-        <w:spacing w:before="0" w:after="0" w:line="200" w:lineRule="auto"/>
-      </w:pPr>
-      <w:r>
-        <w:t xml:space="preserve">dev1:!:20349:0:99999:7:::</w:t>
-      </w:r>
-    </w:p>
-    <w:p>
-      <w:pPr>
-        <w:pStyle w:val="SourceCode"/>
-        <w:spacing w:before="0" w:after="0" w:line="200" w:lineRule="auto"/>
-      </w:pPr>
-    </w:p>
-    <w:p>
-      <w:pPr>
-        <w:pStyle w:val="SourceCode"/>
-        <w:spacing w:before="0" w:after="0" w:line="200" w:lineRule="auto"/>
-      </w:pPr>
-      <w:r>
-        <w:t xml:space="preserve">student@lab-vm:~$ awk -F: '$3 &lt; 1000 {print $1}' /etc/passwd | head -5</w:t>
-      </w:r>
-    </w:p>
-    <w:p>
-      <w:pPr>
-        <w:pStyle w:val="SourceCode"/>
-        <w:spacing w:before="0" w:after="0" w:line="200" w:lineRule="auto"/>
-      </w:pPr>
-      <w:r>
-        <w:t xml:space="preserve">root</w:t>
-      </w:r>
-    </w:p>
-    <w:p>
-      <w:pPr>
-        <w:pStyle w:val="SourceCode"/>
-        <w:spacing w:before="0" w:after="0" w:line="200" w:lineRule="auto"/>
-      </w:pPr>
-      <w:r>
-        <w:t xml:space="preserve">daemon</w:t>
-      </w:r>
-    </w:p>
-    <w:p>
-      <w:pPr>
-        <w:pStyle w:val="SourceCode"/>
-        <w:spacing w:before="0" w:after="0" w:line="200" w:lineRule="auto"/>
-      </w:pPr>
-      <w:r>
-        <w:t xml:space="preserve">bin</w:t>
-      </w:r>
-    </w:p>
-    <w:p>
-      <w:pPr>
-        <w:pStyle w:val="SourceCode"/>
-        <w:spacing w:before="0" w:after="0" w:line="200" w:lineRule="auto"/>
-      </w:pPr>
-      <w:r>
-        <w:t xml:space="preserve">sys</w:t>
-      </w:r>
-    </w:p>
-    <w:p>
-      <w:pPr>
-        <w:pStyle w:val="SourceCode"/>
-        <w:spacing w:before="0" w:after="0" w:line="200" w:lineRule="auto"/>
-      </w:pPr>
-      <w:r>
-        <w:t xml:space="preserve">sync</w:t>
-      </w:r>
-    </w:p>
-    <w:p>
-      <w:pPr>
-        <w:pStyle w:val="SourceCode"/>
-        <w:spacing w:before="0" w:after="0" w:line="200" w:lineRule="auto"/>
-      </w:pPr>
-    </w:p>
-    <w:p>
-      <w:pPr>
-        <w:pStyle w:val="SourceCode"/>
-        <w:spacing w:before="0" w:after="0" w:line="200" w:lineRule="auto"/>
-      </w:pPr>
-      <w:r>
-        <w:t xml:space="preserve">student@lab-vm:~$ awk -F: '$3 &gt;= 1000 &amp;&amp; $3 &lt; 65534 {print $1, $3}' /etc/passwd</w:t>
-      </w:r>
-    </w:p>
-    <w:p>
-      <w:pPr>
-        <w:pStyle w:val="SourceCode"/>
-        <w:spacing w:before="0" w:after="0" w:line="200" w:lineRule="auto"/>
-      </w:pPr>
-      <w:r>
-        <w:t xml:space="preserve">student 1000</w:t>
-      </w:r>
-    </w:p>
-    <w:p>
-      <w:pPr>
-        <w:pStyle w:val="SourceCode"/>
-        <w:spacing w:before="0" w:after="0" w:line="200" w:lineRule="auto"/>
-      </w:pPr>
-      <w:r>
-        <w:t xml:space="preserve">dev1 1001</w:t>
-      </w:r>
-    </w:p>
-    <w:p>
-      <w:pPr>
-        <w:pStyle w:val="SourceCode"/>
-        <w:spacing w:before="0" w:after="120" w:line="200" w:lineRule="auto"/>
-      </w:pPr>
-      <w:r>
-        <w:t xml:space="preserve">dev2 1002</w:t>
-      </w:r>
+        <w:spacing w:before="0" w:after="0" w:line="120" w:lineRule="exact"/>
+        <w:rPr>
+          <w:sz w:val="4"/>
+          <w:szCs w:val="4"/>
+        </w:rPr>
+      </w:pPr>
+    </w:p>
+    <w:tbl>
+      <w:tblPr>
+        <w:tblStyle w:val="SourceCodeTable"/>
+        <w:tblW w:type="dxa" w:w="9637"/>
+        <w:tblInd w:w="0" w:type="dxa"/>
+        <w:tblBorders>
+          <w:top w:color="BFBFBF" w:space="0" w:sz="4" w:val="single"/>
+          <w:left w:color="BFBFBF" w:space="0" w:sz="4" w:val="single"/>
+          <w:bottom w:color="BFBFBF" w:space="0" w:sz="4" w:val="single"/>
+          <w:right w:color="BFBFBF" w:space="0" w:sz="4" w:val="single"/>
+        </w:tblBorders>
+        <w:tblLayout w:type="fixed"/>
+        <w:tblCellMar>
+          <w:top w:type="dxa" w:w="113"/>
+          <w:left w:type="dxa" w:w="113"/>
+          <w:bottom w:type="dxa" w:w="113"/>
+          <w:right w:type="dxa" w:w="113"/>
+        </w:tblCellMar>
+        <w:tblLook w:val="0000" w:firstRow="0" w:lastRow="0" w:firstColumn="0" w:lastColumn="0" w:noHBand="1" w:noVBand="1"/>
+      </w:tblPr>
+      <w:tblGrid>
+        <w:gridCol w:w="9637"/>
+      </w:tblGrid>
+      <w:tr>
+        <w:tc>
+          <w:tcPr>
+            <w:tcW w:type="dxa" w:w="9637"/>
+          </w:tcPr>
+          <w:p>
+            <w:pPr>
+              <w:pStyle w:val="SourceCode"/>
+              <w:spacing w:before="0" w:after="0" w:line="200" w:lineRule="auto"/>
+            </w:pPr>
+            <w:r>
+              <w:t xml:space="preserve">student@lab-vm:~$ grep -E "dev1|dev2" /etc/passwd</w:t>
+            </w:r>
+          </w:p>
+          <w:p>
+            <w:pPr>
+              <w:pStyle w:val="SourceCode"/>
+              <w:spacing w:before="0" w:after="0" w:line="200" w:lineRule="auto"/>
+            </w:pPr>
+            <w:r>
+              <w:t xml:space="preserve">dev1:x:1001:1001:Developer One,,,:/home/dev1:/bin/bash</w:t>
+            </w:r>
+          </w:p>
+          <w:p>
+            <w:pPr>
+              <w:pStyle w:val="SourceCode"/>
+              <w:spacing w:before="0" w:after="0" w:line="200" w:lineRule="auto"/>
+            </w:pPr>
+            <w:r>
+              <w:t xml:space="preserve">dev2:x:1002:1002:Developer Two,,,:/home/dev2:/bin/bash</w:t>
+            </w:r>
+          </w:p>
+          <w:p>
+            <w:pPr>
+              <w:pStyle w:val="SourceCode"/>
+              <w:spacing w:before="0" w:after="0" w:line="200" w:lineRule="auto"/>
+            </w:pPr>
+          </w:p>
+          <w:p>
+            <w:pPr>
+              <w:pStyle w:val="SourceCode"/>
+              <w:spacing w:before="0" w:after="0" w:line="200" w:lineRule="auto"/>
+            </w:pPr>
+            <w:r>
+              <w:t xml:space="preserve">student@lab-vm:~$ sudo grep dev1 /etc/shadow | cut -c1-40</w:t>
+            </w:r>
+          </w:p>
+          <w:p>
+            <w:pPr>
+              <w:pStyle w:val="SourceCode"/>
+              <w:spacing w:before="0" w:after="0" w:line="200" w:lineRule="auto"/>
+            </w:pPr>
+            <w:r>
+              <w:t xml:space="preserve">dev1:!:20349:0:99999:7:::</w:t>
+            </w:r>
+          </w:p>
+          <w:p>
+            <w:pPr>
+              <w:pStyle w:val="SourceCode"/>
+              <w:spacing w:before="0" w:after="0" w:line="200" w:lineRule="auto"/>
+            </w:pPr>
+          </w:p>
+          <w:p>
+            <w:pPr>
+              <w:pStyle w:val="SourceCode"/>
+              <w:spacing w:before="0" w:after="0" w:line="200" w:lineRule="auto"/>
+            </w:pPr>
+            <w:r>
+              <w:t xml:space="preserve">student@lab-vm:~$ awk -F: '$3 &lt; 1000 {print $1}' /etc/passwd | head -5</w:t>
+            </w:r>
+          </w:p>
+          <w:p>
+            <w:pPr>
+              <w:pStyle w:val="SourceCode"/>
+              <w:spacing w:before="0" w:after="0" w:line="200" w:lineRule="auto"/>
+            </w:pPr>
+            <w:r>
+              <w:t xml:space="preserve">root</w:t>
+            </w:r>
+          </w:p>
+          <w:p>
+            <w:pPr>
+              <w:pStyle w:val="SourceCode"/>
+              <w:spacing w:before="0" w:after="0" w:line="200" w:lineRule="auto"/>
+            </w:pPr>
+            <w:r>
+              <w:t xml:space="preserve">daemon</w:t>
+            </w:r>
+          </w:p>
+          <w:p>
+            <w:pPr>
+              <w:pStyle w:val="SourceCode"/>
+              <w:spacing w:before="0" w:after="0" w:line="200" w:lineRule="auto"/>
+            </w:pPr>
+            <w:r>
+              <w:t xml:space="preserve">bin</w:t>
+            </w:r>
+          </w:p>
+          <w:p>
+            <w:pPr>
+              <w:pStyle w:val="SourceCode"/>
+              <w:spacing w:before="0" w:after="0" w:line="200" w:lineRule="auto"/>
+            </w:pPr>
+            <w:r>
+              <w:t xml:space="preserve">sys</w:t>
+            </w:r>
+          </w:p>
+          <w:p>
+            <w:pPr>
+              <w:pStyle w:val="SourceCode"/>
+              <w:spacing w:before="0" w:after="0" w:line="200" w:lineRule="auto"/>
+            </w:pPr>
+            <w:r>
+              <w:t xml:space="preserve">sync</w:t>
+            </w:r>
+          </w:p>
+          <w:p>
+            <w:pPr>
+              <w:pStyle w:val="SourceCode"/>
+              <w:spacing w:before="0" w:after="0" w:line="200" w:lineRule="auto"/>
+            </w:pPr>
+          </w:p>
+          <w:p>
+            <w:pPr>
+              <w:pStyle w:val="SourceCode"/>
+              <w:spacing w:before="0" w:after="0" w:line="200" w:lineRule="auto"/>
+            </w:pPr>
+            <w:r>
+              <w:t xml:space="preserve">student@lab-vm:~$ awk -F: '$3 &gt;= 1000 &amp;&amp; $3 &lt; 65534 {print $1, $3}' /etc/passwd</w:t>
+            </w:r>
+          </w:p>
+          <w:p>
+            <w:pPr>
+              <w:pStyle w:val="SourceCode"/>
+              <w:spacing w:before="0" w:after="0" w:line="200" w:lineRule="auto"/>
+            </w:pPr>
+            <w:r>
+              <w:t xml:space="preserve">student 1000</w:t>
+            </w:r>
+          </w:p>
+          <w:p>
+            <w:pPr>
+              <w:pStyle w:val="SourceCode"/>
+              <w:spacing w:before="0" w:after="0" w:line="200" w:lineRule="auto"/>
+            </w:pPr>
+            <w:r>
+              <w:t xml:space="preserve">dev1 1001</w:t>
+            </w:r>
+          </w:p>
+          <w:p>
+            <w:pPr>
+              <w:pStyle w:val="SourceCode"/>
+              <w:spacing w:before="0" w:after="0" w:line="200" w:lineRule="auto"/>
+            </w:pPr>
+            <w:r>
+              <w:t xml:space="preserve">dev2 1002</w:t>
+            </w:r>
+          </w:p>
+        </w:tc>
+      </w:tr>
+    </w:tbl>
+    <w:p>
+      <w:pPr>
+        <w:spacing w:before="0" w:after="0" w:line="120" w:lineRule="exact"/>
+        <w:rPr>
+          <w:sz w:val="4"/>
+          <w:szCs w:val="4"/>
+        </w:rPr>
+      </w:pPr>
     </w:p>
     <w:p>
       <w:pPr>
@@ -2301,144 +2791,193 @@
     </w:p>
     <w:p>
       <w:pPr>
-        <w:pStyle w:val="SourceCode"/>
-        <w:spacing w:before="120" w:after="0" w:line="200" w:lineRule="auto"/>
-      </w:pPr>
-      <w:r>
-        <w:t xml:space="preserve">student@lab-vm:~$ mkdir -p ~/lab8 &amp;&amp; cd ~/lab8</w:t>
-      </w:r>
-    </w:p>
-    <w:p>
-      <w:pPr>
-        <w:pStyle w:val="SourceCode"/>
-        <w:spacing w:before="0" w:after="0" w:line="200" w:lineRule="auto"/>
-      </w:pPr>
-      <w:r>
-        <w:t xml:space="preserve">student@lab-vm:~/lab8$ echo "echo Привіт" &gt; script.sh</w:t>
-      </w:r>
-    </w:p>
-    <w:p>
-      <w:pPr>
-        <w:pStyle w:val="SourceCode"/>
-        <w:spacing w:before="0" w:after="0" w:line="200" w:lineRule="auto"/>
-      </w:pPr>
-      <w:r>
-        <w:t xml:space="preserve">student@lab-vm:~/lab8$ ls -l script.sh</w:t>
-      </w:r>
-    </w:p>
-    <w:p>
-      <w:pPr>
-        <w:pStyle w:val="SourceCode"/>
-        <w:spacing w:before="0" w:after="0" w:line="200" w:lineRule="auto"/>
-      </w:pPr>
-      <w:r>
-        <w:t xml:space="preserve">-rw-rw-r-- 1 student student 22 вер 18 11:15 script.sh</w:t>
-      </w:r>
-    </w:p>
-    <w:p>
-      <w:pPr>
-        <w:pStyle w:val="SourceCode"/>
-        <w:spacing w:before="0" w:after="0" w:line="200" w:lineRule="auto"/>
-      </w:pPr>
-    </w:p>
-    <w:p>
-      <w:pPr>
-        <w:pStyle w:val="SourceCode"/>
-        <w:spacing w:before="0" w:after="0" w:line="200" w:lineRule="auto"/>
-      </w:pPr>
-      <w:r>
-        <w:t xml:space="preserve">student@lab-vm:~/lab8$ ./script.sh</w:t>
-      </w:r>
-    </w:p>
-    <w:p>
-      <w:pPr>
-        <w:pStyle w:val="SourceCode"/>
-        <w:spacing w:before="0" w:after="0" w:line="200" w:lineRule="auto"/>
-      </w:pPr>
-      <w:r>
-        <w:t xml:space="preserve">bash: ./script.sh: Permission denied</w:t>
-      </w:r>
-    </w:p>
-    <w:p>
-      <w:pPr>
-        <w:pStyle w:val="SourceCode"/>
-        <w:spacing w:before="0" w:after="0" w:line="200" w:lineRule="auto"/>
-      </w:pPr>
-    </w:p>
-    <w:p>
-      <w:pPr>
-        <w:pStyle w:val="SourceCode"/>
-        <w:spacing w:before="0" w:after="0" w:line="200" w:lineRule="auto"/>
-      </w:pPr>
-      <w:r>
-        <w:t xml:space="preserve">student@lab-vm:~/lab8$ chmod u+x script.sh</w:t>
-      </w:r>
-    </w:p>
-    <w:p>
-      <w:pPr>
-        <w:pStyle w:val="SourceCode"/>
-        <w:spacing w:before="0" w:after="0" w:line="200" w:lineRule="auto"/>
-      </w:pPr>
-      <w:r>
-        <w:t xml:space="preserve">student@lab-vm:~/lab8$ ls -l script.sh</w:t>
-      </w:r>
-    </w:p>
-    <w:p>
-      <w:pPr>
-        <w:pStyle w:val="SourceCode"/>
-        <w:spacing w:before="0" w:after="0" w:line="200" w:lineRule="auto"/>
-      </w:pPr>
-      <w:r>
-        <w:t xml:space="preserve">-rwxrw-r-- 1 student student 22 вер 18 11:15 script.sh</w:t>
-      </w:r>
-    </w:p>
-    <w:p>
-      <w:pPr>
-        <w:pStyle w:val="SourceCode"/>
-        <w:spacing w:before="0" w:after="0" w:line="200" w:lineRule="auto"/>
-      </w:pPr>
-    </w:p>
-    <w:p>
-      <w:pPr>
-        <w:pStyle w:val="SourceCode"/>
-        <w:spacing w:before="0" w:after="0" w:line="200" w:lineRule="auto"/>
-      </w:pPr>
-      <w:r>
-        <w:t xml:space="preserve">student@lab-vm:~/lab8$ ./script.sh</w:t>
-      </w:r>
-    </w:p>
-    <w:p>
-      <w:pPr>
-        <w:pStyle w:val="SourceCode"/>
-        <w:spacing w:before="0" w:after="0" w:line="200" w:lineRule="auto"/>
-      </w:pPr>
-      <w:r>
-        <w:t xml:space="preserve">Привіт</w:t>
-      </w:r>
-    </w:p>
-    <w:p>
-      <w:pPr>
-        <w:pStyle w:val="SourceCode"/>
-        <w:spacing w:before="0" w:after="0" w:line="200" w:lineRule="auto"/>
-      </w:pPr>
-    </w:p>
-    <w:p>
-      <w:pPr>
-        <w:pStyle w:val="SourceCode"/>
-        <w:spacing w:before="0" w:after="0" w:line="200" w:lineRule="auto"/>
-      </w:pPr>
-      <w:r>
-        <w:t xml:space="preserve">student@lab-vm:~/lab8$ chmod 640 script.sh &amp;&amp; ls -l script.sh</w:t>
-      </w:r>
-    </w:p>
-    <w:p>
-      <w:pPr>
-        <w:pStyle w:val="SourceCode"/>
-        <w:spacing w:before="0" w:after="120" w:line="200" w:lineRule="auto"/>
-      </w:pPr>
-      <w:r>
-        <w:t xml:space="preserve">-rw-r----- 1 student student 22 вер 18 11:15 script.sh</w:t>
-      </w:r>
+        <w:spacing w:before="0" w:after="0" w:line="120" w:lineRule="exact"/>
+        <w:rPr>
+          <w:sz w:val="4"/>
+          <w:szCs w:val="4"/>
+        </w:rPr>
+      </w:pPr>
+    </w:p>
+    <w:tbl>
+      <w:tblPr>
+        <w:tblStyle w:val="SourceCodeTable"/>
+        <w:tblW w:type="dxa" w:w="9637"/>
+        <w:tblInd w:w="0" w:type="dxa"/>
+        <w:tblBorders>
+          <w:top w:color="BFBFBF" w:space="0" w:sz="4" w:val="single"/>
+          <w:left w:color="BFBFBF" w:space="0" w:sz="4" w:val="single"/>
+          <w:bottom w:color="BFBFBF" w:space="0" w:sz="4" w:val="single"/>
+          <w:right w:color="BFBFBF" w:space="0" w:sz="4" w:val="single"/>
+        </w:tblBorders>
+        <w:tblLayout w:type="fixed"/>
+        <w:tblCellMar>
+          <w:top w:type="dxa" w:w="113"/>
+          <w:left w:type="dxa" w:w="113"/>
+          <w:bottom w:type="dxa" w:w="113"/>
+          <w:right w:type="dxa" w:w="113"/>
+        </w:tblCellMar>
+        <w:tblLook w:val="0000" w:firstRow="0" w:lastRow="0" w:firstColumn="0" w:lastColumn="0" w:noHBand="1" w:noVBand="1"/>
+      </w:tblPr>
+      <w:tblGrid>
+        <w:gridCol w:w="9637"/>
+      </w:tblGrid>
+      <w:tr>
+        <w:tc>
+          <w:tcPr>
+            <w:tcW w:type="dxa" w:w="9637"/>
+          </w:tcPr>
+          <w:p>
+            <w:pPr>
+              <w:pStyle w:val="SourceCode"/>
+              <w:spacing w:before="0" w:after="0" w:line="200" w:lineRule="auto"/>
+            </w:pPr>
+            <w:r>
+              <w:t xml:space="preserve">student@lab-vm:~$ mkdir -p ~/lab8 &amp;&amp; cd ~/lab8</w:t>
+            </w:r>
+          </w:p>
+          <w:p>
+            <w:pPr>
+              <w:pStyle w:val="SourceCode"/>
+              <w:spacing w:before="0" w:after="0" w:line="200" w:lineRule="auto"/>
+            </w:pPr>
+            <w:r>
+              <w:t xml:space="preserve">student@lab-vm:~/lab8$ echo "echo Привіт" &gt; script.sh</w:t>
+            </w:r>
+          </w:p>
+          <w:p>
+            <w:pPr>
+              <w:pStyle w:val="SourceCode"/>
+              <w:spacing w:before="0" w:after="0" w:line="200" w:lineRule="auto"/>
+            </w:pPr>
+            <w:r>
+              <w:t xml:space="preserve">student@lab-vm:~/lab8$ ls -l script.sh</w:t>
+            </w:r>
+          </w:p>
+          <w:p>
+            <w:pPr>
+              <w:pStyle w:val="SourceCode"/>
+              <w:spacing w:before="0" w:after="0" w:line="200" w:lineRule="auto"/>
+            </w:pPr>
+            <w:r>
+              <w:t xml:space="preserve">-rw-rw-r-- 1 student student 22 вер 18 11:15 script.sh</w:t>
+            </w:r>
+          </w:p>
+          <w:p>
+            <w:pPr>
+              <w:pStyle w:val="SourceCode"/>
+              <w:spacing w:before="0" w:after="0" w:line="200" w:lineRule="auto"/>
+            </w:pPr>
+          </w:p>
+          <w:p>
+            <w:pPr>
+              <w:pStyle w:val="SourceCode"/>
+              <w:spacing w:before="0" w:after="0" w:line="200" w:lineRule="auto"/>
+            </w:pPr>
+            <w:r>
+              <w:t xml:space="preserve">student@lab-vm:~/lab8$ ./script.sh</w:t>
+            </w:r>
+          </w:p>
+          <w:p>
+            <w:pPr>
+              <w:pStyle w:val="SourceCode"/>
+              <w:spacing w:before="0" w:after="0" w:line="200" w:lineRule="auto"/>
+            </w:pPr>
+            <w:r>
+              <w:t xml:space="preserve">bash: ./script.sh: Permission denied</w:t>
+            </w:r>
+          </w:p>
+          <w:p>
+            <w:pPr>
+              <w:pStyle w:val="SourceCode"/>
+              <w:spacing w:before="0" w:after="0" w:line="200" w:lineRule="auto"/>
+            </w:pPr>
+          </w:p>
+          <w:p>
+            <w:pPr>
+              <w:pStyle w:val="SourceCode"/>
+              <w:spacing w:before="0" w:after="0" w:line="200" w:lineRule="auto"/>
+            </w:pPr>
+            <w:r>
+              <w:t xml:space="preserve">student@lab-vm:~/lab8$ chmod u+x script.sh</w:t>
+            </w:r>
+          </w:p>
+          <w:p>
+            <w:pPr>
+              <w:pStyle w:val="SourceCode"/>
+              <w:spacing w:before="0" w:after="0" w:line="200" w:lineRule="auto"/>
+            </w:pPr>
+            <w:r>
+              <w:t xml:space="preserve">student@lab-vm:~/lab8$ ls -l script.sh</w:t>
+            </w:r>
+          </w:p>
+          <w:p>
+            <w:pPr>
+              <w:pStyle w:val="SourceCode"/>
+              <w:spacing w:before="0" w:after="0" w:line="200" w:lineRule="auto"/>
+            </w:pPr>
+            <w:r>
+              <w:t xml:space="preserve">-rwxrw-r-- 1 student student 22 вер 18 11:15 script.sh</w:t>
+            </w:r>
+          </w:p>
+          <w:p>
+            <w:pPr>
+              <w:pStyle w:val="SourceCode"/>
+              <w:spacing w:before="0" w:after="0" w:line="200" w:lineRule="auto"/>
+            </w:pPr>
+          </w:p>
+          <w:p>
+            <w:pPr>
+              <w:pStyle w:val="SourceCode"/>
+              <w:spacing w:before="0" w:after="0" w:line="200" w:lineRule="auto"/>
+            </w:pPr>
+            <w:r>
+              <w:t xml:space="preserve">student@lab-vm:~/lab8$ ./script.sh</w:t>
+            </w:r>
+          </w:p>
+          <w:p>
+            <w:pPr>
+              <w:pStyle w:val="SourceCode"/>
+              <w:spacing w:before="0" w:after="0" w:line="200" w:lineRule="auto"/>
+            </w:pPr>
+            <w:r>
+              <w:t xml:space="preserve">Привіт</w:t>
+            </w:r>
+          </w:p>
+          <w:p>
+            <w:pPr>
+              <w:pStyle w:val="SourceCode"/>
+              <w:spacing w:before="0" w:after="0" w:line="200" w:lineRule="auto"/>
+            </w:pPr>
+          </w:p>
+          <w:p>
+            <w:pPr>
+              <w:pStyle w:val="SourceCode"/>
+              <w:spacing w:before="0" w:after="0" w:line="200" w:lineRule="auto"/>
+            </w:pPr>
+            <w:r>
+              <w:t xml:space="preserve">student@lab-vm:~/lab8$ chmod 640 script.sh &amp;&amp; ls -l script.sh</w:t>
+            </w:r>
+          </w:p>
+          <w:p>
+            <w:pPr>
+              <w:pStyle w:val="SourceCode"/>
+              <w:spacing w:before="0" w:after="0" w:line="200" w:lineRule="auto"/>
+            </w:pPr>
+            <w:r>
+              <w:t xml:space="preserve">-rw-r----- 1 student student 22 вер 18 11:15 script.sh</w:t>
+            </w:r>
+          </w:p>
+        </w:tc>
+      </w:tr>
+    </w:tbl>
+    <w:p>
+      <w:pPr>
+        <w:spacing w:before="0" w:after="0" w:line="120" w:lineRule="exact"/>
+        <w:rPr>
+          <w:sz w:val="4"/>
+          <w:szCs w:val="4"/>
+        </w:rPr>
+      </w:pPr>
     </w:p>
     <w:p>
       <w:pPr>
@@ -2475,96 +3014,145 @@
     </w:p>
     <w:p>
       <w:pPr>
-        <w:pStyle w:val="SourceCode"/>
-        <w:spacing w:before="120" w:after="0" w:line="200" w:lineRule="auto"/>
-      </w:pPr>
-      <w:r>
-        <w:t xml:space="preserve">student@lab-vm:~/lab8$ mkdir secret &amp;&amp; echo "дані" &gt; secret/data.txt</w:t>
-      </w:r>
-    </w:p>
-    <w:p>
-      <w:pPr>
-        <w:pStyle w:val="SourceCode"/>
-        <w:spacing w:before="0" w:after="0" w:line="200" w:lineRule="auto"/>
-      </w:pPr>
-      <w:r>
-        <w:t xml:space="preserve">student@lab-vm:~/lab8$ chmod 644 secret</w:t>
-      </w:r>
-    </w:p>
-    <w:p>
-      <w:pPr>
-        <w:pStyle w:val="SourceCode"/>
-        <w:spacing w:before="0" w:after="0" w:line="200" w:lineRule="auto"/>
-      </w:pPr>
-      <w:r>
-        <w:t xml:space="preserve">student@lab-vm:~/lab8$ ls secret</w:t>
-      </w:r>
-    </w:p>
-    <w:p>
-      <w:pPr>
-        <w:pStyle w:val="SourceCode"/>
-        <w:spacing w:before="0" w:after="0" w:line="200" w:lineRule="auto"/>
-      </w:pPr>
-      <w:r>
-        <w:t xml:space="preserve">data.txt</w:t>
-      </w:r>
-    </w:p>
-    <w:p>
-      <w:pPr>
-        <w:pStyle w:val="SourceCode"/>
-        <w:spacing w:before="0" w:after="0" w:line="200" w:lineRule="auto"/>
-      </w:pPr>
-    </w:p>
-    <w:p>
-      <w:pPr>
-        <w:pStyle w:val="SourceCode"/>
-        <w:spacing w:before="0" w:after="0" w:line="200" w:lineRule="auto"/>
-      </w:pPr>
-      <w:r>
-        <w:t xml:space="preserve">student@lab-vm:~/lab8$ cat secret/data.txt</w:t>
-      </w:r>
-    </w:p>
-    <w:p>
-      <w:pPr>
-        <w:pStyle w:val="SourceCode"/>
-        <w:spacing w:before="0" w:after="0" w:line="200" w:lineRule="auto"/>
-      </w:pPr>
-      <w:r>
-        <w:t xml:space="preserve">cat: secret/data.txt: Permission denied</w:t>
-      </w:r>
-    </w:p>
-    <w:p>
-      <w:pPr>
-        <w:pStyle w:val="SourceCode"/>
-        <w:spacing w:before="0" w:after="0" w:line="200" w:lineRule="auto"/>
-      </w:pPr>
-    </w:p>
-    <w:p>
-      <w:pPr>
-        <w:pStyle w:val="SourceCode"/>
-        <w:spacing w:before="0" w:after="0" w:line="200" w:lineRule="auto"/>
-      </w:pPr>
-      <w:r>
-        <w:t xml:space="preserve">student@lab-vm:~/lab8$ chmod 755 secret</w:t>
-      </w:r>
-    </w:p>
-    <w:p>
-      <w:pPr>
-        <w:pStyle w:val="SourceCode"/>
-        <w:spacing w:before="0" w:after="0" w:line="200" w:lineRule="auto"/>
-      </w:pPr>
-      <w:r>
-        <w:t xml:space="preserve">student@lab-vm:~/lab8$ cat secret/data.txt</w:t>
-      </w:r>
-    </w:p>
-    <w:p>
-      <w:pPr>
-        <w:pStyle w:val="SourceCode"/>
-        <w:spacing w:before="0" w:after="120" w:line="200" w:lineRule="auto"/>
-      </w:pPr>
-      <w:r>
-        <w:t xml:space="preserve">дані</w:t>
-      </w:r>
+        <w:spacing w:before="0" w:after="0" w:line="120" w:lineRule="exact"/>
+        <w:rPr>
+          <w:sz w:val="4"/>
+          <w:szCs w:val="4"/>
+        </w:rPr>
+      </w:pPr>
+    </w:p>
+    <w:tbl>
+      <w:tblPr>
+        <w:tblStyle w:val="SourceCodeTable"/>
+        <w:tblW w:type="dxa" w:w="9637"/>
+        <w:tblInd w:w="0" w:type="dxa"/>
+        <w:tblBorders>
+          <w:top w:color="BFBFBF" w:space="0" w:sz="4" w:val="single"/>
+          <w:left w:color="BFBFBF" w:space="0" w:sz="4" w:val="single"/>
+          <w:bottom w:color="BFBFBF" w:space="0" w:sz="4" w:val="single"/>
+          <w:right w:color="BFBFBF" w:space="0" w:sz="4" w:val="single"/>
+        </w:tblBorders>
+        <w:tblLayout w:type="fixed"/>
+        <w:tblCellMar>
+          <w:top w:type="dxa" w:w="113"/>
+          <w:left w:type="dxa" w:w="113"/>
+          <w:bottom w:type="dxa" w:w="113"/>
+          <w:right w:type="dxa" w:w="113"/>
+        </w:tblCellMar>
+        <w:tblLook w:val="0000" w:firstRow="0" w:lastRow="0" w:firstColumn="0" w:lastColumn="0" w:noHBand="1" w:noVBand="1"/>
+      </w:tblPr>
+      <w:tblGrid>
+        <w:gridCol w:w="9637"/>
+      </w:tblGrid>
+      <w:tr>
+        <w:tc>
+          <w:tcPr>
+            <w:tcW w:type="dxa" w:w="9637"/>
+          </w:tcPr>
+          <w:p>
+            <w:pPr>
+              <w:pStyle w:val="SourceCode"/>
+              <w:spacing w:before="0" w:after="0" w:line="200" w:lineRule="auto"/>
+            </w:pPr>
+            <w:r>
+              <w:t xml:space="preserve">student@lab-vm:~/lab8$ mkdir secret &amp;&amp; echo "дані" &gt; secret/data.txt</w:t>
+            </w:r>
+          </w:p>
+          <w:p>
+            <w:pPr>
+              <w:pStyle w:val="SourceCode"/>
+              <w:spacing w:before="0" w:after="0" w:line="200" w:lineRule="auto"/>
+            </w:pPr>
+            <w:r>
+              <w:t xml:space="preserve">student@lab-vm:~/lab8$ chmod 644 secret</w:t>
+            </w:r>
+          </w:p>
+          <w:p>
+            <w:pPr>
+              <w:pStyle w:val="SourceCode"/>
+              <w:spacing w:before="0" w:after="0" w:line="200" w:lineRule="auto"/>
+            </w:pPr>
+            <w:r>
+              <w:t xml:space="preserve">student@lab-vm:~/lab8$ ls secret</w:t>
+            </w:r>
+          </w:p>
+          <w:p>
+            <w:pPr>
+              <w:pStyle w:val="SourceCode"/>
+              <w:spacing w:before="0" w:after="0" w:line="200" w:lineRule="auto"/>
+            </w:pPr>
+            <w:r>
+              <w:t xml:space="preserve">data.txt</w:t>
+            </w:r>
+          </w:p>
+          <w:p>
+            <w:pPr>
+              <w:pStyle w:val="SourceCode"/>
+              <w:spacing w:before="0" w:after="0" w:line="200" w:lineRule="auto"/>
+            </w:pPr>
+          </w:p>
+          <w:p>
+            <w:pPr>
+              <w:pStyle w:val="SourceCode"/>
+              <w:spacing w:before="0" w:after="0" w:line="200" w:lineRule="auto"/>
+            </w:pPr>
+            <w:r>
+              <w:t xml:space="preserve">student@lab-vm:~/lab8$ cat secret/data.txt</w:t>
+            </w:r>
+          </w:p>
+          <w:p>
+            <w:pPr>
+              <w:pStyle w:val="SourceCode"/>
+              <w:spacing w:before="0" w:after="0" w:line="200" w:lineRule="auto"/>
+            </w:pPr>
+            <w:r>
+              <w:t xml:space="preserve">cat: secret/data.txt: Permission denied</w:t>
+            </w:r>
+          </w:p>
+          <w:p>
+            <w:pPr>
+              <w:pStyle w:val="SourceCode"/>
+              <w:spacing w:before="0" w:after="0" w:line="200" w:lineRule="auto"/>
+            </w:pPr>
+          </w:p>
+          <w:p>
+            <w:pPr>
+              <w:pStyle w:val="SourceCode"/>
+              <w:spacing w:before="0" w:after="0" w:line="200" w:lineRule="auto"/>
+            </w:pPr>
+            <w:r>
+              <w:t xml:space="preserve">student@lab-vm:~/lab8$ chmod 755 secret</w:t>
+            </w:r>
+          </w:p>
+          <w:p>
+            <w:pPr>
+              <w:pStyle w:val="SourceCode"/>
+              <w:spacing w:before="0" w:after="0" w:line="200" w:lineRule="auto"/>
+            </w:pPr>
+            <w:r>
+              <w:t xml:space="preserve">student@lab-vm:~/lab8$ cat secret/data.txt</w:t>
+            </w:r>
+          </w:p>
+          <w:p>
+            <w:pPr>
+              <w:pStyle w:val="SourceCode"/>
+              <w:spacing w:before="0" w:after="0" w:line="200" w:lineRule="auto"/>
+            </w:pPr>
+            <w:r>
+              <w:t xml:space="preserve">дані</w:t>
+            </w:r>
+          </w:p>
+        </w:tc>
+      </w:tr>
+    </w:tbl>
+    <w:p>
+      <w:pPr>
+        <w:spacing w:before="0" w:after="0" w:line="120" w:lineRule="exact"/>
+        <w:rPr>
+          <w:sz w:val="4"/>
+          <w:szCs w:val="4"/>
+        </w:rPr>
+      </w:pPr>
     </w:p>
     <w:p>
       <w:pPr>
@@ -2601,123 +3189,172 @@
     </w:p>
     <w:p>
       <w:pPr>
-        <w:pStyle w:val="SourceCode"/>
-        <w:spacing w:before="120" w:after="0" w:line="200" w:lineRule="auto"/>
-      </w:pPr>
-      <w:r>
-        <w:t xml:space="preserve">student@lab-vm:~/lab8$ umask</w:t>
-      </w:r>
-    </w:p>
-    <w:p>
-      <w:pPr>
-        <w:pStyle w:val="SourceCode"/>
-        <w:spacing w:before="0" w:after="0" w:line="200" w:lineRule="auto"/>
-      </w:pPr>
-      <w:r>
-        <w:t xml:space="preserve">0022</w:t>
-      </w:r>
-    </w:p>
-    <w:p>
-      <w:pPr>
-        <w:pStyle w:val="SourceCode"/>
-        <w:spacing w:before="0" w:after="0" w:line="200" w:lineRule="auto"/>
-      </w:pPr>
-      <w:r>
-        <w:t xml:space="preserve">student@lab-vm:~/lab8$ touch default.txt &amp;&amp; mkdir default.d</w:t>
-      </w:r>
-    </w:p>
-    <w:p>
-      <w:pPr>
-        <w:pStyle w:val="SourceCode"/>
-        <w:spacing w:before="0" w:after="0" w:line="200" w:lineRule="auto"/>
-      </w:pPr>
-      <w:r>
-        <w:t xml:space="preserve">student@lab-vm:~/lab8$ ls -ld default.txt default.d</w:t>
-      </w:r>
-    </w:p>
-    <w:p>
-      <w:pPr>
-        <w:pStyle w:val="SourceCode"/>
-        <w:spacing w:before="0" w:after="0" w:line="200" w:lineRule="auto"/>
-      </w:pPr>
-      <w:r>
-        <w:t xml:space="preserve">-rw-r--r-- 1 student student    0 вер 18 11:22 default.txt</w:t>
-      </w:r>
-    </w:p>
-    <w:p>
-      <w:pPr>
-        <w:pStyle w:val="SourceCode"/>
-        <w:spacing w:before="0" w:after="0" w:line="200" w:lineRule="auto"/>
-      </w:pPr>
-      <w:r>
-        <w:t xml:space="preserve">drwxr-xr-x 2 student student 4096 вер 18 11:22 default.d</w:t>
-      </w:r>
-    </w:p>
-    <w:p>
-      <w:pPr>
-        <w:pStyle w:val="SourceCode"/>
-        <w:spacing w:before="0" w:after="0" w:line="200" w:lineRule="auto"/>
-      </w:pPr>
-    </w:p>
-    <w:p>
-      <w:pPr>
-        <w:pStyle w:val="SourceCode"/>
-        <w:spacing w:before="0" w:after="0" w:line="200" w:lineRule="auto"/>
-      </w:pPr>
-      <w:r>
-        <w:t xml:space="preserve">student@lab-vm:~/lab8$ umask 077</w:t>
-      </w:r>
-    </w:p>
-    <w:p>
-      <w:pPr>
-        <w:pStyle w:val="SourceCode"/>
-        <w:spacing w:before="0" w:after="0" w:line="200" w:lineRule="auto"/>
-      </w:pPr>
-      <w:r>
-        <w:t xml:space="preserve">student@lab-vm:~/lab8$ touch private.txt &amp;&amp; mkdir private.d</w:t>
-      </w:r>
-    </w:p>
-    <w:p>
-      <w:pPr>
-        <w:pStyle w:val="SourceCode"/>
-        <w:spacing w:before="0" w:after="0" w:line="200" w:lineRule="auto"/>
-      </w:pPr>
-      <w:r>
-        <w:t xml:space="preserve">student@lab-vm:~/lab8$ ls -ld private.txt private.d</w:t>
-      </w:r>
-    </w:p>
-    <w:p>
-      <w:pPr>
-        <w:pStyle w:val="SourceCode"/>
-        <w:spacing w:before="0" w:after="0" w:line="200" w:lineRule="auto"/>
-      </w:pPr>
-      <w:r>
-        <w:t xml:space="preserve">-rw------- 1 student student    0 вер 18 11:23 private.txt</w:t>
-      </w:r>
-    </w:p>
-    <w:p>
-      <w:pPr>
-        <w:pStyle w:val="SourceCode"/>
-        <w:spacing w:before="0" w:after="0" w:line="200" w:lineRule="auto"/>
-      </w:pPr>
-      <w:r>
-        <w:t xml:space="preserve">drwx------ 2 student student 4096 вер 18 11:23 private.d</w:t>
-      </w:r>
-    </w:p>
-    <w:p>
-      <w:pPr>
-        <w:pStyle w:val="SourceCode"/>
-        <w:spacing w:before="0" w:after="0" w:line="200" w:lineRule="auto"/>
-      </w:pPr>
-    </w:p>
-    <w:p>
-      <w:pPr>
-        <w:pStyle w:val="SourceCode"/>
-        <w:spacing w:before="0" w:after="120" w:line="200" w:lineRule="auto"/>
-      </w:pPr>
-      <w:r>
-        <w:t xml:space="preserve">student@lab-vm:~/lab8$ umask 022</w:t>
-      </w:r>
+        <w:spacing w:before="0" w:after="0" w:line="120" w:lineRule="exact"/>
+        <w:rPr>
+          <w:sz w:val="4"/>
+          <w:szCs w:val="4"/>
+        </w:rPr>
+      </w:pPr>
+    </w:p>
+    <w:tbl>
+      <w:tblPr>
+        <w:tblStyle w:val="SourceCodeTable"/>
+        <w:tblW w:type="dxa" w:w="9637"/>
+        <w:tblInd w:w="0" w:type="dxa"/>
+        <w:tblBorders>
+          <w:top w:color="BFBFBF" w:space="0" w:sz="4" w:val="single"/>
+          <w:left w:color="BFBFBF" w:space="0" w:sz="4" w:val="single"/>
+          <w:bottom w:color="BFBFBF" w:space="0" w:sz="4" w:val="single"/>
+          <w:right w:color="BFBFBF" w:space="0" w:sz="4" w:val="single"/>
+        </w:tblBorders>
+        <w:tblLayout w:type="fixed"/>
+        <w:tblCellMar>
+          <w:top w:type="dxa" w:w="113"/>
+          <w:left w:type="dxa" w:w="113"/>
+          <w:bottom w:type="dxa" w:w="113"/>
+          <w:right w:type="dxa" w:w="113"/>
+        </w:tblCellMar>
+        <w:tblLook w:val="0000" w:firstRow="0" w:lastRow="0" w:firstColumn="0" w:lastColumn="0" w:noHBand="1" w:noVBand="1"/>
+      </w:tblPr>
+      <w:tblGrid>
+        <w:gridCol w:w="9637"/>
+      </w:tblGrid>
+      <w:tr>
+        <w:tc>
+          <w:tcPr>
+            <w:tcW w:type="dxa" w:w="9637"/>
+          </w:tcPr>
+          <w:p>
+            <w:pPr>
+              <w:pStyle w:val="SourceCode"/>
+              <w:spacing w:before="0" w:after="0" w:line="200" w:lineRule="auto"/>
+            </w:pPr>
+            <w:r>
+              <w:t xml:space="preserve">student@lab-vm:~/lab8$ umask</w:t>
+            </w:r>
+          </w:p>
+          <w:p>
+            <w:pPr>
+              <w:pStyle w:val="SourceCode"/>
+              <w:spacing w:before="0" w:after="0" w:line="200" w:lineRule="auto"/>
+            </w:pPr>
+            <w:r>
+              <w:t xml:space="preserve">0022</w:t>
+            </w:r>
+          </w:p>
+          <w:p>
+            <w:pPr>
+              <w:pStyle w:val="SourceCode"/>
+              <w:spacing w:before="0" w:after="0" w:line="200" w:lineRule="auto"/>
+            </w:pPr>
+            <w:r>
+              <w:t xml:space="preserve">student@lab-vm:~/lab8$ touch default.txt &amp;&amp; mkdir default.d</w:t>
+            </w:r>
+          </w:p>
+          <w:p>
+            <w:pPr>
+              <w:pStyle w:val="SourceCode"/>
+              <w:spacing w:before="0" w:after="0" w:line="200" w:lineRule="auto"/>
+            </w:pPr>
+            <w:r>
+              <w:t xml:space="preserve">student@lab-vm:~/lab8$ ls -ld default.txt default.d</w:t>
+            </w:r>
+          </w:p>
+          <w:p>
+            <w:pPr>
+              <w:pStyle w:val="SourceCode"/>
+              <w:spacing w:before="0" w:after="0" w:line="200" w:lineRule="auto"/>
+            </w:pPr>
+            <w:r>
+              <w:t xml:space="preserve">-rw-r--r-- 1 student student    0 вер 18 11:22 default.txt</w:t>
+            </w:r>
+          </w:p>
+          <w:p>
+            <w:pPr>
+              <w:pStyle w:val="SourceCode"/>
+              <w:spacing w:before="0" w:after="0" w:line="200" w:lineRule="auto"/>
+            </w:pPr>
+            <w:r>
+              <w:t xml:space="preserve">drwxr-xr-x 2 student student 4096 вер 18 11:22 default.d</w:t>
+            </w:r>
+          </w:p>
+          <w:p>
+            <w:pPr>
+              <w:pStyle w:val="SourceCode"/>
+              <w:spacing w:before="0" w:after="0" w:line="200" w:lineRule="auto"/>
+            </w:pPr>
+          </w:p>
+          <w:p>
+            <w:pPr>
+              <w:pStyle w:val="SourceCode"/>
+              <w:spacing w:before="0" w:after="0" w:line="200" w:lineRule="auto"/>
+            </w:pPr>
+            <w:r>
+              <w:t xml:space="preserve">student@lab-vm:~/lab8$ umask 077</w:t>
+            </w:r>
+          </w:p>
+          <w:p>
+            <w:pPr>
+              <w:pStyle w:val="SourceCode"/>
+              <w:spacing w:before="0" w:after="0" w:line="200" w:lineRule="auto"/>
+            </w:pPr>
+            <w:r>
+              <w:t xml:space="preserve">student@lab-vm:~/lab8$ touch private.txt &amp;&amp; mkdir private.d</w:t>
+            </w:r>
+          </w:p>
+          <w:p>
+            <w:pPr>
+              <w:pStyle w:val="SourceCode"/>
+              <w:spacing w:before="0" w:after="0" w:line="200" w:lineRule="auto"/>
+            </w:pPr>
+            <w:r>
+              <w:t xml:space="preserve">student@lab-vm:~/lab8$ ls -ld private.txt private.d</w:t>
+            </w:r>
+          </w:p>
+          <w:p>
+            <w:pPr>
+              <w:pStyle w:val="SourceCode"/>
+              <w:spacing w:before="0" w:after="0" w:line="200" w:lineRule="auto"/>
+            </w:pPr>
+            <w:r>
+              <w:t xml:space="preserve">-rw------- 1 student student    0 вер 18 11:23 private.txt</w:t>
+            </w:r>
+          </w:p>
+          <w:p>
+            <w:pPr>
+              <w:pStyle w:val="SourceCode"/>
+              <w:spacing w:before="0" w:after="0" w:line="200" w:lineRule="auto"/>
+            </w:pPr>
+            <w:r>
+              <w:t xml:space="preserve">drwx------ 2 student student 4096 вер 18 11:23 private.d</w:t>
+            </w:r>
+          </w:p>
+          <w:p>
+            <w:pPr>
+              <w:pStyle w:val="SourceCode"/>
+              <w:spacing w:before="0" w:after="0" w:line="200" w:lineRule="auto"/>
+            </w:pPr>
+          </w:p>
+          <w:p>
+            <w:pPr>
+              <w:pStyle w:val="SourceCode"/>
+              <w:spacing w:before="0" w:after="0" w:line="200" w:lineRule="auto"/>
+            </w:pPr>
+            <w:r>
+              <w:t xml:space="preserve">student@lab-vm:~/lab8$ umask 022</w:t>
+            </w:r>
+          </w:p>
+        </w:tc>
+      </w:tr>
+    </w:tbl>
+    <w:p>
+      <w:pPr>
+        <w:spacing w:before="0" w:after="0" w:line="120" w:lineRule="exact"/>
+        <w:rPr>
+          <w:sz w:val="4"/>
+          <w:szCs w:val="4"/>
+        </w:rPr>
+      </w:pPr>
     </w:p>
     <w:p>
       <w:pPr>
@@ -2739,114 +3376,163 @@
     </w:p>
     <w:p>
       <w:pPr>
-        <w:pStyle w:val="SourceCode"/>
-        <w:spacing w:before="120" w:after="0" w:line="200" w:lineRule="auto"/>
-      </w:pPr>
-      <w:r>
-        <w:t xml:space="preserve">student@lab-vm:~/lab8$ sudo mkdir -p /srv/team</w:t>
-      </w:r>
-    </w:p>
-    <w:p>
-      <w:pPr>
-        <w:pStyle w:val="SourceCode"/>
-        <w:spacing w:before="0" w:after="0" w:line="200" w:lineRule="auto"/>
-      </w:pPr>
-      <w:r>
-        <w:t xml:space="preserve">student@lab-vm:~/lab8$ sudo chown root:developers /srv/team</w:t>
-      </w:r>
-    </w:p>
-    <w:p>
-      <w:pPr>
-        <w:pStyle w:val="SourceCode"/>
-        <w:spacing w:before="0" w:after="0" w:line="200" w:lineRule="auto"/>
-      </w:pPr>
-      <w:r>
-        <w:t xml:space="preserve">student@lab-vm:~/lab8$ sudo chmod 2770 /srv/team</w:t>
-      </w:r>
-    </w:p>
-    <w:p>
-      <w:pPr>
-        <w:pStyle w:val="SourceCode"/>
-        <w:spacing w:before="0" w:after="0" w:line="200" w:lineRule="auto"/>
-      </w:pPr>
-      <w:r>
-        <w:t xml:space="preserve">student@lab-vm:~/lab8$ sudo chmod +t /srv/team</w:t>
-      </w:r>
-    </w:p>
-    <w:p>
-      <w:pPr>
-        <w:pStyle w:val="SourceCode"/>
-        <w:spacing w:before="0" w:after="0" w:line="200" w:lineRule="auto"/>
-      </w:pPr>
-      <w:r>
-        <w:t xml:space="preserve">student@lab-vm:~/lab8$ ls -ld /srv/team</w:t>
-      </w:r>
-    </w:p>
-    <w:p>
-      <w:pPr>
-        <w:pStyle w:val="SourceCode"/>
-        <w:spacing w:before="0" w:after="0" w:line="200" w:lineRule="auto"/>
-      </w:pPr>
-      <w:r>
-        <w:t xml:space="preserve">drwxrws--T 2 root developers 4096 вер 18 11:30 /srv/team</w:t>
-      </w:r>
-    </w:p>
-    <w:p>
-      <w:pPr>
-        <w:pStyle w:val="SourceCode"/>
-        <w:spacing w:before="0" w:after="0" w:line="200" w:lineRule="auto"/>
-      </w:pPr>
-    </w:p>
-    <w:p>
-      <w:pPr>
-        <w:pStyle w:val="SourceCode"/>
-        <w:spacing w:before="0" w:after="0" w:line="200" w:lineRule="auto"/>
-      </w:pPr>
-      <w:r>
-        <w:t xml:space="preserve">student@lab-vm:~/lab8$ sudo -u dev1 touch /srv/team/from-dev1.txt</w:t>
-      </w:r>
-    </w:p>
-    <w:p>
-      <w:pPr>
-        <w:pStyle w:val="SourceCode"/>
-        <w:spacing w:before="0" w:after="0" w:line="200" w:lineRule="auto"/>
-      </w:pPr>
-      <w:r>
-        <w:t xml:space="preserve">student@lab-vm:~/lab8$ ls -l /srv/team</w:t>
-      </w:r>
-    </w:p>
-    <w:p>
-      <w:pPr>
-        <w:pStyle w:val="SourceCode"/>
-        <w:spacing w:before="0" w:after="0" w:line="200" w:lineRule="auto"/>
-      </w:pPr>
-      <w:r>
-        <w:t xml:space="preserve">-rw-r--r-- 1 dev1 developers 0 вер 18 11:31 from-dev1.txt</w:t>
-      </w:r>
-    </w:p>
-    <w:p>
-      <w:pPr>
-        <w:pStyle w:val="SourceCode"/>
-        <w:spacing w:before="0" w:after="0" w:line="200" w:lineRule="auto"/>
-      </w:pPr>
-    </w:p>
-    <w:p>
-      <w:pPr>
-        <w:pStyle w:val="SourceCode"/>
-        <w:spacing w:before="0" w:after="0" w:line="200" w:lineRule="auto"/>
-      </w:pPr>
-      <w:r>
-        <w:t xml:space="preserve">student@lab-vm:~/lab8$ sudo -u dev2 rm /srv/team/from-dev1.txt</w:t>
-      </w:r>
-    </w:p>
-    <w:p>
-      <w:pPr>
-        <w:pStyle w:val="SourceCode"/>
-        <w:spacing w:before="0" w:after="120" w:line="200" w:lineRule="auto"/>
-      </w:pPr>
-      <w:r>
-        <w:t xml:space="preserve">rm: cannot remove '/srv/team/from-dev1.txt': Operation not permitted</w:t>
-      </w:r>
+        <w:spacing w:before="0" w:after="0" w:line="120" w:lineRule="exact"/>
+        <w:rPr>
+          <w:sz w:val="4"/>
+          <w:szCs w:val="4"/>
+        </w:rPr>
+      </w:pPr>
+    </w:p>
+    <w:tbl>
+      <w:tblPr>
+        <w:tblStyle w:val="SourceCodeTable"/>
+        <w:tblW w:type="dxa" w:w="9637"/>
+        <w:tblInd w:w="0" w:type="dxa"/>
+        <w:tblBorders>
+          <w:top w:color="BFBFBF" w:space="0" w:sz="4" w:val="single"/>
+          <w:left w:color="BFBFBF" w:space="0" w:sz="4" w:val="single"/>
+          <w:bottom w:color="BFBFBF" w:space="0" w:sz="4" w:val="single"/>
+          <w:right w:color="BFBFBF" w:space="0" w:sz="4" w:val="single"/>
+        </w:tblBorders>
+        <w:tblLayout w:type="fixed"/>
+        <w:tblCellMar>
+          <w:top w:type="dxa" w:w="113"/>
+          <w:left w:type="dxa" w:w="113"/>
+          <w:bottom w:type="dxa" w:w="113"/>
+          <w:right w:type="dxa" w:w="113"/>
+        </w:tblCellMar>
+        <w:tblLook w:val="0000" w:firstRow="0" w:lastRow="0" w:firstColumn="0" w:lastColumn="0" w:noHBand="1" w:noVBand="1"/>
+      </w:tblPr>
+      <w:tblGrid>
+        <w:gridCol w:w="9637"/>
+      </w:tblGrid>
+      <w:tr>
+        <w:tc>
+          <w:tcPr>
+            <w:tcW w:type="dxa" w:w="9637"/>
+          </w:tcPr>
+          <w:p>
+            <w:pPr>
+              <w:pStyle w:val="SourceCode"/>
+              <w:spacing w:before="0" w:after="0" w:line="200" w:lineRule="auto"/>
+            </w:pPr>
+            <w:r>
+              <w:t xml:space="preserve">student@lab-vm:~/lab8$ sudo mkdir -p /srv/team</w:t>
+            </w:r>
+          </w:p>
+          <w:p>
+            <w:pPr>
+              <w:pStyle w:val="SourceCode"/>
+              <w:spacing w:before="0" w:after="0" w:line="200" w:lineRule="auto"/>
+            </w:pPr>
+            <w:r>
+              <w:t xml:space="preserve">student@lab-vm:~/lab8$ sudo chown root:developers /srv/team</w:t>
+            </w:r>
+          </w:p>
+          <w:p>
+            <w:pPr>
+              <w:pStyle w:val="SourceCode"/>
+              <w:spacing w:before="0" w:after="0" w:line="200" w:lineRule="auto"/>
+            </w:pPr>
+            <w:r>
+              <w:t xml:space="preserve">student@lab-vm:~/lab8$ sudo chmod 2770 /srv/team</w:t>
+            </w:r>
+          </w:p>
+          <w:p>
+            <w:pPr>
+              <w:pStyle w:val="SourceCode"/>
+              <w:spacing w:before="0" w:after="0" w:line="200" w:lineRule="auto"/>
+            </w:pPr>
+            <w:r>
+              <w:t xml:space="preserve">student@lab-vm:~/lab8$ sudo chmod +t /srv/team</w:t>
+            </w:r>
+          </w:p>
+          <w:p>
+            <w:pPr>
+              <w:pStyle w:val="SourceCode"/>
+              <w:spacing w:before="0" w:after="0" w:line="200" w:lineRule="auto"/>
+            </w:pPr>
+            <w:r>
+              <w:t xml:space="preserve">student@lab-vm:~/lab8$ ls -ld /srv/team</w:t>
+            </w:r>
+          </w:p>
+          <w:p>
+            <w:pPr>
+              <w:pStyle w:val="SourceCode"/>
+              <w:spacing w:before="0" w:after="0" w:line="200" w:lineRule="auto"/>
+            </w:pPr>
+            <w:r>
+              <w:t xml:space="preserve">drwxrws--T 2 root developers 4096 вер 18 11:30 /srv/team</w:t>
+            </w:r>
+          </w:p>
+          <w:p>
+            <w:pPr>
+              <w:pStyle w:val="SourceCode"/>
+              <w:spacing w:before="0" w:after="0" w:line="200" w:lineRule="auto"/>
+            </w:pPr>
+          </w:p>
+          <w:p>
+            <w:pPr>
+              <w:pStyle w:val="SourceCode"/>
+              <w:spacing w:before="0" w:after="0" w:line="200" w:lineRule="auto"/>
+            </w:pPr>
+            <w:r>
+              <w:t xml:space="preserve">student@lab-vm:~/lab8$ sudo -u dev1 touch /srv/team/from-dev1.txt</w:t>
+            </w:r>
+          </w:p>
+          <w:p>
+            <w:pPr>
+              <w:pStyle w:val="SourceCode"/>
+              <w:spacing w:before="0" w:after="0" w:line="200" w:lineRule="auto"/>
+            </w:pPr>
+            <w:r>
+              <w:t xml:space="preserve">student@lab-vm:~/lab8$ ls -l /srv/team</w:t>
+            </w:r>
+          </w:p>
+          <w:p>
+            <w:pPr>
+              <w:pStyle w:val="SourceCode"/>
+              <w:spacing w:before="0" w:after="0" w:line="200" w:lineRule="auto"/>
+            </w:pPr>
+            <w:r>
+              <w:t xml:space="preserve">-rw-r--r-- 1 dev1 developers 0 вер 18 11:31 from-dev1.txt</w:t>
+            </w:r>
+          </w:p>
+          <w:p>
+            <w:pPr>
+              <w:pStyle w:val="SourceCode"/>
+              <w:spacing w:before="0" w:after="0" w:line="200" w:lineRule="auto"/>
+            </w:pPr>
+          </w:p>
+          <w:p>
+            <w:pPr>
+              <w:pStyle w:val="SourceCode"/>
+              <w:spacing w:before="0" w:after="0" w:line="200" w:lineRule="auto"/>
+            </w:pPr>
+            <w:r>
+              <w:t xml:space="preserve">student@lab-vm:~/lab8$ sudo -u dev2 rm /srv/team/from-dev1.txt</w:t>
+            </w:r>
+          </w:p>
+          <w:p>
+            <w:pPr>
+              <w:pStyle w:val="SourceCode"/>
+              <w:spacing w:before="0" w:after="0" w:line="200" w:lineRule="auto"/>
+            </w:pPr>
+            <w:r>
+              <w:t xml:space="preserve">rm: cannot remove '/srv/team/from-dev1.txt': Operation not permitted</w:t>
+            </w:r>
+          </w:p>
+        </w:tc>
+      </w:tr>
+    </w:tbl>
+    <w:p>
+      <w:pPr>
+        <w:spacing w:before="0" w:after="0" w:line="120" w:lineRule="exact"/>
+        <w:rPr>
+          <w:sz w:val="4"/>
+          <w:szCs w:val="4"/>
+        </w:rPr>
+      </w:pPr>
     </w:p>
     <w:p>
       <w:pPr>
@@ -2910,147 +3596,196 @@
     </w:p>
     <w:p>
       <w:pPr>
-        <w:pStyle w:val="SourceCode"/>
-        <w:spacing w:before="120" w:after="0" w:line="200" w:lineRule="auto"/>
-      </w:pPr>
-      <w:r>
-        <w:t xml:space="preserve">student@lab-vm:~/lab8$ echo "звіт" &gt; report.txt &amp;&amp; chmod 640 report.txt</w:t>
-      </w:r>
-    </w:p>
-    <w:p>
-      <w:pPr>
-        <w:pStyle w:val="SourceCode"/>
-        <w:spacing w:before="0" w:after="0" w:line="200" w:lineRule="auto"/>
-      </w:pPr>
-      <w:r>
-        <w:t xml:space="preserve">student@lab-vm:~/lab8$ sudo -u dev2 cat ~student/lab8/report.txt</w:t>
-      </w:r>
-    </w:p>
-    <w:p>
-      <w:pPr>
-        <w:pStyle w:val="SourceCode"/>
-        <w:spacing w:before="0" w:after="0" w:line="200" w:lineRule="auto"/>
-      </w:pPr>
-      <w:r>
-        <w:t xml:space="preserve">cat: /home/student/lab8/report.txt: Permission denied</w:t>
-      </w:r>
-    </w:p>
-    <w:p>
-      <w:pPr>
-        <w:pStyle w:val="SourceCode"/>
-        <w:spacing w:before="0" w:after="0" w:line="200" w:lineRule="auto"/>
-      </w:pPr>
-    </w:p>
-    <w:p>
-      <w:pPr>
-        <w:pStyle w:val="SourceCode"/>
-        <w:spacing w:before="0" w:after="0" w:line="200" w:lineRule="auto"/>
-      </w:pPr>
-      <w:r>
-        <w:t xml:space="preserve">student@lab-vm:~/lab8$ setfacl -m u:dev2:r report.txt</w:t>
-      </w:r>
-    </w:p>
-    <w:p>
-      <w:pPr>
-        <w:pStyle w:val="SourceCode"/>
-        <w:spacing w:before="0" w:after="0" w:line="200" w:lineRule="auto"/>
-      </w:pPr>
-      <w:r>
-        <w:t xml:space="preserve">student@lab-vm:~/lab8$ ls -l report.txt</w:t>
-      </w:r>
-    </w:p>
-    <w:p>
-      <w:pPr>
-        <w:pStyle w:val="SourceCode"/>
-        <w:spacing w:before="0" w:after="0" w:line="200" w:lineRule="auto"/>
-      </w:pPr>
-      <w:r>
-        <w:t xml:space="preserve">-rw-r-----+ 1 student student 9 вер 18 11:40 report.txt</w:t>
-      </w:r>
-    </w:p>
-    <w:p>
-      <w:pPr>
-        <w:pStyle w:val="SourceCode"/>
-        <w:spacing w:before="0" w:after="0" w:line="200" w:lineRule="auto"/>
-      </w:pPr>
-    </w:p>
-    <w:p>
-      <w:pPr>
-        <w:pStyle w:val="SourceCode"/>
-        <w:spacing w:before="0" w:after="0" w:line="200" w:lineRule="auto"/>
-      </w:pPr>
-      <w:r>
-        <w:t xml:space="preserve">student@lab-vm:~/lab8$ getfacl report.txt | tail -4</w:t>
-      </w:r>
-    </w:p>
-    <w:p>
-      <w:pPr>
-        <w:pStyle w:val="SourceCode"/>
-        <w:spacing w:before="0" w:after="0" w:line="200" w:lineRule="auto"/>
-      </w:pPr>
-      <w:r>
-        <w:t xml:space="preserve">user::rw-</w:t>
-      </w:r>
-    </w:p>
-    <w:p>
-      <w:pPr>
-        <w:pStyle w:val="SourceCode"/>
-        <w:spacing w:before="0" w:after="0" w:line="200" w:lineRule="auto"/>
-      </w:pPr>
-      <w:r>
-        <w:t xml:space="preserve">user:dev2:r--</w:t>
-      </w:r>
-    </w:p>
-    <w:p>
-      <w:pPr>
-        <w:pStyle w:val="SourceCode"/>
-        <w:spacing w:before="0" w:after="0" w:line="200" w:lineRule="auto"/>
-      </w:pPr>
-      <w:r>
-        <w:t xml:space="preserve">group::r--</w:t>
-      </w:r>
-    </w:p>
-    <w:p>
-      <w:pPr>
-        <w:pStyle w:val="SourceCode"/>
-        <w:spacing w:before="0" w:after="0" w:line="200" w:lineRule="auto"/>
-      </w:pPr>
-      <w:r>
-        <w:t xml:space="preserve">other::---</w:t>
-      </w:r>
-    </w:p>
-    <w:p>
-      <w:pPr>
-        <w:pStyle w:val="SourceCode"/>
-        <w:spacing w:before="0" w:after="0" w:line="200" w:lineRule="auto"/>
-      </w:pPr>
-    </w:p>
-    <w:p>
-      <w:pPr>
-        <w:pStyle w:val="SourceCode"/>
-        <w:spacing w:before="0" w:after="0" w:line="200" w:lineRule="auto"/>
-      </w:pPr>
-      <w:r>
-        <w:t xml:space="preserve">student@lab-vm:~/lab8$ chmod o+x ~ ~/lab8</w:t>
-      </w:r>
-    </w:p>
-    <w:p>
-      <w:pPr>
-        <w:pStyle w:val="SourceCode"/>
-        <w:spacing w:before="0" w:after="0" w:line="200" w:lineRule="auto"/>
-      </w:pPr>
-      <w:r>
-        <w:t xml:space="preserve">student@lab-vm:~/lab8$ sudo -u dev2 cat ~student/lab8/report.txt</w:t>
-      </w:r>
-    </w:p>
-    <w:p>
-      <w:pPr>
-        <w:pStyle w:val="SourceCode"/>
-        <w:spacing w:before="0" w:after="120" w:line="200" w:lineRule="auto"/>
-      </w:pPr>
-      <w:r>
-        <w:t xml:space="preserve">звіт</w:t>
-      </w:r>
+        <w:spacing w:before="0" w:after="0" w:line="120" w:lineRule="exact"/>
+        <w:rPr>
+          <w:sz w:val="4"/>
+          <w:szCs w:val="4"/>
+        </w:rPr>
+      </w:pPr>
+    </w:p>
+    <w:tbl>
+      <w:tblPr>
+        <w:tblStyle w:val="SourceCodeTable"/>
+        <w:tblW w:type="dxa" w:w="9637"/>
+        <w:tblInd w:w="0" w:type="dxa"/>
+        <w:tblBorders>
+          <w:top w:color="BFBFBF" w:space="0" w:sz="4" w:val="single"/>
+          <w:left w:color="BFBFBF" w:space="0" w:sz="4" w:val="single"/>
+          <w:bottom w:color="BFBFBF" w:space="0" w:sz="4" w:val="single"/>
+          <w:right w:color="BFBFBF" w:space="0" w:sz="4" w:val="single"/>
+        </w:tblBorders>
+        <w:tblLayout w:type="fixed"/>
+        <w:tblCellMar>
+          <w:top w:type="dxa" w:w="113"/>
+          <w:left w:type="dxa" w:w="113"/>
+          <w:bottom w:type="dxa" w:w="113"/>
+          <w:right w:type="dxa" w:w="113"/>
+        </w:tblCellMar>
+        <w:tblLook w:val="0000" w:firstRow="0" w:lastRow="0" w:firstColumn="0" w:lastColumn="0" w:noHBand="1" w:noVBand="1"/>
+      </w:tblPr>
+      <w:tblGrid>
+        <w:gridCol w:w="9637"/>
+      </w:tblGrid>
+      <w:tr>
+        <w:tc>
+          <w:tcPr>
+            <w:tcW w:type="dxa" w:w="9637"/>
+          </w:tcPr>
+          <w:p>
+            <w:pPr>
+              <w:pStyle w:val="SourceCode"/>
+              <w:spacing w:before="0" w:after="0" w:line="200" w:lineRule="auto"/>
+            </w:pPr>
+            <w:r>
+              <w:t xml:space="preserve">student@lab-vm:~/lab8$ echo "звіт" &gt; report.txt &amp;&amp; chmod 640 report.txt</w:t>
+            </w:r>
+          </w:p>
+          <w:p>
+            <w:pPr>
+              <w:pStyle w:val="SourceCode"/>
+              <w:spacing w:before="0" w:after="0" w:line="200" w:lineRule="auto"/>
+            </w:pPr>
+            <w:r>
+              <w:t xml:space="preserve">student@lab-vm:~/lab8$ sudo -u dev2 cat ~student/lab8/report.txt</w:t>
+            </w:r>
+          </w:p>
+          <w:p>
+            <w:pPr>
+              <w:pStyle w:val="SourceCode"/>
+              <w:spacing w:before="0" w:after="0" w:line="200" w:lineRule="auto"/>
+            </w:pPr>
+            <w:r>
+              <w:t xml:space="preserve">cat: /home/student/lab8/report.txt: Permission denied</w:t>
+            </w:r>
+          </w:p>
+          <w:p>
+            <w:pPr>
+              <w:pStyle w:val="SourceCode"/>
+              <w:spacing w:before="0" w:after="0" w:line="200" w:lineRule="auto"/>
+            </w:pPr>
+          </w:p>
+          <w:p>
+            <w:pPr>
+              <w:pStyle w:val="SourceCode"/>
+              <w:spacing w:before="0" w:after="0" w:line="200" w:lineRule="auto"/>
+            </w:pPr>
+            <w:r>
+              <w:t xml:space="preserve">student@lab-vm:~/lab8$ setfacl -m u:dev2:r report.txt</w:t>
+            </w:r>
+          </w:p>
+          <w:p>
+            <w:pPr>
+              <w:pStyle w:val="SourceCode"/>
+              <w:spacing w:before="0" w:after="0" w:line="200" w:lineRule="auto"/>
+            </w:pPr>
+            <w:r>
+              <w:t xml:space="preserve">student@lab-vm:~/lab8$ ls -l report.txt</w:t>
+            </w:r>
+          </w:p>
+          <w:p>
+            <w:pPr>
+              <w:pStyle w:val="SourceCode"/>
+              <w:spacing w:before="0" w:after="0" w:line="200" w:lineRule="auto"/>
+            </w:pPr>
+            <w:r>
+              <w:t xml:space="preserve">-rw-r-----+ 1 student student 9 вер 18 11:40 report.txt</w:t>
+            </w:r>
+          </w:p>
+          <w:p>
+            <w:pPr>
+              <w:pStyle w:val="SourceCode"/>
+              <w:spacing w:before="0" w:after="0" w:line="200" w:lineRule="auto"/>
+            </w:pPr>
+          </w:p>
+          <w:p>
+            <w:pPr>
+              <w:pStyle w:val="SourceCode"/>
+              <w:spacing w:before="0" w:after="0" w:line="200" w:lineRule="auto"/>
+            </w:pPr>
+            <w:r>
+              <w:t xml:space="preserve">student@lab-vm:~/lab8$ getfacl report.txt | tail -4</w:t>
+            </w:r>
+          </w:p>
+          <w:p>
+            <w:pPr>
+              <w:pStyle w:val="SourceCode"/>
+              <w:spacing w:before="0" w:after="0" w:line="200" w:lineRule="auto"/>
+            </w:pPr>
+            <w:r>
+              <w:t xml:space="preserve">user::rw-</w:t>
+            </w:r>
+          </w:p>
+          <w:p>
+            <w:pPr>
+              <w:pStyle w:val="SourceCode"/>
+              <w:spacing w:before="0" w:after="0" w:line="200" w:lineRule="auto"/>
+            </w:pPr>
+            <w:r>
+              <w:t xml:space="preserve">user:dev2:r--</w:t>
+            </w:r>
+          </w:p>
+          <w:p>
+            <w:pPr>
+              <w:pStyle w:val="SourceCode"/>
+              <w:spacing w:before="0" w:after="0" w:line="200" w:lineRule="auto"/>
+            </w:pPr>
+            <w:r>
+              <w:t xml:space="preserve">group::r--</w:t>
+            </w:r>
+          </w:p>
+          <w:p>
+            <w:pPr>
+              <w:pStyle w:val="SourceCode"/>
+              <w:spacing w:before="0" w:after="0" w:line="200" w:lineRule="auto"/>
+            </w:pPr>
+            <w:r>
+              <w:t xml:space="preserve">other::---</w:t>
+            </w:r>
+          </w:p>
+          <w:p>
+            <w:pPr>
+              <w:pStyle w:val="SourceCode"/>
+              <w:spacing w:before="0" w:after="0" w:line="200" w:lineRule="auto"/>
+            </w:pPr>
+          </w:p>
+          <w:p>
+            <w:pPr>
+              <w:pStyle w:val="SourceCode"/>
+              <w:spacing w:before="0" w:after="0" w:line="200" w:lineRule="auto"/>
+            </w:pPr>
+            <w:r>
+              <w:t xml:space="preserve">student@lab-vm:~/lab8$ chmod o+x ~ ~/lab8</w:t>
+            </w:r>
+          </w:p>
+          <w:p>
+            <w:pPr>
+              <w:pStyle w:val="SourceCode"/>
+              <w:spacing w:before="0" w:after="0" w:line="200" w:lineRule="auto"/>
+            </w:pPr>
+            <w:r>
+              <w:t xml:space="preserve">student@lab-vm:~/lab8$ sudo -u dev2 cat ~student/lab8/report.txt</w:t>
+            </w:r>
+          </w:p>
+          <w:p>
+            <w:pPr>
+              <w:pStyle w:val="SourceCode"/>
+              <w:spacing w:before="0" w:after="0" w:line="200" w:lineRule="auto"/>
+            </w:pPr>
+            <w:r>
+              <w:t xml:space="preserve">звіт</w:t>
+            </w:r>
+          </w:p>
+        </w:tc>
+      </w:tr>
+    </w:tbl>
+    <w:p>
+      <w:pPr>
+        <w:spacing w:before="0" w:after="0" w:line="120" w:lineRule="exact"/>
+        <w:rPr>
+          <w:sz w:val="4"/>
+          <w:szCs w:val="4"/>
+        </w:rPr>
+      </w:pPr>
     </w:p>
     <w:p>
       <w:pPr>
@@ -7083,7 +7818,7 @@
     <w:basedOn w:val="Normal"/>
     <w:qFormat/>
     <w:pPr>
-      <w:spacing w:after="120" w:before="120" w:line="200" w:lineRule="auto"/>
+      <w:spacing w:after="0" w:before="0" w:line="200" w:lineRule="auto"/>
       <w:ind w:hanging="340" w:left="340" w:right="0"/>
       <w:jc w:val="left"/>
     </w:pPr>
@@ -7092,6 +7827,26 @@
       <w:sz w:val="18"/>
       <w:szCs w:val="18"/>
     </w:rPr>
+  </w:style>
+  <w:style w:customStyle="1" w:styleId="SourceCodeTable" w:type="table">
+    <w:name w:val="Source Code Table"/>
+    <w:basedOn w:val="TableNormal"/>
+    <w:qFormat/>
+    <w:tblPr>
+      <w:tblInd w:type="dxa" w:w="0"/>
+      <w:tblBorders>
+        <w:top w:color="BFBFBF" w:space="0" w:sz="4" w:val="single"/>
+        <w:left w:color="BFBFBF" w:space="0" w:sz="4" w:val="single"/>
+        <w:bottom w:color="BFBFBF" w:space="0" w:sz="4" w:val="single"/>
+        <w:right w:color="BFBFBF" w:space="0" w:sz="4" w:val="single"/>
+      </w:tblBorders>
+      <w:tblCellMar>
+        <w:top w:type="dxa" w:w="113"/>
+        <w:left w:type="dxa" w:w="113"/>
+        <w:bottom w:type="dxa" w:w="113"/>
+        <w:right w:type="dxa" w:w="113"/>
+      </w:tblCellMar>
+    </w:tblPr>
   </w:style>
   <w:style w:type="paragraph" w:customStyle="1" w:styleId="TableCaption">
     <w:name w:val="TableCaption"/>

--- a/public/labs/os/kmp-23/ЛР4_ОС_Облікові_записи_та_права_доступу_до_файлів.docx
+++ b/public/labs/os/kmp-23/ЛР4_ОС_Облікові_записи_та_права_доступу_до_файлів.docx
@@ -332,6 +332,7 @@
           <w:bottom w:color="BFBFBF" w:space="0" w:sz="4" w:val="single"/>
           <w:right w:color="BFBFBF" w:space="0" w:sz="4" w:val="single"/>
         </w:tblBorders>
+        <w:shd w:color="auto" w:fill="F4F4F4" w:val="clear"/>
         <w:tblLayout w:type="fixed"/>
         <w:tblCellMar>
           <w:top w:type="dxa" w:w="113"/>
@@ -348,6 +349,7 @@
         <w:tc>
           <w:tcPr>
             <w:tcW w:type="dxa" w:w="9637"/>
+            <w:shd w:color="auto" w:fill="F4F4F4" w:val="clear"/>
           </w:tcPr>
           <w:p>
             <w:pPr>
@@ -723,6 +725,7 @@
           <w:bottom w:color="BFBFBF" w:space="0" w:sz="4" w:val="single"/>
           <w:right w:color="BFBFBF" w:space="0" w:sz="4" w:val="single"/>
         </w:tblBorders>
+        <w:shd w:color="auto" w:fill="F4F4F4" w:val="clear"/>
         <w:tblLayout w:type="fixed"/>
         <w:tblCellMar>
           <w:top w:type="dxa" w:w="113"/>
@@ -739,6 +742,7 @@
         <w:tc>
           <w:tcPr>
             <w:tcW w:type="dxa" w:w="9637"/>
+            <w:shd w:color="auto" w:fill="F4F4F4" w:val="clear"/>
           </w:tcPr>
           <w:p>
             <w:pPr>
@@ -915,6 +919,7 @@
           <w:bottom w:color="BFBFBF" w:space="0" w:sz="4" w:val="single"/>
           <w:right w:color="BFBFBF" w:space="0" w:sz="4" w:val="single"/>
         </w:tblBorders>
+        <w:shd w:color="auto" w:fill="F4F4F4" w:val="clear"/>
         <w:tblLayout w:type="fixed"/>
         <w:tblCellMar>
           <w:top w:type="dxa" w:w="113"/>
@@ -931,6 +936,7 @@
         <w:tc>
           <w:tcPr>
             <w:tcW w:type="dxa" w:w="9637"/>
+            <w:shd w:color="auto" w:fill="F4F4F4" w:val="clear"/>
           </w:tcPr>
           <w:p>
             <w:pPr>
@@ -1110,6 +1116,7 @@
           <w:bottom w:color="BFBFBF" w:space="0" w:sz="4" w:val="single"/>
           <w:right w:color="BFBFBF" w:space="0" w:sz="4" w:val="single"/>
         </w:tblBorders>
+        <w:shd w:color="auto" w:fill="F4F4F4" w:val="clear"/>
         <w:tblLayout w:type="fixed"/>
         <w:tblCellMar>
           <w:top w:type="dxa" w:w="113"/>
@@ -1126,6 +1133,7 @@
         <w:tc>
           <w:tcPr>
             <w:tcW w:type="dxa" w:w="9637"/>
+            <w:shd w:color="auto" w:fill="F4F4F4" w:val="clear"/>
           </w:tcPr>
           <w:p>
             <w:pPr>
@@ -1604,6 +1612,7 @@
           <w:bottom w:color="BFBFBF" w:space="0" w:sz="4" w:val="single"/>
           <w:right w:color="BFBFBF" w:space="0" w:sz="4" w:val="single"/>
         </w:tblBorders>
+        <w:shd w:color="auto" w:fill="F4F4F4" w:val="clear"/>
         <w:tblLayout w:type="fixed"/>
         <w:tblCellMar>
           <w:top w:type="dxa" w:w="113"/>
@@ -1620,6 +1629,7 @@
         <w:tc>
           <w:tcPr>
             <w:tcW w:type="dxa" w:w="9637"/>
+            <w:shd w:color="auto" w:fill="F4F4F4" w:val="clear"/>
           </w:tcPr>
           <w:p>
             <w:pPr>
@@ -1802,6 +1812,7 @@
           <w:bottom w:color="BFBFBF" w:space="0" w:sz="4" w:val="single"/>
           <w:right w:color="BFBFBF" w:space="0" w:sz="4" w:val="single"/>
         </w:tblBorders>
+        <w:shd w:color="auto" w:fill="F4F4F4" w:val="clear"/>
         <w:tblLayout w:type="fixed"/>
         <w:tblCellMar>
           <w:top w:type="dxa" w:w="113"/>
@@ -1818,6 +1829,7 @@
         <w:tc>
           <w:tcPr>
             <w:tcW w:type="dxa" w:w="9637"/>
+            <w:shd w:color="auto" w:fill="F4F4F4" w:val="clear"/>
           </w:tcPr>
           <w:p>
             <w:pPr>
@@ -2097,6 +2109,7 @@
           <w:bottom w:color="BFBFBF" w:space="0" w:sz="4" w:val="single"/>
           <w:right w:color="BFBFBF" w:space="0" w:sz="4" w:val="single"/>
         </w:tblBorders>
+        <w:shd w:color="auto" w:fill="F4F4F4" w:val="clear"/>
         <w:tblLayout w:type="fixed"/>
         <w:tblCellMar>
           <w:top w:type="dxa" w:w="113"/>
@@ -2113,6 +2126,7 @@
         <w:tc>
           <w:tcPr>
             <w:tcW w:type="dxa" w:w="9637"/>
+            <w:shd w:color="auto" w:fill="F4F4F4" w:val="clear"/>
           </w:tcPr>
           <w:p>
             <w:pPr>
@@ -2208,6 +2222,7 @@
           <w:bottom w:color="BFBFBF" w:space="0" w:sz="4" w:val="single"/>
           <w:right w:color="BFBFBF" w:space="0" w:sz="4" w:val="single"/>
         </w:tblBorders>
+        <w:shd w:color="auto" w:fill="F4F4F4" w:val="clear"/>
         <w:tblLayout w:type="fixed"/>
         <w:tblCellMar>
           <w:top w:type="dxa" w:w="113"/>
@@ -2224,6 +2239,7 @@
         <w:tc>
           <w:tcPr>
             <w:tcW w:type="dxa" w:w="9637"/>
+            <w:shd w:color="auto" w:fill="F4F4F4" w:val="clear"/>
           </w:tcPr>
           <w:p>
             <w:pPr>
@@ -2369,6 +2385,7 @@
           <w:bottom w:color="BFBFBF" w:space="0" w:sz="4" w:val="single"/>
           <w:right w:color="BFBFBF" w:space="0" w:sz="4" w:val="single"/>
         </w:tblBorders>
+        <w:shd w:color="auto" w:fill="F4F4F4" w:val="clear"/>
         <w:tblLayout w:type="fixed"/>
         <w:tblCellMar>
           <w:top w:type="dxa" w:w="113"/>
@@ -2385,6 +2402,7 @@
         <w:tc>
           <w:tcPr>
             <w:tcW w:type="dxa" w:w="9637"/>
+            <w:shd w:color="auto" w:fill="F4F4F4" w:val="clear"/>
           </w:tcPr>
           <w:p>
             <w:pPr>
@@ -2577,6 +2595,7 @@
           <w:bottom w:color="BFBFBF" w:space="0" w:sz="4" w:val="single"/>
           <w:right w:color="BFBFBF" w:space="0" w:sz="4" w:val="single"/>
         </w:tblBorders>
+        <w:shd w:color="auto" w:fill="F4F4F4" w:val="clear"/>
         <w:tblLayout w:type="fixed"/>
         <w:tblCellMar>
           <w:top w:type="dxa" w:w="113"/>
@@ -2593,6 +2612,7 @@
         <w:tc>
           <w:tcPr>
             <w:tcW w:type="dxa" w:w="9637"/>
+            <w:shd w:color="auto" w:fill="F4F4F4" w:val="clear"/>
           </w:tcPr>
           <w:p>
             <w:pPr>
@@ -2809,6 +2829,7 @@
           <w:bottom w:color="BFBFBF" w:space="0" w:sz="4" w:val="single"/>
           <w:right w:color="BFBFBF" w:space="0" w:sz="4" w:val="single"/>
         </w:tblBorders>
+        <w:shd w:color="auto" w:fill="F4F4F4" w:val="clear"/>
         <w:tblLayout w:type="fixed"/>
         <w:tblCellMar>
           <w:top w:type="dxa" w:w="113"/>
@@ -2825,6 +2846,7 @@
         <w:tc>
           <w:tcPr>
             <w:tcW w:type="dxa" w:w="9637"/>
+            <w:shd w:color="auto" w:fill="F4F4F4" w:val="clear"/>
           </w:tcPr>
           <w:p>
             <w:pPr>
@@ -3032,6 +3054,7 @@
           <w:bottom w:color="BFBFBF" w:space="0" w:sz="4" w:val="single"/>
           <w:right w:color="BFBFBF" w:space="0" w:sz="4" w:val="single"/>
         </w:tblBorders>
+        <w:shd w:color="auto" w:fill="F4F4F4" w:val="clear"/>
         <w:tblLayout w:type="fixed"/>
         <w:tblCellMar>
           <w:top w:type="dxa" w:w="113"/>
@@ -3048,6 +3071,7 @@
         <w:tc>
           <w:tcPr>
             <w:tcW w:type="dxa" w:w="9637"/>
+            <w:shd w:color="auto" w:fill="F4F4F4" w:val="clear"/>
           </w:tcPr>
           <w:p>
             <w:pPr>
@@ -3207,6 +3231,7 @@
           <w:bottom w:color="BFBFBF" w:space="0" w:sz="4" w:val="single"/>
           <w:right w:color="BFBFBF" w:space="0" w:sz="4" w:val="single"/>
         </w:tblBorders>
+        <w:shd w:color="auto" w:fill="F4F4F4" w:val="clear"/>
         <w:tblLayout w:type="fixed"/>
         <w:tblCellMar>
           <w:top w:type="dxa" w:w="113"/>
@@ -3223,6 +3248,7 @@
         <w:tc>
           <w:tcPr>
             <w:tcW w:type="dxa" w:w="9637"/>
+            <w:shd w:color="auto" w:fill="F4F4F4" w:val="clear"/>
           </w:tcPr>
           <w:p>
             <w:pPr>
@@ -3394,6 +3420,7 @@
           <w:bottom w:color="BFBFBF" w:space="0" w:sz="4" w:val="single"/>
           <w:right w:color="BFBFBF" w:space="0" w:sz="4" w:val="single"/>
         </w:tblBorders>
+        <w:shd w:color="auto" w:fill="F4F4F4" w:val="clear"/>
         <w:tblLayout w:type="fixed"/>
         <w:tblCellMar>
           <w:top w:type="dxa" w:w="113"/>
@@ -3410,6 +3437,7 @@
         <w:tc>
           <w:tcPr>
             <w:tcW w:type="dxa" w:w="9637"/>
+            <w:shd w:color="auto" w:fill="F4F4F4" w:val="clear"/>
           </w:tcPr>
           <w:p>
             <w:pPr>
@@ -3614,6 +3642,7 @@
           <w:bottom w:color="BFBFBF" w:space="0" w:sz="4" w:val="single"/>
           <w:right w:color="BFBFBF" w:space="0" w:sz="4" w:val="single"/>
         </w:tblBorders>
+        <w:shd w:color="auto" w:fill="F4F4F4" w:val="clear"/>
         <w:tblLayout w:type="fixed"/>
         <w:tblCellMar>
           <w:top w:type="dxa" w:w="113"/>
@@ -3630,6 +3659,7 @@
         <w:tc>
           <w:tcPr>
             <w:tcW w:type="dxa" w:w="9637"/>
+            <w:shd w:color="auto" w:fill="F4F4F4" w:val="clear"/>
           </w:tcPr>
           <w:p>
             <w:pPr>
@@ -7840,6 +7870,7 @@
         <w:bottom w:color="BFBFBF" w:space="0" w:sz="4" w:val="single"/>
         <w:right w:color="BFBFBF" w:space="0" w:sz="4" w:val="single"/>
       </w:tblBorders>
+      <w:shd w:color="auto" w:fill="F4F4F4" w:val="clear"/>
       <w:tblCellMar>
         <w:top w:type="dxa" w:w="113"/>
         <w:left w:type="dxa" w:w="113"/>

--- a/public/labs/os/kmp-23/ЛР4_ОС_Облікові_записи_та_права_доступу_до_файлів.docx
+++ b/public/labs/os/kmp-23/ЛР4_ОС_Облікові_записи_та_права_доступу_до_файлів.docx
@@ -314,32 +314,81 @@
     </w:p>
     <w:p>
       <w:pPr>
-        <w:pStyle w:val="SourceCode"/>
-      </w:pPr>
-      <w:r>
-        <w:rPr>
-          <w:rStyle w:val="VerbatimChar"/>
-        </w:rPr>
-        <w:t xml:space="preserve">grep student /etc/passwd</w:t>
-      </w:r>
-      <w:r>
-        <w:br/>
-      </w:r>
-      <w:r>
-        <w:rPr>
-          <w:rStyle w:val="VerbatimChar"/>
-        </w:rPr>
-        <w:t xml:space="preserve"># student:x:1000:1000:Student,,,:/home/student:/bin/bash</w:t>
-      </w:r>
-      <w:r>
-        <w:br/>
-      </w:r>
-      <w:r>
-        <w:rPr>
-          <w:rStyle w:val="VerbatimChar"/>
-        </w:rPr>
-        <w:t xml:space="preserve">#    ім'я :x:UID :GID :опис      :домашній      :оболонка</w:t>
-      </w:r>
+        <w:spacing w:before="0" w:after="0" w:line="120" w:lineRule="exact"/>
+        <w:rPr>
+          <w:sz w:val="4"/>
+          <w:szCs w:val="4"/>
+        </w:rPr>
+      </w:pPr>
+    </w:p>
+    <w:tbl>
+      <w:tblPr>
+        <w:tblStyle w:val="SourceCodeTable"/>
+        <w:tblW w:type="dxa" w:w="9637"/>
+        <w:tblInd w:w="0" w:type="dxa"/>
+        <w:tblBorders>
+          <w:top w:color="BFBFBF" w:space="0" w:sz="4" w:val="single"/>
+          <w:left w:color="BFBFBF" w:space="0" w:sz="4" w:val="single"/>
+          <w:bottom w:color="BFBFBF" w:space="0" w:sz="4" w:val="single"/>
+          <w:right w:color="BFBFBF" w:space="0" w:sz="4" w:val="single"/>
+        </w:tblBorders>
+        <w:shd w:color="auto" w:fill="F4F4F4" w:val="clear"/>
+        <w:tblLayout w:type="fixed"/>
+        <w:tblCellMar>
+          <w:top w:type="dxa" w:w="113"/>
+          <w:left w:type="dxa" w:w="113"/>
+          <w:bottom w:type="dxa" w:w="113"/>
+          <w:right w:type="dxa" w:w="113"/>
+        </w:tblCellMar>
+        <w:tblLook w:val="0000" w:firstRow="0" w:lastRow="0" w:firstColumn="0" w:lastColumn="0" w:noHBand="1" w:noVBand="1"/>
+      </w:tblPr>
+      <w:tblGrid>
+        <w:gridCol w:w="9637"/>
+      </w:tblGrid>
+      <w:tr>
+        <w:tc>
+          <w:tcPr>
+            <w:tcW w:type="dxa" w:w="9637"/>
+            <w:shd w:color="auto" w:fill="F4F4F4" w:val="clear"/>
+          </w:tcPr>
+          <w:p>
+            <w:pPr>
+              <w:pStyle w:val="SourceCode"/>
+              <w:spacing w:before="0" w:after="0" w:line="200" w:lineRule="auto"/>
+            </w:pPr>
+            <w:r>
+              <w:t xml:space="preserve">grep student /etc/passwd</w:t>
+            </w:r>
+          </w:p>
+          <w:p>
+            <w:pPr>
+              <w:pStyle w:val="SourceCode"/>
+              <w:spacing w:before="0" w:after="0" w:line="200" w:lineRule="auto"/>
+            </w:pPr>
+            <w:r>
+              <w:t xml:space="preserve"># student:x:1000:1000:Student,,,:/home/student:/bin/bash</w:t>
+            </w:r>
+          </w:p>
+          <w:p>
+            <w:pPr>
+              <w:pStyle w:val="SourceCode"/>
+              <w:spacing w:before="0" w:after="0" w:line="200" w:lineRule="auto"/>
+            </w:pPr>
+            <w:r>
+              <w:t xml:space="preserve">#    ім'я :x:UID :GID :опис      :домашній      :оболонка</w:t>
+            </w:r>
+          </w:p>
+        </w:tc>
+      </w:tr>
+    </w:tbl>
+    <w:p>
+      <w:pPr>
+        <w:spacing w:before="0" w:after="0" w:line="120" w:lineRule="exact"/>
+        <w:rPr>
+          <w:sz w:val="4"/>
+          <w:szCs w:val="4"/>
+        </w:rPr>
+      </w:pPr>
     </w:p>
     <w:p>
       <w:pPr>
@@ -658,68 +707,117 @@
     </w:p>
     <w:p>
       <w:pPr>
-        <w:pStyle w:val="SourceCode"/>
-      </w:pPr>
-      <w:r>
-        <w:rPr>
-          <w:rStyle w:val="VerbatimChar"/>
-        </w:rPr>
-        <w:t xml:space="preserve">sudo adduser dev1                      # інтерактивно: домашній каталог, пароль</w:t>
-      </w:r>
-      <w:r>
-        <w:br/>
-      </w:r>
-      <w:r>
-        <w:rPr>
-          <w:rStyle w:val="VerbatimChar"/>
-        </w:rPr>
-        <w:t xml:space="preserve">sudo useradd -m -s /bin/bash dev2      # низькорівневий аналог</w:t>
-      </w:r>
-      <w:r>
-        <w:br/>
-      </w:r>
-      <w:r>
-        <w:rPr>
-          <w:rStyle w:val="VerbatimChar"/>
-        </w:rPr>
-        <w:t xml:space="preserve">sudo passwd dev2                       # задати пароль</w:t>
-      </w:r>
-      <w:r>
-        <w:br/>
-      </w:r>
-      <w:r>
-        <w:rPr>
-          <w:rStyle w:val="VerbatimChar"/>
-        </w:rPr>
-        <w:t xml:space="preserve">sudo usermod -aG developers dev1       # додати до додаткової групи</w:t>
-      </w:r>
-      <w:r>
-        <w:br/>
-      </w:r>
-      <w:r>
-        <w:rPr>
-          <w:rStyle w:val="VerbatimChar"/>
-        </w:rPr>
-        <w:t xml:space="preserve">sudo usermod -L dev2                   # заблокувати обліковий запис</w:t>
-      </w:r>
-      <w:r>
-        <w:br/>
-      </w:r>
-      <w:r>
-        <w:rPr>
-          <w:rStyle w:val="VerbatimChar"/>
-        </w:rPr>
-        <w:t xml:space="preserve">sudo chage -l dev1                     # терміни дії пароля</w:t>
-      </w:r>
-      <w:r>
-        <w:br/>
-      </w:r>
-      <w:r>
-        <w:rPr>
-          <w:rStyle w:val="VerbatimChar"/>
-        </w:rPr>
-        <w:t xml:space="preserve">sudo deluser --remove-home dev2        # видалити разом із домашнім каталогом</w:t>
-      </w:r>
+        <w:spacing w:before="0" w:after="0" w:line="120" w:lineRule="exact"/>
+        <w:rPr>
+          <w:sz w:val="4"/>
+          <w:szCs w:val="4"/>
+        </w:rPr>
+      </w:pPr>
+    </w:p>
+    <w:tbl>
+      <w:tblPr>
+        <w:tblStyle w:val="SourceCodeTable"/>
+        <w:tblW w:type="dxa" w:w="9637"/>
+        <w:tblInd w:w="0" w:type="dxa"/>
+        <w:tblBorders>
+          <w:top w:color="BFBFBF" w:space="0" w:sz="4" w:val="single"/>
+          <w:left w:color="BFBFBF" w:space="0" w:sz="4" w:val="single"/>
+          <w:bottom w:color="BFBFBF" w:space="0" w:sz="4" w:val="single"/>
+          <w:right w:color="BFBFBF" w:space="0" w:sz="4" w:val="single"/>
+        </w:tblBorders>
+        <w:shd w:color="auto" w:fill="F4F4F4" w:val="clear"/>
+        <w:tblLayout w:type="fixed"/>
+        <w:tblCellMar>
+          <w:top w:type="dxa" w:w="113"/>
+          <w:left w:type="dxa" w:w="113"/>
+          <w:bottom w:type="dxa" w:w="113"/>
+          <w:right w:type="dxa" w:w="113"/>
+        </w:tblCellMar>
+        <w:tblLook w:val="0000" w:firstRow="0" w:lastRow="0" w:firstColumn="0" w:lastColumn="0" w:noHBand="1" w:noVBand="1"/>
+      </w:tblPr>
+      <w:tblGrid>
+        <w:gridCol w:w="9637"/>
+      </w:tblGrid>
+      <w:tr>
+        <w:tc>
+          <w:tcPr>
+            <w:tcW w:type="dxa" w:w="9637"/>
+            <w:shd w:color="auto" w:fill="F4F4F4" w:val="clear"/>
+          </w:tcPr>
+          <w:p>
+            <w:pPr>
+              <w:pStyle w:val="SourceCode"/>
+              <w:spacing w:before="0" w:after="0" w:line="200" w:lineRule="auto"/>
+            </w:pPr>
+            <w:r>
+              <w:t xml:space="preserve">sudo adduser dev1                      # інтерактивно: домашній каталог, пароль</w:t>
+            </w:r>
+          </w:p>
+          <w:p>
+            <w:pPr>
+              <w:pStyle w:val="SourceCode"/>
+              <w:spacing w:before="0" w:after="0" w:line="200" w:lineRule="auto"/>
+            </w:pPr>
+            <w:r>
+              <w:t xml:space="preserve">sudo useradd -m -s /bin/bash dev2      # низькорівневий аналог</w:t>
+            </w:r>
+          </w:p>
+          <w:p>
+            <w:pPr>
+              <w:pStyle w:val="SourceCode"/>
+              <w:spacing w:before="0" w:after="0" w:line="200" w:lineRule="auto"/>
+            </w:pPr>
+            <w:r>
+              <w:t xml:space="preserve">sudo passwd dev2                       # задати пароль</w:t>
+            </w:r>
+          </w:p>
+          <w:p>
+            <w:pPr>
+              <w:pStyle w:val="SourceCode"/>
+              <w:spacing w:before="0" w:after="0" w:line="200" w:lineRule="auto"/>
+            </w:pPr>
+            <w:r>
+              <w:t xml:space="preserve">sudo usermod -aG developers dev1       # додати до додаткової групи</w:t>
+            </w:r>
+          </w:p>
+          <w:p>
+            <w:pPr>
+              <w:pStyle w:val="SourceCode"/>
+              <w:spacing w:before="0" w:after="0" w:line="200" w:lineRule="auto"/>
+            </w:pPr>
+            <w:r>
+              <w:t xml:space="preserve">sudo usermod -L dev2                   # заблокувати обліковий запис</w:t>
+            </w:r>
+          </w:p>
+          <w:p>
+            <w:pPr>
+              <w:pStyle w:val="SourceCode"/>
+              <w:spacing w:before="0" w:after="0" w:line="200" w:lineRule="auto"/>
+            </w:pPr>
+            <w:r>
+              <w:t xml:space="preserve">sudo chage -l dev1                     # терміни дії пароля</w:t>
+            </w:r>
+          </w:p>
+          <w:p>
+            <w:pPr>
+              <w:pStyle w:val="SourceCode"/>
+              <w:spacing w:before="0" w:after="0" w:line="200" w:lineRule="auto"/>
+            </w:pPr>
+            <w:r>
+              <w:t xml:space="preserve">sudo deluser --remove-home dev2        # видалити разом із домашнім каталогом</w:t>
+            </w:r>
+          </w:p>
+        </w:tc>
+      </w:tr>
+    </w:tbl>
+    <w:p>
+      <w:pPr>
+        <w:spacing w:before="0" w:after="0" w:line="120" w:lineRule="exact"/>
+        <w:rPr>
+          <w:sz w:val="4"/>
+          <w:szCs w:val="4"/>
+        </w:rPr>
+      </w:pPr>
     </w:p>
     <w:p>
       <w:pPr>
@@ -803,59 +901,108 @@
     </w:p>
     <w:p>
       <w:pPr>
-        <w:pStyle w:val="SourceCode"/>
-      </w:pPr>
-      <w:r>
-        <w:rPr>
-          <w:rStyle w:val="VerbatimChar"/>
-        </w:rPr>
-        <w:t xml:space="preserve">sudo groupadd developers</w:t>
-      </w:r>
-      <w:r>
-        <w:br/>
-      </w:r>
-      <w:r>
-        <w:rPr>
-          <w:rStyle w:val="VerbatimChar"/>
-        </w:rPr>
-        <w:t xml:space="preserve">sudo groupadd -g 2000 testers          # з явним GID</w:t>
-      </w:r>
-      <w:r>
-        <w:br/>
-      </w:r>
-      <w:r>
-        <w:rPr>
-          <w:rStyle w:val="VerbatimChar"/>
-        </w:rPr>
-        <w:t xml:space="preserve">id dev1                                # усі групи користувача</w:t>
-      </w:r>
-      <w:r>
-        <w:br/>
-      </w:r>
-      <w:r>
-        <w:rPr>
-          <w:rStyle w:val="VerbatimChar"/>
-        </w:rPr>
-        <w:t xml:space="preserve">groups dev1</w:t>
-      </w:r>
-      <w:r>
-        <w:br/>
-      </w:r>
-      <w:r>
-        <w:rPr>
-          <w:rStyle w:val="VerbatimChar"/>
-        </w:rPr>
-        <w:t xml:space="preserve">getent group developers                # склад групи</w:t>
-      </w:r>
-      <w:r>
-        <w:br/>
-      </w:r>
-      <w:r>
-        <w:rPr>
-          <w:rStyle w:val="VerbatimChar"/>
-        </w:rPr>
-        <w:t xml:space="preserve">sudo gpasswd -d dev1 developers        # вилучити з групи</w:t>
-      </w:r>
+        <w:spacing w:before="0" w:after="0" w:line="120" w:lineRule="exact"/>
+        <w:rPr>
+          <w:sz w:val="4"/>
+          <w:szCs w:val="4"/>
+        </w:rPr>
+      </w:pPr>
+    </w:p>
+    <w:tbl>
+      <w:tblPr>
+        <w:tblStyle w:val="SourceCodeTable"/>
+        <w:tblW w:type="dxa" w:w="9637"/>
+        <w:tblInd w:w="0" w:type="dxa"/>
+        <w:tblBorders>
+          <w:top w:color="BFBFBF" w:space="0" w:sz="4" w:val="single"/>
+          <w:left w:color="BFBFBF" w:space="0" w:sz="4" w:val="single"/>
+          <w:bottom w:color="BFBFBF" w:space="0" w:sz="4" w:val="single"/>
+          <w:right w:color="BFBFBF" w:space="0" w:sz="4" w:val="single"/>
+        </w:tblBorders>
+        <w:shd w:color="auto" w:fill="F4F4F4" w:val="clear"/>
+        <w:tblLayout w:type="fixed"/>
+        <w:tblCellMar>
+          <w:top w:type="dxa" w:w="113"/>
+          <w:left w:type="dxa" w:w="113"/>
+          <w:bottom w:type="dxa" w:w="113"/>
+          <w:right w:type="dxa" w:w="113"/>
+        </w:tblCellMar>
+        <w:tblLook w:val="0000" w:firstRow="0" w:lastRow="0" w:firstColumn="0" w:lastColumn="0" w:noHBand="1" w:noVBand="1"/>
+      </w:tblPr>
+      <w:tblGrid>
+        <w:gridCol w:w="9637"/>
+      </w:tblGrid>
+      <w:tr>
+        <w:tc>
+          <w:tcPr>
+            <w:tcW w:type="dxa" w:w="9637"/>
+            <w:shd w:color="auto" w:fill="F4F4F4" w:val="clear"/>
+          </w:tcPr>
+          <w:p>
+            <w:pPr>
+              <w:pStyle w:val="SourceCode"/>
+              <w:spacing w:before="0" w:after="0" w:line="200" w:lineRule="auto"/>
+            </w:pPr>
+            <w:r>
+              <w:t xml:space="preserve">sudo groupadd developers</w:t>
+            </w:r>
+          </w:p>
+          <w:p>
+            <w:pPr>
+              <w:pStyle w:val="SourceCode"/>
+              <w:spacing w:before="0" w:after="0" w:line="200" w:lineRule="auto"/>
+            </w:pPr>
+            <w:r>
+              <w:t xml:space="preserve">sudo groupadd -g 2000 testers          # з явним GID</w:t>
+            </w:r>
+          </w:p>
+          <w:p>
+            <w:pPr>
+              <w:pStyle w:val="SourceCode"/>
+              <w:spacing w:before="0" w:after="0" w:line="200" w:lineRule="auto"/>
+            </w:pPr>
+            <w:r>
+              <w:t xml:space="preserve">id dev1                                # усі групи користувача</w:t>
+            </w:r>
+          </w:p>
+          <w:p>
+            <w:pPr>
+              <w:pStyle w:val="SourceCode"/>
+              <w:spacing w:before="0" w:after="0" w:line="200" w:lineRule="auto"/>
+            </w:pPr>
+            <w:r>
+              <w:t xml:space="preserve">groups dev1</w:t>
+            </w:r>
+          </w:p>
+          <w:p>
+            <w:pPr>
+              <w:pStyle w:val="SourceCode"/>
+              <w:spacing w:before="0" w:after="0" w:line="200" w:lineRule="auto"/>
+            </w:pPr>
+            <w:r>
+              <w:t xml:space="preserve">getent group developers                # склад групи</w:t>
+            </w:r>
+          </w:p>
+          <w:p>
+            <w:pPr>
+              <w:pStyle w:val="SourceCode"/>
+              <w:spacing w:before="0" w:after="0" w:line="200" w:lineRule="auto"/>
+            </w:pPr>
+            <w:r>
+              <w:t xml:space="preserve">sudo gpasswd -d dev1 developers        # вилучити з групи</w:t>
+            </w:r>
+          </w:p>
+        </w:tc>
+      </w:tr>
+    </w:tbl>
+    <w:p>
+      <w:pPr>
+        <w:spacing w:before="0" w:after="0" w:line="120" w:lineRule="exact"/>
+        <w:rPr>
+          <w:sz w:val="4"/>
+          <w:szCs w:val="4"/>
+        </w:rPr>
+      </w:pPr>
     </w:p>
     <w:p>
       <w:pPr>
@@ -951,77 +1098,126 @@
     </w:p>
     <w:p>
       <w:pPr>
-        <w:pStyle w:val="SourceCode"/>
-      </w:pPr>
-      <w:r>
-        <w:rPr>
-          <w:rStyle w:val="VerbatimChar"/>
-        </w:rPr>
-        <w:t xml:space="preserve">-rwxr-x---  1 dev1 developers  4096 вер 18 11:20 script.sh</w:t>
-      </w:r>
-      <w:r>
-        <w:br/>
-      </w:r>
-      <w:r>
-        <w:rPr>
-          <w:rStyle w:val="VerbatimChar"/>
-        </w:rPr>
-        <w:t xml:space="preserve">│└┬┘└┬┘└┬┘     └┬─┘ └───┬────┘</w:t>
-      </w:r>
-      <w:r>
-        <w:br/>
-      </w:r>
-      <w:r>
-        <w:rPr>
-          <w:rStyle w:val="VerbatimChar"/>
-        </w:rPr>
-        <w:t xml:space="preserve">│ │  │  │       │       └── група-власник</w:t>
-      </w:r>
-      <w:r>
-        <w:br/>
-      </w:r>
-      <w:r>
-        <w:rPr>
-          <w:rStyle w:val="VerbatimChar"/>
-        </w:rPr>
-        <w:t xml:space="preserve">│ │  │  │       └────────── власник</w:t>
-      </w:r>
-      <w:r>
-        <w:br/>
-      </w:r>
-      <w:r>
-        <w:rPr>
-          <w:rStyle w:val="VerbatimChar"/>
-        </w:rPr>
-        <w:t xml:space="preserve">│ │  │  └────────────────── права інших: немає</w:t>
-      </w:r>
-      <w:r>
-        <w:br/>
-      </w:r>
-      <w:r>
-        <w:rPr>
-          <w:rStyle w:val="VerbatimChar"/>
-        </w:rPr>
-        <w:t xml:space="preserve">│ │  └───────────────────── права групи: читання й виконання</w:t>
-      </w:r>
-      <w:r>
-        <w:br/>
-      </w:r>
-      <w:r>
-        <w:rPr>
-          <w:rStyle w:val="VerbatimChar"/>
-        </w:rPr>
-        <w:t xml:space="preserve">│ └──────────────────────── права власника: читання, запис, виконання</w:t>
-      </w:r>
-      <w:r>
-        <w:br/>
-      </w:r>
-      <w:r>
-        <w:rPr>
-          <w:rStyle w:val="VerbatimChar"/>
-        </w:rPr>
-        <w:t xml:space="preserve">└────────────────────────── тип: - звичайний файл, d каталог, l посилання</w:t>
-      </w:r>
+        <w:spacing w:before="0" w:after="0" w:line="120" w:lineRule="exact"/>
+        <w:rPr>
+          <w:sz w:val="4"/>
+          <w:szCs w:val="4"/>
+        </w:rPr>
+      </w:pPr>
+    </w:p>
+    <w:tbl>
+      <w:tblPr>
+        <w:tblStyle w:val="SourceCodeTable"/>
+        <w:tblW w:type="dxa" w:w="9637"/>
+        <w:tblInd w:w="0" w:type="dxa"/>
+        <w:tblBorders>
+          <w:top w:color="BFBFBF" w:space="0" w:sz="4" w:val="single"/>
+          <w:left w:color="BFBFBF" w:space="0" w:sz="4" w:val="single"/>
+          <w:bottom w:color="BFBFBF" w:space="0" w:sz="4" w:val="single"/>
+          <w:right w:color="BFBFBF" w:space="0" w:sz="4" w:val="single"/>
+        </w:tblBorders>
+        <w:shd w:color="auto" w:fill="F4F4F4" w:val="clear"/>
+        <w:tblLayout w:type="fixed"/>
+        <w:tblCellMar>
+          <w:top w:type="dxa" w:w="113"/>
+          <w:left w:type="dxa" w:w="113"/>
+          <w:bottom w:type="dxa" w:w="113"/>
+          <w:right w:type="dxa" w:w="113"/>
+        </w:tblCellMar>
+        <w:tblLook w:val="0000" w:firstRow="0" w:lastRow="0" w:firstColumn="0" w:lastColumn="0" w:noHBand="1" w:noVBand="1"/>
+      </w:tblPr>
+      <w:tblGrid>
+        <w:gridCol w:w="9637"/>
+      </w:tblGrid>
+      <w:tr>
+        <w:tc>
+          <w:tcPr>
+            <w:tcW w:type="dxa" w:w="9637"/>
+            <w:shd w:color="auto" w:fill="F4F4F4" w:val="clear"/>
+          </w:tcPr>
+          <w:p>
+            <w:pPr>
+              <w:pStyle w:val="SourceCode"/>
+              <w:spacing w:before="0" w:after="0" w:line="200" w:lineRule="auto"/>
+            </w:pPr>
+            <w:r>
+              <w:t xml:space="preserve">-rwxr-x---  1 dev1 developers  4096 вер 18 11:20 script.sh</w:t>
+            </w:r>
+          </w:p>
+          <w:p>
+            <w:pPr>
+              <w:pStyle w:val="SourceCode"/>
+              <w:spacing w:before="0" w:after="0" w:line="200" w:lineRule="auto"/>
+            </w:pPr>
+            <w:r>
+              <w:t xml:space="preserve">│└┬┘└┬┘└┬┘     └┬─┘ └───┬────┘</w:t>
+            </w:r>
+          </w:p>
+          <w:p>
+            <w:pPr>
+              <w:pStyle w:val="SourceCode"/>
+              <w:spacing w:before="0" w:after="0" w:line="200" w:lineRule="auto"/>
+            </w:pPr>
+            <w:r>
+              <w:t xml:space="preserve">│ │  │  │       │       └── група-власник</w:t>
+            </w:r>
+          </w:p>
+          <w:p>
+            <w:pPr>
+              <w:pStyle w:val="SourceCode"/>
+              <w:spacing w:before="0" w:after="0" w:line="200" w:lineRule="auto"/>
+            </w:pPr>
+            <w:r>
+              <w:t xml:space="preserve">│ │  │  │       └────────── власник</w:t>
+            </w:r>
+          </w:p>
+          <w:p>
+            <w:pPr>
+              <w:pStyle w:val="SourceCode"/>
+              <w:spacing w:before="0" w:after="0" w:line="200" w:lineRule="auto"/>
+            </w:pPr>
+            <w:r>
+              <w:t xml:space="preserve">│ │  │  └────────────────── права інших: немає</w:t>
+            </w:r>
+          </w:p>
+          <w:p>
+            <w:pPr>
+              <w:pStyle w:val="SourceCode"/>
+              <w:spacing w:before="0" w:after="0" w:line="200" w:lineRule="auto"/>
+            </w:pPr>
+            <w:r>
+              <w:t xml:space="preserve">│ │  └───────────────────── права групи: читання й виконання</w:t>
+            </w:r>
+          </w:p>
+          <w:p>
+            <w:pPr>
+              <w:pStyle w:val="SourceCode"/>
+              <w:spacing w:before="0" w:after="0" w:line="200" w:lineRule="auto"/>
+            </w:pPr>
+            <w:r>
+              <w:t xml:space="preserve">│ └──────────────────────── права власника: читання, запис, виконання</w:t>
+            </w:r>
+          </w:p>
+          <w:p>
+            <w:pPr>
+              <w:pStyle w:val="SourceCode"/>
+              <w:spacing w:before="0" w:after="0" w:line="200" w:lineRule="auto"/>
+            </w:pPr>
+            <w:r>
+              <w:t xml:space="preserve">└────────────────────────── тип: - звичайний файл, d каталог, l посилання</w:t>
+            </w:r>
+          </w:p>
+        </w:tc>
+      </w:tr>
+    </w:tbl>
+    <w:p>
+      <w:pPr>
+        <w:spacing w:before="0" w:after="0" w:line="120" w:lineRule="exact"/>
+        <w:rPr>
+          <w:sz w:val="4"/>
+          <w:szCs w:val="4"/>
+        </w:rPr>
+      </w:pPr>
     </w:p>
     <w:p>
       <w:pPr>
@@ -1398,50 +1594,99 @@
     </w:tbl>
     <w:p>
       <w:pPr>
-        <w:pStyle w:val="SourceCode"/>
-      </w:pPr>
-      <w:r>
-        <w:rPr>
-          <w:rStyle w:val="VerbatimChar"/>
-        </w:rPr>
-        <w:t xml:space="preserve">chmod 750 script.sh                    # числовий спосіб</w:t>
-      </w:r>
-      <w:r>
-        <w:br/>
-      </w:r>
-      <w:r>
-        <w:rPr>
-          <w:rStyle w:val="VerbatimChar"/>
-        </w:rPr>
-        <w:t xml:space="preserve">chmod u+x,g-w,o= script.sh             # символьний спосіб</w:t>
-      </w:r>
-      <w:r>
-        <w:br/>
-      </w:r>
-      <w:r>
-        <w:rPr>
-          <w:rStyle w:val="VerbatimChar"/>
-        </w:rPr>
-        <w:t xml:space="preserve">chmod -R g+rX /srv/team                # рекурсивно, X лише для каталогів</w:t>
-      </w:r>
-      <w:r>
-        <w:br/>
-      </w:r>
-      <w:r>
-        <w:rPr>
-          <w:rStyle w:val="VerbatimChar"/>
-        </w:rPr>
-        <w:t xml:space="preserve">sudo chown dev1:developers report.txt  # змінити власника й групу</w:t>
-      </w:r>
-      <w:r>
-        <w:br/>
-      </w:r>
-      <w:r>
-        <w:rPr>
-          <w:rStyle w:val="VerbatimChar"/>
-        </w:rPr>
-        <w:t xml:space="preserve">sudo chgrp developers report.txt       # лише групу</w:t>
-      </w:r>
+        <w:spacing w:before="0" w:after="0" w:line="120" w:lineRule="exact"/>
+        <w:rPr>
+          <w:sz w:val="4"/>
+          <w:szCs w:val="4"/>
+        </w:rPr>
+      </w:pPr>
+    </w:p>
+    <w:tbl>
+      <w:tblPr>
+        <w:tblStyle w:val="SourceCodeTable"/>
+        <w:tblW w:type="dxa" w:w="9637"/>
+        <w:tblInd w:w="0" w:type="dxa"/>
+        <w:tblBorders>
+          <w:top w:color="BFBFBF" w:space="0" w:sz="4" w:val="single"/>
+          <w:left w:color="BFBFBF" w:space="0" w:sz="4" w:val="single"/>
+          <w:bottom w:color="BFBFBF" w:space="0" w:sz="4" w:val="single"/>
+          <w:right w:color="BFBFBF" w:space="0" w:sz="4" w:val="single"/>
+        </w:tblBorders>
+        <w:shd w:color="auto" w:fill="F4F4F4" w:val="clear"/>
+        <w:tblLayout w:type="fixed"/>
+        <w:tblCellMar>
+          <w:top w:type="dxa" w:w="113"/>
+          <w:left w:type="dxa" w:w="113"/>
+          <w:bottom w:type="dxa" w:w="113"/>
+          <w:right w:type="dxa" w:w="113"/>
+        </w:tblCellMar>
+        <w:tblLook w:val="0000" w:firstRow="0" w:lastRow="0" w:firstColumn="0" w:lastColumn="0" w:noHBand="1" w:noVBand="1"/>
+      </w:tblPr>
+      <w:tblGrid>
+        <w:gridCol w:w="9637"/>
+      </w:tblGrid>
+      <w:tr>
+        <w:tc>
+          <w:tcPr>
+            <w:tcW w:type="dxa" w:w="9637"/>
+            <w:shd w:color="auto" w:fill="F4F4F4" w:val="clear"/>
+          </w:tcPr>
+          <w:p>
+            <w:pPr>
+              <w:pStyle w:val="SourceCode"/>
+              <w:spacing w:before="0" w:after="0" w:line="200" w:lineRule="auto"/>
+            </w:pPr>
+            <w:r>
+              <w:t xml:space="preserve">chmod 750 script.sh                    # числовий спосіб</w:t>
+            </w:r>
+          </w:p>
+          <w:p>
+            <w:pPr>
+              <w:pStyle w:val="SourceCode"/>
+              <w:spacing w:before="0" w:after="0" w:line="200" w:lineRule="auto"/>
+            </w:pPr>
+            <w:r>
+              <w:t xml:space="preserve">chmod u+x,g-w,o= script.sh             # символьний спосіб</w:t>
+            </w:r>
+          </w:p>
+          <w:p>
+            <w:pPr>
+              <w:pStyle w:val="SourceCode"/>
+              <w:spacing w:before="0" w:after="0" w:line="200" w:lineRule="auto"/>
+            </w:pPr>
+            <w:r>
+              <w:t xml:space="preserve">chmod -R g+rX /srv/team                # рекурсивно, X лише для каталогів</w:t>
+            </w:r>
+          </w:p>
+          <w:p>
+            <w:pPr>
+              <w:pStyle w:val="SourceCode"/>
+              <w:spacing w:before="0" w:after="0" w:line="200" w:lineRule="auto"/>
+            </w:pPr>
+            <w:r>
+              <w:t xml:space="preserve">sudo chown dev1:developers report.txt  # змінити власника й групу</w:t>
+            </w:r>
+          </w:p>
+          <w:p>
+            <w:pPr>
+              <w:pStyle w:val="SourceCode"/>
+              <w:spacing w:before="0" w:after="0" w:line="200" w:lineRule="auto"/>
+            </w:pPr>
+            <w:r>
+              <w:t xml:space="preserve">sudo chgrp developers report.txt       # лише групу</w:t>
+            </w:r>
+          </w:p>
+        </w:tc>
+      </w:tr>
+    </w:tbl>
+    <w:p>
+      <w:pPr>
+        <w:spacing w:before="0" w:after="0" w:line="120" w:lineRule="exact"/>
+        <w:rPr>
+          <w:sz w:val="4"/>
+          <w:szCs w:val="4"/>
+        </w:rPr>
+      </w:pPr>
     </w:p>
     <w:p>
       <w:pPr>
@@ -1549,50 +1794,99 @@
     </w:p>
     <w:p>
       <w:pPr>
-        <w:pStyle w:val="SourceCode"/>
-      </w:pPr>
-      <w:r>
-        <w:rPr>
-          <w:rStyle w:val="VerbatimChar"/>
-        </w:rPr>
-        <w:t xml:space="preserve">umask                                  # поточна маска, зазвичай 0022</w:t>
-      </w:r>
-      <w:r>
-        <w:br/>
-      </w:r>
-      <w:r>
-        <w:rPr>
-          <w:rStyle w:val="VerbatimChar"/>
-        </w:rPr>
-        <w:t xml:space="preserve">umask -S                               # у символьному вигляді</w:t>
-      </w:r>
-      <w:r>
-        <w:br/>
-      </w:r>
-      <w:r>
-        <w:rPr>
-          <w:rStyle w:val="VerbatimChar"/>
-        </w:rPr>
-        <w:t xml:space="preserve">touch a.txt &amp;&amp; ls -l a.txt             # 644 = 666 - 022</w:t>
-      </w:r>
-      <w:r>
-        <w:br/>
-      </w:r>
-      <w:r>
-        <w:rPr>
-          <w:rStyle w:val="VerbatimChar"/>
-        </w:rPr>
-        <w:t xml:space="preserve">mkdir d &amp;&amp; ls -ld d                    # 755 = 777 - 022</w:t>
-      </w:r>
-      <w:r>
-        <w:br/>
-      </w:r>
-      <w:r>
-        <w:rPr>
-          <w:rStyle w:val="VerbatimChar"/>
-        </w:rPr>
-        <w:t xml:space="preserve">umask 077                              # приватний режим: 600 і 700</w:t>
-      </w:r>
+        <w:spacing w:before="0" w:after="0" w:line="120" w:lineRule="exact"/>
+        <w:rPr>
+          <w:sz w:val="4"/>
+          <w:szCs w:val="4"/>
+        </w:rPr>
+      </w:pPr>
+    </w:p>
+    <w:tbl>
+      <w:tblPr>
+        <w:tblStyle w:val="SourceCodeTable"/>
+        <w:tblW w:type="dxa" w:w="9637"/>
+        <w:tblInd w:w="0" w:type="dxa"/>
+        <w:tblBorders>
+          <w:top w:color="BFBFBF" w:space="0" w:sz="4" w:val="single"/>
+          <w:left w:color="BFBFBF" w:space="0" w:sz="4" w:val="single"/>
+          <w:bottom w:color="BFBFBF" w:space="0" w:sz="4" w:val="single"/>
+          <w:right w:color="BFBFBF" w:space="0" w:sz="4" w:val="single"/>
+        </w:tblBorders>
+        <w:shd w:color="auto" w:fill="F4F4F4" w:val="clear"/>
+        <w:tblLayout w:type="fixed"/>
+        <w:tblCellMar>
+          <w:top w:type="dxa" w:w="113"/>
+          <w:left w:type="dxa" w:w="113"/>
+          <w:bottom w:type="dxa" w:w="113"/>
+          <w:right w:type="dxa" w:w="113"/>
+        </w:tblCellMar>
+        <w:tblLook w:val="0000" w:firstRow="0" w:lastRow="0" w:firstColumn="0" w:lastColumn="0" w:noHBand="1" w:noVBand="1"/>
+      </w:tblPr>
+      <w:tblGrid>
+        <w:gridCol w:w="9637"/>
+      </w:tblGrid>
+      <w:tr>
+        <w:tc>
+          <w:tcPr>
+            <w:tcW w:type="dxa" w:w="9637"/>
+            <w:shd w:color="auto" w:fill="F4F4F4" w:val="clear"/>
+          </w:tcPr>
+          <w:p>
+            <w:pPr>
+              <w:pStyle w:val="SourceCode"/>
+              <w:spacing w:before="0" w:after="0" w:line="200" w:lineRule="auto"/>
+            </w:pPr>
+            <w:r>
+              <w:t xml:space="preserve">umask                                  # поточна маска, зазвичай 0022</w:t>
+            </w:r>
+          </w:p>
+          <w:p>
+            <w:pPr>
+              <w:pStyle w:val="SourceCode"/>
+              <w:spacing w:before="0" w:after="0" w:line="200" w:lineRule="auto"/>
+            </w:pPr>
+            <w:r>
+              <w:t xml:space="preserve">umask -S                               # у символьному вигляді</w:t>
+            </w:r>
+          </w:p>
+          <w:p>
+            <w:pPr>
+              <w:pStyle w:val="SourceCode"/>
+              <w:spacing w:before="0" w:after="0" w:line="200" w:lineRule="auto"/>
+            </w:pPr>
+            <w:r>
+              <w:t xml:space="preserve">touch a.txt &amp;&amp; ls -l a.txt             # 644 = 666 - 022</w:t>
+            </w:r>
+          </w:p>
+          <w:p>
+            <w:pPr>
+              <w:pStyle w:val="SourceCode"/>
+              <w:spacing w:before="0" w:after="0" w:line="200" w:lineRule="auto"/>
+            </w:pPr>
+            <w:r>
+              <w:t xml:space="preserve">mkdir d &amp;&amp; ls -ld d                    # 755 = 777 - 022</w:t>
+            </w:r>
+          </w:p>
+          <w:p>
+            <w:pPr>
+              <w:pStyle w:val="SourceCode"/>
+              <w:spacing w:before="0" w:after="0" w:line="200" w:lineRule="auto"/>
+            </w:pPr>
+            <w:r>
+              <w:t xml:space="preserve">umask 077                              # приватний режим: 600 і 700</w:t>
+            </w:r>
+          </w:p>
+        </w:tc>
+      </w:tr>
+    </w:tbl>
+    <w:p>
+      <w:pPr>
+        <w:spacing w:before="0" w:after="0" w:line="120" w:lineRule="exact"/>
+        <w:rPr>
+          <w:sz w:val="4"/>
+          <w:szCs w:val="4"/>
+        </w:rPr>
+      </w:pPr>
     </w:p>
     <w:bookmarkEnd w:id="13"/>
     <w:bookmarkStart w:id="14" w:name="спеціальні-біти"/>
@@ -1797,41 +2091,90 @@
     </w:tbl>
     <w:p>
       <w:pPr>
-        <w:pStyle w:val="SourceCode"/>
-      </w:pPr>
-      <w:r>
-        <w:rPr>
-          <w:rStyle w:val="VerbatimChar"/>
-        </w:rPr>
-        <w:t xml:space="preserve">ls -l /usr/bin/passwd                  # -rwsr-xr-x  → SUID</w:t>
-      </w:r>
-      <w:r>
-        <w:br/>
-      </w:r>
-      <w:r>
-        <w:rPr>
-          <w:rStyle w:val="VerbatimChar"/>
-        </w:rPr>
-        <w:t xml:space="preserve">ls -ld /tmp                            # drwxrwxrwt  → sticky</w:t>
-      </w:r>
-      <w:r>
-        <w:br/>
-      </w:r>
-      <w:r>
-        <w:rPr>
-          <w:rStyle w:val="VerbatimChar"/>
-        </w:rPr>
-        <w:t xml:space="preserve">sudo chmod 2770 /srv/team              # SGID для спільного каталогу</w:t>
-      </w:r>
-      <w:r>
-        <w:br/>
-      </w:r>
-      <w:r>
-        <w:rPr>
-          <w:rStyle w:val="VerbatimChar"/>
-        </w:rPr>
-        <w:t xml:space="preserve">sudo chmod +t /srv/team                # додати sticky</w:t>
-      </w:r>
+        <w:spacing w:before="0" w:after="0" w:line="120" w:lineRule="exact"/>
+        <w:rPr>
+          <w:sz w:val="4"/>
+          <w:szCs w:val="4"/>
+        </w:rPr>
+      </w:pPr>
+    </w:p>
+    <w:tbl>
+      <w:tblPr>
+        <w:tblStyle w:val="SourceCodeTable"/>
+        <w:tblW w:type="dxa" w:w="9637"/>
+        <w:tblInd w:w="0" w:type="dxa"/>
+        <w:tblBorders>
+          <w:top w:color="BFBFBF" w:space="0" w:sz="4" w:val="single"/>
+          <w:left w:color="BFBFBF" w:space="0" w:sz="4" w:val="single"/>
+          <w:bottom w:color="BFBFBF" w:space="0" w:sz="4" w:val="single"/>
+          <w:right w:color="BFBFBF" w:space="0" w:sz="4" w:val="single"/>
+        </w:tblBorders>
+        <w:shd w:color="auto" w:fill="F4F4F4" w:val="clear"/>
+        <w:tblLayout w:type="fixed"/>
+        <w:tblCellMar>
+          <w:top w:type="dxa" w:w="113"/>
+          <w:left w:type="dxa" w:w="113"/>
+          <w:bottom w:type="dxa" w:w="113"/>
+          <w:right w:type="dxa" w:w="113"/>
+        </w:tblCellMar>
+        <w:tblLook w:val="0000" w:firstRow="0" w:lastRow="0" w:firstColumn="0" w:lastColumn="0" w:noHBand="1" w:noVBand="1"/>
+      </w:tblPr>
+      <w:tblGrid>
+        <w:gridCol w:w="9637"/>
+      </w:tblGrid>
+      <w:tr>
+        <w:tc>
+          <w:tcPr>
+            <w:tcW w:type="dxa" w:w="9637"/>
+            <w:shd w:color="auto" w:fill="F4F4F4" w:val="clear"/>
+          </w:tcPr>
+          <w:p>
+            <w:pPr>
+              <w:pStyle w:val="SourceCode"/>
+              <w:spacing w:before="0" w:after="0" w:line="200" w:lineRule="auto"/>
+            </w:pPr>
+            <w:r>
+              <w:t xml:space="preserve">ls -l /usr/bin/passwd                  # -rwsr-xr-x  → SUID</w:t>
+            </w:r>
+          </w:p>
+          <w:p>
+            <w:pPr>
+              <w:pStyle w:val="SourceCode"/>
+              <w:spacing w:before="0" w:after="0" w:line="200" w:lineRule="auto"/>
+            </w:pPr>
+            <w:r>
+              <w:t xml:space="preserve">ls -ld /tmp                            # drwxrwxrwt  → sticky</w:t>
+            </w:r>
+          </w:p>
+          <w:p>
+            <w:pPr>
+              <w:pStyle w:val="SourceCode"/>
+              <w:spacing w:before="0" w:after="0" w:line="200" w:lineRule="auto"/>
+            </w:pPr>
+            <w:r>
+              <w:t xml:space="preserve">sudo chmod 2770 /srv/team              # SGID для спільного каталогу</w:t>
+            </w:r>
+          </w:p>
+          <w:p>
+            <w:pPr>
+              <w:pStyle w:val="SourceCode"/>
+              <w:spacing w:before="0" w:after="0" w:line="200" w:lineRule="auto"/>
+            </w:pPr>
+            <w:r>
+              <w:t xml:space="preserve">sudo chmod +t /srv/team                # додати sticky</w:t>
+            </w:r>
+          </w:p>
+        </w:tc>
+      </w:tr>
+    </w:tbl>
+    <w:p>
+      <w:pPr>
+        <w:spacing w:before="0" w:after="0" w:line="120" w:lineRule="exact"/>
+        <w:rPr>
+          <w:sz w:val="4"/>
+          <w:szCs w:val="4"/>
+        </w:rPr>
+      </w:pPr>
     </w:p>
     <w:p>
       <w:pPr>
@@ -1861,50 +2204,99 @@
     </w:p>
     <w:p>
       <w:pPr>
-        <w:pStyle w:val="SourceCode"/>
-      </w:pPr>
-      <w:r>
-        <w:rPr>
-          <w:rStyle w:val="VerbatimChar"/>
-        </w:rPr>
-        <w:t xml:space="preserve">getfacl report.txt                     # переглянути список</w:t>
-      </w:r>
-      <w:r>
-        <w:br/>
-      </w:r>
-      <w:r>
-        <w:rPr>
-          <w:rStyle w:val="VerbatimChar"/>
-        </w:rPr>
-        <w:t xml:space="preserve">setfacl -m u:dev2:rw report.txt        # дати конкретному користувачу</w:t>
-      </w:r>
-      <w:r>
-        <w:br/>
-      </w:r>
-      <w:r>
-        <w:rPr>
-          <w:rStyle w:val="VerbatimChar"/>
-        </w:rPr>
-        <w:t xml:space="preserve">setfacl -m g:testers:r report.txt      # дати конкретній групі</w:t>
-      </w:r>
-      <w:r>
-        <w:br/>
-      </w:r>
-      <w:r>
-        <w:rPr>
-          <w:rStyle w:val="VerbatimChar"/>
-        </w:rPr>
-        <w:t xml:space="preserve">setfacl -x u:dev2 report.txt           # прибрати запис</w:t>
-      </w:r>
-      <w:r>
-        <w:br/>
-      </w:r>
-      <w:r>
-        <w:rPr>
-          <w:rStyle w:val="VerbatimChar"/>
-        </w:rPr>
-        <w:t xml:space="preserve">setfacl -d -m g:developers:rwx /srv/team   # права за замовчуванням для нових файлів</w:t>
-      </w:r>
+        <w:spacing w:before="0" w:after="0" w:line="120" w:lineRule="exact"/>
+        <w:rPr>
+          <w:sz w:val="4"/>
+          <w:szCs w:val="4"/>
+        </w:rPr>
+      </w:pPr>
+    </w:p>
+    <w:tbl>
+      <w:tblPr>
+        <w:tblStyle w:val="SourceCodeTable"/>
+        <w:tblW w:type="dxa" w:w="9637"/>
+        <w:tblInd w:w="0" w:type="dxa"/>
+        <w:tblBorders>
+          <w:top w:color="BFBFBF" w:space="0" w:sz="4" w:val="single"/>
+          <w:left w:color="BFBFBF" w:space="0" w:sz="4" w:val="single"/>
+          <w:bottom w:color="BFBFBF" w:space="0" w:sz="4" w:val="single"/>
+          <w:right w:color="BFBFBF" w:space="0" w:sz="4" w:val="single"/>
+        </w:tblBorders>
+        <w:shd w:color="auto" w:fill="F4F4F4" w:val="clear"/>
+        <w:tblLayout w:type="fixed"/>
+        <w:tblCellMar>
+          <w:top w:type="dxa" w:w="113"/>
+          <w:left w:type="dxa" w:w="113"/>
+          <w:bottom w:type="dxa" w:w="113"/>
+          <w:right w:type="dxa" w:w="113"/>
+        </w:tblCellMar>
+        <w:tblLook w:val="0000" w:firstRow="0" w:lastRow="0" w:firstColumn="0" w:lastColumn="0" w:noHBand="1" w:noVBand="1"/>
+      </w:tblPr>
+      <w:tblGrid>
+        <w:gridCol w:w="9637"/>
+      </w:tblGrid>
+      <w:tr>
+        <w:tc>
+          <w:tcPr>
+            <w:tcW w:type="dxa" w:w="9637"/>
+            <w:shd w:color="auto" w:fill="F4F4F4" w:val="clear"/>
+          </w:tcPr>
+          <w:p>
+            <w:pPr>
+              <w:pStyle w:val="SourceCode"/>
+              <w:spacing w:before="0" w:after="0" w:line="200" w:lineRule="auto"/>
+            </w:pPr>
+            <w:r>
+              <w:t xml:space="preserve">getfacl report.txt                     # переглянути список</w:t>
+            </w:r>
+          </w:p>
+          <w:p>
+            <w:pPr>
+              <w:pStyle w:val="SourceCode"/>
+              <w:spacing w:before="0" w:after="0" w:line="200" w:lineRule="auto"/>
+            </w:pPr>
+            <w:r>
+              <w:t xml:space="preserve">setfacl -m u:dev2:rw report.txt        # дати конкретному користувачу</w:t>
+            </w:r>
+          </w:p>
+          <w:p>
+            <w:pPr>
+              <w:pStyle w:val="SourceCode"/>
+              <w:spacing w:before="0" w:after="0" w:line="200" w:lineRule="auto"/>
+            </w:pPr>
+            <w:r>
+              <w:t xml:space="preserve">setfacl -m g:testers:r report.txt      # дати конкретній групі</w:t>
+            </w:r>
+          </w:p>
+          <w:p>
+            <w:pPr>
+              <w:pStyle w:val="SourceCode"/>
+              <w:spacing w:before="0" w:after="0" w:line="200" w:lineRule="auto"/>
+            </w:pPr>
+            <w:r>
+              <w:t xml:space="preserve">setfacl -x u:dev2 report.txt           # прибрати запис</w:t>
+            </w:r>
+          </w:p>
+          <w:p>
+            <w:pPr>
+              <w:pStyle w:val="SourceCode"/>
+              <w:spacing w:before="0" w:after="0" w:line="200" w:lineRule="auto"/>
+            </w:pPr>
+            <w:r>
+              <w:t xml:space="preserve">setfacl -d -m g:developers:rwx /srv/team   # права за замовчуванням для нових файлів</w:t>
+            </w:r>
+          </w:p>
+        </w:tc>
+      </w:tr>
+    </w:tbl>
+    <w:p>
+      <w:pPr>
+        <w:spacing w:before="0" w:after="0" w:line="120" w:lineRule="exact"/>
+        <w:rPr>
+          <w:sz w:val="4"/>
+          <w:szCs w:val="4"/>
+        </w:rPr>
+      </w:pPr>
     </w:p>
     <w:p>
       <w:pPr>
@@ -1975,122 +2367,180 @@
     </w:p>
     <w:p>
       <w:pPr>
-        <w:pStyle w:val="SourceCode"/>
-      </w:pPr>
-      <w:r>
-        <w:rPr>
-          <w:rStyle w:val="VerbatimChar"/>
-        </w:rPr>
-        <w:t xml:space="preserve">student@lab-vm:~$ sudo groupadd developers</w:t>
-      </w:r>
-      <w:r>
-        <w:br/>
-      </w:r>
-      <w:r>
-        <w:rPr>
-          <w:rStyle w:val="VerbatimChar"/>
-        </w:rPr>
-        <w:t xml:space="preserve">student@lab-vm:~$ sudo adduser dev1 --gecos "Developer One" --disabled-password</w:t>
-      </w:r>
-      <w:r>
-        <w:br/>
-      </w:r>
-      <w:r>
-        <w:rPr>
-          <w:rStyle w:val="VerbatimChar"/>
-        </w:rPr>
-        <w:t xml:space="preserve">Adding user `dev1' ...</w:t>
-      </w:r>
-      <w:r>
-        <w:br/>
-      </w:r>
-      <w:r>
-        <w:rPr>
-          <w:rStyle w:val="VerbatimChar"/>
-        </w:rPr>
-        <w:t xml:space="preserve">Creating home directory `/home/dev1' ...</w:t>
-      </w:r>
-      <w:r>
-        <w:br/>
-      </w:r>
-      <w:r>
-        <w:rPr>
-          <w:rStyle w:val="VerbatimChar"/>
-        </w:rPr>
-        <w:t xml:space="preserve">Copying files from `/etc/skel' ...</w:t>
-      </w:r>
-      <w:r>
-        <w:br/>
-      </w:r>
-      <w:r>
-        <w:br/>
-      </w:r>
-      <w:r>
-        <w:rPr>
-          <w:rStyle w:val="VerbatimChar"/>
-        </w:rPr>
-        <w:t xml:space="preserve">student@lab-vm:~$ sudo adduser dev2 --gecos "Developer Two" --disabled-password</w:t>
-      </w:r>
-      <w:r>
-        <w:br/>
-      </w:r>
-      <w:r>
-        <w:rPr>
-          <w:rStyle w:val="VerbatimChar"/>
-        </w:rPr>
-        <w:t xml:space="preserve">student@lab-vm:~$ sudo usermod -aG developers dev1</w:t>
-      </w:r>
-      <w:r>
-        <w:br/>
-      </w:r>
-      <w:r>
-        <w:rPr>
-          <w:rStyle w:val="VerbatimChar"/>
-        </w:rPr>
-        <w:t xml:space="preserve">student@lab-vm:~$ sudo usermod -aG developers dev2</w:t>
-      </w:r>
-      <w:r>
-        <w:br/>
-      </w:r>
-      <w:r>
-        <w:br/>
-      </w:r>
-      <w:r>
-        <w:rPr>
-          <w:rStyle w:val="VerbatimChar"/>
-        </w:rPr>
-        <w:t xml:space="preserve">student@lab-vm:~$ id dev1</w:t>
-      </w:r>
-      <w:r>
-        <w:br/>
-      </w:r>
-      <w:r>
-        <w:rPr>
-          <w:rStyle w:val="VerbatimChar"/>
-        </w:rPr>
-        <w:t xml:space="preserve">uid=1001(dev1) gid=1001(dev1) groups=1001(dev1),1003(developers)</w:t>
-      </w:r>
-      <w:r>
-        <w:br/>
-      </w:r>
-      <w:r>
-        <w:br/>
-      </w:r>
-      <w:r>
-        <w:rPr>
-          <w:rStyle w:val="VerbatimChar"/>
-        </w:rPr>
-        <w:t xml:space="preserve">student@lab-vm:~$ getent group developers</w:t>
-      </w:r>
-      <w:r>
-        <w:br/>
-      </w:r>
-      <w:r>
-        <w:rPr>
-          <w:rStyle w:val="VerbatimChar"/>
-        </w:rPr>
-        <w:t xml:space="preserve">developers:x:1003:dev1,dev2</w:t>
-      </w:r>
+        <w:spacing w:before="0" w:after="0" w:line="120" w:lineRule="exact"/>
+        <w:rPr>
+          <w:sz w:val="4"/>
+          <w:szCs w:val="4"/>
+        </w:rPr>
+      </w:pPr>
+    </w:p>
+    <w:tbl>
+      <w:tblPr>
+        <w:tblStyle w:val="SourceCodeTable"/>
+        <w:tblW w:type="dxa" w:w="9637"/>
+        <w:tblInd w:w="0" w:type="dxa"/>
+        <w:tblBorders>
+          <w:top w:color="BFBFBF" w:space="0" w:sz="4" w:val="single"/>
+          <w:left w:color="BFBFBF" w:space="0" w:sz="4" w:val="single"/>
+          <w:bottom w:color="BFBFBF" w:space="0" w:sz="4" w:val="single"/>
+          <w:right w:color="BFBFBF" w:space="0" w:sz="4" w:val="single"/>
+        </w:tblBorders>
+        <w:shd w:color="auto" w:fill="F4F4F4" w:val="clear"/>
+        <w:tblLayout w:type="fixed"/>
+        <w:tblCellMar>
+          <w:top w:type="dxa" w:w="113"/>
+          <w:left w:type="dxa" w:w="113"/>
+          <w:bottom w:type="dxa" w:w="113"/>
+          <w:right w:type="dxa" w:w="113"/>
+        </w:tblCellMar>
+        <w:tblLook w:val="0000" w:firstRow="0" w:lastRow="0" w:firstColumn="0" w:lastColumn="0" w:noHBand="1" w:noVBand="1"/>
+      </w:tblPr>
+      <w:tblGrid>
+        <w:gridCol w:w="9637"/>
+      </w:tblGrid>
+      <w:tr>
+        <w:tc>
+          <w:tcPr>
+            <w:tcW w:type="dxa" w:w="9637"/>
+            <w:shd w:color="auto" w:fill="F4F4F4" w:val="clear"/>
+          </w:tcPr>
+          <w:p>
+            <w:pPr>
+              <w:pStyle w:val="SourceCode"/>
+              <w:spacing w:before="0" w:after="0" w:line="200" w:lineRule="auto"/>
+            </w:pPr>
+            <w:r>
+              <w:t xml:space="preserve">student@lab-vm:~$ sudo groupadd developers</w:t>
+            </w:r>
+          </w:p>
+          <w:p>
+            <w:pPr>
+              <w:pStyle w:val="SourceCode"/>
+              <w:spacing w:before="0" w:after="0" w:line="200" w:lineRule="auto"/>
+            </w:pPr>
+            <w:r>
+              <w:t xml:space="preserve">student@lab-vm:~$ sudo adduser dev1 --gecos "Developer One" --disabled-password</w:t>
+            </w:r>
+          </w:p>
+          <w:p>
+            <w:pPr>
+              <w:pStyle w:val="SourceCode"/>
+              <w:spacing w:before="0" w:after="0" w:line="200" w:lineRule="auto"/>
+            </w:pPr>
+            <w:r>
+              <w:t xml:space="preserve">Adding user `dev1' ...</w:t>
+            </w:r>
+          </w:p>
+          <w:p>
+            <w:pPr>
+              <w:pStyle w:val="SourceCode"/>
+              <w:spacing w:before="0" w:after="0" w:line="200" w:lineRule="auto"/>
+            </w:pPr>
+            <w:r>
+              <w:t xml:space="preserve">Creating home directory `/home/dev1' ...</w:t>
+            </w:r>
+          </w:p>
+          <w:p>
+            <w:pPr>
+              <w:pStyle w:val="SourceCode"/>
+              <w:spacing w:before="0" w:after="0" w:line="200" w:lineRule="auto"/>
+            </w:pPr>
+            <w:r>
+              <w:t xml:space="preserve">Copying files from `/etc/skel' ...</w:t>
+            </w:r>
+          </w:p>
+          <w:p>
+            <w:pPr>
+              <w:pStyle w:val="SourceCode"/>
+              <w:spacing w:before="0" w:after="0" w:line="200" w:lineRule="auto"/>
+            </w:pPr>
+          </w:p>
+          <w:p>
+            <w:pPr>
+              <w:pStyle w:val="SourceCode"/>
+              <w:spacing w:before="0" w:after="0" w:line="200" w:lineRule="auto"/>
+            </w:pPr>
+            <w:r>
+              <w:t xml:space="preserve">student@lab-vm:~$ sudo adduser dev2 --gecos "Developer Two" --disabled-password</w:t>
+            </w:r>
+          </w:p>
+          <w:p>
+            <w:pPr>
+              <w:pStyle w:val="SourceCode"/>
+              <w:spacing w:before="0" w:after="0" w:line="200" w:lineRule="auto"/>
+            </w:pPr>
+            <w:r>
+              <w:t xml:space="preserve">student@lab-vm:~$ sudo usermod -aG developers dev1</w:t>
+            </w:r>
+          </w:p>
+          <w:p>
+            <w:pPr>
+              <w:pStyle w:val="SourceCode"/>
+              <w:spacing w:before="0" w:after="0" w:line="200" w:lineRule="auto"/>
+            </w:pPr>
+            <w:r>
+              <w:t xml:space="preserve">student@lab-vm:~$ sudo usermod -aG developers dev2</w:t>
+            </w:r>
+          </w:p>
+          <w:p>
+            <w:pPr>
+              <w:pStyle w:val="SourceCode"/>
+              <w:spacing w:before="0" w:after="0" w:line="200" w:lineRule="auto"/>
+            </w:pPr>
+          </w:p>
+          <w:p>
+            <w:pPr>
+              <w:pStyle w:val="SourceCode"/>
+              <w:spacing w:before="0" w:after="0" w:line="200" w:lineRule="auto"/>
+            </w:pPr>
+            <w:r>
+              <w:t xml:space="preserve">student@lab-vm:~$ id dev1</w:t>
+            </w:r>
+          </w:p>
+          <w:p>
+            <w:pPr>
+              <w:pStyle w:val="SourceCode"/>
+              <w:spacing w:before="0" w:after="0" w:line="200" w:lineRule="auto"/>
+            </w:pPr>
+            <w:r>
+              <w:t xml:space="preserve">uid=1001(dev1) gid=1001(dev1) groups=1001(dev1),1003(developers)</w:t>
+            </w:r>
+          </w:p>
+          <w:p>
+            <w:pPr>
+              <w:pStyle w:val="SourceCode"/>
+              <w:spacing w:before="0" w:after="0" w:line="200" w:lineRule="auto"/>
+            </w:pPr>
+          </w:p>
+          <w:p>
+            <w:pPr>
+              <w:pStyle w:val="SourceCode"/>
+              <w:spacing w:before="0" w:after="0" w:line="200" w:lineRule="auto"/>
+            </w:pPr>
+            <w:r>
+              <w:t xml:space="preserve">student@lab-vm:~$ getent group developers</w:t>
+            </w:r>
+          </w:p>
+          <w:p>
+            <w:pPr>
+              <w:pStyle w:val="SourceCode"/>
+              <w:spacing w:before="0" w:after="0" w:line="200" w:lineRule="auto"/>
+            </w:pPr>
+            <w:r>
+              <w:t xml:space="preserve">developers:x:1003:dev1,dev2</w:t>
+            </w:r>
+          </w:p>
+        </w:tc>
+      </w:tr>
+    </w:tbl>
+    <w:p>
+      <w:pPr>
+        <w:spacing w:before="0" w:after="0" w:line="120" w:lineRule="exact"/>
+        <w:rPr>
+          <w:sz w:val="4"/>
+          <w:szCs w:val="4"/>
+        </w:rPr>
+      </w:pPr>
     </w:p>
     <w:p>
       <w:pPr>
@@ -2127,149 +2577,207 @@
     </w:p>
     <w:p>
       <w:pPr>
-        <w:pStyle w:val="SourceCode"/>
-      </w:pPr>
-      <w:r>
-        <w:rPr>
-          <w:rStyle w:val="VerbatimChar"/>
-        </w:rPr>
-        <w:t xml:space="preserve">student@lab-vm:~$ grep -E "dev1|dev2" /etc/passwd</w:t>
-      </w:r>
-      <w:r>
-        <w:br/>
-      </w:r>
-      <w:r>
-        <w:rPr>
-          <w:rStyle w:val="VerbatimChar"/>
-        </w:rPr>
-        <w:t xml:space="preserve">dev1:x:1001:1001:Developer One,,,:/home/dev1:/bin/bash</w:t>
-      </w:r>
-      <w:r>
-        <w:br/>
-      </w:r>
-      <w:r>
-        <w:rPr>
-          <w:rStyle w:val="VerbatimChar"/>
-        </w:rPr>
-        <w:t xml:space="preserve">dev2:x:1002:1002:Developer Two,,,:/home/dev2:/bin/bash</w:t>
-      </w:r>
-      <w:r>
-        <w:br/>
-      </w:r>
-      <w:r>
-        <w:br/>
-      </w:r>
-      <w:r>
-        <w:rPr>
-          <w:rStyle w:val="VerbatimChar"/>
-        </w:rPr>
-        <w:t xml:space="preserve">student@lab-vm:~$ sudo grep dev1 /etc/shadow | cut -c1-40</w:t>
-      </w:r>
-      <w:r>
-        <w:br/>
-      </w:r>
-      <w:r>
-        <w:rPr>
-          <w:rStyle w:val="VerbatimChar"/>
-        </w:rPr>
-        <w:t xml:space="preserve">dev1:!:20349:0:99999:7:::</w:t>
-      </w:r>
-      <w:r>
-        <w:br/>
-      </w:r>
-      <w:r>
-        <w:br/>
-      </w:r>
-      <w:r>
-        <w:rPr>
-          <w:rStyle w:val="VerbatimChar"/>
-        </w:rPr>
-        <w:t xml:space="preserve">student@lab-vm:~$ awk -F: '$3 &lt; 1000 {print $1}' /etc/passwd | head -5</w:t>
-      </w:r>
-      <w:r>
-        <w:br/>
-      </w:r>
-      <w:r>
-        <w:rPr>
-          <w:rStyle w:val="VerbatimChar"/>
-        </w:rPr>
-        <w:t xml:space="preserve">root</w:t>
-      </w:r>
-      <w:r>
-        <w:br/>
-      </w:r>
-      <w:r>
-        <w:rPr>
-          <w:rStyle w:val="VerbatimChar"/>
-        </w:rPr>
-        <w:t xml:space="preserve">daemon</w:t>
-      </w:r>
-      <w:r>
-        <w:br/>
-      </w:r>
-      <w:r>
-        <w:rPr>
-          <w:rStyle w:val="VerbatimChar"/>
-        </w:rPr>
-        <w:t xml:space="preserve">bin</w:t>
-      </w:r>
-      <w:r>
-        <w:br/>
-      </w:r>
-      <w:r>
-        <w:rPr>
-          <w:rStyle w:val="VerbatimChar"/>
-        </w:rPr>
-        <w:t xml:space="preserve">sys</w:t>
-      </w:r>
-      <w:r>
-        <w:br/>
-      </w:r>
-      <w:r>
-        <w:rPr>
-          <w:rStyle w:val="VerbatimChar"/>
-        </w:rPr>
-        <w:t xml:space="preserve">sync</w:t>
-      </w:r>
-      <w:r>
-        <w:br/>
-      </w:r>
-      <w:r>
-        <w:br/>
-      </w:r>
-      <w:r>
-        <w:rPr>
-          <w:rStyle w:val="VerbatimChar"/>
-        </w:rPr>
-        <w:t xml:space="preserve">student@lab-vm:~$ awk -F: '$3 &gt;= 1000 &amp;&amp; $3 &lt; 65534 {print $1, $3}' /etc/passwd</w:t>
-      </w:r>
-      <w:r>
-        <w:br/>
-      </w:r>
-      <w:r>
-        <w:rPr>
-          <w:rStyle w:val="VerbatimChar"/>
-        </w:rPr>
-        <w:t xml:space="preserve">student 1000</w:t>
-      </w:r>
-      <w:r>
-        <w:br/>
-      </w:r>
-      <w:r>
-        <w:rPr>
-          <w:rStyle w:val="VerbatimChar"/>
-        </w:rPr>
-        <w:t xml:space="preserve">dev1 1001</w:t>
-      </w:r>
-      <w:r>
-        <w:br/>
-      </w:r>
-      <w:r>
-        <w:rPr>
-          <w:rStyle w:val="VerbatimChar"/>
-        </w:rPr>
-        <w:t xml:space="preserve">dev2 1002</w:t>
-      </w:r>
+        <w:spacing w:before="0" w:after="0" w:line="120" w:lineRule="exact"/>
+        <w:rPr>
+          <w:sz w:val="4"/>
+          <w:szCs w:val="4"/>
+        </w:rPr>
+      </w:pPr>
+    </w:p>
+    <w:tbl>
+      <w:tblPr>
+        <w:tblStyle w:val="SourceCodeTable"/>
+        <w:tblW w:type="dxa" w:w="9637"/>
+        <w:tblInd w:w="0" w:type="dxa"/>
+        <w:tblBorders>
+          <w:top w:color="BFBFBF" w:space="0" w:sz="4" w:val="single"/>
+          <w:left w:color="BFBFBF" w:space="0" w:sz="4" w:val="single"/>
+          <w:bottom w:color="BFBFBF" w:space="0" w:sz="4" w:val="single"/>
+          <w:right w:color="BFBFBF" w:space="0" w:sz="4" w:val="single"/>
+        </w:tblBorders>
+        <w:shd w:color="auto" w:fill="F4F4F4" w:val="clear"/>
+        <w:tblLayout w:type="fixed"/>
+        <w:tblCellMar>
+          <w:top w:type="dxa" w:w="113"/>
+          <w:left w:type="dxa" w:w="113"/>
+          <w:bottom w:type="dxa" w:w="113"/>
+          <w:right w:type="dxa" w:w="113"/>
+        </w:tblCellMar>
+        <w:tblLook w:val="0000" w:firstRow="0" w:lastRow="0" w:firstColumn="0" w:lastColumn="0" w:noHBand="1" w:noVBand="1"/>
+      </w:tblPr>
+      <w:tblGrid>
+        <w:gridCol w:w="9637"/>
+      </w:tblGrid>
+      <w:tr>
+        <w:tc>
+          <w:tcPr>
+            <w:tcW w:type="dxa" w:w="9637"/>
+            <w:shd w:color="auto" w:fill="F4F4F4" w:val="clear"/>
+          </w:tcPr>
+          <w:p>
+            <w:pPr>
+              <w:pStyle w:val="SourceCode"/>
+              <w:spacing w:before="0" w:after="0" w:line="200" w:lineRule="auto"/>
+            </w:pPr>
+            <w:r>
+              <w:t xml:space="preserve">student@lab-vm:~$ grep -E "dev1|dev2" /etc/passwd</w:t>
+            </w:r>
+          </w:p>
+          <w:p>
+            <w:pPr>
+              <w:pStyle w:val="SourceCode"/>
+              <w:spacing w:before="0" w:after="0" w:line="200" w:lineRule="auto"/>
+            </w:pPr>
+            <w:r>
+              <w:t xml:space="preserve">dev1:x:1001:1001:Developer One,,,:/home/dev1:/bin/bash</w:t>
+            </w:r>
+          </w:p>
+          <w:p>
+            <w:pPr>
+              <w:pStyle w:val="SourceCode"/>
+              <w:spacing w:before="0" w:after="0" w:line="200" w:lineRule="auto"/>
+            </w:pPr>
+            <w:r>
+              <w:t xml:space="preserve">dev2:x:1002:1002:Developer Two,,,:/home/dev2:/bin/bash</w:t>
+            </w:r>
+          </w:p>
+          <w:p>
+            <w:pPr>
+              <w:pStyle w:val="SourceCode"/>
+              <w:spacing w:before="0" w:after="0" w:line="200" w:lineRule="auto"/>
+            </w:pPr>
+          </w:p>
+          <w:p>
+            <w:pPr>
+              <w:pStyle w:val="SourceCode"/>
+              <w:spacing w:before="0" w:after="0" w:line="200" w:lineRule="auto"/>
+            </w:pPr>
+            <w:r>
+              <w:t xml:space="preserve">student@lab-vm:~$ sudo grep dev1 /etc/shadow | cut -c1-40</w:t>
+            </w:r>
+          </w:p>
+          <w:p>
+            <w:pPr>
+              <w:pStyle w:val="SourceCode"/>
+              <w:spacing w:before="0" w:after="0" w:line="200" w:lineRule="auto"/>
+            </w:pPr>
+            <w:r>
+              <w:t xml:space="preserve">dev1:!:20349:0:99999:7:::</w:t>
+            </w:r>
+          </w:p>
+          <w:p>
+            <w:pPr>
+              <w:pStyle w:val="SourceCode"/>
+              <w:spacing w:before="0" w:after="0" w:line="200" w:lineRule="auto"/>
+            </w:pPr>
+          </w:p>
+          <w:p>
+            <w:pPr>
+              <w:pStyle w:val="SourceCode"/>
+              <w:spacing w:before="0" w:after="0" w:line="200" w:lineRule="auto"/>
+            </w:pPr>
+            <w:r>
+              <w:t xml:space="preserve">student@lab-vm:~$ awk -F: '$3 &lt; 1000 {print $1}' /etc/passwd | head -5</w:t>
+            </w:r>
+          </w:p>
+          <w:p>
+            <w:pPr>
+              <w:pStyle w:val="SourceCode"/>
+              <w:spacing w:before="0" w:after="0" w:line="200" w:lineRule="auto"/>
+            </w:pPr>
+            <w:r>
+              <w:t xml:space="preserve">root</w:t>
+            </w:r>
+          </w:p>
+          <w:p>
+            <w:pPr>
+              <w:pStyle w:val="SourceCode"/>
+              <w:spacing w:before="0" w:after="0" w:line="200" w:lineRule="auto"/>
+            </w:pPr>
+            <w:r>
+              <w:t xml:space="preserve">daemon</w:t>
+            </w:r>
+          </w:p>
+          <w:p>
+            <w:pPr>
+              <w:pStyle w:val="SourceCode"/>
+              <w:spacing w:before="0" w:after="0" w:line="200" w:lineRule="auto"/>
+            </w:pPr>
+            <w:r>
+              <w:t xml:space="preserve">bin</w:t>
+            </w:r>
+          </w:p>
+          <w:p>
+            <w:pPr>
+              <w:pStyle w:val="SourceCode"/>
+              <w:spacing w:before="0" w:after="0" w:line="200" w:lineRule="auto"/>
+            </w:pPr>
+            <w:r>
+              <w:t xml:space="preserve">sys</w:t>
+            </w:r>
+          </w:p>
+          <w:p>
+            <w:pPr>
+              <w:pStyle w:val="SourceCode"/>
+              <w:spacing w:before="0" w:after="0" w:line="200" w:lineRule="auto"/>
+            </w:pPr>
+            <w:r>
+              <w:t xml:space="preserve">sync</w:t>
+            </w:r>
+          </w:p>
+          <w:p>
+            <w:pPr>
+              <w:pStyle w:val="SourceCode"/>
+              <w:spacing w:before="0" w:after="0" w:line="200" w:lineRule="auto"/>
+            </w:pPr>
+          </w:p>
+          <w:p>
+            <w:pPr>
+              <w:pStyle w:val="SourceCode"/>
+              <w:spacing w:before="0" w:after="0" w:line="200" w:lineRule="auto"/>
+            </w:pPr>
+            <w:r>
+              <w:t xml:space="preserve">student@lab-vm:~$ awk -F: '$3 &gt;= 1000 &amp;&amp; $3 &lt; 65534 {print $1, $3}' /etc/passwd</w:t>
+            </w:r>
+          </w:p>
+          <w:p>
+            <w:pPr>
+              <w:pStyle w:val="SourceCode"/>
+              <w:spacing w:before="0" w:after="0" w:line="200" w:lineRule="auto"/>
+            </w:pPr>
+            <w:r>
+              <w:t xml:space="preserve">student 1000</w:t>
+            </w:r>
+          </w:p>
+          <w:p>
+            <w:pPr>
+              <w:pStyle w:val="SourceCode"/>
+              <w:spacing w:before="0" w:after="0" w:line="200" w:lineRule="auto"/>
+            </w:pPr>
+            <w:r>
+              <w:t xml:space="preserve">dev1 1001</w:t>
+            </w:r>
+          </w:p>
+          <w:p>
+            <w:pPr>
+              <w:pStyle w:val="SourceCode"/>
+              <w:spacing w:before="0" w:after="0" w:line="200" w:lineRule="auto"/>
+            </w:pPr>
+            <w:r>
+              <w:t xml:space="preserve">dev2 1002</w:t>
+            </w:r>
+          </w:p>
+        </w:tc>
+      </w:tr>
+    </w:tbl>
+    <w:p>
+      <w:pPr>
+        <w:spacing w:before="0" w:after="0" w:line="120" w:lineRule="exact"/>
+        <w:rPr>
+          <w:sz w:val="4"/>
+          <w:szCs w:val="4"/>
+        </w:rPr>
+      </w:pPr>
     </w:p>
     <w:p>
       <w:pPr>
@@ -2303,134 +2811,195 @@
     </w:p>
     <w:p>
       <w:pPr>
-        <w:pStyle w:val="SourceCode"/>
-      </w:pPr>
-      <w:r>
-        <w:rPr>
-          <w:rStyle w:val="VerbatimChar"/>
-        </w:rPr>
-        <w:t xml:space="preserve">student@lab-vm:~$ mkdir -p ~/lab8 &amp;&amp; cd ~/lab8</w:t>
-      </w:r>
-      <w:r>
-        <w:br/>
-      </w:r>
-      <w:r>
-        <w:rPr>
-          <w:rStyle w:val="VerbatimChar"/>
-        </w:rPr>
-        <w:t xml:space="preserve">student@lab-vm:~/lab8$ echo "echo Привіт" &gt; script.sh</w:t>
-      </w:r>
-      <w:r>
-        <w:br/>
-      </w:r>
-      <w:r>
-        <w:rPr>
-          <w:rStyle w:val="VerbatimChar"/>
-        </w:rPr>
-        <w:t xml:space="preserve">student@lab-vm:~/lab8$ ls -l script.sh</w:t>
-      </w:r>
-      <w:r>
-        <w:br/>
-      </w:r>
-      <w:r>
-        <w:rPr>
-          <w:rStyle w:val="VerbatimChar"/>
-        </w:rPr>
-        <w:t xml:space="preserve">-rw-rw-r-- 1 student student 22 вер 18 11:15 script.sh</w:t>
-      </w:r>
-      <w:r>
-        <w:br/>
-      </w:r>
-      <w:r>
-        <w:br/>
-      </w:r>
-      <w:r>
-        <w:rPr>
-          <w:rStyle w:val="VerbatimChar"/>
-        </w:rPr>
-        <w:t xml:space="preserve">student@lab-vm:~/lab8$ ./script.sh</w:t>
-      </w:r>
-      <w:r>
-        <w:br/>
-      </w:r>
-      <w:r>
-        <w:rPr>
-          <w:rStyle w:val="VerbatimChar"/>
-        </w:rPr>
-        <w:t xml:space="preserve">bash: ./script.sh: Permission denied</w:t>
-      </w:r>
-      <w:r>
-        <w:br/>
-      </w:r>
-      <w:r>
-        <w:br/>
-      </w:r>
-      <w:r>
-        <w:rPr>
-          <w:rStyle w:val="VerbatimChar"/>
-        </w:rPr>
-        <w:t xml:space="preserve">student@lab-vm:~/lab8$ chmod u+x script.sh</w:t>
-      </w:r>
-      <w:r>
-        <w:br/>
-      </w:r>
-      <w:r>
-        <w:rPr>
-          <w:rStyle w:val="VerbatimChar"/>
-        </w:rPr>
-        <w:t xml:space="preserve">student@lab-vm:~/lab8$ ls -l script.sh</w:t>
-      </w:r>
-      <w:r>
-        <w:br/>
-      </w:r>
-      <w:r>
-        <w:rPr>
-          <w:rStyle w:val="VerbatimChar"/>
-        </w:rPr>
-        <w:t xml:space="preserve">-rwxrw-r-- 1 student student 22 вер 18 11:15 script.sh</w:t>
-      </w:r>
-      <w:r>
-        <w:br/>
-      </w:r>
-      <w:r>
-        <w:br/>
-      </w:r>
-      <w:r>
-        <w:rPr>
-          <w:rStyle w:val="VerbatimChar"/>
-        </w:rPr>
-        <w:t xml:space="preserve">student@lab-vm:~/lab8$ ./script.sh</w:t>
-      </w:r>
-      <w:r>
-        <w:br/>
-      </w:r>
-      <w:r>
-        <w:rPr>
-          <w:rStyle w:val="VerbatimChar"/>
-        </w:rPr>
-        <w:t xml:space="preserve">Привіт</w:t>
-      </w:r>
-      <w:r>
-        <w:br/>
-      </w:r>
-      <w:r>
-        <w:br/>
-      </w:r>
-      <w:r>
-        <w:rPr>
-          <w:rStyle w:val="VerbatimChar"/>
-        </w:rPr>
-        <w:t xml:space="preserve">student@lab-vm:~/lab8$ chmod 640 script.sh &amp;&amp; ls -l script.sh</w:t>
-      </w:r>
-      <w:r>
-        <w:br/>
-      </w:r>
-      <w:r>
-        <w:rPr>
-          <w:rStyle w:val="VerbatimChar"/>
-        </w:rPr>
-        <w:t xml:space="preserve">-rw-r----- 1 student student 22 вер 18 11:15 script.sh</w:t>
-      </w:r>
+        <w:spacing w:before="0" w:after="0" w:line="120" w:lineRule="exact"/>
+        <w:rPr>
+          <w:sz w:val="4"/>
+          <w:szCs w:val="4"/>
+        </w:rPr>
+      </w:pPr>
+    </w:p>
+    <w:tbl>
+      <w:tblPr>
+        <w:tblStyle w:val="SourceCodeTable"/>
+        <w:tblW w:type="dxa" w:w="9637"/>
+        <w:tblInd w:w="0" w:type="dxa"/>
+        <w:tblBorders>
+          <w:top w:color="BFBFBF" w:space="0" w:sz="4" w:val="single"/>
+          <w:left w:color="BFBFBF" w:space="0" w:sz="4" w:val="single"/>
+          <w:bottom w:color="BFBFBF" w:space="0" w:sz="4" w:val="single"/>
+          <w:right w:color="BFBFBF" w:space="0" w:sz="4" w:val="single"/>
+        </w:tblBorders>
+        <w:shd w:color="auto" w:fill="F4F4F4" w:val="clear"/>
+        <w:tblLayout w:type="fixed"/>
+        <w:tblCellMar>
+          <w:top w:type="dxa" w:w="113"/>
+          <w:left w:type="dxa" w:w="113"/>
+          <w:bottom w:type="dxa" w:w="113"/>
+          <w:right w:type="dxa" w:w="113"/>
+        </w:tblCellMar>
+        <w:tblLook w:val="0000" w:firstRow="0" w:lastRow="0" w:firstColumn="0" w:lastColumn="0" w:noHBand="1" w:noVBand="1"/>
+      </w:tblPr>
+      <w:tblGrid>
+        <w:gridCol w:w="9637"/>
+      </w:tblGrid>
+      <w:tr>
+        <w:tc>
+          <w:tcPr>
+            <w:tcW w:type="dxa" w:w="9637"/>
+            <w:shd w:color="auto" w:fill="F4F4F4" w:val="clear"/>
+          </w:tcPr>
+          <w:p>
+            <w:pPr>
+              <w:pStyle w:val="SourceCode"/>
+              <w:spacing w:before="0" w:after="0" w:line="200" w:lineRule="auto"/>
+            </w:pPr>
+            <w:r>
+              <w:t xml:space="preserve">student@lab-vm:~$ mkdir -p ~/lab8 &amp;&amp; cd ~/lab8</w:t>
+            </w:r>
+          </w:p>
+          <w:p>
+            <w:pPr>
+              <w:pStyle w:val="SourceCode"/>
+              <w:spacing w:before="0" w:after="0" w:line="200" w:lineRule="auto"/>
+            </w:pPr>
+            <w:r>
+              <w:t xml:space="preserve">student@lab-vm:~/lab8$ echo "echo Привіт" &gt; script.sh</w:t>
+            </w:r>
+          </w:p>
+          <w:p>
+            <w:pPr>
+              <w:pStyle w:val="SourceCode"/>
+              <w:spacing w:before="0" w:after="0" w:line="200" w:lineRule="auto"/>
+            </w:pPr>
+            <w:r>
+              <w:t xml:space="preserve">student@lab-vm:~/lab8$ ls -l script.sh</w:t>
+            </w:r>
+          </w:p>
+          <w:p>
+            <w:pPr>
+              <w:pStyle w:val="SourceCode"/>
+              <w:spacing w:before="0" w:after="0" w:line="200" w:lineRule="auto"/>
+            </w:pPr>
+            <w:r>
+              <w:t xml:space="preserve">-rw-rw-r-- 1 student student 22 вер 18 11:15 script.sh</w:t>
+            </w:r>
+          </w:p>
+          <w:p>
+            <w:pPr>
+              <w:pStyle w:val="SourceCode"/>
+              <w:spacing w:before="0" w:after="0" w:line="200" w:lineRule="auto"/>
+            </w:pPr>
+          </w:p>
+          <w:p>
+            <w:pPr>
+              <w:pStyle w:val="SourceCode"/>
+              <w:spacing w:before="0" w:after="0" w:line="200" w:lineRule="auto"/>
+            </w:pPr>
+            <w:r>
+              <w:t xml:space="preserve">student@lab-vm:~/lab8$ ./script.sh</w:t>
+            </w:r>
+          </w:p>
+          <w:p>
+            <w:pPr>
+              <w:pStyle w:val="SourceCode"/>
+              <w:spacing w:before="0" w:after="0" w:line="200" w:lineRule="auto"/>
+            </w:pPr>
+            <w:r>
+              <w:t xml:space="preserve">bash: ./script.sh: Permission denied</w:t>
+            </w:r>
+          </w:p>
+          <w:p>
+            <w:pPr>
+              <w:pStyle w:val="SourceCode"/>
+              <w:spacing w:before="0" w:after="0" w:line="200" w:lineRule="auto"/>
+            </w:pPr>
+          </w:p>
+          <w:p>
+            <w:pPr>
+              <w:pStyle w:val="SourceCode"/>
+              <w:spacing w:before="0" w:after="0" w:line="200" w:lineRule="auto"/>
+            </w:pPr>
+            <w:r>
+              <w:t xml:space="preserve">student@lab-vm:~/lab8$ chmod u+x script.sh</w:t>
+            </w:r>
+          </w:p>
+          <w:p>
+            <w:pPr>
+              <w:pStyle w:val="SourceCode"/>
+              <w:spacing w:before="0" w:after="0" w:line="200" w:lineRule="auto"/>
+            </w:pPr>
+            <w:r>
+              <w:t xml:space="preserve">student@lab-vm:~/lab8$ ls -l script.sh</w:t>
+            </w:r>
+          </w:p>
+          <w:p>
+            <w:pPr>
+              <w:pStyle w:val="SourceCode"/>
+              <w:spacing w:before="0" w:after="0" w:line="200" w:lineRule="auto"/>
+            </w:pPr>
+            <w:r>
+              <w:t xml:space="preserve">-rwxrw-r-- 1 student student 22 вер 18 11:15 script.sh</w:t>
+            </w:r>
+          </w:p>
+          <w:p>
+            <w:pPr>
+              <w:pStyle w:val="SourceCode"/>
+              <w:spacing w:before="0" w:after="0" w:line="200" w:lineRule="auto"/>
+            </w:pPr>
+          </w:p>
+          <w:p>
+            <w:pPr>
+              <w:pStyle w:val="SourceCode"/>
+              <w:spacing w:before="0" w:after="0" w:line="200" w:lineRule="auto"/>
+            </w:pPr>
+            <w:r>
+              <w:t xml:space="preserve">student@lab-vm:~/lab8$ ./script.sh</w:t>
+            </w:r>
+          </w:p>
+          <w:p>
+            <w:pPr>
+              <w:pStyle w:val="SourceCode"/>
+              <w:spacing w:before="0" w:after="0" w:line="200" w:lineRule="auto"/>
+            </w:pPr>
+            <w:r>
+              <w:t xml:space="preserve">Привіт</w:t>
+            </w:r>
+          </w:p>
+          <w:p>
+            <w:pPr>
+              <w:pStyle w:val="SourceCode"/>
+              <w:spacing w:before="0" w:after="0" w:line="200" w:lineRule="auto"/>
+            </w:pPr>
+          </w:p>
+          <w:p>
+            <w:pPr>
+              <w:pStyle w:val="SourceCode"/>
+              <w:spacing w:before="0" w:after="0" w:line="200" w:lineRule="auto"/>
+            </w:pPr>
+            <w:r>
+              <w:t xml:space="preserve">student@lab-vm:~/lab8$ chmod 640 script.sh &amp;&amp; ls -l script.sh</w:t>
+            </w:r>
+          </w:p>
+          <w:p>
+            <w:pPr>
+              <w:pStyle w:val="SourceCode"/>
+              <w:spacing w:before="0" w:after="0" w:line="200" w:lineRule="auto"/>
+            </w:pPr>
+            <w:r>
+              <w:t xml:space="preserve">-rw-r----- 1 student student 22 вер 18 11:15 script.sh</w:t>
+            </w:r>
+          </w:p>
+        </w:tc>
+      </w:tr>
+    </w:tbl>
+    <w:p>
+      <w:pPr>
+        <w:spacing w:before="0" w:after="0" w:line="120" w:lineRule="exact"/>
+        <w:rPr>
+          <w:sz w:val="4"/>
+          <w:szCs w:val="4"/>
+        </w:rPr>
+      </w:pPr>
     </w:p>
     <w:p>
       <w:pPr>
@@ -2467,92 +3036,147 @@
     </w:p>
     <w:p>
       <w:pPr>
-        <w:pStyle w:val="SourceCode"/>
-      </w:pPr>
-      <w:r>
-        <w:rPr>
-          <w:rStyle w:val="VerbatimChar"/>
-        </w:rPr>
-        <w:t xml:space="preserve">student@lab-vm:~/lab8$ mkdir secret &amp;&amp; echo "дані" &gt; secret/data.txt</w:t>
-      </w:r>
-      <w:r>
-        <w:br/>
-      </w:r>
-      <w:r>
-        <w:rPr>
-          <w:rStyle w:val="VerbatimChar"/>
-        </w:rPr>
-        <w:t xml:space="preserve">student@lab-vm:~/lab8$ chmod 644 secret</w:t>
-      </w:r>
-      <w:r>
-        <w:br/>
-      </w:r>
-      <w:r>
-        <w:rPr>
-          <w:rStyle w:val="VerbatimChar"/>
-        </w:rPr>
-        <w:t xml:space="preserve">student@lab-vm:~/lab8$ ls secret</w:t>
-      </w:r>
-      <w:r>
-        <w:br/>
-      </w:r>
-      <w:r>
-        <w:rPr>
-          <w:rStyle w:val="VerbatimChar"/>
-        </w:rPr>
-        <w:t xml:space="preserve">data.txt</w:t>
-      </w:r>
-      <w:r>
-        <w:br/>
-      </w:r>
-      <w:r>
-        <w:br/>
-      </w:r>
-      <w:r>
-        <w:rPr>
-          <w:rStyle w:val="VerbatimChar"/>
-        </w:rPr>
-        <w:t xml:space="preserve">student@lab-vm:~/lab8$ cat secret/data.txt</w:t>
-      </w:r>
-      <w:r>
-        <w:br/>
-      </w:r>
-      <w:r>
-        <w:rPr>
-          <w:rStyle w:val="VerbatimChar"/>
-        </w:rPr>
-        <w:t xml:space="preserve">cat: secret/data.txt: Permission denied</w:t>
-      </w:r>
-      <w:r>
-        <w:br/>
-      </w:r>
-      <w:r>
-        <w:br/>
-      </w:r>
-      <w:r>
-        <w:rPr>
-          <w:rStyle w:val="VerbatimChar"/>
-        </w:rPr>
-        <w:t xml:space="preserve">student@lab-vm:~/lab8$ chmod 755 secret</w:t>
-      </w:r>
-      <w:r>
-        <w:br/>
-      </w:r>
-      <w:r>
-        <w:rPr>
-          <w:rStyle w:val="VerbatimChar"/>
-        </w:rPr>
-        <w:t xml:space="preserve">student@lab-vm:~/lab8$ cat secret/data.txt</w:t>
-      </w:r>
-      <w:r>
-        <w:br/>
-      </w:r>
-      <w:r>
-        <w:rPr>
-          <w:rStyle w:val="VerbatimChar"/>
-        </w:rPr>
-        <w:t xml:space="preserve">дані</w:t>
-      </w:r>
+        <w:spacing w:before="0" w:after="0" w:line="120" w:lineRule="exact"/>
+        <w:rPr>
+          <w:sz w:val="4"/>
+          <w:szCs w:val="4"/>
+        </w:rPr>
+      </w:pPr>
+    </w:p>
+    <w:tbl>
+      <w:tblPr>
+        <w:tblStyle w:val="SourceCodeTable"/>
+        <w:tblW w:type="dxa" w:w="9637"/>
+        <w:tblInd w:w="0" w:type="dxa"/>
+        <w:tblBorders>
+          <w:top w:color="BFBFBF" w:space="0" w:sz="4" w:val="single"/>
+          <w:left w:color="BFBFBF" w:space="0" w:sz="4" w:val="single"/>
+          <w:bottom w:color="BFBFBF" w:space="0" w:sz="4" w:val="single"/>
+          <w:right w:color="BFBFBF" w:space="0" w:sz="4" w:val="single"/>
+        </w:tblBorders>
+        <w:shd w:color="auto" w:fill="F4F4F4" w:val="clear"/>
+        <w:tblLayout w:type="fixed"/>
+        <w:tblCellMar>
+          <w:top w:type="dxa" w:w="113"/>
+          <w:left w:type="dxa" w:w="113"/>
+          <w:bottom w:type="dxa" w:w="113"/>
+          <w:right w:type="dxa" w:w="113"/>
+        </w:tblCellMar>
+        <w:tblLook w:val="0000" w:firstRow="0" w:lastRow="0" w:firstColumn="0" w:lastColumn="0" w:noHBand="1" w:noVBand="1"/>
+      </w:tblPr>
+      <w:tblGrid>
+        <w:gridCol w:w="9637"/>
+      </w:tblGrid>
+      <w:tr>
+        <w:tc>
+          <w:tcPr>
+            <w:tcW w:type="dxa" w:w="9637"/>
+            <w:shd w:color="auto" w:fill="F4F4F4" w:val="clear"/>
+          </w:tcPr>
+          <w:p>
+            <w:pPr>
+              <w:pStyle w:val="SourceCode"/>
+              <w:spacing w:before="0" w:after="0" w:line="200" w:lineRule="auto"/>
+            </w:pPr>
+            <w:r>
+              <w:t xml:space="preserve">student@lab-vm:~/lab8$ mkdir secret &amp;&amp; echo "дані" &gt; secret/data.txt</w:t>
+            </w:r>
+          </w:p>
+          <w:p>
+            <w:pPr>
+              <w:pStyle w:val="SourceCode"/>
+              <w:spacing w:before="0" w:after="0" w:line="200" w:lineRule="auto"/>
+            </w:pPr>
+            <w:r>
+              <w:t xml:space="preserve">student@lab-vm:~/lab8$ chmod 644 secret</w:t>
+            </w:r>
+          </w:p>
+          <w:p>
+            <w:pPr>
+              <w:pStyle w:val="SourceCode"/>
+              <w:spacing w:before="0" w:after="0" w:line="200" w:lineRule="auto"/>
+            </w:pPr>
+            <w:r>
+              <w:t xml:space="preserve">student@lab-vm:~/lab8$ ls secret</w:t>
+            </w:r>
+          </w:p>
+          <w:p>
+            <w:pPr>
+              <w:pStyle w:val="SourceCode"/>
+              <w:spacing w:before="0" w:after="0" w:line="200" w:lineRule="auto"/>
+            </w:pPr>
+            <w:r>
+              <w:t xml:space="preserve">data.txt</w:t>
+            </w:r>
+          </w:p>
+          <w:p>
+            <w:pPr>
+              <w:pStyle w:val="SourceCode"/>
+              <w:spacing w:before="0" w:after="0" w:line="200" w:lineRule="auto"/>
+            </w:pPr>
+          </w:p>
+          <w:p>
+            <w:pPr>
+              <w:pStyle w:val="SourceCode"/>
+              <w:spacing w:before="0" w:after="0" w:line="200" w:lineRule="auto"/>
+            </w:pPr>
+            <w:r>
+              <w:t xml:space="preserve">student@lab-vm:~/lab8$ cat secret/data.txt</w:t>
+            </w:r>
+          </w:p>
+          <w:p>
+            <w:pPr>
+              <w:pStyle w:val="SourceCode"/>
+              <w:spacing w:before="0" w:after="0" w:line="200" w:lineRule="auto"/>
+            </w:pPr>
+            <w:r>
+              <w:t xml:space="preserve">cat: secret/data.txt: Permission denied</w:t>
+            </w:r>
+          </w:p>
+          <w:p>
+            <w:pPr>
+              <w:pStyle w:val="SourceCode"/>
+              <w:spacing w:before="0" w:after="0" w:line="200" w:lineRule="auto"/>
+            </w:pPr>
+          </w:p>
+          <w:p>
+            <w:pPr>
+              <w:pStyle w:val="SourceCode"/>
+              <w:spacing w:before="0" w:after="0" w:line="200" w:lineRule="auto"/>
+            </w:pPr>
+            <w:r>
+              <w:t xml:space="preserve">student@lab-vm:~/lab8$ chmod 755 secret</w:t>
+            </w:r>
+          </w:p>
+          <w:p>
+            <w:pPr>
+              <w:pStyle w:val="SourceCode"/>
+              <w:spacing w:before="0" w:after="0" w:line="200" w:lineRule="auto"/>
+            </w:pPr>
+            <w:r>
+              <w:t xml:space="preserve">student@lab-vm:~/lab8$ cat secret/data.txt</w:t>
+            </w:r>
+          </w:p>
+          <w:p>
+            <w:pPr>
+              <w:pStyle w:val="SourceCode"/>
+              <w:spacing w:before="0" w:after="0" w:line="200" w:lineRule="auto"/>
+            </w:pPr>
+            <w:r>
+              <w:t xml:space="preserve">дані</w:t>
+            </w:r>
+          </w:p>
+        </w:tc>
+      </w:tr>
+    </w:tbl>
+    <w:p>
+      <w:pPr>
+        <w:spacing w:before="0" w:after="0" w:line="120" w:lineRule="exact"/>
+        <w:rPr>
+          <w:sz w:val="4"/>
+          <w:szCs w:val="4"/>
+        </w:rPr>
+      </w:pPr>
     </w:p>
     <w:p>
       <w:pPr>
@@ -2589,119 +3213,174 @@
     </w:p>
     <w:p>
       <w:pPr>
-        <w:pStyle w:val="SourceCode"/>
-      </w:pPr>
-      <w:r>
-        <w:rPr>
-          <w:rStyle w:val="VerbatimChar"/>
-        </w:rPr>
-        <w:t xml:space="preserve">student@lab-vm:~/lab8$ umask</w:t>
-      </w:r>
-      <w:r>
-        <w:br/>
-      </w:r>
-      <w:r>
-        <w:rPr>
-          <w:rStyle w:val="VerbatimChar"/>
-        </w:rPr>
-        <w:t xml:space="preserve">0022</w:t>
-      </w:r>
-      <w:r>
-        <w:br/>
-      </w:r>
-      <w:r>
-        <w:rPr>
-          <w:rStyle w:val="VerbatimChar"/>
-        </w:rPr>
-        <w:t xml:space="preserve">student@lab-vm:~/lab8$ touch default.txt &amp;&amp; mkdir default.d</w:t>
-      </w:r>
-      <w:r>
-        <w:br/>
-      </w:r>
-      <w:r>
-        <w:rPr>
-          <w:rStyle w:val="VerbatimChar"/>
-        </w:rPr>
-        <w:t xml:space="preserve">student@lab-vm:~/lab8$ ls -ld default.txt default.d</w:t>
-      </w:r>
-      <w:r>
-        <w:br/>
-      </w:r>
-      <w:r>
-        <w:rPr>
-          <w:rStyle w:val="VerbatimChar"/>
-        </w:rPr>
-        <w:t xml:space="preserve">-rw-r--r-- 1 student student    0 вер 18 11:22 default.txt</w:t>
-      </w:r>
-      <w:r>
-        <w:br/>
-      </w:r>
-      <w:r>
-        <w:rPr>
-          <w:rStyle w:val="VerbatimChar"/>
-        </w:rPr>
-        <w:t xml:space="preserve">drwxr-xr-x 2 student student 4096 вер 18 11:22 default.d</w:t>
-      </w:r>
-      <w:r>
-        <w:br/>
-      </w:r>
-      <w:r>
-        <w:br/>
-      </w:r>
-      <w:r>
-        <w:rPr>
-          <w:rStyle w:val="VerbatimChar"/>
-        </w:rPr>
-        <w:t xml:space="preserve">student@lab-vm:~/lab8$ umask 077</w:t>
-      </w:r>
-      <w:r>
-        <w:br/>
-      </w:r>
-      <w:r>
-        <w:rPr>
-          <w:rStyle w:val="VerbatimChar"/>
-        </w:rPr>
-        <w:t xml:space="preserve">student@lab-vm:~/lab8$ touch private.txt &amp;&amp; mkdir private.d</w:t>
-      </w:r>
-      <w:r>
-        <w:br/>
-      </w:r>
-      <w:r>
-        <w:rPr>
-          <w:rStyle w:val="VerbatimChar"/>
-        </w:rPr>
-        <w:t xml:space="preserve">student@lab-vm:~/lab8$ ls -ld private.txt private.d</w:t>
-      </w:r>
-      <w:r>
-        <w:br/>
-      </w:r>
-      <w:r>
-        <w:rPr>
-          <w:rStyle w:val="VerbatimChar"/>
-        </w:rPr>
-        <w:t xml:space="preserve">-rw------- 1 student student    0 вер 18 11:23 private.txt</w:t>
-      </w:r>
-      <w:r>
-        <w:br/>
-      </w:r>
-      <w:r>
-        <w:rPr>
-          <w:rStyle w:val="VerbatimChar"/>
-        </w:rPr>
-        <w:t xml:space="preserve">drwx------ 2 student student 4096 вер 18 11:23 private.d</w:t>
-      </w:r>
-      <w:r>
-        <w:br/>
-      </w:r>
-      <w:r>
-        <w:br/>
-      </w:r>
-      <w:r>
-        <w:rPr>
-          <w:rStyle w:val="VerbatimChar"/>
-        </w:rPr>
-        <w:t xml:space="preserve">student@lab-vm:~/lab8$ umask 022</w:t>
-      </w:r>
+        <w:spacing w:before="0" w:after="0" w:line="120" w:lineRule="exact"/>
+        <w:rPr>
+          <w:sz w:val="4"/>
+          <w:szCs w:val="4"/>
+        </w:rPr>
+      </w:pPr>
+    </w:p>
+    <w:tbl>
+      <w:tblPr>
+        <w:tblStyle w:val="SourceCodeTable"/>
+        <w:tblW w:type="dxa" w:w="9637"/>
+        <w:tblInd w:w="0" w:type="dxa"/>
+        <w:tblBorders>
+          <w:top w:color="BFBFBF" w:space="0" w:sz="4" w:val="single"/>
+          <w:left w:color="BFBFBF" w:space="0" w:sz="4" w:val="single"/>
+          <w:bottom w:color="BFBFBF" w:space="0" w:sz="4" w:val="single"/>
+          <w:right w:color="BFBFBF" w:space="0" w:sz="4" w:val="single"/>
+        </w:tblBorders>
+        <w:shd w:color="auto" w:fill="F4F4F4" w:val="clear"/>
+        <w:tblLayout w:type="fixed"/>
+        <w:tblCellMar>
+          <w:top w:type="dxa" w:w="113"/>
+          <w:left w:type="dxa" w:w="113"/>
+          <w:bottom w:type="dxa" w:w="113"/>
+          <w:right w:type="dxa" w:w="113"/>
+        </w:tblCellMar>
+        <w:tblLook w:val="0000" w:firstRow="0" w:lastRow="0" w:firstColumn="0" w:lastColumn="0" w:noHBand="1" w:noVBand="1"/>
+      </w:tblPr>
+      <w:tblGrid>
+        <w:gridCol w:w="9637"/>
+      </w:tblGrid>
+      <w:tr>
+        <w:tc>
+          <w:tcPr>
+            <w:tcW w:type="dxa" w:w="9637"/>
+            <w:shd w:color="auto" w:fill="F4F4F4" w:val="clear"/>
+          </w:tcPr>
+          <w:p>
+            <w:pPr>
+              <w:pStyle w:val="SourceCode"/>
+              <w:spacing w:before="0" w:after="0" w:line="200" w:lineRule="auto"/>
+            </w:pPr>
+            <w:r>
+              <w:t xml:space="preserve">student@lab-vm:~/lab8$ umask</w:t>
+            </w:r>
+          </w:p>
+          <w:p>
+            <w:pPr>
+              <w:pStyle w:val="SourceCode"/>
+              <w:spacing w:before="0" w:after="0" w:line="200" w:lineRule="auto"/>
+            </w:pPr>
+            <w:r>
+              <w:t xml:space="preserve">0022</w:t>
+            </w:r>
+          </w:p>
+          <w:p>
+            <w:pPr>
+              <w:pStyle w:val="SourceCode"/>
+              <w:spacing w:before="0" w:after="0" w:line="200" w:lineRule="auto"/>
+            </w:pPr>
+            <w:r>
+              <w:t xml:space="preserve">student@lab-vm:~/lab8$ touch default.txt &amp;&amp; mkdir default.d</w:t>
+            </w:r>
+          </w:p>
+          <w:p>
+            <w:pPr>
+              <w:pStyle w:val="SourceCode"/>
+              <w:spacing w:before="0" w:after="0" w:line="200" w:lineRule="auto"/>
+            </w:pPr>
+            <w:r>
+              <w:t xml:space="preserve">student@lab-vm:~/lab8$ ls -ld default.txt default.d</w:t>
+            </w:r>
+          </w:p>
+          <w:p>
+            <w:pPr>
+              <w:pStyle w:val="SourceCode"/>
+              <w:spacing w:before="0" w:after="0" w:line="200" w:lineRule="auto"/>
+            </w:pPr>
+            <w:r>
+              <w:t xml:space="preserve">-rw-r--r-- 1 student student    0 вер 18 11:22 default.txt</w:t>
+            </w:r>
+          </w:p>
+          <w:p>
+            <w:pPr>
+              <w:pStyle w:val="SourceCode"/>
+              <w:spacing w:before="0" w:after="0" w:line="200" w:lineRule="auto"/>
+            </w:pPr>
+            <w:r>
+              <w:t xml:space="preserve">drwxr-xr-x 2 student student 4096 вер 18 11:22 default.d</w:t>
+            </w:r>
+          </w:p>
+          <w:p>
+            <w:pPr>
+              <w:pStyle w:val="SourceCode"/>
+              <w:spacing w:before="0" w:after="0" w:line="200" w:lineRule="auto"/>
+            </w:pPr>
+          </w:p>
+          <w:p>
+            <w:pPr>
+              <w:pStyle w:val="SourceCode"/>
+              <w:spacing w:before="0" w:after="0" w:line="200" w:lineRule="auto"/>
+            </w:pPr>
+            <w:r>
+              <w:t xml:space="preserve">student@lab-vm:~/lab8$ umask 077</w:t>
+            </w:r>
+          </w:p>
+          <w:p>
+            <w:pPr>
+              <w:pStyle w:val="SourceCode"/>
+              <w:spacing w:before="0" w:after="0" w:line="200" w:lineRule="auto"/>
+            </w:pPr>
+            <w:r>
+              <w:t xml:space="preserve">student@lab-vm:~/lab8$ touch private.txt &amp;&amp; mkdir private.d</w:t>
+            </w:r>
+          </w:p>
+          <w:p>
+            <w:pPr>
+              <w:pStyle w:val="SourceCode"/>
+              <w:spacing w:before="0" w:after="0" w:line="200" w:lineRule="auto"/>
+            </w:pPr>
+            <w:r>
+              <w:t xml:space="preserve">student@lab-vm:~/lab8$ ls -ld private.txt private.d</w:t>
+            </w:r>
+          </w:p>
+          <w:p>
+            <w:pPr>
+              <w:pStyle w:val="SourceCode"/>
+              <w:spacing w:before="0" w:after="0" w:line="200" w:lineRule="auto"/>
+            </w:pPr>
+            <w:r>
+              <w:t xml:space="preserve">-rw------- 1 student student    0 вер 18 11:23 private.txt</w:t>
+            </w:r>
+          </w:p>
+          <w:p>
+            <w:pPr>
+              <w:pStyle w:val="SourceCode"/>
+              <w:spacing w:before="0" w:after="0" w:line="200" w:lineRule="auto"/>
+            </w:pPr>
+            <w:r>
+              <w:t xml:space="preserve">drwx------ 2 student student 4096 вер 18 11:23 private.d</w:t>
+            </w:r>
+          </w:p>
+          <w:p>
+            <w:pPr>
+              <w:pStyle w:val="SourceCode"/>
+              <w:spacing w:before="0" w:after="0" w:line="200" w:lineRule="auto"/>
+            </w:pPr>
+          </w:p>
+          <w:p>
+            <w:pPr>
+              <w:pStyle w:val="SourceCode"/>
+              <w:spacing w:before="0" w:after="0" w:line="200" w:lineRule="auto"/>
+            </w:pPr>
+            <w:r>
+              <w:t xml:space="preserve">student@lab-vm:~/lab8$ umask 022</w:t>
+            </w:r>
+          </w:p>
+        </w:tc>
+      </w:tr>
+    </w:tbl>
+    <w:p>
+      <w:pPr>
+        <w:spacing w:before="0" w:after="0" w:line="120" w:lineRule="exact"/>
+        <w:rPr>
+          <w:sz w:val="4"/>
+          <w:szCs w:val="4"/>
+        </w:rPr>
+      </w:pPr>
     </w:p>
     <w:p>
       <w:pPr>
@@ -2723,110 +3402,165 @@
     </w:p>
     <w:p>
       <w:pPr>
-        <w:pStyle w:val="SourceCode"/>
-      </w:pPr>
-      <w:r>
-        <w:rPr>
-          <w:rStyle w:val="VerbatimChar"/>
-        </w:rPr>
-        <w:t xml:space="preserve">student@lab-vm:~/lab8$ sudo mkdir -p /srv/team</w:t>
-      </w:r>
-      <w:r>
-        <w:br/>
-      </w:r>
-      <w:r>
-        <w:rPr>
-          <w:rStyle w:val="VerbatimChar"/>
-        </w:rPr>
-        <w:t xml:space="preserve">student@lab-vm:~/lab8$ sudo chown root:developers /srv/team</w:t>
-      </w:r>
-      <w:r>
-        <w:br/>
-      </w:r>
-      <w:r>
-        <w:rPr>
-          <w:rStyle w:val="VerbatimChar"/>
-        </w:rPr>
-        <w:t xml:space="preserve">student@lab-vm:~/lab8$ sudo chmod 2770 /srv/team</w:t>
-      </w:r>
-      <w:r>
-        <w:br/>
-      </w:r>
-      <w:r>
-        <w:rPr>
-          <w:rStyle w:val="VerbatimChar"/>
-        </w:rPr>
-        <w:t xml:space="preserve">student@lab-vm:~/lab8$ sudo chmod +t /srv/team</w:t>
-      </w:r>
-      <w:r>
-        <w:br/>
-      </w:r>
-      <w:r>
-        <w:rPr>
-          <w:rStyle w:val="VerbatimChar"/>
-        </w:rPr>
-        <w:t xml:space="preserve">student@lab-vm:~/lab8$ ls -ld /srv/team</w:t>
-      </w:r>
-      <w:r>
-        <w:br/>
-      </w:r>
-      <w:r>
-        <w:rPr>
-          <w:rStyle w:val="VerbatimChar"/>
-        </w:rPr>
-        <w:t xml:space="preserve">drwxrws--T 2 root developers 4096 вер 18 11:30 /srv/team</w:t>
-      </w:r>
-      <w:r>
-        <w:br/>
-      </w:r>
-      <w:r>
-        <w:br/>
-      </w:r>
-      <w:r>
-        <w:rPr>
-          <w:rStyle w:val="VerbatimChar"/>
-        </w:rPr>
-        <w:t xml:space="preserve">student@lab-vm:~/lab8$ sudo -u dev1 touch /srv/team/from-dev1.txt</w:t>
-      </w:r>
-      <w:r>
-        <w:br/>
-      </w:r>
-      <w:r>
-        <w:rPr>
-          <w:rStyle w:val="VerbatimChar"/>
-        </w:rPr>
-        <w:t xml:space="preserve">student@lab-vm:~/lab8$ ls -l /srv/team</w:t>
-      </w:r>
-      <w:r>
-        <w:br/>
-      </w:r>
-      <w:r>
-        <w:rPr>
-          <w:rStyle w:val="VerbatimChar"/>
-        </w:rPr>
-        <w:t xml:space="preserve">-rw-r--r-- 1 dev1 developers 0 вер 18 11:31 from-dev1.txt</w:t>
-      </w:r>
-      <w:r>
-        <w:br/>
-      </w:r>
-      <w:r>
-        <w:br/>
-      </w:r>
-      <w:r>
-        <w:rPr>
-          <w:rStyle w:val="VerbatimChar"/>
-        </w:rPr>
-        <w:t xml:space="preserve">student@lab-vm:~/lab8$ sudo -u dev2 rm /srv/team/from-dev1.txt</w:t>
-      </w:r>
-      <w:r>
-        <w:br/>
-      </w:r>
-      <w:r>
-        <w:rPr>
-          <w:rStyle w:val="VerbatimChar"/>
-        </w:rPr>
-        <w:t xml:space="preserve">rm: cannot remove '/srv/team/from-dev1.txt': Operation not permitted</w:t>
-      </w:r>
+        <w:spacing w:before="0" w:after="0" w:line="120" w:lineRule="exact"/>
+        <w:rPr>
+          <w:sz w:val="4"/>
+          <w:szCs w:val="4"/>
+        </w:rPr>
+      </w:pPr>
+    </w:p>
+    <w:tbl>
+      <w:tblPr>
+        <w:tblStyle w:val="SourceCodeTable"/>
+        <w:tblW w:type="dxa" w:w="9637"/>
+        <w:tblInd w:w="0" w:type="dxa"/>
+        <w:tblBorders>
+          <w:top w:color="BFBFBF" w:space="0" w:sz="4" w:val="single"/>
+          <w:left w:color="BFBFBF" w:space="0" w:sz="4" w:val="single"/>
+          <w:bottom w:color="BFBFBF" w:space="0" w:sz="4" w:val="single"/>
+          <w:right w:color="BFBFBF" w:space="0" w:sz="4" w:val="single"/>
+        </w:tblBorders>
+        <w:shd w:color="auto" w:fill="F4F4F4" w:val="clear"/>
+        <w:tblLayout w:type="fixed"/>
+        <w:tblCellMar>
+          <w:top w:type="dxa" w:w="113"/>
+          <w:left w:type="dxa" w:w="113"/>
+          <w:bottom w:type="dxa" w:w="113"/>
+          <w:right w:type="dxa" w:w="113"/>
+        </w:tblCellMar>
+        <w:tblLook w:val="0000" w:firstRow="0" w:lastRow="0" w:firstColumn="0" w:lastColumn="0" w:noHBand="1" w:noVBand="1"/>
+      </w:tblPr>
+      <w:tblGrid>
+        <w:gridCol w:w="9637"/>
+      </w:tblGrid>
+      <w:tr>
+        <w:tc>
+          <w:tcPr>
+            <w:tcW w:type="dxa" w:w="9637"/>
+            <w:shd w:color="auto" w:fill="F4F4F4" w:val="clear"/>
+          </w:tcPr>
+          <w:p>
+            <w:pPr>
+              <w:pStyle w:val="SourceCode"/>
+              <w:spacing w:before="0" w:after="0" w:line="200" w:lineRule="auto"/>
+            </w:pPr>
+            <w:r>
+              <w:t xml:space="preserve">student@lab-vm:~/lab8$ sudo mkdir -p /srv/team</w:t>
+            </w:r>
+          </w:p>
+          <w:p>
+            <w:pPr>
+              <w:pStyle w:val="SourceCode"/>
+              <w:spacing w:before="0" w:after="0" w:line="200" w:lineRule="auto"/>
+            </w:pPr>
+            <w:r>
+              <w:t xml:space="preserve">student@lab-vm:~/lab8$ sudo chown root:developers /srv/team</w:t>
+            </w:r>
+          </w:p>
+          <w:p>
+            <w:pPr>
+              <w:pStyle w:val="SourceCode"/>
+              <w:spacing w:before="0" w:after="0" w:line="200" w:lineRule="auto"/>
+            </w:pPr>
+            <w:r>
+              <w:t xml:space="preserve">student@lab-vm:~/lab8$ sudo chmod 2770 /srv/team</w:t>
+            </w:r>
+          </w:p>
+          <w:p>
+            <w:pPr>
+              <w:pStyle w:val="SourceCode"/>
+              <w:spacing w:before="0" w:after="0" w:line="200" w:lineRule="auto"/>
+            </w:pPr>
+            <w:r>
+              <w:t xml:space="preserve">student@lab-vm:~/lab8$ sudo chmod +t /srv/team</w:t>
+            </w:r>
+          </w:p>
+          <w:p>
+            <w:pPr>
+              <w:pStyle w:val="SourceCode"/>
+              <w:spacing w:before="0" w:after="0" w:line="200" w:lineRule="auto"/>
+            </w:pPr>
+            <w:r>
+              <w:t xml:space="preserve">student@lab-vm:~/lab8$ ls -ld /srv/team</w:t>
+            </w:r>
+          </w:p>
+          <w:p>
+            <w:pPr>
+              <w:pStyle w:val="SourceCode"/>
+              <w:spacing w:before="0" w:after="0" w:line="200" w:lineRule="auto"/>
+            </w:pPr>
+            <w:r>
+              <w:t xml:space="preserve">drwxrws--T 2 root developers 4096 вер 18 11:30 /srv/team</w:t>
+            </w:r>
+          </w:p>
+          <w:p>
+            <w:pPr>
+              <w:pStyle w:val="SourceCode"/>
+              <w:spacing w:before="0" w:after="0" w:line="200" w:lineRule="auto"/>
+            </w:pPr>
+          </w:p>
+          <w:p>
+            <w:pPr>
+              <w:pStyle w:val="SourceCode"/>
+              <w:spacing w:before="0" w:after="0" w:line="200" w:lineRule="auto"/>
+            </w:pPr>
+            <w:r>
+              <w:t xml:space="preserve">student@lab-vm:~/lab8$ sudo -u dev1 touch /srv/team/from-dev1.txt</w:t>
+            </w:r>
+          </w:p>
+          <w:p>
+            <w:pPr>
+              <w:pStyle w:val="SourceCode"/>
+              <w:spacing w:before="0" w:after="0" w:line="200" w:lineRule="auto"/>
+            </w:pPr>
+            <w:r>
+              <w:t xml:space="preserve">student@lab-vm:~/lab8$ ls -l /srv/team</w:t>
+            </w:r>
+          </w:p>
+          <w:p>
+            <w:pPr>
+              <w:pStyle w:val="SourceCode"/>
+              <w:spacing w:before="0" w:after="0" w:line="200" w:lineRule="auto"/>
+            </w:pPr>
+            <w:r>
+              <w:t xml:space="preserve">-rw-r--r-- 1 dev1 developers 0 вер 18 11:31 from-dev1.txt</w:t>
+            </w:r>
+          </w:p>
+          <w:p>
+            <w:pPr>
+              <w:pStyle w:val="SourceCode"/>
+              <w:spacing w:before="0" w:after="0" w:line="200" w:lineRule="auto"/>
+            </w:pPr>
+          </w:p>
+          <w:p>
+            <w:pPr>
+              <w:pStyle w:val="SourceCode"/>
+              <w:spacing w:before="0" w:after="0" w:line="200" w:lineRule="auto"/>
+            </w:pPr>
+            <w:r>
+              <w:t xml:space="preserve">student@lab-vm:~/lab8$ sudo -u dev2 rm /srv/team/from-dev1.txt</w:t>
+            </w:r>
+          </w:p>
+          <w:p>
+            <w:pPr>
+              <w:pStyle w:val="SourceCode"/>
+              <w:spacing w:before="0" w:after="0" w:line="200" w:lineRule="auto"/>
+            </w:pPr>
+            <w:r>
+              <w:t xml:space="preserve">rm: cannot remove '/srv/team/from-dev1.txt': Operation not permitted</w:t>
+            </w:r>
+          </w:p>
+        </w:tc>
+      </w:tr>
+    </w:tbl>
+    <w:p>
+      <w:pPr>
+        <w:spacing w:before="0" w:after="0" w:line="120" w:lineRule="exact"/>
+        <w:rPr>
+          <w:sz w:val="4"/>
+          <w:szCs w:val="4"/>
+        </w:rPr>
+      </w:pPr>
     </w:p>
     <w:p>
       <w:pPr>
@@ -2890,140 +3624,198 @@
     </w:p>
     <w:p>
       <w:pPr>
-        <w:pStyle w:val="SourceCode"/>
-      </w:pPr>
-      <w:r>
-        <w:rPr>
-          <w:rStyle w:val="VerbatimChar"/>
-        </w:rPr>
-        <w:t xml:space="preserve">student@lab-vm:~/lab8$ echo "звіт" &gt; report.txt &amp;&amp; chmod 640 report.txt</w:t>
-      </w:r>
-      <w:r>
-        <w:br/>
-      </w:r>
-      <w:r>
-        <w:rPr>
-          <w:rStyle w:val="VerbatimChar"/>
-        </w:rPr>
-        <w:t xml:space="preserve">student@lab-vm:~/lab8$ sudo -u dev2 cat ~student/lab8/report.txt</w:t>
-      </w:r>
-      <w:r>
-        <w:br/>
-      </w:r>
-      <w:r>
-        <w:rPr>
-          <w:rStyle w:val="VerbatimChar"/>
-        </w:rPr>
-        <w:t xml:space="preserve">cat: /home/student/lab8/report.txt: Permission denied</w:t>
-      </w:r>
-      <w:r>
-        <w:br/>
-      </w:r>
-      <w:r>
-        <w:br/>
-      </w:r>
-      <w:r>
-        <w:rPr>
-          <w:rStyle w:val="VerbatimChar"/>
-        </w:rPr>
-        <w:t xml:space="preserve">student@lab-vm:~/lab8$ setfacl -m u:dev2:r report.txt</w:t>
-      </w:r>
-      <w:r>
-        <w:br/>
-      </w:r>
-      <w:r>
-        <w:rPr>
-          <w:rStyle w:val="VerbatimChar"/>
-        </w:rPr>
-        <w:t xml:space="preserve">student@lab-vm:~/lab8$ ls -l report.txt</w:t>
-      </w:r>
-      <w:r>
-        <w:br/>
-      </w:r>
-      <w:r>
-        <w:rPr>
-          <w:rStyle w:val="VerbatimChar"/>
-        </w:rPr>
-        <w:t xml:space="preserve">-rw-r-----+ 1 student student 9 вер 18 11:40 report.txt</w:t>
-      </w:r>
-      <w:r>
-        <w:br/>
-      </w:r>
-      <w:r>
-        <w:br/>
-      </w:r>
-      <w:r>
-        <w:rPr>
-          <w:rStyle w:val="VerbatimChar"/>
-        </w:rPr>
-        <w:t xml:space="preserve">student@lab-vm:~/lab8$ getfacl report.txt | tail -4</w:t>
-      </w:r>
-      <w:r>
-        <w:br/>
-      </w:r>
-      <w:r>
-        <w:rPr>
-          <w:rStyle w:val="VerbatimChar"/>
-        </w:rPr>
-        <w:t xml:space="preserve">user::rw-</w:t>
-      </w:r>
-      <w:r>
-        <w:br/>
-      </w:r>
-      <w:r>
-        <w:rPr>
-          <w:rStyle w:val="VerbatimChar"/>
-        </w:rPr>
-        <w:t xml:space="preserve">user:dev2:r--</w:t>
-      </w:r>
-      <w:r>
-        <w:br/>
-      </w:r>
-      <w:r>
-        <w:rPr>
-          <w:rStyle w:val="VerbatimChar"/>
-        </w:rPr>
-        <w:t xml:space="preserve">group::r--</w:t>
-      </w:r>
-      <w:r>
-        <w:br/>
-      </w:r>
-      <w:r>
-        <w:rPr>
-          <w:rStyle w:val="VerbatimChar"/>
-        </w:rPr>
-        <w:t xml:space="preserve">other::---</w:t>
-      </w:r>
-      <w:r>
-        <w:br/>
-      </w:r>
-      <w:r>
-        <w:br/>
-      </w:r>
-      <w:r>
-        <w:rPr>
-          <w:rStyle w:val="VerbatimChar"/>
-        </w:rPr>
-        <w:t xml:space="preserve">student@lab-vm:~/lab8$ chmod o+x ~ ~/lab8</w:t>
-      </w:r>
-      <w:r>
-        <w:br/>
-      </w:r>
-      <w:r>
-        <w:rPr>
-          <w:rStyle w:val="VerbatimChar"/>
-        </w:rPr>
-        <w:t xml:space="preserve">student@lab-vm:~/lab8$ sudo -u dev2 cat ~student/lab8/report.txt</w:t>
-      </w:r>
-      <w:r>
-        <w:br/>
-      </w:r>
-      <w:r>
-        <w:rPr>
-          <w:rStyle w:val="VerbatimChar"/>
-        </w:rPr>
-        <w:t xml:space="preserve">звіт</w:t>
-      </w:r>
+        <w:spacing w:before="0" w:after="0" w:line="120" w:lineRule="exact"/>
+        <w:rPr>
+          <w:sz w:val="4"/>
+          <w:szCs w:val="4"/>
+        </w:rPr>
+      </w:pPr>
+    </w:p>
+    <w:tbl>
+      <w:tblPr>
+        <w:tblStyle w:val="SourceCodeTable"/>
+        <w:tblW w:type="dxa" w:w="9637"/>
+        <w:tblInd w:w="0" w:type="dxa"/>
+        <w:tblBorders>
+          <w:top w:color="BFBFBF" w:space="0" w:sz="4" w:val="single"/>
+          <w:left w:color="BFBFBF" w:space="0" w:sz="4" w:val="single"/>
+          <w:bottom w:color="BFBFBF" w:space="0" w:sz="4" w:val="single"/>
+          <w:right w:color="BFBFBF" w:space="0" w:sz="4" w:val="single"/>
+        </w:tblBorders>
+        <w:shd w:color="auto" w:fill="F4F4F4" w:val="clear"/>
+        <w:tblLayout w:type="fixed"/>
+        <w:tblCellMar>
+          <w:top w:type="dxa" w:w="113"/>
+          <w:left w:type="dxa" w:w="113"/>
+          <w:bottom w:type="dxa" w:w="113"/>
+          <w:right w:type="dxa" w:w="113"/>
+        </w:tblCellMar>
+        <w:tblLook w:val="0000" w:firstRow="0" w:lastRow="0" w:firstColumn="0" w:lastColumn="0" w:noHBand="1" w:noVBand="1"/>
+      </w:tblPr>
+      <w:tblGrid>
+        <w:gridCol w:w="9637"/>
+      </w:tblGrid>
+      <w:tr>
+        <w:tc>
+          <w:tcPr>
+            <w:tcW w:type="dxa" w:w="9637"/>
+            <w:shd w:color="auto" w:fill="F4F4F4" w:val="clear"/>
+          </w:tcPr>
+          <w:p>
+            <w:pPr>
+              <w:pStyle w:val="SourceCode"/>
+              <w:spacing w:before="0" w:after="0" w:line="200" w:lineRule="auto"/>
+            </w:pPr>
+            <w:r>
+              <w:t xml:space="preserve">student@lab-vm:~/lab8$ echo "звіт" &gt; report.txt &amp;&amp; chmod 640 report.txt</w:t>
+            </w:r>
+          </w:p>
+          <w:p>
+            <w:pPr>
+              <w:pStyle w:val="SourceCode"/>
+              <w:spacing w:before="0" w:after="0" w:line="200" w:lineRule="auto"/>
+            </w:pPr>
+            <w:r>
+              <w:t xml:space="preserve">student@lab-vm:~/lab8$ sudo -u dev2 cat ~student/lab8/report.txt</w:t>
+            </w:r>
+          </w:p>
+          <w:p>
+            <w:pPr>
+              <w:pStyle w:val="SourceCode"/>
+              <w:spacing w:before="0" w:after="0" w:line="200" w:lineRule="auto"/>
+            </w:pPr>
+            <w:r>
+              <w:t xml:space="preserve">cat: /home/student/lab8/report.txt: Permission denied</w:t>
+            </w:r>
+          </w:p>
+          <w:p>
+            <w:pPr>
+              <w:pStyle w:val="SourceCode"/>
+              <w:spacing w:before="0" w:after="0" w:line="200" w:lineRule="auto"/>
+            </w:pPr>
+          </w:p>
+          <w:p>
+            <w:pPr>
+              <w:pStyle w:val="SourceCode"/>
+              <w:spacing w:before="0" w:after="0" w:line="200" w:lineRule="auto"/>
+            </w:pPr>
+            <w:r>
+              <w:t xml:space="preserve">student@lab-vm:~/lab8$ setfacl -m u:dev2:r report.txt</w:t>
+            </w:r>
+          </w:p>
+          <w:p>
+            <w:pPr>
+              <w:pStyle w:val="SourceCode"/>
+              <w:spacing w:before="0" w:after="0" w:line="200" w:lineRule="auto"/>
+            </w:pPr>
+            <w:r>
+              <w:t xml:space="preserve">student@lab-vm:~/lab8$ ls -l report.txt</w:t>
+            </w:r>
+          </w:p>
+          <w:p>
+            <w:pPr>
+              <w:pStyle w:val="SourceCode"/>
+              <w:spacing w:before="0" w:after="0" w:line="200" w:lineRule="auto"/>
+            </w:pPr>
+            <w:r>
+              <w:t xml:space="preserve">-rw-r-----+ 1 student student 9 вер 18 11:40 report.txt</w:t>
+            </w:r>
+          </w:p>
+          <w:p>
+            <w:pPr>
+              <w:pStyle w:val="SourceCode"/>
+              <w:spacing w:before="0" w:after="0" w:line="200" w:lineRule="auto"/>
+            </w:pPr>
+          </w:p>
+          <w:p>
+            <w:pPr>
+              <w:pStyle w:val="SourceCode"/>
+              <w:spacing w:before="0" w:after="0" w:line="200" w:lineRule="auto"/>
+            </w:pPr>
+            <w:r>
+              <w:t xml:space="preserve">student@lab-vm:~/lab8$ getfacl report.txt | tail -4</w:t>
+            </w:r>
+          </w:p>
+          <w:p>
+            <w:pPr>
+              <w:pStyle w:val="SourceCode"/>
+              <w:spacing w:before="0" w:after="0" w:line="200" w:lineRule="auto"/>
+            </w:pPr>
+            <w:r>
+              <w:t xml:space="preserve">user::rw-</w:t>
+            </w:r>
+          </w:p>
+          <w:p>
+            <w:pPr>
+              <w:pStyle w:val="SourceCode"/>
+              <w:spacing w:before="0" w:after="0" w:line="200" w:lineRule="auto"/>
+            </w:pPr>
+            <w:r>
+              <w:t xml:space="preserve">user:dev2:r--</w:t>
+            </w:r>
+          </w:p>
+          <w:p>
+            <w:pPr>
+              <w:pStyle w:val="SourceCode"/>
+              <w:spacing w:before="0" w:after="0" w:line="200" w:lineRule="auto"/>
+            </w:pPr>
+            <w:r>
+              <w:t xml:space="preserve">group::r--</w:t>
+            </w:r>
+          </w:p>
+          <w:p>
+            <w:pPr>
+              <w:pStyle w:val="SourceCode"/>
+              <w:spacing w:before="0" w:after="0" w:line="200" w:lineRule="auto"/>
+            </w:pPr>
+            <w:r>
+              <w:t xml:space="preserve">other::---</w:t>
+            </w:r>
+          </w:p>
+          <w:p>
+            <w:pPr>
+              <w:pStyle w:val="SourceCode"/>
+              <w:spacing w:before="0" w:after="0" w:line="200" w:lineRule="auto"/>
+            </w:pPr>
+          </w:p>
+          <w:p>
+            <w:pPr>
+              <w:pStyle w:val="SourceCode"/>
+              <w:spacing w:before="0" w:after="0" w:line="200" w:lineRule="auto"/>
+            </w:pPr>
+            <w:r>
+              <w:t xml:space="preserve">student@lab-vm:~/lab8$ chmod o+x ~ ~/lab8</w:t>
+            </w:r>
+          </w:p>
+          <w:p>
+            <w:pPr>
+              <w:pStyle w:val="SourceCode"/>
+              <w:spacing w:before="0" w:after="0" w:line="200" w:lineRule="auto"/>
+            </w:pPr>
+            <w:r>
+              <w:t xml:space="preserve">student@lab-vm:~/lab8$ sudo -u dev2 cat ~student/lab8/report.txt</w:t>
+            </w:r>
+          </w:p>
+          <w:p>
+            <w:pPr>
+              <w:pStyle w:val="SourceCode"/>
+              <w:spacing w:before="0" w:after="0" w:line="200" w:lineRule="auto"/>
+            </w:pPr>
+            <w:r>
+              <w:t xml:space="preserve">звіт</w:t>
+            </w:r>
+          </w:p>
+        </w:tc>
+      </w:tr>
+    </w:tbl>
+    <w:p>
+      <w:pPr>
+        <w:spacing w:before="0" w:after="0" w:line="120" w:lineRule="exact"/>
+        <w:rPr>
+          <w:sz w:val="4"/>
+          <w:szCs w:val="4"/>
+        </w:rPr>
+      </w:pPr>
     </w:p>
     <w:p>
       <w:pPr>
@@ -7056,15 +7848,8 @@
     <w:basedOn w:val="Normal"/>
     <w:qFormat/>
     <w:pPr>
-      <w:pBdr>
-        <w:top w:color="BFBFBF" w:space="4" w:sz="4" w:val="single"/>
-        <w:left w:color="BFBFBF" w:space="4" w:sz="4" w:val="single"/>
-        <w:bottom w:color="BFBFBF" w:space="4" w:sz="4" w:val="single"/>
-        <w:right w:color="BFBFBF" w:space="4" w:sz="4" w:val="single"/>
-      </w:pBdr>
-      <w:shd w:color="auto" w:fill="F4F4F4" w:val="clear"/>
-      <w:spacing w:after="120" w:before="120" w:line="200" w:lineRule="auto"/>
-      <w:ind w:firstLine="0" w:left="284" w:right="284"/>
+      <w:spacing w:after="0" w:before="0" w:line="200" w:lineRule="auto"/>
+      <w:ind w:hanging="340" w:left="340" w:right="0"/>
       <w:jc w:val="left"/>
     </w:pPr>
     <w:rPr>
@@ -7072,6 +7857,27 @@
       <w:sz w:val="18"/>
       <w:szCs w:val="18"/>
     </w:rPr>
+  </w:style>
+  <w:style w:customStyle="1" w:styleId="SourceCodeTable" w:type="table">
+    <w:name w:val="Source Code Table"/>
+    <w:basedOn w:val="TableNormal"/>
+    <w:qFormat/>
+    <w:tblPr>
+      <w:tblInd w:type="dxa" w:w="0"/>
+      <w:tblBorders>
+        <w:top w:color="BFBFBF" w:space="0" w:sz="4" w:val="single"/>
+        <w:left w:color="BFBFBF" w:space="0" w:sz="4" w:val="single"/>
+        <w:bottom w:color="BFBFBF" w:space="0" w:sz="4" w:val="single"/>
+        <w:right w:color="BFBFBF" w:space="0" w:sz="4" w:val="single"/>
+      </w:tblBorders>
+      <w:shd w:color="auto" w:fill="F4F4F4" w:val="clear"/>
+      <w:tblCellMar>
+        <w:top w:type="dxa" w:w="113"/>
+        <w:left w:type="dxa" w:w="113"/>
+        <w:bottom w:type="dxa" w:w="113"/>
+        <w:right w:type="dxa" w:w="113"/>
+      </w:tblCellMar>
+    </w:tblPr>
   </w:style>
   <w:style w:type="paragraph" w:customStyle="1" w:styleId="TableCaption">
     <w:name w:val="TableCaption"/>

--- a/public/labs/os/kmp-23/ЛР4_ОС_Облікові_записи_та_права_доступу_до_файлів.docx
+++ b/public/labs/os/kmp-23/ЛР4_ОС_Облікові_записи_та_права_доступу_до_файлів.docx
@@ -642,7 +642,7 @@
               <w:pStyle w:val="Compact"/>
             </w:pPr>
             <w:r>
-              <w:t xml:space="preserve">лише root</w:t>
+              <w:t xml:space="preserve">читання для всіх, змінює root</w:t>
             </w:r>
           </w:p>
         </w:tc>
@@ -786,7 +786,16 @@
               <w:spacing w:before="0" w:after="0" w:line="200" w:lineRule="auto"/>
             </w:pPr>
             <w:r>
-              <w:t xml:space="preserve">sudo usermod -L dev2                   # заблокувати обліковий запис</w:t>
+              <w:t xml:space="preserve">sudo usermod -L dev2                   # заблокувати пароль (додає ! перед хешем)</w:t>
+            </w:r>
+          </w:p>
+          <w:p>
+            <w:pPr>
+              <w:pStyle w:val="SourceCode"/>
+              <w:spacing w:before="0" w:after="0" w:line="200" w:lineRule="auto"/>
+            </w:pPr>
+            <w:r>
+              <w:t xml:space="preserve">sudo usermod -e 1 dev2                 # і сам обліковий запис: строк дії минув</w:t>
             </w:r>
           </w:p>
           <w:p>
@@ -864,6 +873,56 @@
           <w:rStyle w:val="VerbatimChar"/>
         </w:rPr>
         <w:t xml:space="preserve">sudo</w:t>
+      </w:r>
+      <w:r>
+        <w:t xml:space="preserve">.</w:t>
+      </w:r>
+    </w:p>
+    <w:p>
+      <w:pPr>
+        <w:pStyle w:val="BodyText"/>
+      </w:pPr>
+      <w:r>
+        <w:t xml:space="preserve">Блокування пароля (</w:t>
+      </w:r>
+      <w:r>
+        <w:rPr>
+          <w:rStyle w:val="VerbatimChar"/>
+        </w:rPr>
+        <w:t xml:space="preserve">usermod -L</w:t>
+      </w:r>
+      <w:r>
+        <w:t xml:space="preserve">) не заважає входити за ключем SSH: перевірка ключа не звертається до хеша в</w:t>
+      </w:r>
+      <w:r>
+        <w:t xml:space="preserve"> </w:t>
+      </w:r>
+      <w:r>
+        <w:rPr>
+          <w:rStyle w:val="VerbatimChar"/>
+        </w:rPr>
+        <w:t xml:space="preserve">/etc/shadow</w:t>
+      </w:r>
+      <w:r>
+        <w:t xml:space="preserve">. Щоб справді закрити обліковий запис, додатково роблять його строк дії таким, що минув (</w:t>
+      </w:r>
+      <w:r>
+        <w:rPr>
+          <w:rStyle w:val="VerbatimChar"/>
+        </w:rPr>
+        <w:t xml:space="preserve">usermod -e 1</w:t>
+      </w:r>
+      <w:r>
+        <w:t xml:space="preserve">), або встановлюють оболонку</w:t>
+      </w:r>
+      <w:r>
+        <w:t xml:space="preserve"> </w:t>
+      </w:r>
+      <w:r>
+        <w:rPr>
+          <w:rStyle w:val="VerbatimChar"/>
+        </w:rPr>
+        <w:t xml:space="preserve">/usr/sbin/nologin</w:t>
       </w:r>
       <w:r>
         <w:t xml:space="preserve">.</w:t>
@@ -1741,7 +1800,22 @@
         <w:pStyle w:val="FirstParagraph"/>
       </w:pPr>
       <w:r>
-        <w:t xml:space="preserve">Новостворені файли не отримують права</w:t>
+        <w:t xml:space="preserve">Програма, що створює файл, запитує права</w:t>
+      </w:r>
+      <w:r>
+        <w:t xml:space="preserve"> </w:t>
+      </w:r>
+      <w:r>
+        <w:rPr>
+          <w:rStyle w:val="VerbatimChar"/>
+        </w:rPr>
+        <w:t xml:space="preserve">666</w:t>
+      </w:r>
+      <w:r>
+        <w:t xml:space="preserve"> </w:t>
+      </w:r>
+      <w:r>
+        <w:t xml:space="preserve">для файлів і</w:t>
       </w:r>
       <w:r>
         <w:t xml:space="preserve"> </w:t>
@@ -1753,7 +1827,10 @@
         <w:t xml:space="preserve">777</w:t>
       </w:r>
       <w:r>
-        <w:t xml:space="preserve">: із базових значень віднімається маска</w:t>
+        <w:t xml:space="preserve"> </w:t>
+      </w:r>
+      <w:r>
+        <w:t xml:space="preserve">для каталогів, а маска</w:t>
       </w:r>
       <w:r>
         <w:t xml:space="preserve"> </w:t>
@@ -1765,28 +1842,59 @@
         <w:t xml:space="preserve">umask</w:t>
       </w:r>
       <w:r>
-        <w:t xml:space="preserve">. Для файлів базою є</w:t>
-      </w:r>
-      <w:r>
-        <w:t xml:space="preserve"> </w:t>
-      </w:r>
-      <w:r>
-        <w:rPr>
-          <w:rStyle w:val="VerbatimChar"/>
-        </w:rPr>
-        <w:t xml:space="preserve">666</w:t>
-      </w:r>
-      <w:r>
-        <w:t xml:space="preserve">, для каталогів —</w:t>
-      </w:r>
-      <w:r>
-        <w:t xml:space="preserve"> </w:t>
-      </w:r>
-      <w:r>
-        <w:rPr>
-          <w:rStyle w:val="VerbatimChar"/>
-        </w:rPr>
-        <w:t xml:space="preserve">777</w:t>
+        <w:t xml:space="preserve"> </w:t>
+      </w:r>
+      <w:r>
+        <w:t xml:space="preserve">вказує, які біти з них</w:t>
+      </w:r>
+      <w:r>
+        <w:t xml:space="preserve"> </w:t>
+      </w:r>
+      <w:r>
+        <w:rPr>
+          <w:b/>
+          <w:bCs/>
+        </w:rPr>
+        <w:t xml:space="preserve">прибрати</w:t>
+      </w:r>
+      <w:r>
+        <w:t xml:space="preserve">. Це побітова операція «і не», а не віднімання: для маски</w:t>
+      </w:r>
+      <w:r>
+        <w:t xml:space="preserve"> </w:t>
+      </w:r>
+      <w:r>
+        <w:rPr>
+          <w:rStyle w:val="VerbatimChar"/>
+        </w:rPr>
+        <w:t xml:space="preserve">027</w:t>
+      </w:r>
+      <w:r>
+        <w:t xml:space="preserve"> </w:t>
+      </w:r>
+      <w:r>
+        <w:t xml:space="preserve">віднімання дало б неможливе</w:t>
+      </w:r>
+      <w:r>
+        <w:t xml:space="preserve"> </w:t>
+      </w:r>
+      <w:r>
+        <w:rPr>
+          <w:rStyle w:val="VerbatimChar"/>
+        </w:rPr>
+        <w:t xml:space="preserve">639</w:t>
+      </w:r>
+      <w:r>
+        <w:t xml:space="preserve">, а справжній результат —</w:t>
+      </w:r>
+      <w:r>
+        <w:t xml:space="preserve"> </w:t>
+      </w:r>
+      <w:r>
+        <w:rPr>
+          <w:rStyle w:val="VerbatimChar"/>
+        </w:rPr>
+        <w:t xml:space="preserve">640</w:t>
       </w:r>
       <w:r>
         <w:t xml:space="preserve">.</w:t>
@@ -1837,34 +1945,34 @@
               <w:spacing w:before="0" w:after="0" w:line="200" w:lineRule="auto"/>
             </w:pPr>
             <w:r>
-              <w:t xml:space="preserve">umask                                  # поточна маска, зазвичай 0022</w:t>
-            </w:r>
-          </w:p>
-          <w:p>
-            <w:pPr>
-              <w:pStyle w:val="SourceCode"/>
-              <w:spacing w:before="0" w:after="0" w:line="200" w:lineRule="auto"/>
-            </w:pPr>
-            <w:r>
-              <w:t xml:space="preserve">umask -S                               # у символьному вигляді</w:t>
-            </w:r>
-          </w:p>
-          <w:p>
-            <w:pPr>
-              <w:pStyle w:val="SourceCode"/>
-              <w:spacing w:before="0" w:after="0" w:line="200" w:lineRule="auto"/>
-            </w:pPr>
-            <w:r>
-              <w:t xml:space="preserve">touch a.txt &amp;&amp; ls -l a.txt             # 644 = 666 - 022</w:t>
-            </w:r>
-          </w:p>
-          <w:p>
-            <w:pPr>
-              <w:pStyle w:val="SourceCode"/>
-              <w:spacing w:before="0" w:after="0" w:line="200" w:lineRule="auto"/>
-            </w:pPr>
-            <w:r>
-              <w:t xml:space="preserve">mkdir d &amp;&amp; ls -ld d                    # 755 = 777 - 022</w:t>
+              <w:t xml:space="preserve">umask                                  # поточна маска: 0022 або 0002</w:t>
+            </w:r>
+          </w:p>
+          <w:p>
+            <w:pPr>
+              <w:pStyle w:val="SourceCode"/>
+              <w:spacing w:before="0" w:after="0" w:line="200" w:lineRule="auto"/>
+            </w:pPr>
+            <w:r>
+              <w:t xml:space="preserve">umask -S                               # у символьному вигляді: u=rwx,g=rx,o=rx</w:t>
+            </w:r>
+          </w:p>
+          <w:p>
+            <w:pPr>
+              <w:pStyle w:val="SourceCode"/>
+              <w:spacing w:before="0" w:after="0" w:line="200" w:lineRule="auto"/>
+            </w:pPr>
+            <w:r>
+              <w:t xml:space="preserve">touch a.txt &amp;&amp; ls -l a.txt             # 666 без 022 = 644</w:t>
+            </w:r>
+          </w:p>
+          <w:p>
+            <w:pPr>
+              <w:pStyle w:val="SourceCode"/>
+              <w:spacing w:before="0" w:after="0" w:line="200" w:lineRule="auto"/>
+            </w:pPr>
+            <w:r>
+              <w:t xml:space="preserve">mkdir d &amp;&amp; ls -ld d                    # 777 без 022 = 755</w:t>
             </w:r>
           </w:p>
           <w:p>
@@ -1887,6 +1995,53 @@
           <w:szCs w:val="4"/>
         </w:rPr>
       </w:pPr>
+    </w:p>
+    <w:p>
+      <w:pPr>
+        <w:pStyle w:val="FirstParagraph"/>
+      </w:pPr>
+      <w:r>
+        <w:t xml:space="preserve">В Ubuntu і Debian звичайний користувач отримує маску</w:t>
+      </w:r>
+      <w:r>
+        <w:t xml:space="preserve"> </w:t>
+      </w:r>
+      <w:r>
+        <w:rPr>
+          <w:rStyle w:val="VerbatimChar"/>
+        </w:rPr>
+        <w:t xml:space="preserve">0002</w:t>
+      </w:r>
+      <w:r>
+        <w:t xml:space="preserve">, а не</w:t>
+      </w:r>
+      <w:r>
+        <w:t xml:space="preserve"> </w:t>
+      </w:r>
+      <w:r>
+        <w:rPr>
+          <w:rStyle w:val="VerbatimChar"/>
+        </w:rPr>
+        <w:t xml:space="preserve">0022</w:t>
+      </w:r>
+      <w:r>
+        <w:t xml:space="preserve">: кожен має власну основну групу з тим самим іменем (схема user private group), тож право запису для групи нікому зайвому доступу не дає. Модуль</w:t>
+      </w:r>
+      <w:r>
+        <w:t xml:space="preserve"> </w:t>
+      </w:r>
+      <w:r>
+        <w:rPr>
+          <w:rStyle w:val="VerbatimChar"/>
+        </w:rPr>
+        <w:t xml:space="preserve">pam_umask</w:t>
+      </w:r>
+      <w:r>
+        <w:t xml:space="preserve"> </w:t>
+      </w:r>
+      <w:r>
+        <w:t xml:space="preserve">вмикає таку маску, коли ім’я користувача збігається з іменем його основної групи.</w:t>
+      </w:r>
     </w:p>
     <w:bookmarkEnd w:id="13"/>
     <w:bookmarkStart w:id="14" w:name="спеціальні-біти"/>
@@ -2342,7 +2497,89 @@
         <w:t xml:space="preserve">-rw-rw-r--+</w:t>
       </w:r>
       <w:r>
-        <w:t xml:space="preserve">. Це перше, на що дивляться, коли права «за таблицею» виглядають правильно, а доступ поводиться інакше.</w:t>
+        <w:t xml:space="preserve">. Це перше, на що дивляться, коли права «за таблицею» виглядають правильно, а доступ поводиться інакше. Після першого запису ACL з’являється ще й</w:t>
+      </w:r>
+      <w:r>
+        <w:t xml:space="preserve"> </w:t>
+      </w:r>
+      <w:r>
+        <w:rPr>
+          <w:b/>
+          <w:bCs/>
+        </w:rPr>
+        <w:t xml:space="preserve">маска</w:t>
+      </w:r>
+      <w:r>
+        <w:t xml:space="preserve"> </w:t>
+      </w:r>
+      <w:r>
+        <w:t xml:space="preserve">(</w:t>
+      </w:r>
+      <w:r>
+        <w:rPr>
+          <w:rStyle w:val="VerbatimChar"/>
+        </w:rPr>
+        <w:t xml:space="preserve">mask::</w:t>
+      </w:r>
+      <w:r>
+        <w:t xml:space="preserve">) — верхня межа для всіх записів, крім власника та інших; саме її показує</w:t>
+      </w:r>
+      <w:r>
+        <w:t xml:space="preserve"> </w:t>
+      </w:r>
+      <w:r>
+        <w:rPr>
+          <w:rStyle w:val="VerbatimChar"/>
+        </w:rPr>
+        <w:t xml:space="preserve">ls -l</w:t>
+      </w:r>
+      <w:r>
+        <w:t xml:space="preserve"> </w:t>
+      </w:r>
+      <w:r>
+        <w:t xml:space="preserve">на місці прав групи. Якщо команд</w:t>
+      </w:r>
+      <w:r>
+        <w:t xml:space="preserve"> </w:t>
+      </w:r>
+      <w:r>
+        <w:rPr>
+          <w:rStyle w:val="VerbatimChar"/>
+        </w:rPr>
+        <w:t xml:space="preserve">getfacl</w:t>
+      </w:r>
+      <w:r>
+        <w:t xml:space="preserve"> </w:t>
+      </w:r>
+      <w:r>
+        <w:t xml:space="preserve">і</w:t>
+      </w:r>
+      <w:r>
+        <w:t xml:space="preserve"> </w:t>
+      </w:r>
+      <w:r>
+        <w:rPr>
+          <w:rStyle w:val="VerbatimChar"/>
+        </w:rPr>
+        <w:t xml:space="preserve">setfacl</w:t>
+      </w:r>
+      <w:r>
+        <w:t xml:space="preserve"> </w:t>
+      </w:r>
+      <w:r>
+        <w:t xml:space="preserve">немає, їх встановлює пакет</w:t>
+      </w:r>
+      <w:r>
+        <w:t xml:space="preserve"> </w:t>
+      </w:r>
+      <w:r>
+        <w:rPr>
+          <w:rStyle w:val="VerbatimChar"/>
+        </w:rPr>
+        <w:t xml:space="preserve">acl</w:t>
+      </w:r>
+      <w:r>
+        <w:t xml:space="preserve">.</w:t>
       </w:r>
     </w:p>
     <w:bookmarkEnd w:id="15"/>
@@ -2363,6 +2600,29 @@
       </w:pPr>
       <w:r>
         <w:t xml:space="preserve">Крок 1. Навчальні користувачі та група</w:t>
+      </w:r>
+    </w:p>
+    <w:p>
+      <w:pPr>
+        <w:pStyle w:val="FirstParagraph"/>
+      </w:pPr>
+      <w:r>
+        <w:t xml:space="preserve">Точний текст повідомлень</w:t>
+      </w:r>
+      <w:r>
+        <w:t xml:space="preserve"> </w:t>
+      </w:r>
+      <w:r>
+        <w:rPr>
+          <w:rStyle w:val="VerbatimChar"/>
+        </w:rPr>
+        <w:t xml:space="preserve">adduser</w:t>
+      </w:r>
+      <w:r>
+        <w:t xml:space="preserve"> </w:t>
+      </w:r>
+      <w:r>
+        <w:t xml:space="preserve">залежить від його версії; номери UID і GID у вас також можуть бути іншими.</w:t>
       </w:r>
     </w:p>
     <w:p>
@@ -2410,58 +2670,67 @@
               <w:spacing w:before="0" w:after="0" w:line="200" w:lineRule="auto"/>
             </w:pPr>
             <w:r>
+              <w:t xml:space="preserve">student@lab-vm:~$ sudo adduser dev1 --gecos "Developer One" --disabled-password</w:t>
+            </w:r>
+          </w:p>
+          <w:p>
+            <w:pPr>
+              <w:pStyle w:val="SourceCode"/>
+              <w:spacing w:before="0" w:after="0" w:line="200" w:lineRule="auto"/>
+            </w:pPr>
+            <w:r>
+              <w:t xml:space="preserve">info: Adding user `dev1' ...</w:t>
+            </w:r>
+          </w:p>
+          <w:p>
+            <w:pPr>
+              <w:pStyle w:val="SourceCode"/>
+              <w:spacing w:before="0" w:after="0" w:line="200" w:lineRule="auto"/>
+            </w:pPr>
+            <w:r>
+              <w:t xml:space="preserve">info: Adding new group `dev1' (1001) ...</w:t>
+            </w:r>
+          </w:p>
+          <w:p>
+            <w:pPr>
+              <w:pStyle w:val="SourceCode"/>
+              <w:spacing w:before="0" w:after="0" w:line="200" w:lineRule="auto"/>
+            </w:pPr>
+            <w:r>
+              <w:t xml:space="preserve">info: Creating home directory `/home/dev1' ...</w:t>
+            </w:r>
+          </w:p>
+          <w:p>
+            <w:pPr>
+              <w:pStyle w:val="SourceCode"/>
+              <w:spacing w:before="0" w:after="0" w:line="200" w:lineRule="auto"/>
+            </w:pPr>
+            <w:r>
+              <w:t xml:space="preserve">info: Copying files from `/etc/skel' ...</w:t>
+            </w:r>
+          </w:p>
+          <w:p>
+            <w:pPr>
+              <w:pStyle w:val="SourceCode"/>
+              <w:spacing w:before="0" w:after="0" w:line="200" w:lineRule="auto"/>
+            </w:pPr>
+          </w:p>
+          <w:p>
+            <w:pPr>
+              <w:pStyle w:val="SourceCode"/>
+              <w:spacing w:before="0" w:after="0" w:line="200" w:lineRule="auto"/>
+            </w:pPr>
+            <w:r>
+              <w:t xml:space="preserve">student@lab-vm:~$ sudo adduser dev2 --gecos "Developer Two" --disabled-password</w:t>
+            </w:r>
+          </w:p>
+          <w:p>
+            <w:pPr>
+              <w:pStyle w:val="SourceCode"/>
+              <w:spacing w:before="0" w:after="0" w:line="200" w:lineRule="auto"/>
+            </w:pPr>
+            <w:r>
               <w:t xml:space="preserve">student@lab-vm:~$ sudo groupadd developers</w:t>
-            </w:r>
-          </w:p>
-          <w:p>
-            <w:pPr>
-              <w:pStyle w:val="SourceCode"/>
-              <w:spacing w:before="0" w:after="0" w:line="200" w:lineRule="auto"/>
-            </w:pPr>
-            <w:r>
-              <w:t xml:space="preserve">student@lab-vm:~$ sudo adduser dev1 --gecos "Developer One" --disabled-password</w:t>
-            </w:r>
-          </w:p>
-          <w:p>
-            <w:pPr>
-              <w:pStyle w:val="SourceCode"/>
-              <w:spacing w:before="0" w:after="0" w:line="200" w:lineRule="auto"/>
-            </w:pPr>
-            <w:r>
-              <w:t xml:space="preserve">Adding user `dev1' ...</w:t>
-            </w:r>
-          </w:p>
-          <w:p>
-            <w:pPr>
-              <w:pStyle w:val="SourceCode"/>
-              <w:spacing w:before="0" w:after="0" w:line="200" w:lineRule="auto"/>
-            </w:pPr>
-            <w:r>
-              <w:t xml:space="preserve">Creating home directory `/home/dev1' ...</w:t>
-            </w:r>
-          </w:p>
-          <w:p>
-            <w:pPr>
-              <w:pStyle w:val="SourceCode"/>
-              <w:spacing w:before="0" w:after="0" w:line="200" w:lineRule="auto"/>
-            </w:pPr>
-            <w:r>
-              <w:t xml:space="preserve">Copying files from `/etc/skel' ...</w:t>
-            </w:r>
-          </w:p>
-          <w:p>
-            <w:pPr>
-              <w:pStyle w:val="SourceCode"/>
-              <w:spacing w:before="0" w:after="0" w:line="200" w:lineRule="auto"/>
-            </w:pPr>
-          </w:p>
-          <w:p>
-            <w:pPr>
-              <w:pStyle w:val="SourceCode"/>
-              <w:spacing w:before="0" w:after="0" w:line="200" w:lineRule="auto"/>
-            </w:pPr>
-            <w:r>
-              <w:t xml:space="preserve">student@lab-vm:~$ sudo adduser dev2 --gecos "Developer Two" --disabled-password</w:t>
             </w:r>
           </w:p>
           <w:p>
@@ -2562,7 +2831,22 @@
         <w:t xml:space="preserve"> </w:t>
       </w:r>
       <w:r>
-        <w:t xml:space="preserve">створена автоматично з тим самим іменем — така схема (user private group) унеможливлює випадковий спільний доступ через основну групу.</w:t>
+        <w:t xml:space="preserve">створена автоматично з тим самим іменем — така схема (user private group) унеможливлює випадковий спільний доступ через основну групу. Групу</w:t>
+      </w:r>
+      <w:r>
+        <w:t xml:space="preserve"> </w:t>
+      </w:r>
+      <w:r>
+        <w:rPr>
+          <w:rStyle w:val="VerbatimChar"/>
+        </w:rPr>
+        <w:t xml:space="preserve">developers</w:t>
+      </w:r>
+      <w:r>
+        <w:t xml:space="preserve"> </w:t>
+      </w:r>
+      <w:r>
+        <w:t xml:space="preserve">створено після користувачів навмисне: інакше вона зайняла б GID 1001, і номери UID та GID нових користувачів розійшлися б.</w:t>
       </w:r>
     </w:p>
     <w:bookmarkEnd w:id="17"/>
@@ -2662,7 +2946,7 @@
               <w:spacing w:before="0" w:after="0" w:line="200" w:lineRule="auto"/>
             </w:pPr>
             <w:r>
-              <w:t xml:space="preserve">dev1:!:20349:0:99999:7:::</w:t>
+              <w:t xml:space="preserve">dev1:!:20714:0:99999:7:::</w:t>
             </w:r>
           </w:p>
           <w:p>
@@ -2796,7 +3080,22 @@
         <w:t xml:space="preserve">--disabled-password</w:t>
       </w:r>
       <w:r>
-        <w:t xml:space="preserve">, тож увійти за паролем неможливо.</w:t>
+        <w:t xml:space="preserve">, тож увійти за паролем неможливо. Число</w:t>
+      </w:r>
+      <w:r>
+        <w:t xml:space="preserve"> </w:t>
+      </w:r>
+      <w:r>
+        <w:rPr>
+          <w:rStyle w:val="VerbatimChar"/>
+        </w:rPr>
+        <w:t xml:space="preserve">20714</w:t>
+      </w:r>
+      <w:r>
+        <w:t xml:space="preserve"> </w:t>
+      </w:r>
+      <w:r>
+        <w:t xml:space="preserve">— дата останньої зміни пароля в днях від 1 січня 1970 року (тут — 18 вересня 2026-го), далі — мінімальний і максимальний строк дії пароля та за скільки днів попереджати.</w:t>
       </w:r>
     </w:p>
     <w:bookmarkEnd w:id="18"/>
@@ -2881,7 +3180,7 @@
               <w:spacing w:before="0" w:after="0" w:line="200" w:lineRule="auto"/>
             </w:pPr>
             <w:r>
-              <w:t xml:space="preserve">-rw-rw-r-- 1 student student 22 вер 18 11:15 script.sh</w:t>
+              <w:t xml:space="preserve">-rw-rw-r-- 1 student student 18 вер 18 11:15 script.sh</w:t>
             </w:r>
           </w:p>
           <w:p>
@@ -2938,7 +3237,7 @@
               <w:spacing w:before="0" w:after="0" w:line="200" w:lineRule="auto"/>
             </w:pPr>
             <w:r>
-              <w:t xml:space="preserve">-rwxrw-r-- 1 student student 22 вер 18 11:15 script.sh</w:t>
+              <w:t xml:space="preserve">-rwxrw-r-- 1 student student 18 вер 18 11:15 script.sh</w:t>
             </w:r>
           </w:p>
           <w:p>
@@ -2986,7 +3285,7 @@
               <w:spacing w:before="0" w:after="0" w:line="200" w:lineRule="auto"/>
             </w:pPr>
             <w:r>
-              <w:t xml:space="preserve">-rw-r----- 1 student student 22 вер 18 11:15 script.sh</w:t>
+              <w:t xml:space="preserve">-rw-r----- 1 student student 18 вер 18 11:15 script.sh</w:t>
             </w:r>
           </w:p>
         </w:tc>
@@ -3021,7 +3320,34 @@
         <w:t xml:space="preserve"> </w:t>
       </w:r>
       <w:r>
-        <w:t xml:space="preserve">оболонка відмовляється його запустити.</w:t>
+        <w:t xml:space="preserve">ядро відмовляється його запустити. Розмір 18 байтів, а не 12: кожна кирилична літера в UTF-8 займає два байти, плюс символ кінця рядка. Права</w:t>
+      </w:r>
+      <w:r>
+        <w:t xml:space="preserve"> </w:t>
+      </w:r>
+      <w:r>
+        <w:rPr>
+          <w:rStyle w:val="VerbatimChar"/>
+        </w:rPr>
+        <w:t xml:space="preserve">rw-rw-r--</w:t>
+      </w:r>
+      <w:r>
+        <w:t xml:space="preserve"> </w:t>
+      </w:r>
+      <w:r>
+        <w:t xml:space="preserve">у щойно створеного файлу — наслідок маски</w:t>
+      </w:r>
+      <w:r>
+        <w:t xml:space="preserve"> </w:t>
+      </w:r>
+      <w:r>
+        <w:rPr>
+          <w:rStyle w:val="VerbatimChar"/>
+        </w:rPr>
+        <w:t xml:space="preserve">0002</w:t>
+      </w:r>
+      <w:r>
+        <w:t xml:space="preserve">, про яку йдеться в кроці 5.</w:t>
       </w:r>
     </w:p>
     <w:bookmarkEnd w:id="19"/>
@@ -3106,6 +3432,15 @@
               <w:spacing w:before="0" w:after="0" w:line="200" w:lineRule="auto"/>
             </w:pPr>
             <w:r>
+              <w:t xml:space="preserve">ls: cannot access 'secret/data.txt': Permission denied</w:t>
+            </w:r>
+          </w:p>
+          <w:p>
+            <w:pPr>
+              <w:pStyle w:val="SourceCode"/>
+              <w:spacing w:before="0" w:after="0" w:line="200" w:lineRule="auto"/>
+            </w:pPr>
+            <w:r>
               <w:t xml:space="preserve">data.txt</w:t>
             </w:r>
           </w:p>
@@ -3198,7 +3533,64 @@
         <w:t xml:space="preserve"> </w:t>
       </w:r>
       <w:r>
-        <w:t xml:space="preserve">дозволяє прочитати перелік імен, але не дозволяє звернутися до вмісту файлів — права на сам файл при цьому не змінювалися.</w:t>
+        <w:t xml:space="preserve">дозволяє прочитати перелік імен, але не дозволяє звернутися до самих файлів — права на файл при цьому не змінювалися. Навіть</w:t>
+      </w:r>
+      <w:r>
+        <w:t xml:space="preserve"> </w:t>
+      </w:r>
+      <w:r>
+        <w:rPr>
+          <w:rStyle w:val="VerbatimChar"/>
+        </w:rPr>
+        <w:t xml:space="preserve">ls</w:t>
+      </w:r>
+      <w:r>
+        <w:t xml:space="preserve"> </w:t>
+      </w:r>
+      <w:r>
+        <w:t xml:space="preserve">показав ім’я</w:t>
+      </w:r>
+      <w:r>
+        <w:t xml:space="preserve"> </w:t>
+      </w:r>
+      <w:r>
+        <w:rPr>
+          <w:rStyle w:val="VerbatimChar"/>
+        </w:rPr>
+        <w:t xml:space="preserve">data.txt</w:t>
+      </w:r>
+      <w:r>
+        <w:t xml:space="preserve"> </w:t>
+      </w:r>
+      <w:r>
+        <w:t xml:space="preserve">з помилкою: ім’я він прочитав з каталогу (право</w:t>
+      </w:r>
+      <w:r>
+        <w:t xml:space="preserve"> </w:t>
+      </w:r>
+      <w:r>
+        <w:rPr>
+          <w:rStyle w:val="VerbatimChar"/>
+        </w:rPr>
+        <w:t xml:space="preserve">r</w:t>
+      </w:r>
+      <w:r>
+        <w:t xml:space="preserve">), а щоб розфарбувати вивід за типом файлу, спробував прочитати його inode — і отримав відмову (права</w:t>
+      </w:r>
+      <w:r>
+        <w:t xml:space="preserve"> </w:t>
+      </w:r>
+      <w:r>
+        <w:rPr>
+          <w:rStyle w:val="VerbatimChar"/>
+        </w:rPr>
+        <w:t xml:space="preserve">x</w:t>
+      </w:r>
+      <w:r>
+        <w:t xml:space="preserve"> </w:t>
+      </w:r>
+      <w:r>
+        <w:t xml:space="preserve">немає).</w:t>
       </w:r>
     </w:p>
     <w:bookmarkEnd w:id="20"/>
@@ -3265,7 +3657,7 @@
               <w:spacing w:before="0" w:after="0" w:line="200" w:lineRule="auto"/>
             </w:pPr>
             <w:r>
-              <w:t xml:space="preserve">0022</w:t>
+              <w:t xml:space="preserve">0002</w:t>
             </w:r>
           </w:p>
           <w:p>
@@ -3292,16 +3684,16 @@
               <w:spacing w:before="0" w:after="0" w:line="200" w:lineRule="auto"/>
             </w:pPr>
             <w:r>
-              <w:t xml:space="preserve">-rw-r--r-- 1 student student    0 вер 18 11:22 default.txt</w:t>
-            </w:r>
-          </w:p>
-          <w:p>
-            <w:pPr>
-              <w:pStyle w:val="SourceCode"/>
-              <w:spacing w:before="0" w:after="0" w:line="200" w:lineRule="auto"/>
-            </w:pPr>
-            <w:r>
-              <w:t xml:space="preserve">drwxr-xr-x 2 student student 4096 вер 18 11:22 default.d</w:t>
+              <w:t xml:space="preserve">-rw-rw-r-- 1 student student    0 вер 18 11:22 default.txt</w:t>
+            </w:r>
+          </w:p>
+          <w:p>
+            <w:pPr>
+              <w:pStyle w:val="SourceCode"/>
+              <w:spacing w:before="0" w:after="0" w:line="200" w:lineRule="auto"/>
+            </w:pPr>
+            <w:r>
+              <w:t xml:space="preserve">drwxrwxr-x 2 student student 4096 вер 18 11:22 default.d</w:t>
             </w:r>
           </w:p>
           <w:p>
@@ -3367,7 +3759,7 @@
               <w:spacing w:before="0" w:after="0" w:line="200" w:lineRule="auto"/>
             </w:pPr>
             <w:r>
-              <w:t xml:space="preserve">student@lab-vm:~/lab8$ umask 022</w:t>
+              <w:t xml:space="preserve">student@lab-vm:~/lab8$ umask 002</w:t>
             </w:r>
           </w:p>
         </w:tc>
@@ -3387,7 +3779,7 @@
         <w:pStyle w:val="FirstParagraph"/>
       </w:pPr>
       <w:r>
-        <w:t xml:space="preserve">Маска не змінює вже створені файли — вона діє лише на ті, що створюються після її встановлення.</w:t>
+        <w:t xml:space="preserve">Маска не змінює вже створені файли — вона діє лише на ті, що створюються після її встановлення, і лише в поточній оболонці та її дочірніх процесах.</w:t>
       </w:r>
     </w:p>
     <w:bookmarkEnd w:id="21"/>
@@ -3594,7 +3986,46 @@
         <w:t xml:space="preserve"> </w:t>
       </w:r>
       <w:r>
-        <w:t xml:space="preserve">— це дія біта SGID. Спроба</w:t>
+        <w:t xml:space="preserve">— це дія біта SGID. Права файлу</w:t>
+      </w:r>
+      <w:r>
+        <w:t xml:space="preserve"> </w:t>
+      </w:r>
+      <w:r>
+        <w:rPr>
+          <w:rStyle w:val="VerbatimChar"/>
+        </w:rPr>
+        <w:t xml:space="preserve">rw-r--r--</w:t>
+      </w:r>
+      <w:r>
+        <w:t xml:space="preserve">, бо</w:t>
+      </w:r>
+      <w:r>
+        <w:t xml:space="preserve"> </w:t>
+      </w:r>
+      <w:r>
+        <w:rPr>
+          <w:rStyle w:val="VerbatimChar"/>
+        </w:rPr>
+        <w:t xml:space="preserve">sudo</w:t>
+      </w:r>
+      <w:r>
+        <w:t xml:space="preserve"> </w:t>
+      </w:r>
+      <w:r>
+        <w:t xml:space="preserve">запускає команду з маскою не м’якшою за</w:t>
+      </w:r>
+      <w:r>
+        <w:t xml:space="preserve"> </w:t>
+      </w:r>
+      <w:r>
+        <w:rPr>
+          <w:rStyle w:val="VerbatimChar"/>
+        </w:rPr>
+        <w:t xml:space="preserve">0022</w:t>
+      </w:r>
+      <w:r>
+        <w:t xml:space="preserve">. Спроба</w:t>
       </w:r>
       <w:r>
         <w:t xml:space="preserve"> </w:t>
@@ -3609,7 +4040,52 @@
         <w:t xml:space="preserve"> </w:t>
       </w:r>
       <w:r>
-        <w:t xml:space="preserve">видалити чужий файл відхилена бітом sticky, хоча права групи запис дозволяють.</w:t>
+        <w:t xml:space="preserve">видалити чужий файл відхилена бітом sticky, хоча права групи на каталог запис дозволяють. Велика</w:t>
+      </w:r>
+      <w:r>
+        <w:t xml:space="preserve"> </w:t>
+      </w:r>
+      <w:r>
+        <w:rPr>
+          <w:rStyle w:val="VerbatimChar"/>
+        </w:rPr>
+        <w:t xml:space="preserve">T</w:t>
+      </w:r>
+      <w:r>
+        <w:t xml:space="preserve"> </w:t>
+      </w:r>
+      <w:r>
+        <w:t xml:space="preserve">у</w:t>
+      </w:r>
+      <w:r>
+        <w:t xml:space="preserve"> </w:t>
+      </w:r>
+      <w:r>
+        <w:rPr>
+          <w:rStyle w:val="VerbatimChar"/>
+        </w:rPr>
+        <w:t xml:space="preserve">drwxrws--T</w:t>
+      </w:r>
+      <w:r>
+        <w:t xml:space="preserve"> </w:t>
+      </w:r>
+      <w:r>
+        <w:t xml:space="preserve">означає sticky-біт без права</w:t>
+      </w:r>
+      <w:r>
+        <w:t xml:space="preserve"> </w:t>
+      </w:r>
+      <w:r>
+        <w:rPr>
+          <w:rStyle w:val="VerbatimChar"/>
+        </w:rPr>
+        <w:t xml:space="preserve">x</w:t>
+      </w:r>
+      <w:r>
+        <w:t xml:space="preserve"> </w:t>
+      </w:r>
+      <w:r>
+        <w:t xml:space="preserve">для інших.</w:t>
       </w:r>
     </w:p>
     <w:bookmarkEnd w:id="22"/>
@@ -3733,7 +4209,7 @@
               <w:spacing w:before="0" w:after="0" w:line="200" w:lineRule="auto"/>
             </w:pPr>
             <w:r>
-              <w:t xml:space="preserve">student@lab-vm:~/lab8$ getfacl report.txt | tail -4</w:t>
+              <w:t xml:space="preserve">student@lab-vm:~/lab8$ getfacl -c report.txt</w:t>
             </w:r>
           </w:p>
           <w:p>
@@ -3769,6 +4245,15 @@
               <w:spacing w:before="0" w:after="0" w:line="200" w:lineRule="auto"/>
             </w:pPr>
             <w:r>
+              <w:t xml:space="preserve">mask::r--</w:t>
+            </w:r>
+          </w:p>
+          <w:p>
+            <w:pPr>
+              <w:pStyle w:val="SourceCode"/>
+              <w:spacing w:before="0" w:after="0" w:line="200" w:lineRule="auto"/>
+            </w:pPr>
+            <w:r>
               <w:t xml:space="preserve">other::---</w:t>
             </w:r>
           </w:p>
@@ -3784,7 +4269,16 @@
               <w:spacing w:before="0" w:after="0" w:line="200" w:lineRule="auto"/>
             </w:pPr>
             <w:r>
-              <w:t xml:space="preserve">student@lab-vm:~/lab8$ chmod o+x ~ ~/lab8</w:t>
+              <w:t xml:space="preserve">student@lab-vm:~/lab8$ ls -ld ~</w:t>
+            </w:r>
+          </w:p>
+          <w:p>
+            <w:pPr>
+              <w:pStyle w:val="SourceCode"/>
+              <w:spacing w:before="0" w:after="0" w:line="200" w:lineRule="auto"/>
+            </w:pPr>
+            <w:r>
+              <w:t xml:space="preserve">drwxr-x--- 22 student student 4096 вер 18 11:38 /home/student</w:t>
             </w:r>
           </w:p>
           <w:p>
@@ -3802,7 +4296,49 @@
               <w:spacing w:before="0" w:after="0" w:line="200" w:lineRule="auto"/>
             </w:pPr>
             <w:r>
+              <w:t xml:space="preserve">cat: /home/student/lab8/report.txt: Permission denied</w:t>
+            </w:r>
+          </w:p>
+          <w:p>
+            <w:pPr>
+              <w:pStyle w:val="SourceCode"/>
+              <w:spacing w:before="0" w:after="0" w:line="200" w:lineRule="auto"/>
+            </w:pPr>
+          </w:p>
+          <w:p>
+            <w:pPr>
+              <w:pStyle w:val="SourceCode"/>
+              <w:spacing w:before="0" w:after="0" w:line="200" w:lineRule="auto"/>
+            </w:pPr>
+            <w:r>
+              <w:t xml:space="preserve">student@lab-vm:~/lab8$ chmod o+x ~</w:t>
+            </w:r>
+          </w:p>
+          <w:p>
+            <w:pPr>
+              <w:pStyle w:val="SourceCode"/>
+              <w:spacing w:before="0" w:after="0" w:line="200" w:lineRule="auto"/>
+            </w:pPr>
+            <w:r>
+              <w:t xml:space="preserve">student@lab-vm:~/lab8$ sudo -u dev2 cat ~student/lab8/report.txt</w:t>
+            </w:r>
+          </w:p>
+          <w:p>
+            <w:pPr>
+              <w:pStyle w:val="SourceCode"/>
+              <w:spacing w:before="0" w:after="0" w:line="200" w:lineRule="auto"/>
+            </w:pPr>
+            <w:r>
               <w:t xml:space="preserve">звіт</w:t>
+            </w:r>
+          </w:p>
+          <w:p>
+            <w:pPr>
+              <w:pStyle w:val="SourceCode"/>
+              <w:spacing w:before="0" w:after="0" w:line="200" w:lineRule="auto"/>
+            </w:pPr>
+            <w:r>
+              <w:t xml:space="preserve">student@lab-vm:~/lab8$ chmod o-x ~</w:t>
             </w:r>
           </w:p>
         </w:tc>
@@ -3852,7 +4388,64 @@
         <w:t xml:space="preserve"> </w:t>
       </w:r>
       <w:r>
-        <w:t xml:space="preserve">— ознака ACL. Зверніть увагу: для доступу знадобилося ще й право</w:t>
+        <w:t xml:space="preserve">— ознака ACL, а рядок</w:t>
+      </w:r>
+      <w:r>
+        <w:t xml:space="preserve"> </w:t>
+      </w:r>
+      <w:r>
+        <w:rPr>
+          <w:rStyle w:val="VerbatimChar"/>
+        </w:rPr>
+        <w:t xml:space="preserve">mask::r--</w:t>
+      </w:r>
+      <w:r>
+        <w:t xml:space="preserve"> </w:t>
+      </w:r>
+      <w:r>
+        <w:t xml:space="preserve">— верхня межа прав для записів ACL. Зверніть увагу: ACL на файлі не допоміг, доки</w:t>
+      </w:r>
+      <w:r>
+        <w:t xml:space="preserve"> </w:t>
+      </w:r>
+      <w:r>
+        <w:rPr>
+          <w:rStyle w:val="VerbatimChar"/>
+        </w:rPr>
+        <w:t xml:space="preserve">dev2</w:t>
+      </w:r>
+      <w:r>
+        <w:t xml:space="preserve"> </w:t>
+      </w:r>
+      <w:r>
+        <w:t xml:space="preserve">не міг пройти через домашній каталог</w:t>
+      </w:r>
+      <w:r>
+        <w:t xml:space="preserve"> </w:t>
+      </w:r>
+      <w:r>
+        <w:rPr>
+          <w:rStyle w:val="VerbatimChar"/>
+        </w:rPr>
+        <w:t xml:space="preserve">student</w:t>
+      </w:r>
+      <w:r>
+        <w:t xml:space="preserve"> </w:t>
+      </w:r>
+      <w:r>
+        <w:t xml:space="preserve">— з Ubuntu 21.04 домашні каталоги створюються з правами</w:t>
+      </w:r>
+      <w:r>
+        <w:t xml:space="preserve"> </w:t>
+      </w:r>
+      <w:r>
+        <w:rPr>
+          <w:rStyle w:val="VerbatimChar"/>
+        </w:rPr>
+        <w:t xml:space="preserve">750</w:t>
+      </w:r>
+      <w:r>
+        <w:t xml:space="preserve">. Право</w:t>
       </w:r>
       <w:r>
         <w:t xml:space="preserve"> </w:t>
@@ -3867,7 +4460,23 @@
         <w:t xml:space="preserve"> </w:t>
       </w:r>
       <w:r>
-        <w:t xml:space="preserve">на батьківські каталоги — без нього дістатися файлу неможливо незалежно від ACL.</w:t>
+        <w:t xml:space="preserve">на</w:t>
+      </w:r>
+      <w:r>
+        <w:t xml:space="preserve"> </w:t>
+      </w:r>
+      <w:r>
+        <w:rPr>
+          <w:b/>
+          <w:bCs/>
+        </w:rPr>
+        <w:t xml:space="preserve">кожен</w:t>
+      </w:r>
+      <w:r>
+        <w:t xml:space="preserve"> </w:t>
+      </w:r>
+      <w:r>
+        <w:t xml:space="preserve">каталог шляху обов’язкове незалежно від ACL. Наприкінці право відкликано, щоб не лишати домашній каталог відкритим.</w:t>
       </w:r>
     </w:p>
     <w:bookmarkEnd w:id="23"/>
@@ -4139,7 +4748,34 @@
         <w:jc w:val="both"/>
       </w:pPr>
       <w:r>
-        <w:t xml:space="preserve">Прибрати за собою: видалити навчальних користувачів і групу, якщо це передбачено варіантом, і зафіксувати результат.</w:t>
+        <w:t xml:space="preserve">Прибрати за собою: повернути права домашнього каталогу (</w:t>
+      </w:r>
+      <w:r>
+        <w:rPr>
+          <w:rStyle w:val="VerbatimChar"/>
+        </w:rPr>
+        <w:t xml:space="preserve">chmod o-x ~</w:t>
+      </w:r>
+      <w:r>
+        <w:t xml:space="preserve">), видалити навчальних користувачів (</w:t>
+      </w:r>
+      <w:r>
+        <w:rPr>
+          <w:rStyle w:val="VerbatimChar"/>
+        </w:rPr>
+        <w:t xml:space="preserve">sudo deluser --remove-home dev1</w:t>
+      </w:r>
+      <w:r>
+        <w:t xml:space="preserve">) і групу (</w:t>
+      </w:r>
+      <w:r>
+        <w:rPr>
+          <w:rStyle w:val="VerbatimChar"/>
+        </w:rPr>
+        <w:t xml:space="preserve">sudo groupdel developers</w:t>
+      </w:r>
+      <w:r>
+        <w:t xml:space="preserve">), якщо це передбачено варіантом, і зафіксувати результат.</w:t>
       </w:r>
     </w:p>
     <w:p>
